--- a/Отчет.docx
+++ b/Отчет.docx
@@ -1691,7 +1691,25 @@
           <w:szCs w:val="28"/>
           <w:lang w:eastAsia="zh-CN"/>
         </w:rPr>
-        <w:t>БУЗ «Центр психиатрии и психического здоровья им. академика В.М. Бехтерева»</w:t>
+        <w:t xml:space="preserve">БУЗ «Центр психиатрии и психического здоровья им. академика </w:t>
+      </w:r>
+      <w:proofErr w:type="gramStart"/>
+      <w:r>
+        <w:rPr>
+          <w:sz w:val="28"/>
+          <w:szCs w:val="28"/>
+          <w:lang w:eastAsia="zh-CN"/>
+        </w:rPr>
+        <w:t>В.М.</w:t>
+      </w:r>
+      <w:proofErr w:type="gramEnd"/>
+      <w:r>
+        <w:rPr>
+          <w:sz w:val="28"/>
+          <w:szCs w:val="28"/>
+          <w:lang w:eastAsia="zh-CN"/>
+        </w:rPr>
+        <w:t xml:space="preserve"> Бехтерева»</w:t>
       </w:r>
     </w:p>
     <w:p>
@@ -2040,7 +2058,25 @@
           <w:lang w:eastAsia="zh-CN"/>
         </w:rPr>
         <w:lastRenderedPageBreak/>
-        <w:t>Практика проходила на рабочем месте системного администратора в IT-отделе Центра психиатрии и психического здоровья им. академика В.М. Бехтерева.</w:t>
+        <w:t xml:space="preserve">Практика проходила на рабочем месте системного администратора в IT-отделе Центра психиатрии и психического здоровья им. академика </w:t>
+      </w:r>
+      <w:proofErr w:type="gramStart"/>
+      <w:r>
+        <w:rPr>
+          <w:sz w:val="28"/>
+          <w:szCs w:val="28"/>
+          <w:lang w:eastAsia="zh-CN"/>
+        </w:rPr>
+        <w:t>В.М.</w:t>
+      </w:r>
+      <w:proofErr w:type="gramEnd"/>
+      <w:r>
+        <w:rPr>
+          <w:sz w:val="28"/>
+          <w:szCs w:val="28"/>
+          <w:lang w:eastAsia="zh-CN"/>
+        </w:rPr>
+        <w:t xml:space="preserve"> Бехтерева.</w:t>
       </w:r>
     </w:p>
     <w:p>
@@ -2913,8 +2949,18 @@
                 <w:szCs w:val="28"/>
                 <w:lang w:eastAsia="zh-CN"/>
               </w:rPr>
-              <w:t>Сервер HP ProLiant</w:t>
-            </w:r>
+              <w:t xml:space="preserve">Сервер HP </w:t>
+            </w:r>
+            <w:proofErr w:type="spellStart"/>
+            <w:r>
+              <w:rPr>
+                <w:sz w:val="28"/>
+                <w:szCs w:val="28"/>
+                <w:lang w:eastAsia="zh-CN"/>
+              </w:rPr>
+              <w:t>ProLiant</w:t>
+            </w:r>
+            <w:proofErr w:type="spellEnd"/>
           </w:p>
         </w:tc>
         <w:tc>
@@ -8797,6 +8843,53 @@
           <w:szCs w:val="28"/>
           <w:lang w:eastAsia="zh-CN"/>
         </w:rPr>
+        <w:drawing>
+          <wp:inline distT="0" distB="0" distL="0" distR="0" wp14:anchorId="61AA6ED7" wp14:editId="77ACE8E9">
+            <wp:extent cx="3556000" cy="2078482"/>
+            <wp:effectExtent l="19050" t="19050" r="25400" b="17145"/>
+            <wp:docPr id="1057006108" name="Рисунок 1"/>
+            <wp:cNvGraphicFramePr>
+              <a:graphicFrameLocks xmlns:a="http://schemas.openxmlformats.org/drawingml/2006/main" noChangeAspect="1"/>
+            </wp:cNvGraphicFramePr>
+            <a:graphic xmlns:a="http://schemas.openxmlformats.org/drawingml/2006/main">
+              <a:graphicData uri="http://schemas.openxmlformats.org/drawingml/2006/picture">
+                <pic:pic xmlns:pic="http://schemas.openxmlformats.org/drawingml/2006/picture">
+                  <pic:nvPicPr>
+                    <pic:cNvPr id="1057006108" name=""/>
+                    <pic:cNvPicPr/>
+                  </pic:nvPicPr>
+                  <pic:blipFill>
+                    <a:blip r:embed="rId20"/>
+                    <a:stretch>
+                      <a:fillRect/>
+                    </a:stretch>
+                  </pic:blipFill>
+                  <pic:spPr>
+                    <a:xfrm>
+                      <a:off x="0" y="0"/>
+                      <a:ext cx="3558892" cy="2080172"/>
+                    </a:xfrm>
+                    <a:prstGeom prst="rect">
+                      <a:avLst/>
+                    </a:prstGeom>
+                    <a:ln>
+                      <a:solidFill>
+                        <a:schemeClr val="tx1"/>
+                      </a:solidFill>
+                    </a:ln>
+                  </pic:spPr>
+                </pic:pic>
+              </a:graphicData>
+            </a:graphic>
+          </wp:inline>
+        </w:drawing>
+      </w:r>
+      <w:r>
+        <w:rPr>
+          <w:sz w:val="28"/>
+          <w:szCs w:val="28"/>
+          <w:lang w:eastAsia="zh-CN"/>
+        </w:rPr>
         <w:br/>
         <w:t>Рисунок 9 – Репозиторий в GitHub Desktop</w:t>
       </w:r>
@@ -8840,7 +8933,7 @@
         </w:rPr>
         <w:t xml:space="preserve"> </w:t>
       </w:r>
-      <w:hyperlink r:id="rId20" w:history="1">
+      <w:hyperlink r:id="rId21" w:history="1">
         <w:r>
           <w:rPr>
             <w:rStyle w:val="a6"/>
@@ -8893,6 +8986,7 @@
           <w:szCs w:val="28"/>
           <w:lang w:eastAsia="zh-CN"/>
         </w:rPr>
+        <w:lastRenderedPageBreak/>
         <w:t>4.1</w:t>
       </w:r>
       <w:r>
@@ -9267,7 +9361,6 @@
                 <w:szCs w:val="28"/>
                 <w:lang w:eastAsia="zh-CN"/>
               </w:rPr>
-              <w:lastRenderedPageBreak/>
               <w:t>Потеря данных 1С</w:t>
             </w:r>
           </w:p>
@@ -10166,7 +10259,7 @@
                     <pic:cNvPicPr/>
                   </pic:nvPicPr>
                   <pic:blipFill>
-                    <a:blip r:embed="rId21"/>
+                    <a:blip r:embed="rId22"/>
                     <a:stretch>
                       <a:fillRect/>
                     </a:stretch>
@@ -11262,7 +11355,7 @@
         </w:rPr>
         <w:t xml:space="preserve"> </w:t>
       </w:r>
-      <w:hyperlink r:id="rId22" w:history="1">
+      <w:hyperlink r:id="rId23" w:history="1">
         <w:r>
           <w:rPr>
             <w:rStyle w:val="a6"/>
@@ -11283,7 +11376,7 @@
       </w:r>
     </w:p>
     <w:sectPr>
-      <w:headerReference w:type="default" r:id="rId23"/>
+      <w:headerReference w:type="default" r:id="rId24"/>
       <w:pgSz w:w="11906" w:h="16838"/>
       <w:pgMar w:top="1134" w:right="1134" w:bottom="1701" w:left="1701" w:header="709" w:footer="709" w:gutter="0"/>
       <w:cols w:space="708"/>

--- a/Отчет.docx
+++ b/Отчет.docx
@@ -1,6 +1,6 @@
 
 <file path=word/document.xml><?xml version="1.0" encoding="utf-8"?>
-<w:document xmlns:wpc="http://schemas.microsoft.com/office/word/2010/wordprocessingCanvas" xmlns:cx="http://schemas.microsoft.com/office/drawing/2014/chartex" xmlns:cx1="http://schemas.microsoft.com/office/drawing/2015/9/8/chartex" xmlns:cx2="http://schemas.microsoft.com/office/drawing/2015/10/21/chartex" xmlns:cx3="http://schemas.microsoft.com/office/drawing/2016/5/9/chartex" xmlns:cx4="http://schemas.microsoft.com/office/drawing/2016/5/10/chartex" xmlns:cx5="http://schemas.microsoft.com/office/drawing/2016/5/11/chartex" xmlns:cx6="http://schemas.microsoft.com/office/drawing/2016/5/12/chartex" xmlns:cx7="http://schemas.microsoft.com/office/drawing/2016/5/13/chartex" xmlns:cx8="http://schemas.microsoft.com/office/drawing/2016/5/14/chartex" xmlns:mc="http://schemas.openxmlformats.org/markup-compatibility/2006" xmlns:aink="http://schemas.microsoft.com/office/drawing/2016/ink" xmlns:am3d="http://schemas.microsoft.com/office/drawing/2017/model3d" xmlns:o="urn:schemas-microsoft-com:office:office" xmlns:oel="http://schemas.microsoft.com/office/2019/extlst" xmlns:r="http://schemas.openxmlformats.org/officeDocument/2006/relationships" xmlns:m="http://schemas.openxmlformats.org/officeDocument/2006/math" xmlns:v="urn:schemas-microsoft-com:vml" xmlns:wp14="http://schemas.microsoft.com/office/word/2010/wordprocessingDrawing" xmlns:wp="http://schemas.openxmlformats.org/drawingml/2006/wordprocessingDrawing" xmlns:w10="urn:schemas-microsoft-com:office:word" xmlns:w="http://schemas.openxmlformats.org/wordprocessingml/2006/main" xmlns:w14="http://schemas.microsoft.com/office/word/2010/wordml" xmlns:w15="http://schemas.microsoft.com/office/word/2012/wordml" xmlns:w16cex="http://schemas.microsoft.com/office/word/2018/wordml/cex" xmlns:w16cid="http://schemas.microsoft.com/office/word/2016/wordml/cid" xmlns:w16="http://schemas.microsoft.com/office/word/2018/wordml" xmlns:w16du="http://schemas.microsoft.com/office/word/2023/wordml/word16du" xmlns:w16sdtdh="http://schemas.microsoft.com/office/word/2020/wordml/sdtdatahash" xmlns:w16sdtfl="http://schemas.microsoft.com/office/word/2024/wordml/sdtformatlock" xmlns:w16se="http://schemas.microsoft.com/office/word/2015/wordml/symex" xmlns:wpg="http://schemas.microsoft.com/office/word/2010/wordprocessingGroup" xmlns:wpi="http://schemas.microsoft.com/office/word/2010/wordprocessingInk" xmlns:wne="http://schemas.microsoft.com/office/word/2006/wordml" xmlns:wps="http://schemas.microsoft.com/office/word/2010/wordprocessingShape" mc:Ignorable="w14 w15 w16se w16cid w16 w16cex w16sdtdh w16sdtfl w16du wp14">
+<w:document xmlns:wpc="http://schemas.microsoft.com/office/word/2010/wordprocessingCanvas" xmlns:cx="http://schemas.microsoft.com/office/drawing/2014/chartex" xmlns:mc="http://schemas.openxmlformats.org/markup-compatibility/2006" xmlns:o="urn:schemas-microsoft-com:office:office" xmlns:r="http://schemas.openxmlformats.org/officeDocument/2006/relationships" xmlns:m="http://schemas.openxmlformats.org/officeDocument/2006/math" xmlns:v="urn:schemas-microsoft-com:vml" xmlns:wp14="http://schemas.microsoft.com/office/word/2010/wordprocessingDrawing" xmlns:wp="http://schemas.openxmlformats.org/drawingml/2006/wordprocessingDrawing" xmlns:w10="urn:schemas-microsoft-com:office:word" xmlns:w="http://schemas.openxmlformats.org/wordprocessingml/2006/main" xmlns:w14="http://schemas.microsoft.com/office/word/2010/wordml" xmlns:w15="http://schemas.microsoft.com/office/word/2012/wordml" xmlns:w16se="http://schemas.microsoft.com/office/word/2015/wordml/symex" xmlns:wpg="http://schemas.microsoft.com/office/word/2010/wordprocessingGroup" xmlns:wpi="http://schemas.microsoft.com/office/word/2010/wordprocessingInk" xmlns:wne="http://schemas.microsoft.com/office/word/2006/wordml" xmlns:wps="http://schemas.microsoft.com/office/word/2010/wordprocessingShape" mc:Ignorable="w14 w15 w16se wp14">
   <w:body>
     <w:p>
       <w:pPr>
@@ -181,7 +181,25 @@
           <w:sz w:val="28"/>
           <w:szCs w:val="28"/>
         </w:rPr>
-        <w:t>ПМ.04.Сопровождение и обслуживание программного обеспечения компьютерных систем</w:t>
+        <w:t>ПМ.</w:t>
+      </w:r>
+      <w:proofErr w:type="gramStart"/>
+      <w:r>
+        <w:rPr>
+          <w:b/>
+          <w:sz w:val="28"/>
+          <w:szCs w:val="28"/>
+        </w:rPr>
+        <w:t>04.Сопровождение</w:t>
+      </w:r>
+      <w:proofErr w:type="gramEnd"/>
+      <w:r>
+        <w:rPr>
+          <w:b/>
+          <w:sz w:val="28"/>
+          <w:szCs w:val="28"/>
+        </w:rPr>
+        <w:t xml:space="preserve"> и обслуживание программного обеспечения компьютерных систем</w:t>
       </w:r>
     </w:p>
     <w:p>
@@ -240,12 +258,21 @@
           <w:szCs w:val="28"/>
         </w:rPr>
       </w:pPr>
-      <w:r>
-        <w:rPr>
-          <w:sz w:val="28"/>
-          <w:szCs w:val="28"/>
-        </w:rPr>
-        <w:t>Гущеварова Валерия Александровна</w:t>
+      <w:proofErr w:type="spellStart"/>
+      <w:r>
+        <w:rPr>
+          <w:sz w:val="28"/>
+          <w:szCs w:val="28"/>
+        </w:rPr>
+        <w:t>Гущеварова</w:t>
+      </w:r>
+      <w:proofErr w:type="spellEnd"/>
+      <w:r>
+        <w:rPr>
+          <w:sz w:val="28"/>
+          <w:szCs w:val="28"/>
+        </w:rPr>
+        <w:t xml:space="preserve"> Валерия Александровна</w:t>
       </w:r>
     </w:p>
     <w:p>
@@ -1691,25 +1718,7 @@
           <w:szCs w:val="28"/>
           <w:lang w:eastAsia="zh-CN"/>
         </w:rPr>
-        <w:t xml:space="preserve">БУЗ «Центр психиатрии и психического здоровья им. академика </w:t>
-      </w:r>
-      <w:proofErr w:type="gramStart"/>
-      <w:r>
-        <w:rPr>
-          <w:sz w:val="28"/>
-          <w:szCs w:val="28"/>
-          <w:lang w:eastAsia="zh-CN"/>
-        </w:rPr>
-        <w:t>В.М.</w:t>
-      </w:r>
-      <w:proofErr w:type="gramEnd"/>
-      <w:r>
-        <w:rPr>
-          <w:sz w:val="28"/>
-          <w:szCs w:val="28"/>
-          <w:lang w:eastAsia="zh-CN"/>
-        </w:rPr>
-        <w:t xml:space="preserve"> Бехтерева»</w:t>
+        <w:t>БУЗ «Центр психиатрии и психического здоровья им. академика В.М. Бехтерева»</w:t>
       </w:r>
     </w:p>
     <w:p>
@@ -1729,7 +1738,25 @@
           <w:szCs w:val="28"/>
           <w:lang w:eastAsia="zh-CN"/>
         </w:rPr>
-        <w:t>Юридический адрес: Кировская область, г. Киров, посёлок Ганино, ул. Майская, д. 1.</w:t>
+        <w:t xml:space="preserve">Юридический адрес: Кировская область, г. Киров, посёлок </w:t>
+      </w:r>
+      <w:proofErr w:type="spellStart"/>
+      <w:r>
+        <w:rPr>
+          <w:sz w:val="28"/>
+          <w:szCs w:val="28"/>
+          <w:lang w:eastAsia="zh-CN"/>
+        </w:rPr>
+        <w:t>Ганино</w:t>
+      </w:r>
+      <w:proofErr w:type="spellEnd"/>
+      <w:r>
+        <w:rPr>
+          <w:sz w:val="28"/>
+          <w:szCs w:val="28"/>
+          <w:lang w:eastAsia="zh-CN"/>
+        </w:rPr>
+        <w:t>, ул. Майская, д. 1.</w:t>
       </w:r>
     </w:p>
     <w:p>
@@ -1983,13 +2010,59 @@
         </w:rPr>
         <w:t xml:space="preserve"> </w:t>
       </w:r>
-      <w:r>
-        <w:rPr>
-          <w:sz w:val="28"/>
-          <w:szCs w:val="28"/>
-          <w:lang w:eastAsia="zh-CN"/>
-        </w:rPr>
-        <w:t>В организации насчитывается около 80 персональных компьютеров, объединенных в локальную сеть. Имеется серверная с доменной структурой (Active Directory). Используются медицинские информационные системы (МИС), системы учета пациентов, бухгалтерская программа 1С, офисный пакет, антивирусная защита.</w:t>
+      <w:proofErr w:type="gramStart"/>
+      <w:r>
+        <w:rPr>
+          <w:sz w:val="28"/>
+          <w:szCs w:val="28"/>
+          <w:lang w:eastAsia="zh-CN"/>
+        </w:rPr>
+        <w:t>В</w:t>
+      </w:r>
+      <w:proofErr w:type="gramEnd"/>
+      <w:r>
+        <w:rPr>
+          <w:sz w:val="28"/>
+          <w:szCs w:val="28"/>
+          <w:lang w:eastAsia="zh-CN"/>
+        </w:rPr>
+        <w:t xml:space="preserve"> организации насчитывается около 80 персональных компьютеров, объединенных в локальную сеть. Имеется серверная с доменной структурой (</w:t>
+      </w:r>
+      <w:proofErr w:type="spellStart"/>
+      <w:r>
+        <w:rPr>
+          <w:sz w:val="28"/>
+          <w:szCs w:val="28"/>
+          <w:lang w:eastAsia="zh-CN"/>
+        </w:rPr>
+        <w:t>Active</w:t>
+      </w:r>
+      <w:proofErr w:type="spellEnd"/>
+      <w:r>
+        <w:rPr>
+          <w:sz w:val="28"/>
+          <w:szCs w:val="28"/>
+          <w:lang w:eastAsia="zh-CN"/>
+        </w:rPr>
+        <w:t xml:space="preserve"> </w:t>
+      </w:r>
+      <w:proofErr w:type="spellStart"/>
+      <w:r>
+        <w:rPr>
+          <w:sz w:val="28"/>
+          <w:szCs w:val="28"/>
+          <w:lang w:eastAsia="zh-CN"/>
+        </w:rPr>
+        <w:t>Directory</w:t>
+      </w:r>
+      <w:proofErr w:type="spellEnd"/>
+      <w:r>
+        <w:rPr>
+          <w:sz w:val="28"/>
+          <w:szCs w:val="28"/>
+          <w:lang w:eastAsia="zh-CN"/>
+        </w:rPr>
+        <w:t>). Используются медицинские информационные системы (МИС), системы учета пациентов, бухгалтерская программа 1С, офисный пакет, антивирусная защита.</w:t>
       </w:r>
     </w:p>
     <w:p>
@@ -2058,25 +2131,7 @@
           <w:lang w:eastAsia="zh-CN"/>
         </w:rPr>
         <w:lastRenderedPageBreak/>
-        <w:t xml:space="preserve">Практика проходила на рабочем месте системного администратора в IT-отделе Центра психиатрии и психического здоровья им. академика </w:t>
-      </w:r>
-      <w:proofErr w:type="gramStart"/>
-      <w:r>
-        <w:rPr>
-          <w:sz w:val="28"/>
-          <w:szCs w:val="28"/>
-          <w:lang w:eastAsia="zh-CN"/>
-        </w:rPr>
-        <w:t>В.М.</w:t>
-      </w:r>
-      <w:proofErr w:type="gramEnd"/>
-      <w:r>
-        <w:rPr>
-          <w:sz w:val="28"/>
-          <w:szCs w:val="28"/>
-          <w:lang w:eastAsia="zh-CN"/>
-        </w:rPr>
-        <w:t xml:space="preserve"> Бехтерева.</w:t>
+        <w:t>Практика проходила на рабочем месте системного администратора в IT-отделе Центра психиатрии и психического здоровья им. академика В.М. Бехтерева.</w:t>
       </w:r>
     </w:p>
     <w:p>
@@ -2165,7 +2220,7 @@
     </w:p>
     <w:tbl>
       <w:tblPr>
-        <w:tblStyle w:val="a8"/>
+        <w:tblStyle w:val="a7"/>
         <w:tblW w:w="9464" w:type="dxa"/>
         <w:tblLook w:val="04A0" w:firstRow="1" w:lastRow="0" w:firstColumn="1" w:lastColumn="0" w:noHBand="0" w:noVBand="1"/>
       </w:tblPr>
@@ -2472,13 +2527,41 @@
                 <w:lang w:eastAsia="zh-CN"/>
               </w:rPr>
             </w:pPr>
-            <w:r>
-              <w:rPr>
-                <w:sz w:val="28"/>
-                <w:szCs w:val="28"/>
-                <w:lang w:eastAsia="zh-CN"/>
-              </w:rPr>
-              <w:t>Windows 10 Pro (лицензионная)</w:t>
+            <w:proofErr w:type="spellStart"/>
+            <w:r>
+              <w:rPr>
+                <w:sz w:val="28"/>
+                <w:szCs w:val="28"/>
+                <w:lang w:eastAsia="zh-CN"/>
+              </w:rPr>
+              <w:t>Windows</w:t>
+            </w:r>
+            <w:proofErr w:type="spellEnd"/>
+            <w:r>
+              <w:rPr>
+                <w:sz w:val="28"/>
+                <w:szCs w:val="28"/>
+                <w:lang w:eastAsia="zh-CN"/>
+              </w:rPr>
+              <w:t xml:space="preserve"> 10 </w:t>
+            </w:r>
+            <w:proofErr w:type="spellStart"/>
+            <w:r>
+              <w:rPr>
+                <w:sz w:val="28"/>
+                <w:szCs w:val="28"/>
+                <w:lang w:eastAsia="zh-CN"/>
+              </w:rPr>
+              <w:t>Pro</w:t>
+            </w:r>
+            <w:proofErr w:type="spellEnd"/>
+            <w:r>
+              <w:rPr>
+                <w:sz w:val="28"/>
+                <w:szCs w:val="28"/>
+                <w:lang w:eastAsia="zh-CN"/>
+              </w:rPr>
+              <w:t xml:space="preserve"> (лицензионная)</w:t>
             </w:r>
           </w:p>
         </w:tc>
@@ -2663,8 +2746,36 @@
           <w:szCs w:val="28"/>
           <w:lang w:eastAsia="zh-CN"/>
         </w:rPr>
-        <w:t>Подключение к домену Active Directory</w:t>
-      </w:r>
+        <w:t xml:space="preserve">Подключение к домену </w:t>
+      </w:r>
+      <w:proofErr w:type="spellStart"/>
+      <w:r>
+        <w:rPr>
+          <w:sz w:val="28"/>
+          <w:szCs w:val="28"/>
+          <w:lang w:eastAsia="zh-CN"/>
+        </w:rPr>
+        <w:t>Active</w:t>
+      </w:r>
+      <w:proofErr w:type="spellEnd"/>
+      <w:r>
+        <w:rPr>
+          <w:sz w:val="28"/>
+          <w:szCs w:val="28"/>
+          <w:lang w:eastAsia="zh-CN"/>
+        </w:rPr>
+        <w:t xml:space="preserve"> </w:t>
+      </w:r>
+      <w:proofErr w:type="spellStart"/>
+      <w:r>
+        <w:rPr>
+          <w:sz w:val="28"/>
+          <w:szCs w:val="28"/>
+          <w:lang w:eastAsia="zh-CN"/>
+        </w:rPr>
+        <w:t>Directory</w:t>
+      </w:r>
+      <w:proofErr w:type="spellEnd"/>
     </w:p>
     <w:p>
       <w:pPr>
@@ -2723,7 +2834,115 @@
           <w:szCs w:val="28"/>
           <w:lang w:eastAsia="zh-CN"/>
         </w:rPr>
-        <w:t>Рабочее место оснащено лицензионным ПО, установленным учреждением: Kaspersky Endpoint Security, Microsoft Office, 1С:Предприятие. В рамках практики на этом же ПК (с разрешения руководителя) я устанавливала дополнительное ПО для отработки навыков по сопровождению и обслуживанию.</w:t>
+        <w:t xml:space="preserve">Рабочее место оснащено лицензионным ПО, установленным учреждением: </w:t>
+      </w:r>
+      <w:proofErr w:type="spellStart"/>
+      <w:r>
+        <w:rPr>
+          <w:sz w:val="28"/>
+          <w:szCs w:val="28"/>
+          <w:lang w:eastAsia="zh-CN"/>
+        </w:rPr>
+        <w:t>Kaspersky</w:t>
+      </w:r>
+      <w:proofErr w:type="spellEnd"/>
+      <w:r>
+        <w:rPr>
+          <w:sz w:val="28"/>
+          <w:szCs w:val="28"/>
+          <w:lang w:eastAsia="zh-CN"/>
+        </w:rPr>
+        <w:t xml:space="preserve"> </w:t>
+      </w:r>
+      <w:proofErr w:type="spellStart"/>
+      <w:r>
+        <w:rPr>
+          <w:sz w:val="28"/>
+          <w:szCs w:val="28"/>
+          <w:lang w:eastAsia="zh-CN"/>
+        </w:rPr>
+        <w:t>Endpoint</w:t>
+      </w:r>
+      <w:proofErr w:type="spellEnd"/>
+      <w:r>
+        <w:rPr>
+          <w:sz w:val="28"/>
+          <w:szCs w:val="28"/>
+          <w:lang w:eastAsia="zh-CN"/>
+        </w:rPr>
+        <w:t xml:space="preserve"> </w:t>
+      </w:r>
+      <w:proofErr w:type="spellStart"/>
+      <w:r>
+        <w:rPr>
+          <w:sz w:val="28"/>
+          <w:szCs w:val="28"/>
+          <w:lang w:eastAsia="zh-CN"/>
+        </w:rPr>
+        <w:t>Security</w:t>
+      </w:r>
+      <w:proofErr w:type="spellEnd"/>
+      <w:r>
+        <w:rPr>
+          <w:sz w:val="28"/>
+          <w:szCs w:val="28"/>
+          <w:lang w:eastAsia="zh-CN"/>
+        </w:rPr>
+        <w:t xml:space="preserve">, </w:t>
+      </w:r>
+      <w:proofErr w:type="spellStart"/>
+      <w:r>
+        <w:rPr>
+          <w:sz w:val="28"/>
+          <w:szCs w:val="28"/>
+          <w:lang w:eastAsia="zh-CN"/>
+        </w:rPr>
+        <w:t>Microsoft</w:t>
+      </w:r>
+      <w:proofErr w:type="spellEnd"/>
+      <w:r>
+        <w:rPr>
+          <w:sz w:val="28"/>
+          <w:szCs w:val="28"/>
+          <w:lang w:eastAsia="zh-CN"/>
+        </w:rPr>
+        <w:t xml:space="preserve"> </w:t>
+      </w:r>
+      <w:proofErr w:type="spellStart"/>
+      <w:r>
+        <w:rPr>
+          <w:sz w:val="28"/>
+          <w:szCs w:val="28"/>
+          <w:lang w:eastAsia="zh-CN"/>
+        </w:rPr>
+        <w:t>Office</w:t>
+      </w:r>
+      <w:proofErr w:type="spellEnd"/>
+      <w:r>
+        <w:rPr>
+          <w:sz w:val="28"/>
+          <w:szCs w:val="28"/>
+          <w:lang w:eastAsia="zh-CN"/>
+        </w:rPr>
+        <w:t>, 1</w:t>
+      </w:r>
+      <w:proofErr w:type="gramStart"/>
+      <w:r>
+        <w:rPr>
+          <w:sz w:val="28"/>
+          <w:szCs w:val="28"/>
+          <w:lang w:eastAsia="zh-CN"/>
+        </w:rPr>
+        <w:t>С:Предприятие</w:t>
+      </w:r>
+      <w:proofErr w:type="gramEnd"/>
+      <w:r>
+        <w:rPr>
+          <w:sz w:val="28"/>
+          <w:szCs w:val="28"/>
+          <w:lang w:eastAsia="zh-CN"/>
+        </w:rPr>
+        <w:t>. В рамках практики на этом же ПК (с разрешения руководителя) я устанавливала дополнительное ПО для отработки навыков по сопровождению и обслуживанию.</w:t>
       </w:r>
     </w:p>
     <w:p>
@@ -2825,7 +3044,7 @@
     </w:p>
     <w:tbl>
       <w:tblPr>
-        <w:tblStyle w:val="a8"/>
+        <w:tblStyle w:val="a7"/>
         <w:tblW w:w="9464" w:type="dxa"/>
         <w:tblLook w:val="04A0" w:firstRow="1" w:lastRow="0" w:firstColumn="1" w:lastColumn="0" w:noHBand="0" w:noVBand="1"/>
       </w:tblPr>
@@ -3011,8 +3230,36 @@
                 <w:szCs w:val="28"/>
                 <w:lang w:eastAsia="zh-CN"/>
               </w:rPr>
-              <w:t>Файловый сервер, 1С, Active Directory</w:t>
-            </w:r>
+              <w:t xml:space="preserve">Файловый сервер, 1С, </w:t>
+            </w:r>
+            <w:proofErr w:type="spellStart"/>
+            <w:r>
+              <w:rPr>
+                <w:sz w:val="28"/>
+                <w:szCs w:val="28"/>
+                <w:lang w:eastAsia="zh-CN"/>
+              </w:rPr>
+              <w:t>Active</w:t>
+            </w:r>
+            <w:proofErr w:type="spellEnd"/>
+            <w:r>
+              <w:rPr>
+                <w:sz w:val="28"/>
+                <w:szCs w:val="28"/>
+                <w:lang w:eastAsia="zh-CN"/>
+              </w:rPr>
+              <w:t xml:space="preserve"> </w:t>
+            </w:r>
+            <w:proofErr w:type="spellStart"/>
+            <w:r>
+              <w:rPr>
+                <w:sz w:val="28"/>
+                <w:szCs w:val="28"/>
+                <w:lang w:eastAsia="zh-CN"/>
+              </w:rPr>
+              <w:t>Directory</w:t>
+            </w:r>
+            <w:proofErr w:type="spellEnd"/>
           </w:p>
         </w:tc>
       </w:tr>
@@ -3468,6 +3715,8 @@
           <w:lang w:eastAsia="zh-CN"/>
         </w:rPr>
       </w:pPr>
+      <w:bookmarkStart w:id="0" w:name="_GoBack"/>
+      <w:bookmarkEnd w:id="0"/>
       <w:r>
         <w:rPr>
           <w:sz w:val="28"/>
@@ -3479,7 +3728,7 @@
     </w:p>
     <w:tbl>
       <w:tblPr>
-        <w:tblStyle w:val="a8"/>
+        <w:tblStyle w:val="a7"/>
         <w:tblW w:w="9418" w:type="dxa"/>
         <w:tblLook w:val="04A0" w:firstRow="1" w:lastRow="0" w:firstColumn="1" w:lastColumn="0" w:noHBand="0" w:noVBand="1"/>
       </w:tblPr>
@@ -3566,14 +3815,34 @@
                 <w:lang w:eastAsia="zh-CN"/>
               </w:rPr>
             </w:pPr>
-            <w:r>
-              <w:rPr>
-                <w:sz w:val="28"/>
-                <w:szCs w:val="28"/>
-                <w:lang w:eastAsia="zh-CN"/>
-              </w:rPr>
-              <w:t>Windows 10/11 Pro</w:t>
-            </w:r>
+            <w:proofErr w:type="spellStart"/>
+            <w:r>
+              <w:rPr>
+                <w:sz w:val="28"/>
+                <w:szCs w:val="28"/>
+                <w:lang w:eastAsia="zh-CN"/>
+              </w:rPr>
+              <w:t>Windows</w:t>
+            </w:r>
+            <w:proofErr w:type="spellEnd"/>
+            <w:r>
+              <w:rPr>
+                <w:sz w:val="28"/>
+                <w:szCs w:val="28"/>
+                <w:lang w:eastAsia="zh-CN"/>
+              </w:rPr>
+              <w:t xml:space="preserve"> 10/11 </w:t>
+            </w:r>
+            <w:proofErr w:type="spellStart"/>
+            <w:r>
+              <w:rPr>
+                <w:sz w:val="28"/>
+                <w:szCs w:val="28"/>
+                <w:lang w:eastAsia="zh-CN"/>
+              </w:rPr>
+              <w:t>Pro</w:t>
+            </w:r>
+            <w:proofErr w:type="spellEnd"/>
           </w:p>
         </w:tc>
         <w:tc>
@@ -3620,13 +3889,41 @@
                 <w:lang w:eastAsia="zh-CN"/>
               </w:rPr>
             </w:pPr>
-            <w:r>
-              <w:rPr>
-                <w:sz w:val="28"/>
-                <w:szCs w:val="28"/>
-                <w:lang w:eastAsia="zh-CN"/>
-              </w:rPr>
-              <w:t>Microsoft Office 2019</w:t>
+            <w:proofErr w:type="spellStart"/>
+            <w:r>
+              <w:rPr>
+                <w:sz w:val="28"/>
+                <w:szCs w:val="28"/>
+                <w:lang w:eastAsia="zh-CN"/>
+              </w:rPr>
+              <w:t>Microsoft</w:t>
+            </w:r>
+            <w:proofErr w:type="spellEnd"/>
+            <w:r>
+              <w:rPr>
+                <w:sz w:val="28"/>
+                <w:szCs w:val="28"/>
+                <w:lang w:eastAsia="zh-CN"/>
+              </w:rPr>
+              <w:t xml:space="preserve"> </w:t>
+            </w:r>
+            <w:proofErr w:type="spellStart"/>
+            <w:r>
+              <w:rPr>
+                <w:sz w:val="28"/>
+                <w:szCs w:val="28"/>
+                <w:lang w:eastAsia="zh-CN"/>
+              </w:rPr>
+              <w:t>Office</w:t>
+            </w:r>
+            <w:proofErr w:type="spellEnd"/>
+            <w:r>
+              <w:rPr>
+                <w:sz w:val="28"/>
+                <w:szCs w:val="28"/>
+                <w:lang w:eastAsia="zh-CN"/>
+              </w:rPr>
+              <w:t xml:space="preserve"> 2019</w:t>
             </w:r>
           </w:p>
         </w:tc>
@@ -3836,14 +4133,52 @@
                 <w:lang w:eastAsia="zh-CN"/>
               </w:rPr>
             </w:pPr>
-            <w:r>
-              <w:rPr>
-                <w:sz w:val="28"/>
-                <w:szCs w:val="28"/>
-                <w:lang w:eastAsia="zh-CN"/>
-              </w:rPr>
-              <w:t>Kaspersky Endpoint Security</w:t>
-            </w:r>
+            <w:proofErr w:type="spellStart"/>
+            <w:r>
+              <w:rPr>
+                <w:sz w:val="28"/>
+                <w:szCs w:val="28"/>
+                <w:lang w:eastAsia="zh-CN"/>
+              </w:rPr>
+              <w:t>Kaspersky</w:t>
+            </w:r>
+            <w:proofErr w:type="spellEnd"/>
+            <w:r>
+              <w:rPr>
+                <w:sz w:val="28"/>
+                <w:szCs w:val="28"/>
+                <w:lang w:eastAsia="zh-CN"/>
+              </w:rPr>
+              <w:t xml:space="preserve"> </w:t>
+            </w:r>
+            <w:proofErr w:type="spellStart"/>
+            <w:r>
+              <w:rPr>
+                <w:sz w:val="28"/>
+                <w:szCs w:val="28"/>
+                <w:lang w:eastAsia="zh-CN"/>
+              </w:rPr>
+              <w:t>Endpoint</w:t>
+            </w:r>
+            <w:proofErr w:type="spellEnd"/>
+            <w:r>
+              <w:rPr>
+                <w:sz w:val="28"/>
+                <w:szCs w:val="28"/>
+                <w:lang w:eastAsia="zh-CN"/>
+              </w:rPr>
+              <w:t xml:space="preserve"> </w:t>
+            </w:r>
+            <w:proofErr w:type="spellStart"/>
+            <w:r>
+              <w:rPr>
+                <w:sz w:val="28"/>
+                <w:szCs w:val="28"/>
+                <w:lang w:eastAsia="zh-CN"/>
+              </w:rPr>
+              <w:t>Security</w:t>
+            </w:r>
+            <w:proofErr w:type="spellEnd"/>
           </w:p>
         </w:tc>
         <w:tc>
@@ -3890,14 +4225,52 @@
                 <w:lang w:eastAsia="zh-CN"/>
               </w:rPr>
             </w:pPr>
-            <w:r>
-              <w:rPr>
-                <w:sz w:val="28"/>
-                <w:szCs w:val="28"/>
-                <w:lang w:eastAsia="zh-CN"/>
-              </w:rPr>
-              <w:t>Mozilla Firefox, Chrome</w:t>
-            </w:r>
+            <w:proofErr w:type="spellStart"/>
+            <w:r>
+              <w:rPr>
+                <w:sz w:val="28"/>
+                <w:szCs w:val="28"/>
+                <w:lang w:eastAsia="zh-CN"/>
+              </w:rPr>
+              <w:t>Mozilla</w:t>
+            </w:r>
+            <w:proofErr w:type="spellEnd"/>
+            <w:r>
+              <w:rPr>
+                <w:sz w:val="28"/>
+                <w:szCs w:val="28"/>
+                <w:lang w:eastAsia="zh-CN"/>
+              </w:rPr>
+              <w:t xml:space="preserve"> </w:t>
+            </w:r>
+            <w:proofErr w:type="spellStart"/>
+            <w:r>
+              <w:rPr>
+                <w:sz w:val="28"/>
+                <w:szCs w:val="28"/>
+                <w:lang w:eastAsia="zh-CN"/>
+              </w:rPr>
+              <w:t>Firefox</w:t>
+            </w:r>
+            <w:proofErr w:type="spellEnd"/>
+            <w:r>
+              <w:rPr>
+                <w:sz w:val="28"/>
+                <w:szCs w:val="28"/>
+                <w:lang w:eastAsia="zh-CN"/>
+              </w:rPr>
+              <w:t xml:space="preserve">, </w:t>
+            </w:r>
+            <w:proofErr w:type="spellStart"/>
+            <w:r>
+              <w:rPr>
+                <w:sz w:val="28"/>
+                <w:szCs w:val="28"/>
+                <w:lang w:eastAsia="zh-CN"/>
+              </w:rPr>
+              <w:t>Chrome</w:t>
+            </w:r>
+            <w:proofErr w:type="spellEnd"/>
           </w:p>
         </w:tc>
         <w:tc>
@@ -3968,13 +4341,95 @@
         </w:rPr>
         <w:t xml:space="preserve"> </w:t>
       </w:r>
-      <w:r>
-        <w:rPr>
-          <w:sz w:val="28"/>
-          <w:szCs w:val="28"/>
-          <w:lang w:eastAsia="zh-CN"/>
-        </w:rPr>
-        <w:t>В учреждении используется лицензионное ПО, настроена доменная структура. В рамках практики мною на тестовой виртуальной машине были установлены и настроены дополнительные программные продукты (Kaspersky Free, OpenServer, WordPress, учебная версия 1С) для отработки навыков сопровождения и обслуживания ПО.</w:t>
+      <w:proofErr w:type="gramStart"/>
+      <w:r>
+        <w:rPr>
+          <w:sz w:val="28"/>
+          <w:szCs w:val="28"/>
+          <w:lang w:eastAsia="zh-CN"/>
+        </w:rPr>
+        <w:t>В</w:t>
+      </w:r>
+      <w:proofErr w:type="gramEnd"/>
+      <w:r>
+        <w:rPr>
+          <w:sz w:val="28"/>
+          <w:szCs w:val="28"/>
+          <w:lang w:eastAsia="zh-CN"/>
+        </w:rPr>
+        <w:t xml:space="preserve"> учреждении используется лицензионное ПО, настроена доменная структура. В рамках практики мною на тестовой виртуальной машине были установлены и настроены дополнительные программные продукты (</w:t>
+      </w:r>
+      <w:proofErr w:type="spellStart"/>
+      <w:r>
+        <w:rPr>
+          <w:sz w:val="28"/>
+          <w:szCs w:val="28"/>
+          <w:lang w:eastAsia="zh-CN"/>
+        </w:rPr>
+        <w:t>Kaspersky</w:t>
+      </w:r>
+      <w:proofErr w:type="spellEnd"/>
+      <w:r>
+        <w:rPr>
+          <w:sz w:val="28"/>
+          <w:szCs w:val="28"/>
+          <w:lang w:eastAsia="zh-CN"/>
+        </w:rPr>
+        <w:t xml:space="preserve"> </w:t>
+      </w:r>
+      <w:proofErr w:type="spellStart"/>
+      <w:r>
+        <w:rPr>
+          <w:sz w:val="28"/>
+          <w:szCs w:val="28"/>
+          <w:lang w:eastAsia="zh-CN"/>
+        </w:rPr>
+        <w:t>Free</w:t>
+      </w:r>
+      <w:proofErr w:type="spellEnd"/>
+      <w:r>
+        <w:rPr>
+          <w:sz w:val="28"/>
+          <w:szCs w:val="28"/>
+          <w:lang w:eastAsia="zh-CN"/>
+        </w:rPr>
+        <w:t xml:space="preserve">, </w:t>
+      </w:r>
+      <w:proofErr w:type="spellStart"/>
+      <w:r>
+        <w:rPr>
+          <w:sz w:val="28"/>
+          <w:szCs w:val="28"/>
+          <w:lang w:eastAsia="zh-CN"/>
+        </w:rPr>
+        <w:t>OpenServer</w:t>
+      </w:r>
+      <w:proofErr w:type="spellEnd"/>
+      <w:r>
+        <w:rPr>
+          <w:sz w:val="28"/>
+          <w:szCs w:val="28"/>
+          <w:lang w:eastAsia="zh-CN"/>
+        </w:rPr>
+        <w:t xml:space="preserve">, </w:t>
+      </w:r>
+      <w:proofErr w:type="spellStart"/>
+      <w:r>
+        <w:rPr>
+          <w:sz w:val="28"/>
+          <w:szCs w:val="28"/>
+          <w:lang w:eastAsia="zh-CN"/>
+        </w:rPr>
+        <w:t>WordPress</w:t>
+      </w:r>
+      <w:proofErr w:type="spellEnd"/>
+      <w:r>
+        <w:rPr>
+          <w:sz w:val="28"/>
+          <w:szCs w:val="28"/>
+          <w:lang w:eastAsia="zh-CN"/>
+        </w:rPr>
+        <w:t>, учебная версия 1С) для отработки навыков сопровождения и обслуживания ПО.</w:t>
       </w:r>
     </w:p>
     <w:p>
@@ -4177,7 +4632,7 @@
     </w:p>
     <w:tbl>
       <w:tblPr>
-        <w:tblStyle w:val="a8"/>
+        <w:tblStyle w:val="a7"/>
         <w:tblW w:w="0" w:type="auto"/>
         <w:tblLook w:val="04A0" w:firstRow="1" w:lastRow="0" w:firstColumn="1" w:lastColumn="0" w:noHBand="0" w:noVBand="1"/>
       </w:tblPr>
@@ -4352,14 +4807,34 @@
                 <w:lang w:eastAsia="zh-CN"/>
               </w:rPr>
             </w:pPr>
-            <w:r>
-              <w:rPr>
-                <w:sz w:val="28"/>
-                <w:szCs w:val="28"/>
-                <w:lang w:eastAsia="zh-CN"/>
-              </w:rPr>
-              <w:t>Kaspersky Free</w:t>
-            </w:r>
+            <w:proofErr w:type="spellStart"/>
+            <w:r>
+              <w:rPr>
+                <w:sz w:val="28"/>
+                <w:szCs w:val="28"/>
+                <w:lang w:eastAsia="zh-CN"/>
+              </w:rPr>
+              <w:t>Kaspersky</w:t>
+            </w:r>
+            <w:proofErr w:type="spellEnd"/>
+            <w:r>
+              <w:rPr>
+                <w:sz w:val="28"/>
+                <w:szCs w:val="28"/>
+                <w:lang w:eastAsia="zh-CN"/>
+              </w:rPr>
+              <w:t xml:space="preserve"> </w:t>
+            </w:r>
+            <w:proofErr w:type="spellStart"/>
+            <w:r>
+              <w:rPr>
+                <w:sz w:val="28"/>
+                <w:szCs w:val="28"/>
+                <w:lang w:eastAsia="zh-CN"/>
+              </w:rPr>
+              <w:t>Free</w:t>
+            </w:r>
+            <w:proofErr w:type="spellEnd"/>
           </w:p>
         </w:tc>
         <w:tc>
@@ -4461,14 +4936,34 @@
                 <w:lang w:eastAsia="zh-CN"/>
               </w:rPr>
             </w:pPr>
-            <w:r>
-              <w:rPr>
-                <w:sz w:val="28"/>
-                <w:szCs w:val="28"/>
-                <w:lang w:eastAsia="zh-CN"/>
-              </w:rPr>
-              <w:t>OpenServer Panel</w:t>
-            </w:r>
+            <w:proofErr w:type="spellStart"/>
+            <w:r>
+              <w:rPr>
+                <w:sz w:val="28"/>
+                <w:szCs w:val="28"/>
+                <w:lang w:eastAsia="zh-CN"/>
+              </w:rPr>
+              <w:t>OpenServer</w:t>
+            </w:r>
+            <w:proofErr w:type="spellEnd"/>
+            <w:r>
+              <w:rPr>
+                <w:sz w:val="28"/>
+                <w:szCs w:val="28"/>
+                <w:lang w:eastAsia="zh-CN"/>
+              </w:rPr>
+              <w:t xml:space="preserve"> </w:t>
+            </w:r>
+            <w:proofErr w:type="spellStart"/>
+            <w:r>
+              <w:rPr>
+                <w:sz w:val="28"/>
+                <w:szCs w:val="28"/>
+                <w:lang w:eastAsia="zh-CN"/>
+              </w:rPr>
+              <w:t>Panel</w:t>
+            </w:r>
+            <w:proofErr w:type="spellEnd"/>
           </w:p>
         </w:tc>
         <w:tc>
@@ -4570,6 +5065,7 @@
                 <w:lang w:eastAsia="zh-CN"/>
               </w:rPr>
             </w:pPr>
+            <w:proofErr w:type="spellStart"/>
             <w:r>
               <w:rPr>
                 <w:sz w:val="28"/>
@@ -4578,6 +5074,7 @@
               </w:rPr>
               <w:t>WordPress</w:t>
             </w:r>
+            <w:proofErr w:type="spellEnd"/>
           </w:p>
         </w:tc>
         <w:tc>
@@ -4832,8 +5329,36 @@
           <w:lang w:eastAsia="zh-CN"/>
         </w:rPr>
         <w:br/>
-        <w:t>Рисунок 1 – Установка Kaspersky Free</w:t>
-      </w:r>
+        <w:t xml:space="preserve">Рисунок 1 – Установка </w:t>
+      </w:r>
+      <w:proofErr w:type="spellStart"/>
+      <w:r>
+        <w:rPr>
+          <w:sz w:val="28"/>
+          <w:szCs w:val="28"/>
+          <w:lang w:eastAsia="zh-CN"/>
+        </w:rPr>
+        <w:t>Kaspersky</w:t>
+      </w:r>
+      <w:proofErr w:type="spellEnd"/>
+      <w:r>
+        <w:rPr>
+          <w:sz w:val="28"/>
+          <w:szCs w:val="28"/>
+          <w:lang w:eastAsia="zh-CN"/>
+        </w:rPr>
+        <w:t xml:space="preserve"> </w:t>
+      </w:r>
+      <w:proofErr w:type="spellStart"/>
+      <w:r>
+        <w:rPr>
+          <w:sz w:val="28"/>
+          <w:szCs w:val="28"/>
+          <w:lang w:eastAsia="zh-CN"/>
+        </w:rPr>
+        <w:t>Free</w:t>
+      </w:r>
+      <w:proofErr w:type="spellEnd"/>
     </w:p>
     <w:p>
       <w:pPr>
@@ -4863,9 +5388,9 @@
           <w:noProof/>
         </w:rPr>
         <w:drawing>
-          <wp:inline distT="0" distB="0" distL="0" distR="0" wp14:anchorId="1E4B037F" wp14:editId="3A4153CC">
-            <wp:extent cx="2914690" cy="2265292"/>
-            <wp:effectExtent l="19050" t="19050" r="0" b="1905"/>
+          <wp:inline distT="0" distB="0" distL="0" distR="0" wp14:anchorId="1E4B037F" wp14:editId="7B926B41">
+            <wp:extent cx="5786904" cy="4497572"/>
+            <wp:effectExtent l="19050" t="19050" r="23495" b="17780"/>
             <wp:docPr id="1376391040" name="Рисунок 2" descr="Picture background"/>
             <wp:cNvGraphicFramePr>
               <a:graphicFrameLocks xmlns:a="http://schemas.openxmlformats.org/drawingml/2006/main" noChangeAspect="1"/>
@@ -4895,7 +5420,7 @@
                   <pic:spPr bwMode="auto">
                     <a:xfrm>
                       <a:off x="0" y="0"/>
-                      <a:ext cx="2922545" cy="2271397"/>
+                      <a:ext cx="5818683" cy="4522270"/>
                     </a:xfrm>
                     <a:prstGeom prst="rect">
                       <a:avLst/>
@@ -4951,7 +5476,25 @@
           <w:szCs w:val="28"/>
           <w:lang w:val="en-US" w:eastAsia="zh-CN"/>
         </w:rPr>
-        <w:t xml:space="preserve"> OpenServer Panel</w:t>
+        <w:t xml:space="preserve"> </w:t>
+      </w:r>
+      <w:proofErr w:type="spellStart"/>
+      <w:r>
+        <w:rPr>
+          <w:sz w:val="28"/>
+          <w:szCs w:val="28"/>
+          <w:lang w:val="en-US" w:eastAsia="zh-CN"/>
+        </w:rPr>
+        <w:t>OpenServer</w:t>
+      </w:r>
+      <w:proofErr w:type="spellEnd"/>
+      <w:r>
+        <w:rPr>
+          <w:sz w:val="28"/>
+          <w:szCs w:val="28"/>
+          <w:lang w:val="en-US" w:eastAsia="zh-CN"/>
+        </w:rPr>
+        <w:t xml:space="preserve"> Panel</w:t>
       </w:r>
     </w:p>
     <w:p>
@@ -5040,8 +5583,18 @@
           <w:lang w:eastAsia="zh-CN"/>
         </w:rPr>
         <w:br/>
-        <w:t>Рисунок 3 – Установка WordPress</w:t>
-      </w:r>
+        <w:t xml:space="preserve">Рисунок 3 – Установка </w:t>
+      </w:r>
+      <w:proofErr w:type="spellStart"/>
+      <w:r>
+        <w:rPr>
+          <w:sz w:val="28"/>
+          <w:szCs w:val="28"/>
+          <w:lang w:eastAsia="zh-CN"/>
+        </w:rPr>
+        <w:t>WordPress</w:t>
+      </w:r>
+      <w:proofErr w:type="spellEnd"/>
     </w:p>
     <w:p>
       <w:pPr>
@@ -5128,8 +5681,18 @@
           <w:lang w:eastAsia="zh-CN"/>
         </w:rPr>
         <w:br/>
-        <w:t>Рисунок 4 – Установка 1С:Предприятие</w:t>
-      </w:r>
+        <w:t>Рисунок 4 – Установка 1</w:t>
+      </w:r>
+      <w:proofErr w:type="gramStart"/>
+      <w:r>
+        <w:rPr>
+          <w:sz w:val="28"/>
+          <w:szCs w:val="28"/>
+          <w:lang w:eastAsia="zh-CN"/>
+        </w:rPr>
+        <w:t>С:Предприятие</w:t>
+      </w:r>
+      <w:proofErr w:type="gramEnd"/>
     </w:p>
     <w:p>
       <w:pPr>
@@ -5271,7 +5834,7 @@
     </w:p>
     <w:tbl>
       <w:tblPr>
-        <w:tblStyle w:val="a8"/>
+        <w:tblStyle w:val="a7"/>
         <w:tblW w:w="9702" w:type="dxa"/>
         <w:tblLook w:val="04A0" w:firstRow="1" w:lastRow="0" w:firstColumn="1" w:lastColumn="0" w:noHBand="0" w:noVBand="1"/>
       </w:tblPr>
@@ -5389,14 +5952,34 @@
                 <w:lang w:eastAsia="zh-CN"/>
               </w:rPr>
             </w:pPr>
-            <w:r>
-              <w:rPr>
-                <w:sz w:val="28"/>
-                <w:szCs w:val="28"/>
-                <w:lang w:eastAsia="zh-CN"/>
-              </w:rPr>
-              <w:t>Kaspersky Free</w:t>
-            </w:r>
+            <w:proofErr w:type="spellStart"/>
+            <w:r>
+              <w:rPr>
+                <w:sz w:val="28"/>
+                <w:szCs w:val="28"/>
+                <w:lang w:eastAsia="zh-CN"/>
+              </w:rPr>
+              <w:t>Kaspersky</w:t>
+            </w:r>
+            <w:proofErr w:type="spellEnd"/>
+            <w:r>
+              <w:rPr>
+                <w:sz w:val="28"/>
+                <w:szCs w:val="28"/>
+                <w:lang w:eastAsia="zh-CN"/>
+              </w:rPr>
+              <w:t xml:space="preserve"> </w:t>
+            </w:r>
+            <w:proofErr w:type="spellStart"/>
+            <w:r>
+              <w:rPr>
+                <w:sz w:val="28"/>
+                <w:szCs w:val="28"/>
+                <w:lang w:eastAsia="zh-CN"/>
+              </w:rPr>
+              <w:t>Free</w:t>
+            </w:r>
+            <w:proofErr w:type="spellEnd"/>
           </w:p>
         </w:tc>
         <w:tc>
@@ -5469,6 +6052,7 @@
                 <w:lang w:eastAsia="zh-CN"/>
               </w:rPr>
             </w:pPr>
+            <w:proofErr w:type="spellStart"/>
             <w:r>
               <w:rPr>
                 <w:sz w:val="28"/>
@@ -5476,8 +6060,27 @@
                 <w:lang w:eastAsia="zh-CN"/>
               </w:rPr>
               <w:lastRenderedPageBreak/>
-              <w:t>WordPress + OpenServer</w:t>
-            </w:r>
+              <w:t>WordPress</w:t>
+            </w:r>
+            <w:proofErr w:type="spellEnd"/>
+            <w:r>
+              <w:rPr>
+                <w:sz w:val="28"/>
+                <w:szCs w:val="28"/>
+                <w:lang w:eastAsia="zh-CN"/>
+              </w:rPr>
+              <w:t xml:space="preserve"> + </w:t>
+            </w:r>
+            <w:proofErr w:type="spellStart"/>
+            <w:r>
+              <w:rPr>
+                <w:sz w:val="28"/>
+                <w:szCs w:val="28"/>
+                <w:lang w:eastAsia="zh-CN"/>
+              </w:rPr>
+              <w:t>OpenServer</w:t>
+            </w:r>
+            <w:proofErr w:type="spellEnd"/>
           </w:p>
         </w:tc>
         <w:tc>
@@ -5721,8 +6324,18 @@
           <w:szCs w:val="28"/>
           <w:lang w:eastAsia="zh-CN"/>
         </w:rPr>
-        <w:t>Созданы три учетные записи Windows</w:t>
-      </w:r>
+        <w:t xml:space="preserve">Созданы три учетные записи </w:t>
+      </w:r>
+      <w:proofErr w:type="spellStart"/>
+      <w:r>
+        <w:rPr>
+          <w:sz w:val="28"/>
+          <w:szCs w:val="28"/>
+          <w:lang w:eastAsia="zh-CN"/>
+        </w:rPr>
+        <w:t>Windows</w:t>
+      </w:r>
+      <w:proofErr w:type="spellEnd"/>
       <w:r>
         <w:rPr>
           <w:sz w:val="28"/>
@@ -5754,7 +6367,7 @@
     </w:p>
     <w:tbl>
       <w:tblPr>
-        <w:tblStyle w:val="a8"/>
+        <w:tblStyle w:val="a7"/>
         <w:tblW w:w="9654" w:type="dxa"/>
         <w:tblLook w:val="04A0" w:firstRow="1" w:lastRow="0" w:firstColumn="1" w:lastColumn="0" w:noHBand="0" w:noVBand="1"/>
       </w:tblPr>
@@ -6090,8 +6703,18 @@
                 <w:szCs w:val="28"/>
                 <w:lang w:eastAsia="zh-CN"/>
               </w:rPr>
-              <w:t>Доступ к WordPress</w:t>
-            </w:r>
+              <w:t xml:space="preserve">Доступ к </w:t>
+            </w:r>
+            <w:proofErr w:type="spellStart"/>
+            <w:r>
+              <w:rPr>
+                <w:sz w:val="28"/>
+                <w:szCs w:val="28"/>
+                <w:lang w:eastAsia="zh-CN"/>
+              </w:rPr>
+              <w:t>WordPress</w:t>
+            </w:r>
+            <w:proofErr w:type="spellEnd"/>
           </w:p>
         </w:tc>
       </w:tr>
@@ -6124,7 +6747,6 @@
           <w:noProof/>
           <w:sz w:val="28"/>
           <w:szCs w:val="28"/>
-          <w:lang w:eastAsia="zh-CN"/>
         </w:rPr>
         <w:drawing>
           <wp:inline distT="0" distB="0" distL="0" distR="0" wp14:anchorId="3D30BF73" wp14:editId="2667D2BA">
@@ -6309,7 +6931,7 @@
     </w:p>
     <w:tbl>
       <w:tblPr>
-        <w:tblStyle w:val="a8"/>
+        <w:tblStyle w:val="a7"/>
         <w:tblW w:w="9481" w:type="dxa"/>
         <w:tblLook w:val="04A0" w:firstRow="1" w:lastRow="0" w:firstColumn="1" w:lastColumn="0" w:noHBand="0" w:noVBand="1"/>
       </w:tblPr>
@@ -6427,13 +7049,23 @@
                 <w:lang w:eastAsia="zh-CN"/>
               </w:rPr>
             </w:pPr>
-            <w:r>
-              <w:rPr>
-                <w:sz w:val="28"/>
-                <w:szCs w:val="28"/>
-                <w:lang w:eastAsia="zh-CN"/>
-              </w:rPr>
-              <w:t>Kaspersky + 1С</w:t>
+            <w:proofErr w:type="spellStart"/>
+            <w:r>
+              <w:rPr>
+                <w:sz w:val="28"/>
+                <w:szCs w:val="28"/>
+                <w:lang w:eastAsia="zh-CN"/>
+              </w:rPr>
+              <w:t>Kaspersky</w:t>
+            </w:r>
+            <w:proofErr w:type="spellEnd"/>
+            <w:r>
+              <w:rPr>
+                <w:sz w:val="28"/>
+                <w:szCs w:val="28"/>
+                <w:lang w:eastAsia="zh-CN"/>
+              </w:rPr>
+              <w:t xml:space="preserve"> + 1С</w:t>
             </w:r>
           </w:p>
         </w:tc>
@@ -6507,6 +7139,7 @@
                 <w:lang w:eastAsia="zh-CN"/>
               </w:rPr>
             </w:pPr>
+            <w:proofErr w:type="spellStart"/>
             <w:r>
               <w:rPr>
                 <w:sz w:val="28"/>
@@ -6514,8 +7147,27 @@
                 <w:lang w:eastAsia="zh-CN"/>
               </w:rPr>
               <w:lastRenderedPageBreak/>
-              <w:t>Kaspersky + OpenServer</w:t>
-            </w:r>
+              <w:t>Kaspersky</w:t>
+            </w:r>
+            <w:proofErr w:type="spellEnd"/>
+            <w:r>
+              <w:rPr>
+                <w:sz w:val="28"/>
+                <w:szCs w:val="28"/>
+                <w:lang w:eastAsia="zh-CN"/>
+              </w:rPr>
+              <w:t xml:space="preserve"> + </w:t>
+            </w:r>
+            <w:proofErr w:type="spellStart"/>
+            <w:r>
+              <w:rPr>
+                <w:sz w:val="28"/>
+                <w:szCs w:val="28"/>
+                <w:lang w:eastAsia="zh-CN"/>
+              </w:rPr>
+              <w:t>OpenServer</w:t>
+            </w:r>
+            <w:proofErr w:type="spellEnd"/>
           </w:p>
         </w:tc>
         <w:tc>
@@ -6588,13 +7240,23 @@
                 <w:lang w:eastAsia="zh-CN"/>
               </w:rPr>
             </w:pPr>
-            <w:r>
-              <w:rPr>
-                <w:sz w:val="28"/>
-                <w:szCs w:val="28"/>
-                <w:lang w:eastAsia="zh-CN"/>
-              </w:rPr>
-              <w:t>WordPress + 1С</w:t>
+            <w:proofErr w:type="spellStart"/>
+            <w:r>
+              <w:rPr>
+                <w:sz w:val="28"/>
+                <w:szCs w:val="28"/>
+                <w:lang w:eastAsia="zh-CN"/>
+              </w:rPr>
+              <w:t>WordPress</w:t>
+            </w:r>
+            <w:proofErr w:type="spellEnd"/>
+            <w:r>
+              <w:rPr>
+                <w:sz w:val="28"/>
+                <w:szCs w:val="28"/>
+                <w:lang w:eastAsia="zh-CN"/>
+              </w:rPr>
+              <w:t xml:space="preserve"> + 1С</w:t>
             </w:r>
           </w:p>
         </w:tc>
@@ -6755,6 +7417,7 @@
           <w:lang w:eastAsia="zh-CN"/>
         </w:rPr>
       </w:pPr>
+      <w:proofErr w:type="spellStart"/>
       <w:r>
         <w:rPr>
           <w:b/>
@@ -6763,7 +7426,40 @@
           <w:szCs w:val="28"/>
           <w:lang w:eastAsia="zh-CN"/>
         </w:rPr>
-        <w:t>Kaspersky Free:</w:t>
+        <w:t>Kaspersky</w:t>
+      </w:r>
+      <w:proofErr w:type="spellEnd"/>
+      <w:r>
+        <w:rPr>
+          <w:b/>
+          <w:bCs/>
+          <w:sz w:val="28"/>
+          <w:szCs w:val="28"/>
+          <w:lang w:eastAsia="zh-CN"/>
+        </w:rPr>
+        <w:t xml:space="preserve"> </w:t>
+      </w:r>
+      <w:proofErr w:type="spellStart"/>
+      <w:r>
+        <w:rPr>
+          <w:b/>
+          <w:bCs/>
+          <w:sz w:val="28"/>
+          <w:szCs w:val="28"/>
+          <w:lang w:eastAsia="zh-CN"/>
+        </w:rPr>
+        <w:t>Free</w:t>
+      </w:r>
+      <w:proofErr w:type="spellEnd"/>
+      <w:r>
+        <w:rPr>
+          <w:b/>
+          <w:bCs/>
+          <w:sz w:val="28"/>
+          <w:szCs w:val="28"/>
+          <w:lang w:eastAsia="zh-CN"/>
+        </w:rPr>
+        <w:t>:</w:t>
       </w:r>
       <w:r>
         <w:rPr>
@@ -6790,7 +7486,6 @@
           <w:noProof/>
           <w:sz w:val="28"/>
           <w:szCs w:val="28"/>
-          <w:lang w:eastAsia="zh-CN"/>
         </w:rPr>
         <w:drawing>
           <wp:inline distT="0" distB="0" distL="0" distR="0" wp14:anchorId="66CAC0C1" wp14:editId="2A8694EC">
@@ -7043,7 +7738,7 @@
     </w:p>
     <w:tbl>
       <w:tblPr>
-        <w:tblStyle w:val="a8"/>
+        <w:tblStyle w:val="a7"/>
         <w:tblW w:w="9445" w:type="dxa"/>
         <w:tblLook w:val="04A0" w:firstRow="1" w:lastRow="0" w:firstColumn="1" w:lastColumn="0" w:noHBand="0" w:noVBand="1"/>
       </w:tblPr>
@@ -7267,14 +7962,34 @@
                 <w:lang w:eastAsia="zh-CN"/>
               </w:rPr>
             </w:pPr>
-            <w:r>
-              <w:rPr>
-                <w:sz w:val="28"/>
-                <w:szCs w:val="28"/>
-                <w:lang w:eastAsia="zh-CN"/>
-              </w:rPr>
-              <w:t>Windows 10 Pro</w:t>
-            </w:r>
+            <w:proofErr w:type="spellStart"/>
+            <w:r>
+              <w:rPr>
+                <w:sz w:val="28"/>
+                <w:szCs w:val="28"/>
+                <w:lang w:eastAsia="zh-CN"/>
+              </w:rPr>
+              <w:t>Windows</w:t>
+            </w:r>
+            <w:proofErr w:type="spellEnd"/>
+            <w:r>
+              <w:rPr>
+                <w:sz w:val="28"/>
+                <w:szCs w:val="28"/>
+                <w:lang w:eastAsia="zh-CN"/>
+              </w:rPr>
+              <w:t xml:space="preserve"> 10 </w:t>
+            </w:r>
+            <w:proofErr w:type="spellStart"/>
+            <w:r>
+              <w:rPr>
+                <w:sz w:val="28"/>
+                <w:szCs w:val="28"/>
+                <w:lang w:eastAsia="zh-CN"/>
+              </w:rPr>
+              <w:t>Pro</w:t>
+            </w:r>
+            <w:proofErr w:type="spellEnd"/>
           </w:p>
         </w:tc>
         <w:tc>
@@ -7505,8 +8220,20 @@
           <w:szCs w:val="28"/>
           <w:lang w:eastAsia="zh-CN"/>
         </w:rPr>
-        <w:t>Диспетчер задач Windows</w:t>
-      </w:r>
+        <w:t xml:space="preserve">Диспетчер задач </w:t>
+      </w:r>
+      <w:proofErr w:type="spellStart"/>
+      <w:r>
+        <w:rPr>
+          <w:b/>
+          <w:bCs/>
+          <w:sz w:val="28"/>
+          <w:szCs w:val="28"/>
+          <w:lang w:eastAsia="zh-CN"/>
+        </w:rPr>
+        <w:t>Windows</w:t>
+      </w:r>
+      <w:proofErr w:type="spellEnd"/>
       <w:r>
         <w:rPr>
           <w:sz w:val="28"/>
@@ -7532,7 +8259,6 @@
           <w:noProof/>
           <w:sz w:val="28"/>
           <w:szCs w:val="28"/>
-          <w:lang w:eastAsia="zh-CN"/>
         </w:rPr>
         <w:drawing>
           <wp:inline distT="0" distB="0" distL="0" distR="0" wp14:anchorId="46D0F49D" wp14:editId="3B518F2D">
@@ -7619,7 +8345,7 @@
     </w:p>
     <w:tbl>
       <w:tblPr>
-        <w:tblStyle w:val="a8"/>
+        <w:tblStyle w:val="a7"/>
         <w:tblW w:w="9510" w:type="dxa"/>
         <w:tblLook w:val="04A0" w:firstRow="1" w:lastRow="0" w:firstColumn="1" w:lastColumn="0" w:noHBand="0" w:noVBand="1"/>
       </w:tblPr>
@@ -7737,6 +8463,7 @@
                 <w:lang w:eastAsia="zh-CN"/>
               </w:rPr>
             </w:pPr>
+            <w:proofErr w:type="spellStart"/>
             <w:r>
               <w:rPr>
                 <w:sz w:val="28"/>
@@ -7745,6 +8472,7 @@
               </w:rPr>
               <w:t>Kaspersky</w:t>
             </w:r>
+            <w:proofErr w:type="spellEnd"/>
           </w:p>
         </w:tc>
         <w:tc>
@@ -7897,6 +8625,7 @@
                 <w:lang w:eastAsia="zh-CN"/>
               </w:rPr>
             </w:pPr>
+            <w:proofErr w:type="spellStart"/>
             <w:r>
               <w:rPr>
                 <w:sz w:val="28"/>
@@ -7905,6 +8634,7 @@
               </w:rPr>
               <w:t>OpenServer</w:t>
             </w:r>
+            <w:proofErr w:type="spellEnd"/>
           </w:p>
         </w:tc>
         <w:tc>
@@ -8055,7 +8785,7 @@
     </w:p>
     <w:tbl>
       <w:tblPr>
-        <w:tblStyle w:val="a8"/>
+        <w:tblStyle w:val="a7"/>
         <w:tblW w:w="9443" w:type="dxa"/>
         <w:tblLook w:val="04A0" w:firstRow="1" w:lastRow="0" w:firstColumn="1" w:lastColumn="0" w:noHBand="0" w:noVBand="1"/>
       </w:tblPr>
@@ -8254,13 +8984,41 @@
                 <w:lang w:eastAsia="zh-CN"/>
               </w:rPr>
             </w:pPr>
-            <w:r>
-              <w:rPr>
-                <w:sz w:val="28"/>
-                <w:szCs w:val="28"/>
-                <w:lang w:eastAsia="zh-CN"/>
-              </w:rPr>
-              <w:t>Kaspersky Free без центрального управления</w:t>
+            <w:proofErr w:type="spellStart"/>
+            <w:r>
+              <w:rPr>
+                <w:sz w:val="28"/>
+                <w:szCs w:val="28"/>
+                <w:lang w:eastAsia="zh-CN"/>
+              </w:rPr>
+              <w:t>Kaspersky</w:t>
+            </w:r>
+            <w:proofErr w:type="spellEnd"/>
+            <w:r>
+              <w:rPr>
+                <w:sz w:val="28"/>
+                <w:szCs w:val="28"/>
+                <w:lang w:eastAsia="zh-CN"/>
+              </w:rPr>
+              <w:t xml:space="preserve"> </w:t>
+            </w:r>
+            <w:proofErr w:type="spellStart"/>
+            <w:r>
+              <w:rPr>
+                <w:sz w:val="28"/>
+                <w:szCs w:val="28"/>
+                <w:lang w:eastAsia="zh-CN"/>
+              </w:rPr>
+              <w:t>Free</w:t>
+            </w:r>
+            <w:proofErr w:type="spellEnd"/>
+            <w:r>
+              <w:rPr>
+                <w:sz w:val="28"/>
+                <w:szCs w:val="28"/>
+                <w:lang w:eastAsia="zh-CN"/>
+              </w:rPr>
+              <w:t xml:space="preserve"> без центрального управления</w:t>
             </w:r>
           </w:p>
         </w:tc>
@@ -8432,7 +9190,7 @@
     </w:p>
     <w:tbl>
       <w:tblPr>
-        <w:tblStyle w:val="a8"/>
+        <w:tblStyle w:val="a7"/>
         <w:tblW w:w="9411" w:type="dxa"/>
         <w:tblLook w:val="04A0" w:firstRow="1" w:lastRow="0" w:firstColumn="1" w:lastColumn="0" w:noHBand="0" w:noVBand="1"/>
       </w:tblPr>
@@ -8582,8 +9340,18 @@
                 <w:szCs w:val="28"/>
                 <w:lang w:eastAsia="zh-CN"/>
               </w:rPr>
-              <w:t>Автоматический бэкап</w:t>
-            </w:r>
+              <w:t xml:space="preserve">Автоматический </w:t>
+            </w:r>
+            <w:proofErr w:type="spellStart"/>
+            <w:r>
+              <w:rPr>
+                <w:sz w:val="28"/>
+                <w:szCs w:val="28"/>
+                <w:lang w:eastAsia="zh-CN"/>
+              </w:rPr>
+              <w:t>бэкап</w:t>
+            </w:r>
+            <w:proofErr w:type="spellEnd"/>
           </w:p>
         </w:tc>
         <w:tc>
@@ -8630,6 +9398,7 @@
                 <w:lang w:eastAsia="zh-CN"/>
               </w:rPr>
             </w:pPr>
+            <w:proofErr w:type="spellStart"/>
             <w:r>
               <w:rPr>
                 <w:sz w:val="28"/>
@@ -8638,6 +9407,7 @@
               </w:rPr>
               <w:t>WordPress</w:t>
             </w:r>
+            <w:proofErr w:type="spellEnd"/>
           </w:p>
         </w:tc>
         <w:tc>
@@ -8662,8 +9432,18 @@
                 <w:szCs w:val="28"/>
                 <w:lang w:eastAsia="zh-CN"/>
               </w:rPr>
-              <w:t>Плагин безопасности Wordfence</w:t>
-            </w:r>
+              <w:t xml:space="preserve">Плагин безопасности </w:t>
+            </w:r>
+            <w:proofErr w:type="spellStart"/>
+            <w:r>
+              <w:rPr>
+                <w:sz w:val="28"/>
+                <w:szCs w:val="28"/>
+                <w:lang w:eastAsia="zh-CN"/>
+              </w:rPr>
+              <w:t>Wordfence</w:t>
+            </w:r>
+            <w:proofErr w:type="spellEnd"/>
           </w:p>
         </w:tc>
         <w:tc>
@@ -8823,7 +9603,79 @@
           <w:szCs w:val="28"/>
           <w:lang w:eastAsia="zh-CN"/>
         </w:rPr>
-        <w:t>Создан репозиторий на GitHub через GitHub Desktop (рис. 9).</w:t>
+        <w:t xml:space="preserve">Создан </w:t>
+      </w:r>
+      <w:proofErr w:type="spellStart"/>
+      <w:r>
+        <w:rPr>
+          <w:sz w:val="28"/>
+          <w:szCs w:val="28"/>
+          <w:lang w:eastAsia="zh-CN"/>
+        </w:rPr>
+        <w:t>репозиторий</w:t>
+      </w:r>
+      <w:proofErr w:type="spellEnd"/>
+      <w:r>
+        <w:rPr>
+          <w:sz w:val="28"/>
+          <w:szCs w:val="28"/>
+          <w:lang w:eastAsia="zh-CN"/>
+        </w:rPr>
+        <w:t xml:space="preserve"> на </w:t>
+      </w:r>
+      <w:proofErr w:type="spellStart"/>
+      <w:r>
+        <w:rPr>
+          <w:sz w:val="28"/>
+          <w:szCs w:val="28"/>
+          <w:lang w:eastAsia="zh-CN"/>
+        </w:rPr>
+        <w:t>GitHub</w:t>
+      </w:r>
+      <w:proofErr w:type="spellEnd"/>
+      <w:r>
+        <w:rPr>
+          <w:sz w:val="28"/>
+          <w:szCs w:val="28"/>
+          <w:lang w:eastAsia="zh-CN"/>
+        </w:rPr>
+        <w:t xml:space="preserve"> через </w:t>
+      </w:r>
+      <w:proofErr w:type="spellStart"/>
+      <w:r>
+        <w:rPr>
+          <w:sz w:val="28"/>
+          <w:szCs w:val="28"/>
+          <w:lang w:eastAsia="zh-CN"/>
+        </w:rPr>
+        <w:t>GitHub</w:t>
+      </w:r>
+      <w:proofErr w:type="spellEnd"/>
+      <w:r>
+        <w:rPr>
+          <w:sz w:val="28"/>
+          <w:szCs w:val="28"/>
+          <w:lang w:eastAsia="zh-CN"/>
+        </w:rPr>
+        <w:t xml:space="preserve"> </w:t>
+      </w:r>
+      <w:proofErr w:type="spellStart"/>
+      <w:r>
+        <w:rPr>
+          <w:sz w:val="28"/>
+          <w:szCs w:val="28"/>
+          <w:lang w:eastAsia="zh-CN"/>
+        </w:rPr>
+        <w:t>Desktop</w:t>
+      </w:r>
+      <w:proofErr w:type="spellEnd"/>
+      <w:r>
+        <w:rPr>
+          <w:sz w:val="28"/>
+          <w:szCs w:val="28"/>
+          <w:lang w:eastAsia="zh-CN"/>
+        </w:rPr>
+        <w:t xml:space="preserve"> (рис. 9).</w:t>
       </w:r>
     </w:p>
     <w:p>
@@ -8843,56 +9695,55 @@
           <w:szCs w:val="28"/>
           <w:lang w:eastAsia="zh-CN"/>
         </w:rPr>
-        <w:drawing>
-          <wp:inline distT="0" distB="0" distL="0" distR="0" wp14:anchorId="61AA6ED7" wp14:editId="77ACE8E9">
-            <wp:extent cx="3556000" cy="2078482"/>
-            <wp:effectExtent l="19050" t="19050" r="25400" b="17145"/>
-            <wp:docPr id="1057006108" name="Рисунок 1"/>
-            <wp:cNvGraphicFramePr>
-              <a:graphicFrameLocks xmlns:a="http://schemas.openxmlformats.org/drawingml/2006/main" noChangeAspect="1"/>
-            </wp:cNvGraphicFramePr>
-            <a:graphic xmlns:a="http://schemas.openxmlformats.org/drawingml/2006/main">
-              <a:graphicData uri="http://schemas.openxmlformats.org/drawingml/2006/picture">
-                <pic:pic xmlns:pic="http://schemas.openxmlformats.org/drawingml/2006/picture">
-                  <pic:nvPicPr>
-                    <pic:cNvPr id="1057006108" name=""/>
-                    <pic:cNvPicPr/>
-                  </pic:nvPicPr>
-                  <pic:blipFill>
-                    <a:blip r:embed="rId20"/>
-                    <a:stretch>
-                      <a:fillRect/>
-                    </a:stretch>
-                  </pic:blipFill>
-                  <pic:spPr>
-                    <a:xfrm>
-                      <a:off x="0" y="0"/>
-                      <a:ext cx="3558892" cy="2080172"/>
-                    </a:xfrm>
-                    <a:prstGeom prst="rect">
-                      <a:avLst/>
-                    </a:prstGeom>
-                    <a:ln>
-                      <a:solidFill>
-                        <a:schemeClr val="tx1"/>
-                      </a:solidFill>
-                    </a:ln>
-                  </pic:spPr>
-                </pic:pic>
-              </a:graphicData>
-            </a:graphic>
-          </wp:inline>
-        </w:drawing>
-      </w:r>
-      <w:r>
-        <w:rPr>
-          <w:sz w:val="28"/>
-          <w:szCs w:val="28"/>
-          <w:lang w:eastAsia="zh-CN"/>
-        </w:rPr>
         <w:br/>
-        <w:t>Рисунок 9 – Репозиторий в GitHub Desktop</w:t>
-      </w:r>
+        <w:t xml:space="preserve">Рисунок 9 – </w:t>
+      </w:r>
+      <w:proofErr w:type="spellStart"/>
+      <w:r>
+        <w:rPr>
+          <w:sz w:val="28"/>
+          <w:szCs w:val="28"/>
+          <w:lang w:eastAsia="zh-CN"/>
+        </w:rPr>
+        <w:t>Репозиторий</w:t>
+      </w:r>
+      <w:proofErr w:type="spellEnd"/>
+      <w:r>
+        <w:rPr>
+          <w:sz w:val="28"/>
+          <w:szCs w:val="28"/>
+          <w:lang w:eastAsia="zh-CN"/>
+        </w:rPr>
+        <w:t xml:space="preserve"> в </w:t>
+      </w:r>
+      <w:proofErr w:type="spellStart"/>
+      <w:r>
+        <w:rPr>
+          <w:sz w:val="28"/>
+          <w:szCs w:val="28"/>
+          <w:lang w:eastAsia="zh-CN"/>
+        </w:rPr>
+        <w:t>GitHub</w:t>
+      </w:r>
+      <w:proofErr w:type="spellEnd"/>
+      <w:r>
+        <w:rPr>
+          <w:sz w:val="28"/>
+          <w:szCs w:val="28"/>
+          <w:lang w:eastAsia="zh-CN"/>
+        </w:rPr>
+        <w:t xml:space="preserve"> </w:t>
+      </w:r>
+      <w:proofErr w:type="spellStart"/>
+      <w:r>
+        <w:rPr>
+          <w:sz w:val="28"/>
+          <w:szCs w:val="28"/>
+          <w:lang w:eastAsia="zh-CN"/>
+        </w:rPr>
+        <w:t>Desktop</w:t>
+      </w:r>
+      <w:proofErr w:type="spellEnd"/>
     </w:p>
     <w:p>
       <w:pPr>
@@ -8923,7 +9774,25 @@
           <w:szCs w:val="28"/>
           <w:lang w:eastAsia="zh-CN"/>
         </w:rPr>
-        <w:t>Ссылка на репозиторий:</w:t>
+        <w:t xml:space="preserve">Ссылка на </w:t>
+      </w:r>
+      <w:proofErr w:type="spellStart"/>
+      <w:r>
+        <w:rPr>
+          <w:sz w:val="28"/>
+          <w:szCs w:val="28"/>
+          <w:lang w:eastAsia="zh-CN"/>
+        </w:rPr>
+        <w:t>репозиторий</w:t>
+      </w:r>
+      <w:proofErr w:type="spellEnd"/>
+      <w:r>
+        <w:rPr>
+          <w:sz w:val="28"/>
+          <w:szCs w:val="28"/>
+          <w:lang w:eastAsia="zh-CN"/>
+        </w:rPr>
+        <w:t>:</w:t>
       </w:r>
       <w:r>
         <w:rPr>
@@ -8933,7 +9802,7 @@
         </w:rPr>
         <w:t xml:space="preserve"> </w:t>
       </w:r>
-      <w:hyperlink r:id="rId21" w:history="1">
+      <w:hyperlink r:id="rId20" w:history="1">
         <w:r>
           <w:rPr>
             <w:rStyle w:val="a6"/>
@@ -8986,7 +9855,6 @@
           <w:szCs w:val="28"/>
           <w:lang w:eastAsia="zh-CN"/>
         </w:rPr>
-        <w:lastRenderedPageBreak/>
         <w:t>4.1</w:t>
       </w:r>
       <w:r>
@@ -9100,7 +9968,7 @@
     </w:p>
     <w:tbl>
       <w:tblPr>
-        <w:tblStyle w:val="a8"/>
+        <w:tblStyle w:val="a7"/>
         <w:tblW w:w="9464" w:type="dxa"/>
         <w:tblLook w:val="04A0" w:firstRow="1" w:lastRow="0" w:firstColumn="1" w:lastColumn="0" w:noHBand="0" w:noVBand="1"/>
       </w:tblPr>
@@ -9361,6 +10229,7 @@
                 <w:szCs w:val="28"/>
                 <w:lang w:eastAsia="zh-CN"/>
               </w:rPr>
+              <w:lastRenderedPageBreak/>
               <w:t>Потеря данных 1С</w:t>
             </w:r>
           </w:p>
@@ -9467,8 +10336,18 @@
                 <w:szCs w:val="28"/>
                 <w:lang w:eastAsia="zh-CN"/>
               </w:rPr>
-              <w:t>Взлом WordPress</w:t>
-            </w:r>
+              <w:t xml:space="preserve">Взлом </w:t>
+            </w:r>
+            <w:proofErr w:type="spellStart"/>
+            <w:r>
+              <w:rPr>
+                <w:sz w:val="28"/>
+                <w:szCs w:val="28"/>
+                <w:lang w:eastAsia="zh-CN"/>
+              </w:rPr>
+              <w:t>WordPress</w:t>
+            </w:r>
+            <w:proofErr w:type="spellEnd"/>
           </w:p>
         </w:tc>
         <w:tc>
@@ -9685,7 +10564,7 @@
     </w:p>
     <w:tbl>
       <w:tblPr>
-        <w:tblStyle w:val="a8"/>
+        <w:tblStyle w:val="a7"/>
         <w:tblW w:w="9464" w:type="dxa"/>
         <w:tblLook w:val="04A0" w:firstRow="1" w:lastRow="0" w:firstColumn="1" w:lastColumn="0" w:noHBand="0" w:noVBand="1"/>
       </w:tblPr>
@@ -9798,14 +10677,34 @@
                 <w:lang w:eastAsia="zh-CN"/>
               </w:rPr>
             </w:pPr>
-            <w:r>
-              <w:rPr>
-                <w:sz w:val="28"/>
-                <w:szCs w:val="28"/>
-                <w:lang w:eastAsia="zh-CN"/>
-              </w:rPr>
-              <w:t>Kaspersky Free</w:t>
-            </w:r>
+            <w:proofErr w:type="spellStart"/>
+            <w:r>
+              <w:rPr>
+                <w:sz w:val="28"/>
+                <w:szCs w:val="28"/>
+                <w:lang w:eastAsia="zh-CN"/>
+              </w:rPr>
+              <w:t>Kaspersky</w:t>
+            </w:r>
+            <w:proofErr w:type="spellEnd"/>
+            <w:r>
+              <w:rPr>
+                <w:sz w:val="28"/>
+                <w:szCs w:val="28"/>
+                <w:lang w:eastAsia="zh-CN"/>
+              </w:rPr>
+              <w:t xml:space="preserve"> </w:t>
+            </w:r>
+            <w:proofErr w:type="spellStart"/>
+            <w:r>
+              <w:rPr>
+                <w:sz w:val="28"/>
+                <w:szCs w:val="28"/>
+                <w:lang w:eastAsia="zh-CN"/>
+              </w:rPr>
+              <w:t>Free</w:t>
+            </w:r>
+            <w:proofErr w:type="spellEnd"/>
           </w:p>
         </w:tc>
       </w:tr>
@@ -9852,13 +10751,23 @@
                 <w:lang w:eastAsia="zh-CN"/>
               </w:rPr>
             </w:pPr>
-            <w:r>
-              <w:rPr>
-                <w:sz w:val="28"/>
-                <w:szCs w:val="28"/>
-                <w:lang w:eastAsia="zh-CN"/>
-              </w:rPr>
-              <w:t>Бэкап, права доступа</w:t>
+            <w:proofErr w:type="spellStart"/>
+            <w:r>
+              <w:rPr>
+                <w:sz w:val="28"/>
+                <w:szCs w:val="28"/>
+                <w:lang w:eastAsia="zh-CN"/>
+              </w:rPr>
+              <w:t>Бэкап</w:t>
+            </w:r>
+            <w:proofErr w:type="spellEnd"/>
+            <w:r>
+              <w:rPr>
+                <w:sz w:val="28"/>
+                <w:szCs w:val="28"/>
+                <w:lang w:eastAsia="zh-CN"/>
+              </w:rPr>
+              <w:t>, права доступа</w:t>
             </w:r>
           </w:p>
         </w:tc>
@@ -9886,8 +10795,18 @@
                 <w:szCs w:val="28"/>
                 <w:lang w:eastAsia="zh-CN"/>
               </w:rPr>
-              <w:t>Защита WordPress</w:t>
-            </w:r>
+              <w:t xml:space="preserve">Защита </w:t>
+            </w:r>
+            <w:proofErr w:type="spellStart"/>
+            <w:r>
+              <w:rPr>
+                <w:sz w:val="28"/>
+                <w:szCs w:val="28"/>
+                <w:lang w:eastAsia="zh-CN"/>
+              </w:rPr>
+              <w:t>WordPress</w:t>
+            </w:r>
+            <w:proofErr w:type="spellEnd"/>
           </w:p>
         </w:tc>
         <w:tc>
@@ -9966,8 +10885,18 @@
                 <w:szCs w:val="28"/>
                 <w:lang w:eastAsia="zh-CN"/>
               </w:rPr>
-              <w:t>Брандмауэр Windows</w:t>
-            </w:r>
+              <w:t xml:space="preserve">Брандмауэр </w:t>
+            </w:r>
+            <w:proofErr w:type="spellStart"/>
+            <w:r>
+              <w:rPr>
+                <w:sz w:val="28"/>
+                <w:szCs w:val="28"/>
+                <w:lang w:eastAsia="zh-CN"/>
+              </w:rPr>
+              <w:t>Windows</w:t>
+            </w:r>
+            <w:proofErr w:type="spellEnd"/>
           </w:p>
         </w:tc>
       </w:tr>
@@ -10125,8 +11054,18 @@
           <w:szCs w:val="28"/>
           <w:lang w:eastAsia="zh-CN"/>
         </w:rPr>
-        <w:t>Включена защита в реальном времени Kaspersky</w:t>
-      </w:r>
+        <w:t xml:space="preserve">Включена защита в реальном времени </w:t>
+      </w:r>
+      <w:proofErr w:type="spellStart"/>
+      <w:r>
+        <w:rPr>
+          <w:sz w:val="28"/>
+          <w:szCs w:val="28"/>
+          <w:lang w:eastAsia="zh-CN"/>
+        </w:rPr>
+        <w:t>Kaspersky</w:t>
+      </w:r>
+      <w:proofErr w:type="spellEnd"/>
     </w:p>
     <w:p>
       <w:pPr>
@@ -10173,7 +11112,43 @@
           <w:szCs w:val="28"/>
           <w:lang w:eastAsia="zh-CN"/>
         </w:rPr>
-        <w:t>Сменен префикс таблиц в WordPress (wp_secure_)</w:t>
+        <w:t xml:space="preserve">Сменен префикс таблиц в </w:t>
+      </w:r>
+      <w:proofErr w:type="spellStart"/>
+      <w:r>
+        <w:rPr>
+          <w:sz w:val="28"/>
+          <w:szCs w:val="28"/>
+          <w:lang w:eastAsia="zh-CN"/>
+        </w:rPr>
+        <w:t>WordPress</w:t>
+      </w:r>
+      <w:proofErr w:type="spellEnd"/>
+      <w:r>
+        <w:rPr>
+          <w:sz w:val="28"/>
+          <w:szCs w:val="28"/>
+          <w:lang w:eastAsia="zh-CN"/>
+        </w:rPr>
+        <w:t xml:space="preserve"> (</w:t>
+      </w:r>
+      <w:proofErr w:type="spellStart"/>
+      <w:r>
+        <w:rPr>
+          <w:sz w:val="28"/>
+          <w:szCs w:val="28"/>
+          <w:lang w:eastAsia="zh-CN"/>
+        </w:rPr>
+        <w:t>wp_secure</w:t>
+      </w:r>
+      <w:proofErr w:type="spellEnd"/>
+      <w:r>
+        <w:rPr>
+          <w:sz w:val="28"/>
+          <w:szCs w:val="28"/>
+          <w:lang w:eastAsia="zh-CN"/>
+        </w:rPr>
+        <w:t>_)</w:t>
       </w:r>
     </w:p>
     <w:p>
@@ -10197,7 +11172,25 @@
           <w:szCs w:val="28"/>
           <w:lang w:eastAsia="zh-CN"/>
         </w:rPr>
-        <w:t>Настроены учетные записи Windows с ограниченными правами</w:t>
+        <w:t xml:space="preserve">Настроены учетные записи </w:t>
+      </w:r>
+      <w:proofErr w:type="spellStart"/>
+      <w:r>
+        <w:rPr>
+          <w:sz w:val="28"/>
+          <w:szCs w:val="28"/>
+          <w:lang w:eastAsia="zh-CN"/>
+        </w:rPr>
+        <w:t>Windows</w:t>
+      </w:r>
+      <w:proofErr w:type="spellEnd"/>
+      <w:r>
+        <w:rPr>
+          <w:sz w:val="28"/>
+          <w:szCs w:val="28"/>
+          <w:lang w:eastAsia="zh-CN"/>
+        </w:rPr>
+        <w:t xml:space="preserve"> с ограниченными правами</w:t>
       </w:r>
     </w:p>
     <w:p>
@@ -10221,8 +11214,18 @@
           <w:szCs w:val="28"/>
           <w:lang w:eastAsia="zh-CN"/>
         </w:rPr>
-        <w:t>Включен брандмауэр Windows</w:t>
-      </w:r>
+        <w:t xml:space="preserve">Включен брандмауэр </w:t>
+      </w:r>
+      <w:proofErr w:type="spellStart"/>
+      <w:r>
+        <w:rPr>
+          <w:sz w:val="28"/>
+          <w:szCs w:val="28"/>
+          <w:lang w:eastAsia="zh-CN"/>
+        </w:rPr>
+        <w:t>Windows</w:t>
+      </w:r>
+      <w:proofErr w:type="spellEnd"/>
     </w:p>
     <w:p>
       <w:pPr>
@@ -10240,7 +11243,6 @@
           <w:noProof/>
           <w:sz w:val="28"/>
           <w:szCs w:val="28"/>
-          <w:lang w:eastAsia="zh-CN"/>
         </w:rPr>
         <w:lastRenderedPageBreak/>
         <w:drawing>
@@ -10259,7 +11261,7 @@
                     <pic:cNvPicPr/>
                   </pic:nvPicPr>
                   <pic:blipFill>
-                    <a:blip r:embed="rId22"/>
+                    <a:blip r:embed="rId21"/>
                     <a:stretch>
                       <a:fillRect/>
                     </a:stretch>
@@ -10360,8 +11362,20 @@
           <w:szCs w:val="28"/>
           <w:lang w:eastAsia="zh-CN"/>
         </w:rPr>
-        <w:t>Запуск 1С:Бухгалтерия</w:t>
-      </w:r>
+        <w:t>Запуск 1</w:t>
+      </w:r>
+      <w:proofErr w:type="gramStart"/>
+      <w:r>
+        <w:rPr>
+          <w:b/>
+          <w:bCs/>
+          <w:sz w:val="28"/>
+          <w:szCs w:val="28"/>
+          <w:lang w:eastAsia="zh-CN"/>
+        </w:rPr>
+        <w:t>С:Бухгалтерия</w:t>
+      </w:r>
+      <w:proofErr w:type="gramEnd"/>
     </w:p>
     <w:p>
       <w:pPr>
@@ -10394,7 +11408,25 @@
           <w:szCs w:val="28"/>
           <w:lang w:eastAsia="zh-CN"/>
         </w:rPr>
-        <w:t>Чтобы запустить 1С:Бухгалтерия следует выполн</w:t>
+        <w:t>Чтобы запустить 1</w:t>
+      </w:r>
+      <w:proofErr w:type="gramStart"/>
+      <w:r>
+        <w:rPr>
+          <w:sz w:val="28"/>
+          <w:szCs w:val="28"/>
+          <w:lang w:eastAsia="zh-CN"/>
+        </w:rPr>
+        <w:t>С:Бухгалтерия</w:t>
+      </w:r>
+      <w:proofErr w:type="gramEnd"/>
+      <w:r>
+        <w:rPr>
+          <w:sz w:val="28"/>
+          <w:szCs w:val="28"/>
+          <w:lang w:eastAsia="zh-CN"/>
+        </w:rPr>
+        <w:t xml:space="preserve"> следует выполн</w:t>
       </w:r>
       <w:r>
         <w:rPr>
@@ -10437,7 +11469,25 @@
           <w:szCs w:val="28"/>
           <w:lang w:eastAsia="zh-CN"/>
         </w:rPr>
-        <w:t>Дважды кликнуть по ярлыку «1С:Предприятие»</w:t>
+        <w:t>Дважды кликнуть по ярлыку «1</w:t>
+      </w:r>
+      <w:proofErr w:type="gramStart"/>
+      <w:r>
+        <w:rPr>
+          <w:sz w:val="28"/>
+          <w:szCs w:val="28"/>
+          <w:lang w:eastAsia="zh-CN"/>
+        </w:rPr>
+        <w:t>С:Предприятие</w:t>
+      </w:r>
+      <w:proofErr w:type="gramEnd"/>
+      <w:r>
+        <w:rPr>
+          <w:sz w:val="28"/>
+          <w:szCs w:val="28"/>
+          <w:lang w:eastAsia="zh-CN"/>
+        </w:rPr>
+        <w:t>»</w:t>
       </w:r>
     </w:p>
     <w:p>
@@ -10491,7 +11541,25 @@
           <w:szCs w:val="28"/>
           <w:lang w:eastAsia="zh-CN"/>
         </w:rPr>
-        <w:t>Нажать «1С:Предприятие»</w:t>
+        <w:t>Нажать «1</w:t>
+      </w:r>
+      <w:proofErr w:type="gramStart"/>
+      <w:r>
+        <w:rPr>
+          <w:sz w:val="28"/>
+          <w:szCs w:val="28"/>
+          <w:lang w:eastAsia="zh-CN"/>
+        </w:rPr>
+        <w:t>С:Предприятие</w:t>
+      </w:r>
+      <w:proofErr w:type="gramEnd"/>
+      <w:r>
+        <w:rPr>
+          <w:sz w:val="28"/>
+          <w:szCs w:val="28"/>
+          <w:lang w:eastAsia="zh-CN"/>
+        </w:rPr>
+        <w:t>»</w:t>
       </w:r>
     </w:p>
     <w:p>
@@ -10554,8 +11622,42 @@
           <w:szCs w:val="28"/>
           <w:lang w:eastAsia="zh-CN"/>
         </w:rPr>
-        <w:t>Проверка антивируса Kaspersky Free</w:t>
-      </w:r>
+        <w:t xml:space="preserve">Проверка антивируса </w:t>
+      </w:r>
+      <w:proofErr w:type="spellStart"/>
+      <w:r>
+        <w:rPr>
+          <w:b/>
+          <w:bCs/>
+          <w:sz w:val="28"/>
+          <w:szCs w:val="28"/>
+          <w:lang w:eastAsia="zh-CN"/>
+        </w:rPr>
+        <w:t>Kaspersky</w:t>
+      </w:r>
+      <w:proofErr w:type="spellEnd"/>
+      <w:r>
+        <w:rPr>
+          <w:b/>
+          <w:bCs/>
+          <w:sz w:val="28"/>
+          <w:szCs w:val="28"/>
+          <w:lang w:eastAsia="zh-CN"/>
+        </w:rPr>
+        <w:t xml:space="preserve"> </w:t>
+      </w:r>
+      <w:proofErr w:type="spellStart"/>
+      <w:r>
+        <w:rPr>
+          <w:b/>
+          <w:bCs/>
+          <w:sz w:val="28"/>
+          <w:szCs w:val="28"/>
+          <w:lang w:eastAsia="zh-CN"/>
+        </w:rPr>
+        <w:t>Free</w:t>
+      </w:r>
+      <w:proofErr w:type="spellEnd"/>
     </w:p>
     <w:p>
       <w:pPr>
@@ -10661,8 +11763,36 @@
           <w:szCs w:val="28"/>
           <w:lang w:eastAsia="zh-CN"/>
         </w:rPr>
-        <w:t>Открыть Kaspersky из трея</w:t>
-      </w:r>
+        <w:t xml:space="preserve">Открыть </w:t>
+      </w:r>
+      <w:proofErr w:type="spellStart"/>
+      <w:r>
+        <w:rPr>
+          <w:sz w:val="28"/>
+          <w:szCs w:val="28"/>
+          <w:lang w:eastAsia="zh-CN"/>
+        </w:rPr>
+        <w:t>Kaspersky</w:t>
+      </w:r>
+      <w:proofErr w:type="spellEnd"/>
+      <w:r>
+        <w:rPr>
+          <w:sz w:val="28"/>
+          <w:szCs w:val="28"/>
+          <w:lang w:eastAsia="zh-CN"/>
+        </w:rPr>
+        <w:t xml:space="preserve"> из </w:t>
+      </w:r>
+      <w:proofErr w:type="spellStart"/>
+      <w:r>
+        <w:rPr>
+          <w:sz w:val="28"/>
+          <w:szCs w:val="28"/>
+          <w:lang w:eastAsia="zh-CN"/>
+        </w:rPr>
+        <w:t>трея</w:t>
+      </w:r>
+      <w:proofErr w:type="spellEnd"/>
     </w:p>
     <w:p>
       <w:pPr>
@@ -10751,8 +11881,20 @@
           <w:szCs w:val="28"/>
           <w:lang w:eastAsia="zh-CN"/>
         </w:rPr>
-        <w:t>Запуск WordPress</w:t>
-      </w:r>
+        <w:t xml:space="preserve">Запуск </w:t>
+      </w:r>
+      <w:proofErr w:type="spellStart"/>
+      <w:r>
+        <w:rPr>
+          <w:b/>
+          <w:bCs/>
+          <w:sz w:val="28"/>
+          <w:szCs w:val="28"/>
+          <w:lang w:eastAsia="zh-CN"/>
+        </w:rPr>
+        <w:t>WordPress</w:t>
+      </w:r>
+      <w:proofErr w:type="spellEnd"/>
     </w:p>
     <w:p>
       <w:pPr>
@@ -10785,7 +11927,25 @@
           <w:szCs w:val="28"/>
           <w:lang w:eastAsia="zh-CN"/>
         </w:rPr>
-        <w:t>Чтобы запустить WordPress следует выполн</w:t>
+        <w:t xml:space="preserve">Чтобы запустить </w:t>
+      </w:r>
+      <w:proofErr w:type="spellStart"/>
+      <w:r>
+        <w:rPr>
+          <w:sz w:val="28"/>
+          <w:szCs w:val="28"/>
+          <w:lang w:eastAsia="zh-CN"/>
+        </w:rPr>
+        <w:t>WordPress</w:t>
+      </w:r>
+      <w:proofErr w:type="spellEnd"/>
+      <w:r>
+        <w:rPr>
+          <w:sz w:val="28"/>
+          <w:szCs w:val="28"/>
+          <w:lang w:eastAsia="zh-CN"/>
+        </w:rPr>
+        <w:t xml:space="preserve"> следует выполн</w:t>
       </w:r>
       <w:r>
         <w:rPr>
@@ -10828,7 +11988,43 @@
           <w:szCs w:val="28"/>
           <w:lang w:eastAsia="zh-CN"/>
         </w:rPr>
-        <w:t>Запустить OpenServer (зеленый флажок в трее)</w:t>
+        <w:t xml:space="preserve">Запустить </w:t>
+      </w:r>
+      <w:proofErr w:type="spellStart"/>
+      <w:r>
+        <w:rPr>
+          <w:sz w:val="28"/>
+          <w:szCs w:val="28"/>
+          <w:lang w:eastAsia="zh-CN"/>
+        </w:rPr>
+        <w:t>OpenServer</w:t>
+      </w:r>
+      <w:proofErr w:type="spellEnd"/>
+      <w:r>
+        <w:rPr>
+          <w:sz w:val="28"/>
+          <w:szCs w:val="28"/>
+          <w:lang w:eastAsia="zh-CN"/>
+        </w:rPr>
+        <w:t xml:space="preserve"> (зеленый флажок в </w:t>
+      </w:r>
+      <w:proofErr w:type="spellStart"/>
+      <w:r>
+        <w:rPr>
+          <w:sz w:val="28"/>
+          <w:szCs w:val="28"/>
+          <w:lang w:eastAsia="zh-CN"/>
+        </w:rPr>
+        <w:t>трее</w:t>
+      </w:r>
+      <w:proofErr w:type="spellEnd"/>
+      <w:r>
+        <w:rPr>
+          <w:sz w:val="28"/>
+          <w:szCs w:val="28"/>
+          <w:lang w:eastAsia="zh-CN"/>
+        </w:rPr>
+        <w:t>)</w:t>
       </w:r>
     </w:p>
     <w:p>
@@ -10855,8 +12051,36 @@
           <w:szCs w:val="28"/>
           <w:lang w:eastAsia="zh-CN"/>
         </w:rPr>
-        <w:t>Открыть браузер, ввести localhost/wordpress</w:t>
-      </w:r>
+        <w:t>Открыть браузер, ввести </w:t>
+      </w:r>
+      <w:proofErr w:type="spellStart"/>
+      <w:r>
+        <w:rPr>
+          <w:sz w:val="28"/>
+          <w:szCs w:val="28"/>
+          <w:lang w:eastAsia="zh-CN"/>
+        </w:rPr>
+        <w:t>localhost</w:t>
+      </w:r>
+      <w:proofErr w:type="spellEnd"/>
+      <w:r>
+        <w:rPr>
+          <w:sz w:val="28"/>
+          <w:szCs w:val="28"/>
+          <w:lang w:eastAsia="zh-CN"/>
+        </w:rPr>
+        <w:t>/</w:t>
+      </w:r>
+      <w:proofErr w:type="spellStart"/>
+      <w:r>
+        <w:rPr>
+          <w:sz w:val="28"/>
+          <w:szCs w:val="28"/>
+          <w:lang w:eastAsia="zh-CN"/>
+        </w:rPr>
+        <w:t>wordpress</w:t>
+      </w:r>
+      <w:proofErr w:type="spellEnd"/>
     </w:p>
     <w:p>
       <w:pPr>
@@ -10995,13 +12219,95 @@
         </w:rPr>
         <w:t xml:space="preserve"> </w:t>
       </w:r>
-      <w:r>
-        <w:rPr>
-          <w:sz w:val="28"/>
-          <w:szCs w:val="28"/>
-          <w:lang w:eastAsia="zh-CN"/>
-        </w:rPr>
-        <w:t>Kaspersky Free, OpenServer, WordPress, 1С:Предприятие.</w:t>
+      <w:proofErr w:type="spellStart"/>
+      <w:r>
+        <w:rPr>
+          <w:sz w:val="28"/>
+          <w:szCs w:val="28"/>
+          <w:lang w:eastAsia="zh-CN"/>
+        </w:rPr>
+        <w:t>Kaspersky</w:t>
+      </w:r>
+      <w:proofErr w:type="spellEnd"/>
+      <w:r>
+        <w:rPr>
+          <w:sz w:val="28"/>
+          <w:szCs w:val="28"/>
+          <w:lang w:eastAsia="zh-CN"/>
+        </w:rPr>
+        <w:t xml:space="preserve"> </w:t>
+      </w:r>
+      <w:proofErr w:type="spellStart"/>
+      <w:r>
+        <w:rPr>
+          <w:sz w:val="28"/>
+          <w:szCs w:val="28"/>
+          <w:lang w:eastAsia="zh-CN"/>
+        </w:rPr>
+        <w:t>Free</w:t>
+      </w:r>
+      <w:proofErr w:type="spellEnd"/>
+      <w:r>
+        <w:rPr>
+          <w:sz w:val="28"/>
+          <w:szCs w:val="28"/>
+          <w:lang w:eastAsia="zh-CN"/>
+        </w:rPr>
+        <w:t xml:space="preserve">, </w:t>
+      </w:r>
+      <w:proofErr w:type="spellStart"/>
+      <w:r>
+        <w:rPr>
+          <w:sz w:val="28"/>
+          <w:szCs w:val="28"/>
+          <w:lang w:eastAsia="zh-CN"/>
+        </w:rPr>
+        <w:t>OpenServer</w:t>
+      </w:r>
+      <w:proofErr w:type="spellEnd"/>
+      <w:r>
+        <w:rPr>
+          <w:sz w:val="28"/>
+          <w:szCs w:val="28"/>
+          <w:lang w:eastAsia="zh-CN"/>
+        </w:rPr>
+        <w:t xml:space="preserve">, </w:t>
+      </w:r>
+      <w:proofErr w:type="spellStart"/>
+      <w:r>
+        <w:rPr>
+          <w:sz w:val="28"/>
+          <w:szCs w:val="28"/>
+          <w:lang w:eastAsia="zh-CN"/>
+        </w:rPr>
+        <w:t>WordPress</w:t>
+      </w:r>
+      <w:proofErr w:type="spellEnd"/>
+      <w:r>
+        <w:rPr>
+          <w:sz w:val="28"/>
+          <w:szCs w:val="28"/>
+          <w:lang w:eastAsia="zh-CN"/>
+        </w:rPr>
+        <w:t>, 1</w:t>
+      </w:r>
+      <w:proofErr w:type="gramStart"/>
+      <w:r>
+        <w:rPr>
+          <w:sz w:val="28"/>
+          <w:szCs w:val="28"/>
+          <w:lang w:eastAsia="zh-CN"/>
+        </w:rPr>
+        <w:t>С:Предприятие</w:t>
+      </w:r>
+      <w:proofErr w:type="gramEnd"/>
+      <w:r>
+        <w:rPr>
+          <w:sz w:val="28"/>
+          <w:szCs w:val="28"/>
+          <w:lang w:eastAsia="zh-CN"/>
+        </w:rPr>
+        <w:t>.</w:t>
       </w:r>
     </w:p>
     <w:p>
@@ -11237,8 +12543,18 @@
           <w:szCs w:val="28"/>
           <w:lang w:eastAsia="zh-CN"/>
         </w:rPr>
-        <w:t>сохранение результатов в Git</w:t>
-      </w:r>
+        <w:t xml:space="preserve">сохранение результатов в </w:t>
+      </w:r>
+      <w:proofErr w:type="spellStart"/>
+      <w:r>
+        <w:rPr>
+          <w:sz w:val="28"/>
+          <w:szCs w:val="28"/>
+          <w:lang w:eastAsia="zh-CN"/>
+        </w:rPr>
+        <w:t>Git</w:t>
+      </w:r>
+      <w:proofErr w:type="spellEnd"/>
     </w:p>
     <w:p>
       <w:pPr>
@@ -11257,7 +12573,25 @@
           <w:szCs w:val="28"/>
           <w:lang w:eastAsia="zh-CN"/>
         </w:rPr>
-        <w:t>Практика позволила закрепить навыки установки и сопровождения ПО, работы с Git, анализа качества и защиты информационных систем.</w:t>
+        <w:t xml:space="preserve">Практика позволила закрепить навыки установки и сопровождения ПО, работы с </w:t>
+      </w:r>
+      <w:proofErr w:type="spellStart"/>
+      <w:r>
+        <w:rPr>
+          <w:sz w:val="28"/>
+          <w:szCs w:val="28"/>
+          <w:lang w:eastAsia="zh-CN"/>
+        </w:rPr>
+        <w:t>Git</w:t>
+      </w:r>
+      <w:proofErr w:type="spellEnd"/>
+      <w:r>
+        <w:rPr>
+          <w:sz w:val="28"/>
+          <w:szCs w:val="28"/>
+          <w:lang w:eastAsia="zh-CN"/>
+        </w:rPr>
+        <w:t>, анализа качества и защиты информационных систем.</w:t>
       </w:r>
     </w:p>
     <w:p>
@@ -11345,7 +12679,25 @@
           <w:lang w:eastAsia="zh-CN"/>
         </w:rPr>
         <w:br/>
-        <w:t>Ссылка на Git-репозиторий:</w:t>
+        <w:t xml:space="preserve">Ссылка на </w:t>
+      </w:r>
+      <w:proofErr w:type="spellStart"/>
+      <w:r>
+        <w:rPr>
+          <w:sz w:val="28"/>
+          <w:szCs w:val="28"/>
+          <w:lang w:eastAsia="zh-CN"/>
+        </w:rPr>
+        <w:t>Git-репозиторий</w:t>
+      </w:r>
+      <w:proofErr w:type="spellEnd"/>
+      <w:r>
+        <w:rPr>
+          <w:sz w:val="28"/>
+          <w:szCs w:val="28"/>
+          <w:lang w:eastAsia="zh-CN"/>
+        </w:rPr>
+        <w:t>:</w:t>
       </w:r>
       <w:r>
         <w:rPr>
@@ -11355,7 +12707,7 @@
         </w:rPr>
         <w:t xml:space="preserve"> </w:t>
       </w:r>
-      <w:hyperlink r:id="rId23" w:history="1">
+      <w:hyperlink r:id="rId22" w:history="1">
         <w:r>
           <w:rPr>
             <w:rStyle w:val="a6"/>
@@ -11376,7 +12728,7 @@
       </w:r>
     </w:p>
     <w:sectPr>
-      <w:headerReference w:type="default" r:id="rId24"/>
+      <w:headerReference w:type="default" r:id="rId23"/>
       <w:pgSz w:w="11906" w:h="16838"/>
       <w:pgMar w:top="1134" w:right="1134" w:bottom="1701" w:left="1701" w:header="709" w:footer="709" w:gutter="0"/>
       <w:cols w:space="708"/>
@@ -11388,7 +12740,7 @@
 </file>
 
 <file path=word/endnotes.xml><?xml version="1.0" encoding="utf-8"?>
-<w:endnotes xmlns:wpc="http://schemas.microsoft.com/office/word/2010/wordprocessingCanvas" xmlns:cx="http://schemas.microsoft.com/office/drawing/2014/chartex" xmlns:cx1="http://schemas.microsoft.com/office/drawing/2015/9/8/chartex" xmlns:cx2="http://schemas.microsoft.com/office/drawing/2015/10/21/chartex" xmlns:cx3="http://schemas.microsoft.com/office/drawing/2016/5/9/chartex" xmlns:cx4="http://schemas.microsoft.com/office/drawing/2016/5/10/chartex" xmlns:cx5="http://schemas.microsoft.com/office/drawing/2016/5/11/chartex" xmlns:cx6="http://schemas.microsoft.com/office/drawing/2016/5/12/chartex" xmlns:cx7="http://schemas.microsoft.com/office/drawing/2016/5/13/chartex" xmlns:cx8="http://schemas.microsoft.com/office/drawing/2016/5/14/chartex" xmlns:mc="http://schemas.openxmlformats.org/markup-compatibility/2006" xmlns:aink="http://schemas.microsoft.com/office/drawing/2016/ink" xmlns:am3d="http://schemas.microsoft.com/office/drawing/2017/model3d" xmlns:o="urn:schemas-microsoft-com:office:office" xmlns:oel="http://schemas.microsoft.com/office/2019/extlst" xmlns:r="http://schemas.openxmlformats.org/officeDocument/2006/relationships" xmlns:m="http://schemas.openxmlformats.org/officeDocument/2006/math" xmlns:v="urn:schemas-microsoft-com:vml" xmlns:wp14="http://schemas.microsoft.com/office/word/2010/wordprocessingDrawing" xmlns:wp="http://schemas.openxmlformats.org/drawingml/2006/wordprocessingDrawing" xmlns:w10="urn:schemas-microsoft-com:office:word" xmlns:w="http://schemas.openxmlformats.org/wordprocessingml/2006/main" xmlns:w14="http://schemas.microsoft.com/office/word/2010/wordml" xmlns:w15="http://schemas.microsoft.com/office/word/2012/wordml" xmlns:w16cex="http://schemas.microsoft.com/office/word/2018/wordml/cex" xmlns:w16cid="http://schemas.microsoft.com/office/word/2016/wordml/cid" xmlns:w16="http://schemas.microsoft.com/office/word/2018/wordml" xmlns:w16du="http://schemas.microsoft.com/office/word/2023/wordml/word16du" xmlns:w16sdtdh="http://schemas.microsoft.com/office/word/2020/wordml/sdtdatahash" xmlns:w16sdtfl="http://schemas.microsoft.com/office/word/2024/wordml/sdtformatlock" xmlns:w16se="http://schemas.microsoft.com/office/word/2015/wordml/symex" xmlns:wpg="http://schemas.microsoft.com/office/word/2010/wordprocessingGroup" xmlns:wpi="http://schemas.microsoft.com/office/word/2010/wordprocessingInk" xmlns:wne="http://schemas.microsoft.com/office/word/2006/wordml" xmlns:wps="http://schemas.microsoft.com/office/word/2010/wordprocessingShape" mc:Ignorable="w14 w15 w16se w16cid w16 w16cex w16sdtdh w16sdtfl w16du wp14">
+<w:endnotes xmlns:wpc="http://schemas.microsoft.com/office/word/2010/wordprocessingCanvas" xmlns:cx="http://schemas.microsoft.com/office/drawing/2014/chartex" xmlns:mc="http://schemas.openxmlformats.org/markup-compatibility/2006" xmlns:o="urn:schemas-microsoft-com:office:office" xmlns:r="http://schemas.openxmlformats.org/officeDocument/2006/relationships" xmlns:m="http://schemas.openxmlformats.org/officeDocument/2006/math" xmlns:v="urn:schemas-microsoft-com:vml" xmlns:wp14="http://schemas.microsoft.com/office/word/2010/wordprocessingDrawing" xmlns:wp="http://schemas.openxmlformats.org/drawingml/2006/wordprocessingDrawing" xmlns:w10="urn:schemas-microsoft-com:office:word" xmlns:w="http://schemas.openxmlformats.org/wordprocessingml/2006/main" xmlns:w14="http://schemas.microsoft.com/office/word/2010/wordml" xmlns:w15="http://schemas.microsoft.com/office/word/2012/wordml" xmlns:w16se="http://schemas.microsoft.com/office/word/2015/wordml/symex" xmlns:wpg="http://schemas.microsoft.com/office/word/2010/wordprocessingGroup" xmlns:wpi="http://schemas.microsoft.com/office/word/2010/wordprocessingInk" xmlns:wne="http://schemas.microsoft.com/office/word/2006/wordml" xmlns:wps="http://schemas.microsoft.com/office/word/2010/wordprocessingShape" mc:Ignorable="w14 w15 w16se wp14">
   <w:endnote w:type="separator" w:id="-1">
     <w:p>
       <w:r>
@@ -11407,7 +12759,7 @@
 </file>
 
 <file path=word/footnotes.xml><?xml version="1.0" encoding="utf-8"?>
-<w:footnotes xmlns:wpc="http://schemas.microsoft.com/office/word/2010/wordprocessingCanvas" xmlns:cx="http://schemas.microsoft.com/office/drawing/2014/chartex" xmlns:cx1="http://schemas.microsoft.com/office/drawing/2015/9/8/chartex" xmlns:cx2="http://schemas.microsoft.com/office/drawing/2015/10/21/chartex" xmlns:cx3="http://schemas.microsoft.com/office/drawing/2016/5/9/chartex" xmlns:cx4="http://schemas.microsoft.com/office/drawing/2016/5/10/chartex" xmlns:cx5="http://schemas.microsoft.com/office/drawing/2016/5/11/chartex" xmlns:cx6="http://schemas.microsoft.com/office/drawing/2016/5/12/chartex" xmlns:cx7="http://schemas.microsoft.com/office/drawing/2016/5/13/chartex" xmlns:cx8="http://schemas.microsoft.com/office/drawing/2016/5/14/chartex" xmlns:mc="http://schemas.openxmlformats.org/markup-compatibility/2006" xmlns:aink="http://schemas.microsoft.com/office/drawing/2016/ink" xmlns:am3d="http://schemas.microsoft.com/office/drawing/2017/model3d" xmlns:o="urn:schemas-microsoft-com:office:office" xmlns:oel="http://schemas.microsoft.com/office/2019/extlst" xmlns:r="http://schemas.openxmlformats.org/officeDocument/2006/relationships" xmlns:m="http://schemas.openxmlformats.org/officeDocument/2006/math" xmlns:v="urn:schemas-microsoft-com:vml" xmlns:wp14="http://schemas.microsoft.com/office/word/2010/wordprocessingDrawing" xmlns:wp="http://schemas.openxmlformats.org/drawingml/2006/wordprocessingDrawing" xmlns:w10="urn:schemas-microsoft-com:office:word" xmlns:w="http://schemas.openxmlformats.org/wordprocessingml/2006/main" xmlns:w14="http://schemas.microsoft.com/office/word/2010/wordml" xmlns:w15="http://schemas.microsoft.com/office/word/2012/wordml" xmlns:w16cex="http://schemas.microsoft.com/office/word/2018/wordml/cex" xmlns:w16cid="http://schemas.microsoft.com/office/word/2016/wordml/cid" xmlns:w16="http://schemas.microsoft.com/office/word/2018/wordml" xmlns:w16du="http://schemas.microsoft.com/office/word/2023/wordml/word16du" xmlns:w16sdtdh="http://schemas.microsoft.com/office/word/2020/wordml/sdtdatahash" xmlns:w16sdtfl="http://schemas.microsoft.com/office/word/2024/wordml/sdtformatlock" xmlns:w16se="http://schemas.microsoft.com/office/word/2015/wordml/symex" xmlns:wpg="http://schemas.microsoft.com/office/word/2010/wordprocessingGroup" xmlns:wpi="http://schemas.microsoft.com/office/word/2010/wordprocessingInk" xmlns:wne="http://schemas.microsoft.com/office/word/2006/wordml" xmlns:wps="http://schemas.microsoft.com/office/word/2010/wordprocessingShape" mc:Ignorable="w14 w15 w16se w16cid w16 w16cex w16sdtdh w16sdtfl w16du wp14">
+<w:footnotes xmlns:wpc="http://schemas.microsoft.com/office/word/2010/wordprocessingCanvas" xmlns:cx="http://schemas.microsoft.com/office/drawing/2014/chartex" xmlns:mc="http://schemas.openxmlformats.org/markup-compatibility/2006" xmlns:o="urn:schemas-microsoft-com:office:office" xmlns:r="http://schemas.openxmlformats.org/officeDocument/2006/relationships" xmlns:m="http://schemas.openxmlformats.org/officeDocument/2006/math" xmlns:v="urn:schemas-microsoft-com:vml" xmlns:wp14="http://schemas.microsoft.com/office/word/2010/wordprocessingDrawing" xmlns:wp="http://schemas.openxmlformats.org/drawingml/2006/wordprocessingDrawing" xmlns:w10="urn:schemas-microsoft-com:office:word" xmlns:w="http://schemas.openxmlformats.org/wordprocessingml/2006/main" xmlns:w14="http://schemas.microsoft.com/office/word/2010/wordml" xmlns:w15="http://schemas.microsoft.com/office/word/2012/wordml" xmlns:w16se="http://schemas.microsoft.com/office/word/2015/wordml/symex" xmlns:wpg="http://schemas.microsoft.com/office/word/2010/wordprocessingGroup" xmlns:wpi="http://schemas.microsoft.com/office/word/2010/wordprocessingInk" xmlns:wne="http://schemas.microsoft.com/office/word/2006/wordml" xmlns:wps="http://schemas.microsoft.com/office/word/2010/wordprocessingShape" mc:Ignorable="w14 w15 w16se wp14">
   <w:footnote w:type="separator" w:id="-1">
     <w:p>
       <w:r>
@@ -11426,7 +12778,7 @@
 </file>
 
 <file path=word/header1.xml><?xml version="1.0" encoding="utf-8"?>
-<w:hdr xmlns:wpc="http://schemas.microsoft.com/office/word/2010/wordprocessingCanvas" xmlns:cx="http://schemas.microsoft.com/office/drawing/2014/chartex" xmlns:cx1="http://schemas.microsoft.com/office/drawing/2015/9/8/chartex" xmlns:cx2="http://schemas.microsoft.com/office/drawing/2015/10/21/chartex" xmlns:cx3="http://schemas.microsoft.com/office/drawing/2016/5/9/chartex" xmlns:cx4="http://schemas.microsoft.com/office/drawing/2016/5/10/chartex" xmlns:cx5="http://schemas.microsoft.com/office/drawing/2016/5/11/chartex" xmlns:cx6="http://schemas.microsoft.com/office/drawing/2016/5/12/chartex" xmlns:cx7="http://schemas.microsoft.com/office/drawing/2016/5/13/chartex" xmlns:cx8="http://schemas.microsoft.com/office/drawing/2016/5/14/chartex" xmlns:mc="http://schemas.openxmlformats.org/markup-compatibility/2006" xmlns:aink="http://schemas.microsoft.com/office/drawing/2016/ink" xmlns:am3d="http://schemas.microsoft.com/office/drawing/2017/model3d" xmlns:o="urn:schemas-microsoft-com:office:office" xmlns:oel="http://schemas.microsoft.com/office/2019/extlst" xmlns:r="http://schemas.openxmlformats.org/officeDocument/2006/relationships" xmlns:m="http://schemas.openxmlformats.org/officeDocument/2006/math" xmlns:v="urn:schemas-microsoft-com:vml" xmlns:wp14="http://schemas.microsoft.com/office/word/2010/wordprocessingDrawing" xmlns:wp="http://schemas.openxmlformats.org/drawingml/2006/wordprocessingDrawing" xmlns:w10="urn:schemas-microsoft-com:office:word" xmlns:w="http://schemas.openxmlformats.org/wordprocessingml/2006/main" xmlns:w14="http://schemas.microsoft.com/office/word/2010/wordml" xmlns:w15="http://schemas.microsoft.com/office/word/2012/wordml" xmlns:w16cex="http://schemas.microsoft.com/office/word/2018/wordml/cex" xmlns:w16cid="http://schemas.microsoft.com/office/word/2016/wordml/cid" xmlns:w16="http://schemas.microsoft.com/office/word/2018/wordml" xmlns:w16du="http://schemas.microsoft.com/office/word/2023/wordml/word16du" xmlns:w16sdtdh="http://schemas.microsoft.com/office/word/2020/wordml/sdtdatahash" xmlns:w16sdtfl="http://schemas.microsoft.com/office/word/2024/wordml/sdtformatlock" xmlns:w16se="http://schemas.microsoft.com/office/word/2015/wordml/symex" xmlns:wpg="http://schemas.microsoft.com/office/word/2010/wordprocessingGroup" xmlns:wpi="http://schemas.microsoft.com/office/word/2010/wordprocessingInk" xmlns:wne="http://schemas.microsoft.com/office/word/2006/wordml" xmlns:wps="http://schemas.microsoft.com/office/word/2010/wordprocessingShape" mc:Ignorable="w14 w15 w16se w16cid w16 w16cex w16sdtdh w16sdtfl w16du wp14">
+<w:hdr xmlns:wpc="http://schemas.microsoft.com/office/word/2010/wordprocessingCanvas" xmlns:cx="http://schemas.microsoft.com/office/drawing/2014/chartex" xmlns:mc="http://schemas.openxmlformats.org/markup-compatibility/2006" xmlns:o="urn:schemas-microsoft-com:office:office" xmlns:r="http://schemas.openxmlformats.org/officeDocument/2006/relationships" xmlns:m="http://schemas.openxmlformats.org/officeDocument/2006/math" xmlns:v="urn:schemas-microsoft-com:vml" xmlns:wp14="http://schemas.microsoft.com/office/word/2010/wordprocessingDrawing" xmlns:wp="http://schemas.openxmlformats.org/drawingml/2006/wordprocessingDrawing" xmlns:w10="urn:schemas-microsoft-com:office:word" xmlns:w="http://schemas.openxmlformats.org/wordprocessingml/2006/main" xmlns:w14="http://schemas.microsoft.com/office/word/2010/wordml" xmlns:w15="http://schemas.microsoft.com/office/word/2012/wordml" xmlns:w16se="http://schemas.microsoft.com/office/word/2015/wordml/symex" xmlns:wpg="http://schemas.microsoft.com/office/word/2010/wordprocessingGroup" xmlns:wpi="http://schemas.microsoft.com/office/word/2010/wordprocessingInk" xmlns:wne="http://schemas.microsoft.com/office/word/2006/wordml" xmlns:wps="http://schemas.microsoft.com/office/word/2010/wordprocessingShape" mc:Ignorable="w14 w15 w16se wp14">
   <w:sdt>
     <w:sdtPr>
       <w:id w:val="1454596286"/>
@@ -11435,10 +12787,11 @@
         <w:docPartUnique/>
       </w:docPartObj>
     </w:sdtPr>
+    <w:sdtEndPr/>
     <w:sdtContent>
       <w:p>
         <w:pPr>
-          <w:pStyle w:val="aa"/>
+          <w:pStyle w:val="a9"/>
           <w:jc w:val="right"/>
         </w:pPr>
         <w:r>
@@ -11451,7 +12804,10 @@
           <w:fldChar w:fldCharType="separate"/>
         </w:r>
         <w:r>
-          <w:t>2</w:t>
+          <w:rPr>
+            <w:noProof/>
+          </w:rPr>
+          <w:t>6</w:t>
         </w:r>
         <w:r>
           <w:fldChar w:fldCharType="end"/>
@@ -11461,14 +12817,14 @@
   </w:sdt>
   <w:p>
     <w:pPr>
-      <w:pStyle w:val="aa"/>
+      <w:pStyle w:val="a9"/>
     </w:pPr>
   </w:p>
 </w:hdr>
 </file>
 
 <file path=word/numbering.xml><?xml version="1.0" encoding="utf-8"?>
-<w:numbering xmlns:wpc="http://schemas.microsoft.com/office/word/2010/wordprocessingCanvas" xmlns:cx="http://schemas.microsoft.com/office/drawing/2014/chartex" xmlns:cx1="http://schemas.microsoft.com/office/drawing/2015/9/8/chartex" xmlns:cx2="http://schemas.microsoft.com/office/drawing/2015/10/21/chartex" xmlns:cx3="http://schemas.microsoft.com/office/drawing/2016/5/9/chartex" xmlns:cx4="http://schemas.microsoft.com/office/drawing/2016/5/10/chartex" xmlns:cx5="http://schemas.microsoft.com/office/drawing/2016/5/11/chartex" xmlns:cx6="http://schemas.microsoft.com/office/drawing/2016/5/12/chartex" xmlns:cx7="http://schemas.microsoft.com/office/drawing/2016/5/13/chartex" xmlns:cx8="http://schemas.microsoft.com/office/drawing/2016/5/14/chartex" xmlns:mc="http://schemas.openxmlformats.org/markup-compatibility/2006" xmlns:aink="http://schemas.microsoft.com/office/drawing/2016/ink" xmlns:am3d="http://schemas.microsoft.com/office/drawing/2017/model3d" xmlns:o="urn:schemas-microsoft-com:office:office" xmlns:oel="http://schemas.microsoft.com/office/2019/extlst" xmlns:r="http://schemas.openxmlformats.org/officeDocument/2006/relationships" xmlns:m="http://schemas.openxmlformats.org/officeDocument/2006/math" xmlns:v="urn:schemas-microsoft-com:vml" xmlns:wp14="http://schemas.microsoft.com/office/word/2010/wordprocessingDrawing" xmlns:wp="http://schemas.openxmlformats.org/drawingml/2006/wordprocessingDrawing" xmlns:w10="urn:schemas-microsoft-com:office:word" xmlns:w="http://schemas.openxmlformats.org/wordprocessingml/2006/main" xmlns:w14="http://schemas.microsoft.com/office/word/2010/wordml" xmlns:w15="http://schemas.microsoft.com/office/word/2012/wordml" xmlns:w16cex="http://schemas.microsoft.com/office/word/2018/wordml/cex" xmlns:w16cid="http://schemas.microsoft.com/office/word/2016/wordml/cid" xmlns:w16="http://schemas.microsoft.com/office/word/2018/wordml" xmlns:w16du="http://schemas.microsoft.com/office/word/2023/wordml/word16du" xmlns:w16sdtdh="http://schemas.microsoft.com/office/word/2020/wordml/sdtdatahash" xmlns:w16sdtfl="http://schemas.microsoft.com/office/word/2024/wordml/sdtformatlock" xmlns:w16se="http://schemas.microsoft.com/office/word/2015/wordml/symex" xmlns:wpg="http://schemas.microsoft.com/office/word/2010/wordprocessingGroup" xmlns:wpi="http://schemas.microsoft.com/office/word/2010/wordprocessingInk" xmlns:wne="http://schemas.microsoft.com/office/word/2006/wordml" xmlns:wps="http://schemas.microsoft.com/office/word/2010/wordprocessingShape" mc:Ignorable="w14 w15 w16se w16cid w16 w16cex w16sdtdh w16sdtfl w16du wp14">
+<w:numbering xmlns:wpc="http://schemas.microsoft.com/office/word/2010/wordprocessingCanvas" xmlns:cx="http://schemas.microsoft.com/office/drawing/2014/chartex" xmlns:mc="http://schemas.openxmlformats.org/markup-compatibility/2006" xmlns:o="urn:schemas-microsoft-com:office:office" xmlns:r="http://schemas.openxmlformats.org/officeDocument/2006/relationships" xmlns:m="http://schemas.openxmlformats.org/officeDocument/2006/math" xmlns:v="urn:schemas-microsoft-com:vml" xmlns:wp14="http://schemas.microsoft.com/office/word/2010/wordprocessingDrawing" xmlns:wp="http://schemas.openxmlformats.org/drawingml/2006/wordprocessingDrawing" xmlns:w10="urn:schemas-microsoft-com:office:word" xmlns:w="http://schemas.openxmlformats.org/wordprocessingml/2006/main" xmlns:w14="http://schemas.microsoft.com/office/word/2010/wordml" xmlns:w15="http://schemas.microsoft.com/office/word/2012/wordml" xmlns:w16se="http://schemas.microsoft.com/office/word/2015/wordml/symex" xmlns:wpg="http://schemas.microsoft.com/office/word/2010/wordprocessingGroup" xmlns:wpi="http://schemas.microsoft.com/office/word/2010/wordprocessingInk" xmlns:wne="http://schemas.microsoft.com/office/word/2006/wordml" xmlns:wps="http://schemas.microsoft.com/office/word/2010/wordprocessingShape" mc:Ignorable="w14 w15 w16se wp14">
   <w:abstractNum w:abstractNumId="0" w15:restartNumberingAfterBreak="0">
     <w:nsid w:val="07C54DE4"/>
     <w:multiLevelType w:val="multilevel"/>
@@ -14932,95 +16288,95 @@
       </w:pPr>
     </w:lvl>
   </w:abstractNum>
-  <w:num w:numId="1" w16cid:durableId="782656066">
+  <w:num w:numId="1">
     <w:abstractNumId w:val="2"/>
   </w:num>
-  <w:num w:numId="2" w16cid:durableId="392435057">
+  <w:num w:numId="2">
     <w:abstractNumId w:val="0"/>
   </w:num>
-  <w:num w:numId="3" w16cid:durableId="530383039">
+  <w:num w:numId="3">
     <w:abstractNumId w:val="3"/>
   </w:num>
-  <w:num w:numId="4" w16cid:durableId="1349797822">
+  <w:num w:numId="4">
     <w:abstractNumId w:val="23"/>
   </w:num>
-  <w:num w:numId="5" w16cid:durableId="1466508396">
+  <w:num w:numId="5">
     <w:abstractNumId w:val="1"/>
   </w:num>
-  <w:num w:numId="6" w16cid:durableId="1800759989">
+  <w:num w:numId="6">
     <w:abstractNumId w:val="17"/>
   </w:num>
-  <w:num w:numId="7" w16cid:durableId="560095414">
+  <w:num w:numId="7">
     <w:abstractNumId w:val="18"/>
   </w:num>
-  <w:num w:numId="8" w16cid:durableId="670178837">
+  <w:num w:numId="8">
     <w:abstractNumId w:val="9"/>
   </w:num>
-  <w:num w:numId="9" w16cid:durableId="1938101118">
+  <w:num w:numId="9">
     <w:abstractNumId w:val="21"/>
   </w:num>
-  <w:num w:numId="10" w16cid:durableId="15425855">
+  <w:num w:numId="10">
     <w:abstractNumId w:val="24"/>
   </w:num>
-  <w:num w:numId="11" w16cid:durableId="1146434315">
+  <w:num w:numId="11">
     <w:abstractNumId w:val="19"/>
   </w:num>
-  <w:num w:numId="12" w16cid:durableId="375547922">
+  <w:num w:numId="12">
     <w:abstractNumId w:val="6"/>
   </w:num>
-  <w:num w:numId="13" w16cid:durableId="2013755409">
+  <w:num w:numId="13">
     <w:abstractNumId w:val="25"/>
   </w:num>
-  <w:num w:numId="14" w16cid:durableId="2096053175">
+  <w:num w:numId="14">
     <w:abstractNumId w:val="16"/>
   </w:num>
-  <w:num w:numId="15" w16cid:durableId="1937129377">
+  <w:num w:numId="15">
     <w:abstractNumId w:val="27"/>
   </w:num>
-  <w:num w:numId="16" w16cid:durableId="1987586109">
+  <w:num w:numId="16">
     <w:abstractNumId w:val="12"/>
   </w:num>
-  <w:num w:numId="17" w16cid:durableId="1472552145">
+  <w:num w:numId="17">
     <w:abstractNumId w:val="7"/>
   </w:num>
-  <w:num w:numId="18" w16cid:durableId="1615362794">
+  <w:num w:numId="18">
     <w:abstractNumId w:val="13"/>
   </w:num>
-  <w:num w:numId="19" w16cid:durableId="745343524">
+  <w:num w:numId="19">
     <w:abstractNumId w:val="22"/>
   </w:num>
-  <w:num w:numId="20" w16cid:durableId="1580402095">
+  <w:num w:numId="20">
     <w:abstractNumId w:val="14"/>
   </w:num>
-  <w:num w:numId="21" w16cid:durableId="1786804324">
+  <w:num w:numId="21">
     <w:abstractNumId w:val="15"/>
   </w:num>
-  <w:num w:numId="22" w16cid:durableId="1023750888">
+  <w:num w:numId="22">
     <w:abstractNumId w:val="20"/>
   </w:num>
-  <w:num w:numId="23" w16cid:durableId="1966766876">
+  <w:num w:numId="23">
     <w:abstractNumId w:val="8"/>
   </w:num>
-  <w:num w:numId="24" w16cid:durableId="1720202511">
+  <w:num w:numId="24">
     <w:abstractNumId w:val="10"/>
   </w:num>
-  <w:num w:numId="25" w16cid:durableId="1096367676">
+  <w:num w:numId="25">
     <w:abstractNumId w:val="11"/>
   </w:num>
-  <w:num w:numId="26" w16cid:durableId="1728187625">
+  <w:num w:numId="26">
     <w:abstractNumId w:val="26"/>
   </w:num>
-  <w:num w:numId="27" w16cid:durableId="1674456351">
+  <w:num w:numId="27">
     <w:abstractNumId w:val="5"/>
   </w:num>
-  <w:num w:numId="28" w16cid:durableId="187840268">
+  <w:num w:numId="28">
     <w:abstractNumId w:val="4"/>
   </w:num>
 </w:numbering>
 </file>
 
 <file path=word/styles.xml><?xml version="1.0" encoding="utf-8"?>
-<w:styles xmlns:mc="http://schemas.openxmlformats.org/markup-compatibility/2006" xmlns:r="http://schemas.openxmlformats.org/officeDocument/2006/relationships" xmlns:w="http://schemas.openxmlformats.org/wordprocessingml/2006/main" xmlns:w14="http://schemas.microsoft.com/office/word/2010/wordml" xmlns:w15="http://schemas.microsoft.com/office/word/2012/wordml" xmlns:w16cex="http://schemas.microsoft.com/office/word/2018/wordml/cex" xmlns:w16cid="http://schemas.microsoft.com/office/word/2016/wordml/cid" xmlns:w16="http://schemas.microsoft.com/office/word/2018/wordml" xmlns:w16du="http://schemas.microsoft.com/office/word/2023/wordml/word16du" xmlns:w16sdtdh="http://schemas.microsoft.com/office/word/2020/wordml/sdtdatahash" xmlns:w16sdtfl="http://schemas.microsoft.com/office/word/2024/wordml/sdtformatlock" xmlns:w16se="http://schemas.microsoft.com/office/word/2015/wordml/symex" mc:Ignorable="w14 w15 w16se w16cid w16 w16cex w16sdtdh w16sdtfl w16du">
+<w:styles xmlns:mc="http://schemas.openxmlformats.org/markup-compatibility/2006" xmlns:r="http://schemas.openxmlformats.org/officeDocument/2006/relationships" xmlns:w="http://schemas.openxmlformats.org/wordprocessingml/2006/main" xmlns:w14="http://schemas.microsoft.com/office/word/2010/wordml" xmlns:w15="http://schemas.microsoft.com/office/word/2012/wordml" xmlns:w16se="http://schemas.microsoft.com/office/word/2015/wordml/symex" mc:Ignorable="w14 w15 w16se">
   <w:docDefaults>
     <w:rPrDefault>
       <w:rPr>
@@ -15036,7 +16392,7 @@
       </w:pPr>
     </w:pPrDefault>
   </w:docDefaults>
-  <w:latentStyles w:defLockedState="0" w:defUIPriority="99" w:defSemiHidden="0" w:defUnhideWhenUsed="0" w:defQFormat="0" w:count="376">
+  <w:latentStyles w:defLockedState="0" w:defUIPriority="99" w:defSemiHidden="0" w:defUnhideWhenUsed="0" w:defQFormat="0" w:count="371">
     <w:lsdException w:name="Normal" w:uiPriority="0" w:qFormat="1"/>
     <w:lsdException w:name="heading 1" w:uiPriority="9" w:qFormat="1"/>
     <w:lsdException w:name="heading 2" w:semiHidden="1" w:uiPriority="9" w:unhideWhenUsed="1" w:qFormat="1"/>
@@ -15408,11 +16764,6 @@
     <w:lsdException w:name="List Table 5 Dark Accent 6" w:uiPriority="50"/>
     <w:lsdException w:name="List Table 6 Colorful Accent 6" w:uiPriority="51"/>
     <w:lsdException w:name="List Table 7 Colorful Accent 6" w:uiPriority="52"/>
-    <w:lsdException w:name="Mention" w:semiHidden="1" w:unhideWhenUsed="1"/>
-    <w:lsdException w:name="Smart Hyperlink" w:semiHidden="1" w:unhideWhenUsed="1"/>
-    <w:lsdException w:name="Hashtag" w:semiHidden="1" w:unhideWhenUsed="1"/>
-    <w:lsdException w:name="Unresolved Mention" w:semiHidden="1" w:unhideWhenUsed="1"/>
-    <w:lsdException w:name="Smart Link" w:semiHidden="1" w:unhideWhenUsed="1"/>
   </w:latentStyles>
   <w:style w:type="paragraph" w:default="1" w:styleId="a">
     <w:name w:val="Normal"/>
@@ -15515,7 +16866,7 @@
       <w:lang w:eastAsia="zh-CN"/>
     </w:rPr>
   </w:style>
-  <w:style w:type="character" w:styleId="a7">
+  <w:style w:type="character" w:customStyle="1" w:styleId="UnresolvedMention">
     <w:name w:val="Unresolved Mention"/>
     <w:basedOn w:val="a0"/>
     <w:uiPriority w:val="99"/>
@@ -15527,7 +16878,7 @@
       <w:shd w:val="clear" w:color="auto" w:fill="E1DFDD"/>
     </w:rPr>
   </w:style>
-  <w:style w:type="table" w:styleId="a8">
+  <w:style w:type="table" w:styleId="a7">
     <w:name w:val="Table Grid"/>
     <w:basedOn w:val="a1"/>
     <w:uiPriority w:val="39"/>
@@ -15546,7 +16897,7 @@
       </w:tblBorders>
     </w:tblPr>
   </w:style>
-  <w:style w:type="table" w:styleId="a9">
+  <w:style w:type="table" w:styleId="a8">
     <w:name w:val="Grid Table Light"/>
     <w:basedOn w:val="a1"/>
     <w:uiPriority w:val="40"/>
@@ -15565,10 +16916,10 @@
       </w:tblBorders>
     </w:tblPr>
   </w:style>
-  <w:style w:type="paragraph" w:styleId="aa">
+  <w:style w:type="paragraph" w:styleId="a9">
     <w:name w:val="header"/>
     <w:basedOn w:val="a"/>
-    <w:link w:val="ab"/>
+    <w:link w:val="aa"/>
     <w:uiPriority w:val="99"/>
     <w:unhideWhenUsed/>
     <w:rsid w:val="00D36A2A"/>
@@ -15579,10 +16930,10 @@
       </w:tabs>
     </w:pPr>
   </w:style>
-  <w:style w:type="character" w:customStyle="1" w:styleId="ab">
+  <w:style w:type="character" w:customStyle="1" w:styleId="aa">
     <w:name w:val="Верхний колонтитул Знак"/>
     <w:basedOn w:val="a0"/>
-    <w:link w:val="aa"/>
+    <w:link w:val="a9"/>
     <w:uiPriority w:val="99"/>
     <w:rsid w:val="00D36A2A"/>
     <w:rPr>
@@ -15592,10 +16943,10 @@
       <w:lang w:eastAsia="ru-RU"/>
     </w:rPr>
   </w:style>
-  <w:style w:type="paragraph" w:styleId="ac">
+  <w:style w:type="paragraph" w:styleId="ab">
     <w:name w:val="footer"/>
     <w:basedOn w:val="a"/>
-    <w:link w:val="ad"/>
+    <w:link w:val="ac"/>
     <w:uiPriority w:val="99"/>
     <w:unhideWhenUsed/>
     <w:rsid w:val="00D36A2A"/>
@@ -15606,10 +16957,10 @@
       </w:tabs>
     </w:pPr>
   </w:style>
-  <w:style w:type="character" w:customStyle="1" w:styleId="ad">
+  <w:style w:type="character" w:customStyle="1" w:styleId="ac">
     <w:name w:val="Нижний колонтитул Знак"/>
     <w:basedOn w:val="a0"/>
-    <w:link w:val="ac"/>
+    <w:link w:val="ab"/>
     <w:uiPriority w:val="99"/>
     <w:rsid w:val="00D36A2A"/>
     <w:rPr>
@@ -15888,7 +17239,7 @@
 </file>
 
 <file path=customXml/itemProps1.xml><?xml version="1.0" encoding="utf-8"?>
-<ds:datastoreItem xmlns:ds="http://schemas.openxmlformats.org/officeDocument/2006/customXml" ds:itemID="{A8951998-1BB6-4B92-870E-0999E43DF02B}">
+<ds:datastoreItem xmlns:ds="http://schemas.openxmlformats.org/officeDocument/2006/customXml" ds:itemID="{94D1B171-841D-46B0-A3E9-746CDCC19F19}">
   <ds:schemaRefs>
     <ds:schemaRef ds:uri="http://schemas.openxmlformats.org/officeDocument/2006/bibliography"/>
   </ds:schemaRefs>

--- a/Отчет.docx
+++ b/Отчет.docx
@@ -1,6 +1,6 @@
 
 <file path=word/document.xml><?xml version="1.0" encoding="utf-8"?>
-<w:document xmlns:wpc="http://schemas.microsoft.com/office/word/2010/wordprocessingCanvas" xmlns:cx="http://schemas.microsoft.com/office/drawing/2014/chartex" xmlns:mc="http://schemas.openxmlformats.org/markup-compatibility/2006" xmlns:o="urn:schemas-microsoft-com:office:office" xmlns:r="http://schemas.openxmlformats.org/officeDocument/2006/relationships" xmlns:m="http://schemas.openxmlformats.org/officeDocument/2006/math" xmlns:v="urn:schemas-microsoft-com:vml" xmlns:wp14="http://schemas.microsoft.com/office/word/2010/wordprocessingDrawing" xmlns:wp="http://schemas.openxmlformats.org/drawingml/2006/wordprocessingDrawing" xmlns:w10="urn:schemas-microsoft-com:office:word" xmlns:w="http://schemas.openxmlformats.org/wordprocessingml/2006/main" xmlns:w14="http://schemas.microsoft.com/office/word/2010/wordml" xmlns:w15="http://schemas.microsoft.com/office/word/2012/wordml" xmlns:w16se="http://schemas.microsoft.com/office/word/2015/wordml/symex" xmlns:wpg="http://schemas.microsoft.com/office/word/2010/wordprocessingGroup" xmlns:wpi="http://schemas.microsoft.com/office/word/2010/wordprocessingInk" xmlns:wne="http://schemas.microsoft.com/office/word/2006/wordml" xmlns:wps="http://schemas.microsoft.com/office/word/2010/wordprocessingShape" mc:Ignorable="w14 w15 w16se wp14">
+<w:document xmlns:wpc="http://schemas.microsoft.com/office/word/2010/wordprocessingCanvas" xmlns:cx="http://schemas.microsoft.com/office/drawing/2014/chartex" xmlns:cx1="http://schemas.microsoft.com/office/drawing/2015/9/8/chartex" xmlns:cx2="http://schemas.microsoft.com/office/drawing/2015/10/21/chartex" xmlns:cx3="http://schemas.microsoft.com/office/drawing/2016/5/9/chartex" xmlns:cx4="http://schemas.microsoft.com/office/drawing/2016/5/10/chartex" xmlns:cx5="http://schemas.microsoft.com/office/drawing/2016/5/11/chartex" xmlns:cx6="http://schemas.microsoft.com/office/drawing/2016/5/12/chartex" xmlns:cx7="http://schemas.microsoft.com/office/drawing/2016/5/13/chartex" xmlns:cx8="http://schemas.microsoft.com/office/drawing/2016/5/14/chartex" xmlns:mc="http://schemas.openxmlformats.org/markup-compatibility/2006" xmlns:aink="http://schemas.microsoft.com/office/drawing/2016/ink" xmlns:am3d="http://schemas.microsoft.com/office/drawing/2017/model3d" xmlns:o="urn:schemas-microsoft-com:office:office" xmlns:oel="http://schemas.microsoft.com/office/2019/extlst" xmlns:r="http://schemas.openxmlformats.org/officeDocument/2006/relationships" xmlns:m="http://schemas.openxmlformats.org/officeDocument/2006/math" xmlns:v="urn:schemas-microsoft-com:vml" xmlns:wp14="http://schemas.microsoft.com/office/word/2010/wordprocessingDrawing" xmlns:wp="http://schemas.openxmlformats.org/drawingml/2006/wordprocessingDrawing" xmlns:w10="urn:schemas-microsoft-com:office:word" xmlns:w="http://schemas.openxmlformats.org/wordprocessingml/2006/main" xmlns:w14="http://schemas.microsoft.com/office/word/2010/wordml" xmlns:w15="http://schemas.microsoft.com/office/word/2012/wordml" xmlns:w16cex="http://schemas.microsoft.com/office/word/2018/wordml/cex" xmlns:w16cid="http://schemas.microsoft.com/office/word/2016/wordml/cid" xmlns:w16="http://schemas.microsoft.com/office/word/2018/wordml" xmlns:w16du="http://schemas.microsoft.com/office/word/2023/wordml/word16du" xmlns:w16sdtdh="http://schemas.microsoft.com/office/word/2020/wordml/sdtdatahash" xmlns:w16sdtfl="http://schemas.microsoft.com/office/word/2024/wordml/sdtformatlock" xmlns:w16se="http://schemas.microsoft.com/office/word/2015/wordml/symex" xmlns:wpg="http://schemas.microsoft.com/office/word/2010/wordprocessingGroup" xmlns:wpi="http://schemas.microsoft.com/office/word/2010/wordprocessingInk" xmlns:wne="http://schemas.microsoft.com/office/word/2006/wordml" xmlns:wps="http://schemas.microsoft.com/office/word/2010/wordprocessingShape" mc:Ignorable="w14 w15 w16se w16cid w16 w16cex w16sdtdh w16sdtfl w16du wp14">
   <w:body>
     <w:p>
       <w:pPr>
@@ -181,25 +181,7 @@
           <w:sz w:val="28"/>
           <w:szCs w:val="28"/>
         </w:rPr>
-        <w:t>ПМ.</w:t>
-      </w:r>
-      <w:proofErr w:type="gramStart"/>
-      <w:r>
-        <w:rPr>
-          <w:b/>
-          <w:sz w:val="28"/>
-          <w:szCs w:val="28"/>
-        </w:rPr>
-        <w:t>04.Сопровождение</w:t>
-      </w:r>
-      <w:proofErr w:type="gramEnd"/>
-      <w:r>
-        <w:rPr>
-          <w:b/>
-          <w:sz w:val="28"/>
-          <w:szCs w:val="28"/>
-        </w:rPr>
-        <w:t xml:space="preserve"> и обслуживание программного обеспечения компьютерных систем</w:t>
+        <w:t>ПМ.04.Сопровождение и обслуживание программного обеспечения компьютерных систем</w:t>
       </w:r>
     </w:p>
     <w:p>
@@ -258,21 +240,12 @@
           <w:szCs w:val="28"/>
         </w:rPr>
       </w:pPr>
-      <w:proofErr w:type="spellStart"/>
-      <w:r>
-        <w:rPr>
-          <w:sz w:val="28"/>
-          <w:szCs w:val="28"/>
-        </w:rPr>
-        <w:t>Гущеварова</w:t>
-      </w:r>
-      <w:proofErr w:type="spellEnd"/>
-      <w:r>
-        <w:rPr>
-          <w:sz w:val="28"/>
-          <w:szCs w:val="28"/>
-        </w:rPr>
-        <w:t xml:space="preserve"> Валерия Александровна</w:t>
+      <w:r>
+        <w:rPr>
+          <w:sz w:val="28"/>
+          <w:szCs w:val="28"/>
+        </w:rPr>
+        <w:t>Гущеварова Валерия Александровна</w:t>
       </w:r>
     </w:p>
     <w:p>
@@ -753,7 +726,7 @@
       <w:sdtContent>
         <w:p>
           <w:pPr>
-            <w:pStyle w:val="1"/>
+            <w:pStyle w:val="11"/>
             <w:numPr>
               <w:ilvl w:val="0"/>
               <w:numId w:val="17"/>
@@ -793,7 +766,7 @@
         </w:p>
         <w:p>
           <w:pPr>
-            <w:pStyle w:val="1"/>
+            <w:pStyle w:val="11"/>
             <w:numPr>
               <w:ilvl w:val="0"/>
               <w:numId w:val="17"/>
@@ -828,12 +801,12 @@
               <w:sz w:val="28"/>
               <w:szCs w:val="28"/>
             </w:rPr>
-            <w:t>4</w:t>
+            <w:t>3</w:t>
           </w:r>
         </w:p>
         <w:p>
           <w:pPr>
-            <w:pStyle w:val="1"/>
+            <w:pStyle w:val="11"/>
             <w:numPr>
               <w:ilvl w:val="0"/>
               <w:numId w:val="17"/>
@@ -873,7 +846,7 @@
         </w:p>
         <w:p>
           <w:pPr>
-            <w:pStyle w:val="1"/>
+            <w:pStyle w:val="11"/>
             <w:numPr>
               <w:ilvl w:val="0"/>
               <w:numId w:val="17"/>
@@ -913,13 +886,13 @@
         </w:p>
         <w:p>
           <w:pPr>
-            <w:pStyle w:val="1"/>
+            <w:pStyle w:val="11"/>
             <w:numPr>
               <w:ilvl w:val="1"/>
               <w:numId w:val="17"/>
             </w:numPr>
             <w:spacing w:after="0" w:line="360" w:lineRule="auto"/>
-            <w:ind w:left="709" w:hanging="709"/>
+            <w:ind w:left="1418" w:hanging="709"/>
             <w:rPr>
               <w:rFonts w:ascii="Times New Roman" w:hAnsi="Times New Roman"/>
               <w:sz w:val="28"/>
@@ -953,13 +926,13 @@
         </w:p>
         <w:p>
           <w:pPr>
-            <w:pStyle w:val="1"/>
+            <w:pStyle w:val="11"/>
             <w:numPr>
               <w:ilvl w:val="1"/>
               <w:numId w:val="17"/>
             </w:numPr>
             <w:spacing w:after="0" w:line="360" w:lineRule="auto"/>
-            <w:ind w:left="709" w:hanging="709"/>
+            <w:ind w:left="1418" w:hanging="709"/>
             <w:rPr>
               <w:rFonts w:ascii="Times New Roman" w:hAnsi="Times New Roman"/>
               <w:sz w:val="28"/>
@@ -988,18 +961,18 @@
               <w:sz w:val="28"/>
               <w:szCs w:val="28"/>
             </w:rPr>
-            <w:t>8</w:t>
+            <w:t>9</w:t>
           </w:r>
         </w:p>
         <w:p>
           <w:pPr>
-            <w:pStyle w:val="1"/>
+            <w:pStyle w:val="11"/>
             <w:numPr>
               <w:ilvl w:val="1"/>
               <w:numId w:val="17"/>
             </w:numPr>
             <w:spacing w:after="0" w:line="360" w:lineRule="auto"/>
-            <w:ind w:left="709" w:hanging="709"/>
+            <w:ind w:left="1418" w:hanging="709"/>
             <w:rPr>
               <w:rFonts w:ascii="Times New Roman" w:hAnsi="Times New Roman"/>
               <w:sz w:val="28"/>
@@ -1033,13 +1006,13 @@
         </w:p>
         <w:p>
           <w:pPr>
-            <w:pStyle w:val="1"/>
+            <w:pStyle w:val="11"/>
             <w:numPr>
               <w:ilvl w:val="1"/>
               <w:numId w:val="17"/>
             </w:numPr>
             <w:spacing w:after="0" w:line="360" w:lineRule="auto"/>
-            <w:ind w:left="709" w:hanging="709"/>
+            <w:ind w:left="1418" w:hanging="709"/>
             <w:rPr>
               <w:rFonts w:ascii="Times New Roman" w:hAnsi="Times New Roman"/>
               <w:sz w:val="28"/>
@@ -1068,18 +1041,18 @@
               <w:sz w:val="28"/>
               <w:szCs w:val="28"/>
             </w:rPr>
-            <w:t>9</w:t>
+            <w:t>10</w:t>
           </w:r>
         </w:p>
         <w:p>
           <w:pPr>
-            <w:pStyle w:val="1"/>
+            <w:pStyle w:val="11"/>
             <w:numPr>
               <w:ilvl w:val="1"/>
               <w:numId w:val="17"/>
             </w:numPr>
             <w:spacing w:after="0" w:line="360" w:lineRule="auto"/>
-            <w:ind w:left="709" w:hanging="709"/>
+            <w:ind w:left="1418" w:hanging="709"/>
             <w:rPr>
               <w:rFonts w:ascii="Times New Roman" w:hAnsi="Times New Roman"/>
               <w:sz w:val="28"/>
@@ -1121,13 +1094,13 @@
         </w:p>
         <w:p>
           <w:pPr>
-            <w:pStyle w:val="1"/>
+            <w:pStyle w:val="11"/>
             <w:numPr>
               <w:ilvl w:val="1"/>
               <w:numId w:val="17"/>
             </w:numPr>
             <w:spacing w:after="0" w:line="360" w:lineRule="auto"/>
-            <w:ind w:left="709" w:hanging="709"/>
+            <w:ind w:left="1418" w:hanging="709"/>
             <w:rPr>
               <w:rFonts w:ascii="Times New Roman" w:hAnsi="Times New Roman"/>
               <w:sz w:val="28"/>
@@ -1164,18 +1137,18 @@
               <w:sz w:val="28"/>
               <w:szCs w:val="28"/>
             </w:rPr>
-            <w:t>0</w:t>
+            <w:t>1</w:t>
           </w:r>
         </w:p>
         <w:p>
           <w:pPr>
-            <w:pStyle w:val="1"/>
+            <w:pStyle w:val="11"/>
             <w:numPr>
               <w:ilvl w:val="1"/>
               <w:numId w:val="17"/>
             </w:numPr>
             <w:spacing w:after="0" w:line="360" w:lineRule="auto"/>
-            <w:ind w:left="709" w:hanging="709"/>
+            <w:ind w:left="1418" w:hanging="709"/>
             <w:rPr>
               <w:rFonts w:ascii="Times New Roman" w:hAnsi="Times New Roman"/>
               <w:sz w:val="28"/>
@@ -1212,18 +1185,18 @@
               <w:sz w:val="28"/>
               <w:szCs w:val="28"/>
             </w:rPr>
-            <w:t>0</w:t>
+            <w:t>1</w:t>
           </w:r>
         </w:p>
         <w:p>
           <w:pPr>
-            <w:pStyle w:val="1"/>
+            <w:pStyle w:val="11"/>
             <w:numPr>
               <w:ilvl w:val="1"/>
               <w:numId w:val="17"/>
             </w:numPr>
             <w:spacing w:after="0" w:line="360" w:lineRule="auto"/>
-            <w:ind w:left="709" w:hanging="709"/>
+            <w:ind w:left="1418" w:hanging="709"/>
             <w:rPr>
               <w:rFonts w:ascii="Times New Roman" w:hAnsi="Times New Roman"/>
               <w:sz w:val="28"/>
@@ -1260,18 +1233,18 @@
               <w:sz w:val="28"/>
               <w:szCs w:val="28"/>
             </w:rPr>
-            <w:t>1</w:t>
+            <w:t>2</w:t>
           </w:r>
         </w:p>
         <w:p>
           <w:pPr>
-            <w:pStyle w:val="1"/>
+            <w:pStyle w:val="11"/>
             <w:numPr>
               <w:ilvl w:val="1"/>
               <w:numId w:val="17"/>
             </w:numPr>
             <w:spacing w:after="0" w:line="360" w:lineRule="auto"/>
-            <w:ind w:left="709" w:hanging="709"/>
+            <w:ind w:left="1418" w:hanging="709"/>
             <w:rPr>
               <w:rFonts w:ascii="Times New Roman" w:hAnsi="Times New Roman"/>
               <w:sz w:val="28"/>
@@ -1308,18 +1281,18 @@
               <w:sz w:val="28"/>
               <w:szCs w:val="28"/>
             </w:rPr>
-            <w:t>2</w:t>
+            <w:t>3</w:t>
           </w:r>
         </w:p>
         <w:p>
           <w:pPr>
-            <w:pStyle w:val="1"/>
+            <w:pStyle w:val="11"/>
             <w:numPr>
               <w:ilvl w:val="1"/>
               <w:numId w:val="17"/>
             </w:numPr>
             <w:spacing w:after="0" w:line="360" w:lineRule="auto"/>
-            <w:ind w:left="709" w:hanging="709"/>
+            <w:ind w:left="1418" w:hanging="709"/>
             <w:rPr>
               <w:rFonts w:ascii="Times New Roman" w:hAnsi="Times New Roman"/>
               <w:sz w:val="28"/>
@@ -1356,18 +1329,18 @@
               <w:sz w:val="28"/>
               <w:szCs w:val="28"/>
             </w:rPr>
-            <w:t>2</w:t>
+            <w:t>3</w:t>
           </w:r>
         </w:p>
         <w:p>
           <w:pPr>
-            <w:pStyle w:val="1"/>
+            <w:pStyle w:val="11"/>
             <w:numPr>
               <w:ilvl w:val="1"/>
               <w:numId w:val="17"/>
             </w:numPr>
             <w:spacing w:after="0" w:line="360" w:lineRule="auto"/>
-            <w:ind w:left="709" w:hanging="709"/>
+            <w:ind w:left="1418" w:hanging="709"/>
             <w:rPr>
               <w:rFonts w:ascii="Times New Roman" w:hAnsi="Times New Roman"/>
               <w:sz w:val="28"/>
@@ -1380,7 +1353,7 @@
               <w:sz w:val="28"/>
               <w:szCs w:val="28"/>
             </w:rPr>
-            <w:t>Анализ рисков и характеристик качества</w:t>
+            <w:t>Сборка ПО с открытым исходным кодом</w:t>
           </w:r>
           <w:r>
             <w:rPr>
@@ -1404,18 +1377,278 @@
               <w:sz w:val="28"/>
               <w:szCs w:val="28"/>
             </w:rPr>
-            <w:t>2</w:t>
+            <w:t>3</w:t>
           </w:r>
         </w:p>
         <w:p>
           <w:pPr>
-            <w:pStyle w:val="1"/>
+            <w:pStyle w:val="11"/>
             <w:numPr>
               <w:ilvl w:val="1"/>
               <w:numId w:val="17"/>
             </w:numPr>
             <w:spacing w:after="0" w:line="360" w:lineRule="auto"/>
-            <w:ind w:left="709" w:hanging="709"/>
+            <w:ind w:left="1418" w:hanging="709"/>
+            <w:rPr>
+              <w:rFonts w:ascii="Times New Roman" w:hAnsi="Times New Roman"/>
+              <w:sz w:val="28"/>
+              <w:szCs w:val="28"/>
+            </w:rPr>
+          </w:pPr>
+          <w:r>
+            <w:rPr>
+              <w:rFonts w:ascii="Times New Roman" w:hAnsi="Times New Roman"/>
+              <w:sz w:val="28"/>
+              <w:szCs w:val="28"/>
+            </w:rPr>
+            <w:t xml:space="preserve">Настройка </w:t>
+          </w:r>
+          <w:r>
+            <w:rPr>
+              <w:rFonts w:ascii="Times New Roman" w:hAnsi="Times New Roman"/>
+              <w:sz w:val="28"/>
+              <w:szCs w:val="28"/>
+              <w:lang w:val="en-US"/>
+            </w:rPr>
+            <w:t>Active Directory</w:t>
+          </w:r>
+          <w:r>
+            <w:rPr>
+              <w:rFonts w:ascii="Times New Roman" w:hAnsi="Times New Roman"/>
+              <w:sz w:val="28"/>
+              <w:szCs w:val="28"/>
+            </w:rPr>
+            <w:ptab w:relativeTo="margin" w:alignment="right" w:leader="dot"/>
+          </w:r>
+          <w:r>
+            <w:rPr>
+              <w:rFonts w:ascii="Times New Roman" w:hAnsi="Times New Roman"/>
+              <w:sz w:val="28"/>
+              <w:szCs w:val="28"/>
+            </w:rPr>
+            <w:t>1</w:t>
+          </w:r>
+          <w:r>
+            <w:rPr>
+              <w:rFonts w:ascii="Times New Roman" w:hAnsi="Times New Roman"/>
+              <w:sz w:val="28"/>
+              <w:szCs w:val="28"/>
+              <w:lang w:val="en-AU"/>
+            </w:rPr>
+            <w:t>5</w:t>
+          </w:r>
+        </w:p>
+        <w:p>
+          <w:pPr>
+            <w:pStyle w:val="11"/>
+            <w:numPr>
+              <w:ilvl w:val="1"/>
+              <w:numId w:val="17"/>
+            </w:numPr>
+            <w:spacing w:after="0" w:line="360" w:lineRule="auto"/>
+            <w:ind w:left="1418" w:hanging="709"/>
+            <w:rPr>
+              <w:rFonts w:ascii="Times New Roman" w:hAnsi="Times New Roman"/>
+              <w:sz w:val="28"/>
+              <w:szCs w:val="28"/>
+            </w:rPr>
+          </w:pPr>
+          <w:r>
+            <w:rPr>
+              <w:rFonts w:ascii="Times New Roman" w:hAnsi="Times New Roman"/>
+              <w:sz w:val="28"/>
+              <w:szCs w:val="28"/>
+            </w:rPr>
+            <w:t>Настройка антивирусной защиты (</w:t>
+          </w:r>
+          <w:r>
+            <w:rPr>
+              <w:rFonts w:ascii="Times New Roman" w:hAnsi="Times New Roman"/>
+              <w:sz w:val="28"/>
+              <w:szCs w:val="28"/>
+              <w:lang w:val="en-US"/>
+            </w:rPr>
+            <w:t>Kaspersky</w:t>
+          </w:r>
+          <w:r>
+            <w:rPr>
+              <w:rFonts w:ascii="Times New Roman" w:hAnsi="Times New Roman"/>
+              <w:sz w:val="28"/>
+              <w:szCs w:val="28"/>
+            </w:rPr>
+            <w:t>)</w:t>
+          </w:r>
+          <w:r>
+            <w:rPr>
+              <w:rFonts w:ascii="Times New Roman" w:hAnsi="Times New Roman"/>
+              <w:sz w:val="28"/>
+              <w:szCs w:val="28"/>
+            </w:rPr>
+            <w:ptab w:relativeTo="margin" w:alignment="right" w:leader="dot"/>
+          </w:r>
+          <w:r>
+            <w:rPr>
+              <w:rFonts w:ascii="Times New Roman" w:hAnsi="Times New Roman"/>
+              <w:sz w:val="28"/>
+              <w:szCs w:val="28"/>
+            </w:rPr>
+            <w:t>1</w:t>
+          </w:r>
+          <w:r>
+            <w:rPr>
+              <w:rFonts w:ascii="Times New Roman" w:hAnsi="Times New Roman"/>
+              <w:sz w:val="28"/>
+              <w:szCs w:val="28"/>
+              <w:lang w:val="en-AU"/>
+            </w:rPr>
+            <w:t>6</w:t>
+          </w:r>
+        </w:p>
+        <w:p>
+          <w:pPr>
+            <w:pStyle w:val="11"/>
+            <w:numPr>
+              <w:ilvl w:val="1"/>
+              <w:numId w:val="17"/>
+            </w:numPr>
+            <w:spacing w:after="0" w:line="360" w:lineRule="auto"/>
+            <w:ind w:left="1418" w:hanging="709"/>
+            <w:rPr>
+              <w:rFonts w:ascii="Times New Roman" w:hAnsi="Times New Roman"/>
+              <w:sz w:val="28"/>
+              <w:szCs w:val="28"/>
+            </w:rPr>
+          </w:pPr>
+          <w:r>
+            <w:rPr>
+              <w:rFonts w:ascii="Times New Roman" w:hAnsi="Times New Roman"/>
+              <w:sz w:val="28"/>
+              <w:szCs w:val="28"/>
+            </w:rPr>
+            <w:t xml:space="preserve">Создание общей сетевой папки для </w:t>
+          </w:r>
+          <w:r>
+            <w:rPr>
+              <w:rFonts w:ascii="Times New Roman" w:hAnsi="Times New Roman"/>
+              <w:sz w:val="28"/>
+              <w:szCs w:val="28"/>
+            </w:rPr>
+            <w:t>ПО</w:t>
+          </w:r>
+          <w:r>
+            <w:rPr>
+              <w:rFonts w:ascii="Times New Roman" w:hAnsi="Times New Roman"/>
+              <w:sz w:val="28"/>
+              <w:szCs w:val="28"/>
+            </w:rPr>
+            <w:ptab w:relativeTo="margin" w:alignment="right" w:leader="dot"/>
+          </w:r>
+          <w:r>
+            <w:rPr>
+              <w:rFonts w:ascii="Times New Roman" w:hAnsi="Times New Roman"/>
+              <w:sz w:val="28"/>
+              <w:szCs w:val="28"/>
+            </w:rPr>
+            <w:t>1</w:t>
+          </w:r>
+          <w:r>
+            <w:rPr>
+              <w:rFonts w:ascii="Times New Roman" w:hAnsi="Times New Roman"/>
+              <w:sz w:val="28"/>
+              <w:szCs w:val="28"/>
+            </w:rPr>
+            <w:t>8</w:t>
+          </w:r>
+        </w:p>
+        <w:p>
+          <w:pPr>
+            <w:pStyle w:val="11"/>
+            <w:numPr>
+              <w:ilvl w:val="1"/>
+              <w:numId w:val="17"/>
+            </w:numPr>
+            <w:spacing w:after="0" w:line="360" w:lineRule="auto"/>
+            <w:ind w:left="1418" w:hanging="709"/>
+            <w:rPr>
+              <w:rFonts w:ascii="Times New Roman" w:hAnsi="Times New Roman"/>
+              <w:sz w:val="28"/>
+              <w:szCs w:val="28"/>
+            </w:rPr>
+          </w:pPr>
+          <w:r>
+            <w:rPr>
+              <w:rFonts w:ascii="Times New Roman" w:hAnsi="Times New Roman"/>
+              <w:sz w:val="28"/>
+              <w:szCs w:val="28"/>
+            </w:rPr>
+            <w:t>Настройка локальной сети</w:t>
+          </w:r>
+          <w:r>
+            <w:rPr>
+              <w:rFonts w:ascii="Times New Roman" w:hAnsi="Times New Roman"/>
+              <w:sz w:val="28"/>
+              <w:szCs w:val="28"/>
+            </w:rPr>
+            <w:ptab w:relativeTo="margin" w:alignment="right" w:leader="dot"/>
+          </w:r>
+          <w:r>
+            <w:rPr>
+              <w:rFonts w:ascii="Times New Roman" w:hAnsi="Times New Roman"/>
+              <w:sz w:val="28"/>
+              <w:szCs w:val="28"/>
+            </w:rPr>
+            <w:t>20</w:t>
+          </w:r>
+        </w:p>
+        <w:p>
+          <w:pPr>
+            <w:pStyle w:val="11"/>
+            <w:numPr>
+              <w:ilvl w:val="1"/>
+              <w:numId w:val="17"/>
+            </w:numPr>
+            <w:spacing w:after="0" w:line="360" w:lineRule="auto"/>
+            <w:ind w:left="1418" w:hanging="709"/>
+            <w:rPr>
+              <w:rFonts w:ascii="Times New Roman" w:hAnsi="Times New Roman"/>
+              <w:sz w:val="28"/>
+              <w:szCs w:val="28"/>
+            </w:rPr>
+          </w:pPr>
+          <w:r>
+            <w:rPr>
+              <w:rFonts w:ascii="Times New Roman" w:hAnsi="Times New Roman"/>
+              <w:sz w:val="28"/>
+              <w:szCs w:val="28"/>
+            </w:rPr>
+            <w:t>Анализ рисков и характеристики качества ПО</w:t>
+          </w:r>
+          <w:r>
+            <w:rPr>
+              <w:rFonts w:ascii="Times New Roman" w:hAnsi="Times New Roman"/>
+              <w:sz w:val="28"/>
+              <w:szCs w:val="28"/>
+            </w:rPr>
+            <w:ptab w:relativeTo="margin" w:alignment="right" w:leader="dot"/>
+          </w:r>
+          <w:r>
+            <w:rPr>
+              <w:rFonts w:ascii="Times New Roman" w:hAnsi="Times New Roman"/>
+              <w:sz w:val="28"/>
+              <w:szCs w:val="28"/>
+            </w:rPr>
+            <w:t>21</w:t>
+          </w:r>
+        </w:p>
+        <w:p>
+          <w:pPr>
+            <w:pStyle w:val="11"/>
+            <w:numPr>
+              <w:ilvl w:val="1"/>
+              <w:numId w:val="17"/>
+            </w:numPr>
+            <w:spacing w:after="0" w:line="360" w:lineRule="auto"/>
+            <w:ind w:left="1418" w:hanging="709"/>
             <w:rPr>
               <w:rFonts w:ascii="Times New Roman" w:hAnsi="Times New Roman"/>
               <w:sz w:val="28"/>
@@ -1444,26 +1677,18 @@
               <w:sz w:val="28"/>
               <w:szCs w:val="28"/>
             </w:rPr>
-            <w:t>1</w:t>
-          </w:r>
-          <w:r>
-            <w:rPr>
-              <w:rFonts w:ascii="Times New Roman" w:hAnsi="Times New Roman"/>
-              <w:sz w:val="28"/>
-              <w:szCs w:val="28"/>
-            </w:rPr>
-            <w:t>2</w:t>
+            <w:t>22</w:t>
           </w:r>
         </w:p>
         <w:p>
           <w:pPr>
-            <w:pStyle w:val="1"/>
+            <w:pStyle w:val="11"/>
             <w:numPr>
               <w:ilvl w:val="1"/>
               <w:numId w:val="17"/>
             </w:numPr>
             <w:spacing w:after="0" w:line="360" w:lineRule="auto"/>
-            <w:ind w:left="709" w:hanging="709"/>
+            <w:ind w:left="1418" w:hanging="709"/>
             <w:rPr>
               <w:rFonts w:ascii="Times New Roman" w:hAnsi="Times New Roman"/>
               <w:sz w:val="28"/>
@@ -1476,7 +1701,15 @@
               <w:sz w:val="28"/>
               <w:szCs w:val="28"/>
             </w:rPr>
-            <w:t>Реализация защиты ПО</w:t>
+            <w:t xml:space="preserve">Реализация </w:t>
+          </w:r>
+          <w:r>
+            <w:rPr>
+              <w:rFonts w:ascii="Times New Roman" w:hAnsi="Times New Roman"/>
+              <w:sz w:val="28"/>
+              <w:szCs w:val="28"/>
+            </w:rPr>
+            <w:t>защиты ПО</w:t>
           </w:r>
           <w:r>
             <w:rPr>
@@ -1492,20 +1725,12 @@
               <w:sz w:val="28"/>
               <w:szCs w:val="28"/>
             </w:rPr>
-            <w:t>1</w:t>
-          </w:r>
-          <w:r>
-            <w:rPr>
-              <w:rFonts w:ascii="Times New Roman" w:hAnsi="Times New Roman"/>
-              <w:sz w:val="28"/>
-              <w:szCs w:val="28"/>
-            </w:rPr>
-            <w:t>3</w:t>
+            <w:t>22</w:t>
           </w:r>
         </w:p>
         <w:p>
           <w:pPr>
-            <w:pStyle w:val="1"/>
+            <w:pStyle w:val="11"/>
             <w:spacing w:after="0" w:line="360" w:lineRule="auto"/>
             <w:rPr>
               <w:rFonts w:ascii="Times New Roman" w:hAnsi="Times New Roman"/>
@@ -1535,20 +1760,12 @@
               <w:sz w:val="28"/>
               <w:szCs w:val="28"/>
             </w:rPr>
-            <w:t>1</w:t>
-          </w:r>
-          <w:r>
-            <w:rPr>
-              <w:rFonts w:ascii="Times New Roman" w:hAnsi="Times New Roman"/>
-              <w:sz w:val="28"/>
-              <w:szCs w:val="28"/>
-            </w:rPr>
-            <w:t>4</w:t>
+            <w:t>23</w:t>
           </w:r>
         </w:p>
         <w:p>
           <w:pPr>
-            <w:pStyle w:val="1"/>
+            <w:pStyle w:val="11"/>
             <w:spacing w:after="0" w:line="360" w:lineRule="auto"/>
             <w:rPr>
               <w:rFonts w:ascii="Times New Roman" w:hAnsi="Times New Roman"/>
@@ -1578,12 +1795,12 @@
               <w:sz w:val="28"/>
               <w:szCs w:val="28"/>
             </w:rPr>
-            <w:t>15</w:t>
+            <w:t>24</w:t>
           </w:r>
         </w:p>
         <w:p>
           <w:pPr>
-            <w:pStyle w:val="1"/>
+            <w:pStyle w:val="11"/>
             <w:spacing w:after="0" w:line="360" w:lineRule="auto"/>
             <w:rPr>
               <w:rFonts w:ascii="Times New Roman" w:hAnsi="Times New Roman"/>
@@ -1613,7 +1830,7 @@
               <w:sz w:val="28"/>
               <w:szCs w:val="28"/>
             </w:rPr>
-            <w:t>16</w:t>
+            <w:t>25</w:t>
           </w:r>
         </w:p>
       </w:sdtContent>
@@ -1621,20 +1838,6 @@
     <w:p>
       <w:pPr>
         <w:spacing w:line="360" w:lineRule="auto"/>
-        <w:rPr>
-          <w:lang w:eastAsia="zh-CN"/>
-        </w:rPr>
-      </w:pPr>
-      <w:r>
-        <w:rPr>
-          <w:lang w:eastAsia="zh-CN"/>
-        </w:rPr>
-        <w:br w:type="page"/>
-      </w:r>
-    </w:p>
-    <w:p>
-      <w:pPr>
-        <w:spacing w:line="360" w:lineRule="auto"/>
         <w:ind w:right="-1"/>
         <w:jc w:val="center"/>
         <w:rPr>
@@ -1738,25 +1941,7 @@
           <w:szCs w:val="28"/>
           <w:lang w:eastAsia="zh-CN"/>
         </w:rPr>
-        <w:t xml:space="preserve">Юридический адрес: Кировская область, г. Киров, посёлок </w:t>
-      </w:r>
-      <w:proofErr w:type="spellStart"/>
-      <w:r>
-        <w:rPr>
-          <w:sz w:val="28"/>
-          <w:szCs w:val="28"/>
-          <w:lang w:eastAsia="zh-CN"/>
-        </w:rPr>
-        <w:t>Ганино</w:t>
-      </w:r>
-      <w:proofErr w:type="spellEnd"/>
-      <w:r>
-        <w:rPr>
-          <w:sz w:val="28"/>
-          <w:szCs w:val="28"/>
-          <w:lang w:eastAsia="zh-CN"/>
-        </w:rPr>
-        <w:t>, ул. Майская, д. 1.</w:t>
+        <w:t>Юридический адрес: Кировская область, г. Киров, посёлок Ганино, ул. Майская, д. 1.</w:t>
       </w:r>
     </w:p>
     <w:p>
@@ -2010,59 +2195,13 @@
         </w:rPr>
         <w:t xml:space="preserve"> </w:t>
       </w:r>
-      <w:proofErr w:type="gramStart"/>
-      <w:r>
-        <w:rPr>
-          <w:sz w:val="28"/>
-          <w:szCs w:val="28"/>
-          <w:lang w:eastAsia="zh-CN"/>
-        </w:rPr>
-        <w:t>В</w:t>
-      </w:r>
-      <w:proofErr w:type="gramEnd"/>
-      <w:r>
-        <w:rPr>
-          <w:sz w:val="28"/>
-          <w:szCs w:val="28"/>
-          <w:lang w:eastAsia="zh-CN"/>
-        </w:rPr>
-        <w:t xml:space="preserve"> организации насчитывается около 80 персональных компьютеров, объединенных в локальную сеть. Имеется серверная с доменной структурой (</w:t>
-      </w:r>
-      <w:proofErr w:type="spellStart"/>
-      <w:r>
-        <w:rPr>
-          <w:sz w:val="28"/>
-          <w:szCs w:val="28"/>
-          <w:lang w:eastAsia="zh-CN"/>
-        </w:rPr>
-        <w:t>Active</w:t>
-      </w:r>
-      <w:proofErr w:type="spellEnd"/>
-      <w:r>
-        <w:rPr>
-          <w:sz w:val="28"/>
-          <w:szCs w:val="28"/>
-          <w:lang w:eastAsia="zh-CN"/>
-        </w:rPr>
-        <w:t xml:space="preserve"> </w:t>
-      </w:r>
-      <w:proofErr w:type="spellStart"/>
-      <w:r>
-        <w:rPr>
-          <w:sz w:val="28"/>
-          <w:szCs w:val="28"/>
-          <w:lang w:eastAsia="zh-CN"/>
-        </w:rPr>
-        <w:t>Directory</w:t>
-      </w:r>
-      <w:proofErr w:type="spellEnd"/>
-      <w:r>
-        <w:rPr>
-          <w:sz w:val="28"/>
-          <w:szCs w:val="28"/>
-          <w:lang w:eastAsia="zh-CN"/>
-        </w:rPr>
-        <w:t>). Используются медицинские информационные системы (МИС), системы учета пациентов, бухгалтерская программа 1С, офисный пакет, антивирусная защита.</w:t>
+      <w:r>
+        <w:rPr>
+          <w:sz w:val="28"/>
+          <w:szCs w:val="28"/>
+          <w:lang w:eastAsia="zh-CN"/>
+        </w:rPr>
+        <w:t>В организации насчитывается около 80 персональных компьютеров, объединенных в локальную сеть. Имеется серверная с доменной структурой (Active Directory). Используются медицинские информационные системы (МИС), системы учета пациентов, бухгалтерская программа 1С, офисный пакет, антивирусная защита.</w:t>
       </w:r>
     </w:p>
     <w:p>
@@ -2104,11 +2243,13 @@
     <w:p>
       <w:pPr>
         <w:spacing w:line="360" w:lineRule="auto"/>
-        <w:ind w:right="-1" w:firstLine="709"/>
-        <w:jc w:val="both"/>
-        <w:rPr>
-          <w:sz w:val="28"/>
-          <w:szCs w:val="28"/>
+        <w:ind w:right="-1"/>
+        <w:jc w:val="center"/>
+        <w:rPr>
+          <w:b/>
+          <w:bCs/>
+          <w:sz w:val="32"/>
+          <w:szCs w:val="32"/>
           <w:lang w:eastAsia="zh-CN"/>
         </w:rPr>
       </w:pPr>
@@ -2527,41 +2668,13 @@
                 <w:lang w:eastAsia="zh-CN"/>
               </w:rPr>
             </w:pPr>
-            <w:proofErr w:type="spellStart"/>
             <w:r>
               <w:rPr>
                 <w:sz w:val="28"/>
                 <w:szCs w:val="28"/>
                 <w:lang w:eastAsia="zh-CN"/>
               </w:rPr>
-              <w:t>Windows</w:t>
-            </w:r>
-            <w:proofErr w:type="spellEnd"/>
-            <w:r>
-              <w:rPr>
-                <w:sz w:val="28"/>
-                <w:szCs w:val="28"/>
-                <w:lang w:eastAsia="zh-CN"/>
-              </w:rPr>
-              <w:t xml:space="preserve"> 10 </w:t>
-            </w:r>
-            <w:proofErr w:type="spellStart"/>
-            <w:r>
-              <w:rPr>
-                <w:sz w:val="28"/>
-                <w:szCs w:val="28"/>
-                <w:lang w:eastAsia="zh-CN"/>
-              </w:rPr>
-              <w:t>Pro</w:t>
-            </w:r>
-            <w:proofErr w:type="spellEnd"/>
-            <w:r>
-              <w:rPr>
-                <w:sz w:val="28"/>
-                <w:szCs w:val="28"/>
-                <w:lang w:eastAsia="zh-CN"/>
-              </w:rPr>
-              <w:t xml:space="preserve"> (лицензионная)</w:t>
+              <w:t>Windows 10 Pro (лицензионная)</w:t>
             </w:r>
           </w:p>
         </w:tc>
@@ -2746,36 +2859,8 @@
           <w:szCs w:val="28"/>
           <w:lang w:eastAsia="zh-CN"/>
         </w:rPr>
-        <w:t xml:space="preserve">Подключение к домену </w:t>
-      </w:r>
-      <w:proofErr w:type="spellStart"/>
-      <w:r>
-        <w:rPr>
-          <w:sz w:val="28"/>
-          <w:szCs w:val="28"/>
-          <w:lang w:eastAsia="zh-CN"/>
-        </w:rPr>
-        <w:t>Active</w:t>
-      </w:r>
-      <w:proofErr w:type="spellEnd"/>
-      <w:r>
-        <w:rPr>
-          <w:sz w:val="28"/>
-          <w:szCs w:val="28"/>
-          <w:lang w:eastAsia="zh-CN"/>
-        </w:rPr>
-        <w:t xml:space="preserve"> </w:t>
-      </w:r>
-      <w:proofErr w:type="spellStart"/>
-      <w:r>
-        <w:rPr>
-          <w:sz w:val="28"/>
-          <w:szCs w:val="28"/>
-          <w:lang w:eastAsia="zh-CN"/>
-        </w:rPr>
-        <w:t>Directory</w:t>
-      </w:r>
-      <w:proofErr w:type="spellEnd"/>
+        <w:t>Подключение к домену Active Directory</w:t>
+      </w:r>
     </w:p>
     <w:p>
       <w:pPr>
@@ -2834,115 +2919,147 @@
           <w:szCs w:val="28"/>
           <w:lang w:eastAsia="zh-CN"/>
         </w:rPr>
-        <w:t xml:space="preserve">Рабочее место оснащено лицензионным ПО, установленным учреждением: </w:t>
-      </w:r>
-      <w:proofErr w:type="spellStart"/>
-      <w:r>
-        <w:rPr>
-          <w:sz w:val="28"/>
-          <w:szCs w:val="28"/>
-          <w:lang w:eastAsia="zh-CN"/>
-        </w:rPr>
-        <w:t>Kaspersky</w:t>
-      </w:r>
-      <w:proofErr w:type="spellEnd"/>
-      <w:r>
-        <w:rPr>
-          <w:sz w:val="28"/>
-          <w:szCs w:val="28"/>
-          <w:lang w:eastAsia="zh-CN"/>
-        </w:rPr>
-        <w:t xml:space="preserve"> </w:t>
-      </w:r>
-      <w:proofErr w:type="spellStart"/>
-      <w:r>
-        <w:rPr>
-          <w:sz w:val="28"/>
-          <w:szCs w:val="28"/>
-          <w:lang w:eastAsia="zh-CN"/>
-        </w:rPr>
-        <w:t>Endpoint</w:t>
-      </w:r>
-      <w:proofErr w:type="spellEnd"/>
-      <w:r>
-        <w:rPr>
-          <w:sz w:val="28"/>
-          <w:szCs w:val="28"/>
-          <w:lang w:eastAsia="zh-CN"/>
-        </w:rPr>
-        <w:t xml:space="preserve"> </w:t>
-      </w:r>
-      <w:proofErr w:type="spellStart"/>
-      <w:r>
-        <w:rPr>
-          <w:sz w:val="28"/>
-          <w:szCs w:val="28"/>
-          <w:lang w:eastAsia="zh-CN"/>
-        </w:rPr>
-        <w:t>Security</w:t>
-      </w:r>
-      <w:proofErr w:type="spellEnd"/>
-      <w:r>
-        <w:rPr>
-          <w:sz w:val="28"/>
-          <w:szCs w:val="28"/>
-          <w:lang w:eastAsia="zh-CN"/>
-        </w:rPr>
-        <w:t xml:space="preserve">, </w:t>
-      </w:r>
-      <w:proofErr w:type="spellStart"/>
-      <w:r>
-        <w:rPr>
-          <w:sz w:val="28"/>
-          <w:szCs w:val="28"/>
-          <w:lang w:eastAsia="zh-CN"/>
-        </w:rPr>
-        <w:t>Microsoft</w:t>
-      </w:r>
-      <w:proofErr w:type="spellEnd"/>
-      <w:r>
-        <w:rPr>
-          <w:sz w:val="28"/>
-          <w:szCs w:val="28"/>
-          <w:lang w:eastAsia="zh-CN"/>
-        </w:rPr>
-        <w:t xml:space="preserve"> </w:t>
-      </w:r>
-      <w:proofErr w:type="spellStart"/>
-      <w:r>
-        <w:rPr>
-          <w:sz w:val="28"/>
-          <w:szCs w:val="28"/>
-          <w:lang w:eastAsia="zh-CN"/>
-        </w:rPr>
-        <w:t>Office</w:t>
-      </w:r>
-      <w:proofErr w:type="spellEnd"/>
-      <w:r>
-        <w:rPr>
-          <w:sz w:val="28"/>
-          <w:szCs w:val="28"/>
-          <w:lang w:eastAsia="zh-CN"/>
-        </w:rPr>
-        <w:t>, 1</w:t>
-      </w:r>
-      <w:proofErr w:type="gramStart"/>
-      <w:r>
-        <w:rPr>
-          <w:sz w:val="28"/>
-          <w:szCs w:val="28"/>
-          <w:lang w:eastAsia="zh-CN"/>
-        </w:rPr>
-        <w:t>С:Предприятие</w:t>
-      </w:r>
-      <w:proofErr w:type="gramEnd"/>
-      <w:r>
-        <w:rPr>
-          <w:sz w:val="28"/>
-          <w:szCs w:val="28"/>
-          <w:lang w:eastAsia="zh-CN"/>
-        </w:rPr>
-        <w:t>. В рамках практики на этом же ПК (с разрешения руководителя) я устанавливала дополнительное ПО для отработки навыков по сопровождению и обслуживанию.</w:t>
+        <w:t>Рабочее место оснащено лицензионным ПО, установленным учреждением: Kaspersky Endpoint Security, Microsoft Office, 1С:Предприятие. В рамках практики на этом же ПК (с разрешения руководителя) я устанавливала дополнительное ПО для отработки навыков по сопровождению и обслуживанию.</w:t>
+      </w:r>
+    </w:p>
+    <w:p>
+      <w:pPr>
+        <w:spacing w:line="360" w:lineRule="auto"/>
+        <w:ind w:right="-1" w:firstLine="709"/>
+        <w:jc w:val="both"/>
+        <w:rPr>
+          <w:sz w:val="28"/>
+          <w:szCs w:val="28"/>
+          <w:lang w:eastAsia="zh-CN"/>
+        </w:rPr>
+      </w:pPr>
+      <w:r>
+        <w:rPr>
+          <w:sz w:val="28"/>
+          <w:szCs w:val="28"/>
+          <w:lang w:eastAsia="zh-CN"/>
+        </w:rPr>
+        <w:t>Фотография рабочего места</w:t>
+      </w:r>
+      <w:r>
+        <w:rPr>
+          <w:sz w:val="28"/>
+          <w:szCs w:val="28"/>
+          <w:lang w:eastAsia="zh-CN"/>
+        </w:rPr>
+        <w:t xml:space="preserve"> представлена на рисунке 1.</w:t>
+      </w:r>
+    </w:p>
+    <w:p>
+      <w:pPr>
+        <w:spacing w:line="360" w:lineRule="auto"/>
+        <w:ind w:right="-1"/>
+        <w:jc w:val="center"/>
+        <w:rPr>
+          <w:sz w:val="28"/>
+          <w:szCs w:val="28"/>
+          <w:lang w:eastAsia="zh-CN"/>
+        </w:rPr>
+      </w:pPr>
+      <w:r>
+        <w:rPr>
+          <w:noProof/>
+        </w:rPr>
+        <w:lastRenderedPageBreak/>
+        <w:drawing>
+          <wp:inline distT="0" distB="0" distL="0" distR="0" wp14:anchorId="480CD668" wp14:editId="786AFDDE">
+            <wp:extent cx="3554143" cy="2591435"/>
+            <wp:effectExtent l="19050" t="19050" r="27305" b="18415"/>
+            <wp:docPr id="204900610" name="Рисунок 1"/>
+            <wp:cNvGraphicFramePr>
+              <a:graphicFrameLocks xmlns:a="http://schemas.openxmlformats.org/drawingml/2006/main" noChangeAspect="1"/>
+            </wp:cNvGraphicFramePr>
+            <a:graphic xmlns:a="http://schemas.openxmlformats.org/drawingml/2006/main">
+              <a:graphicData uri="http://schemas.openxmlformats.org/drawingml/2006/picture">
+                <pic:pic xmlns:pic="http://schemas.openxmlformats.org/drawingml/2006/picture">
+                  <pic:nvPicPr>
+                    <pic:cNvPr id="0" name="Picture 1"/>
+                    <pic:cNvPicPr>
+                      <a:picLocks noChangeAspect="1" noChangeArrowheads="1"/>
+                    </pic:cNvPicPr>
+                  </pic:nvPicPr>
+                  <pic:blipFill>
+                    <a:blip r:embed="rId8" cstate="print">
+                      <a:extLst>
+                        <a:ext uri="{28A0092B-C50C-407E-A947-70E740481C1C}">
+                          <a14:useLocalDpi xmlns:a14="http://schemas.microsoft.com/office/drawing/2010/main" val="0"/>
+                        </a:ext>
+                      </a:extLst>
+                    </a:blip>
+                    <a:srcRect/>
+                    <a:stretch>
+                      <a:fillRect/>
+                    </a:stretch>
+                  </pic:blipFill>
+                  <pic:spPr bwMode="auto">
+                    <a:xfrm>
+                      <a:off x="0" y="0"/>
+                      <a:ext cx="3596507" cy="2622324"/>
+                    </a:xfrm>
+                    <a:prstGeom prst="rect">
+                      <a:avLst/>
+                    </a:prstGeom>
+                    <a:noFill/>
+                    <a:ln>
+                      <a:solidFill>
+                        <a:schemeClr val="tx1"/>
+                      </a:solidFill>
+                    </a:ln>
+                  </pic:spPr>
+                </pic:pic>
+              </a:graphicData>
+            </a:graphic>
+          </wp:inline>
+        </w:drawing>
+      </w:r>
+    </w:p>
+    <w:p>
+      <w:pPr>
+        <w:spacing w:line="360" w:lineRule="auto"/>
+        <w:ind w:right="-1"/>
+        <w:jc w:val="center"/>
+        <w:rPr>
+          <w:sz w:val="28"/>
+          <w:szCs w:val="28"/>
+          <w:lang w:eastAsia="zh-CN"/>
+        </w:rPr>
+      </w:pPr>
+      <w:r>
+        <w:rPr>
+          <w:sz w:val="28"/>
+          <w:szCs w:val="28"/>
+          <w:lang w:eastAsia="zh-CN"/>
+        </w:rPr>
+        <w:t xml:space="preserve">Рисунок </w:t>
+      </w:r>
+      <w:r>
+        <w:rPr>
+          <w:sz w:val="28"/>
+          <w:szCs w:val="28"/>
+          <w:lang w:eastAsia="zh-CN"/>
+        </w:rPr>
+        <w:t>1</w:t>
+      </w:r>
+      <w:r>
+        <w:rPr>
+          <w:sz w:val="28"/>
+          <w:szCs w:val="28"/>
+          <w:lang w:eastAsia="zh-CN"/>
+        </w:rPr>
+        <w:t xml:space="preserve"> – Рабочее место</w:t>
+      </w:r>
+      <w:r>
+        <w:rPr>
+          <w:sz w:val="28"/>
+          <w:szCs w:val="28"/>
+          <w:lang w:eastAsia="zh-CN"/>
+        </w:rPr>
+        <w:t xml:space="preserve"> практики</w:t>
       </w:r>
     </w:p>
     <w:p>
@@ -2978,7 +3095,6 @@
           <w:szCs w:val="32"/>
           <w:lang w:eastAsia="zh-CN"/>
         </w:rPr>
-        <w:lastRenderedPageBreak/>
         <w:t>3. Состав программного и технического обеспечения, имеющегося на предприятии</w:t>
       </w:r>
     </w:p>
@@ -3230,36 +3346,8 @@
                 <w:szCs w:val="28"/>
                 <w:lang w:eastAsia="zh-CN"/>
               </w:rPr>
-              <w:t xml:space="preserve">Файловый сервер, 1С, </w:t>
+              <w:t>Файловый сервер, 1С, Active Directory</w:t>
             </w:r>
-            <w:proofErr w:type="spellStart"/>
-            <w:r>
-              <w:rPr>
-                <w:sz w:val="28"/>
-                <w:szCs w:val="28"/>
-                <w:lang w:eastAsia="zh-CN"/>
-              </w:rPr>
-              <w:t>Active</w:t>
-            </w:r>
-            <w:proofErr w:type="spellEnd"/>
-            <w:r>
-              <w:rPr>
-                <w:sz w:val="28"/>
-                <w:szCs w:val="28"/>
-                <w:lang w:eastAsia="zh-CN"/>
-              </w:rPr>
-              <w:t xml:space="preserve"> </w:t>
-            </w:r>
-            <w:proofErr w:type="spellStart"/>
-            <w:r>
-              <w:rPr>
-                <w:sz w:val="28"/>
-                <w:szCs w:val="28"/>
-                <w:lang w:eastAsia="zh-CN"/>
-              </w:rPr>
-              <w:t>Directory</w:t>
-            </w:r>
-            <w:proofErr w:type="spellEnd"/>
           </w:p>
         </w:tc>
       </w:tr>
@@ -3715,14 +3803,13 @@
           <w:lang w:eastAsia="zh-CN"/>
         </w:rPr>
       </w:pPr>
-      <w:bookmarkStart w:id="0" w:name="_GoBack"/>
-      <w:bookmarkEnd w:id="0"/>
-      <w:r>
-        <w:rPr>
-          <w:sz w:val="28"/>
-          <w:szCs w:val="28"/>
-          <w:lang w:eastAsia="zh-CN"/>
-        </w:rPr>
+      <w:r>
+        <w:rPr>
+          <w:sz w:val="28"/>
+          <w:szCs w:val="28"/>
+          <w:lang w:eastAsia="zh-CN"/>
+        </w:rPr>
+        <w:lastRenderedPageBreak/>
         <w:t>Таблица 3 – Программное обеспечение</w:t>
       </w:r>
     </w:p>
@@ -3815,34 +3902,14 @@
                 <w:lang w:eastAsia="zh-CN"/>
               </w:rPr>
             </w:pPr>
-            <w:proofErr w:type="spellStart"/>
             <w:r>
               <w:rPr>
                 <w:sz w:val="28"/>
                 <w:szCs w:val="28"/>
                 <w:lang w:eastAsia="zh-CN"/>
               </w:rPr>
-              <w:t>Windows</w:t>
+              <w:t>Windows 10/11 Pro</w:t>
             </w:r>
-            <w:proofErr w:type="spellEnd"/>
-            <w:r>
-              <w:rPr>
-                <w:sz w:val="28"/>
-                <w:szCs w:val="28"/>
-                <w:lang w:eastAsia="zh-CN"/>
-              </w:rPr>
-              <w:t xml:space="preserve"> 10/11 </w:t>
-            </w:r>
-            <w:proofErr w:type="spellStart"/>
-            <w:r>
-              <w:rPr>
-                <w:sz w:val="28"/>
-                <w:szCs w:val="28"/>
-                <w:lang w:eastAsia="zh-CN"/>
-              </w:rPr>
-              <w:t>Pro</w:t>
-            </w:r>
-            <w:proofErr w:type="spellEnd"/>
           </w:p>
         </w:tc>
         <w:tc>
@@ -3889,41 +3956,13 @@
                 <w:lang w:eastAsia="zh-CN"/>
               </w:rPr>
             </w:pPr>
-            <w:proofErr w:type="spellStart"/>
             <w:r>
               <w:rPr>
                 <w:sz w:val="28"/>
                 <w:szCs w:val="28"/>
                 <w:lang w:eastAsia="zh-CN"/>
               </w:rPr>
-              <w:t>Microsoft</w:t>
-            </w:r>
-            <w:proofErr w:type="spellEnd"/>
-            <w:r>
-              <w:rPr>
-                <w:sz w:val="28"/>
-                <w:szCs w:val="28"/>
-                <w:lang w:eastAsia="zh-CN"/>
-              </w:rPr>
-              <w:t xml:space="preserve"> </w:t>
-            </w:r>
-            <w:proofErr w:type="spellStart"/>
-            <w:r>
-              <w:rPr>
-                <w:sz w:val="28"/>
-                <w:szCs w:val="28"/>
-                <w:lang w:eastAsia="zh-CN"/>
-              </w:rPr>
-              <w:t>Office</w:t>
-            </w:r>
-            <w:proofErr w:type="spellEnd"/>
-            <w:r>
-              <w:rPr>
-                <w:sz w:val="28"/>
-                <w:szCs w:val="28"/>
-                <w:lang w:eastAsia="zh-CN"/>
-              </w:rPr>
-              <w:t xml:space="preserve"> 2019</w:t>
+              <w:t>Microsoft Office 2019</w:t>
             </w:r>
           </w:p>
         </w:tc>
@@ -4133,52 +4172,14 @@
                 <w:lang w:eastAsia="zh-CN"/>
               </w:rPr>
             </w:pPr>
-            <w:proofErr w:type="spellStart"/>
             <w:r>
               <w:rPr>
                 <w:sz w:val="28"/>
                 <w:szCs w:val="28"/>
                 <w:lang w:eastAsia="zh-CN"/>
               </w:rPr>
-              <w:t>Kaspersky</w:t>
+              <w:t>Kaspersky Endpoint Security</w:t>
             </w:r>
-            <w:proofErr w:type="spellEnd"/>
-            <w:r>
-              <w:rPr>
-                <w:sz w:val="28"/>
-                <w:szCs w:val="28"/>
-                <w:lang w:eastAsia="zh-CN"/>
-              </w:rPr>
-              <w:t xml:space="preserve"> </w:t>
-            </w:r>
-            <w:proofErr w:type="spellStart"/>
-            <w:r>
-              <w:rPr>
-                <w:sz w:val="28"/>
-                <w:szCs w:val="28"/>
-                <w:lang w:eastAsia="zh-CN"/>
-              </w:rPr>
-              <w:t>Endpoint</w:t>
-            </w:r>
-            <w:proofErr w:type="spellEnd"/>
-            <w:r>
-              <w:rPr>
-                <w:sz w:val="28"/>
-                <w:szCs w:val="28"/>
-                <w:lang w:eastAsia="zh-CN"/>
-              </w:rPr>
-              <w:t xml:space="preserve"> </w:t>
-            </w:r>
-            <w:proofErr w:type="spellStart"/>
-            <w:r>
-              <w:rPr>
-                <w:sz w:val="28"/>
-                <w:szCs w:val="28"/>
-                <w:lang w:eastAsia="zh-CN"/>
-              </w:rPr>
-              <w:t>Security</w:t>
-            </w:r>
-            <w:proofErr w:type="spellEnd"/>
           </w:p>
         </w:tc>
         <w:tc>
@@ -4225,52 +4226,14 @@
                 <w:lang w:eastAsia="zh-CN"/>
               </w:rPr>
             </w:pPr>
-            <w:proofErr w:type="spellStart"/>
             <w:r>
               <w:rPr>
                 <w:sz w:val="28"/>
                 <w:szCs w:val="28"/>
                 <w:lang w:eastAsia="zh-CN"/>
               </w:rPr>
-              <w:t>Mozilla</w:t>
+              <w:t>Mozilla Firefox, Chrome</w:t>
             </w:r>
-            <w:proofErr w:type="spellEnd"/>
-            <w:r>
-              <w:rPr>
-                <w:sz w:val="28"/>
-                <w:szCs w:val="28"/>
-                <w:lang w:eastAsia="zh-CN"/>
-              </w:rPr>
-              <w:t xml:space="preserve"> </w:t>
-            </w:r>
-            <w:proofErr w:type="spellStart"/>
-            <w:r>
-              <w:rPr>
-                <w:sz w:val="28"/>
-                <w:szCs w:val="28"/>
-                <w:lang w:eastAsia="zh-CN"/>
-              </w:rPr>
-              <w:t>Firefox</w:t>
-            </w:r>
-            <w:proofErr w:type="spellEnd"/>
-            <w:r>
-              <w:rPr>
-                <w:sz w:val="28"/>
-                <w:szCs w:val="28"/>
-                <w:lang w:eastAsia="zh-CN"/>
-              </w:rPr>
-              <w:t xml:space="preserve">, </w:t>
-            </w:r>
-            <w:proofErr w:type="spellStart"/>
-            <w:r>
-              <w:rPr>
-                <w:sz w:val="28"/>
-                <w:szCs w:val="28"/>
-                <w:lang w:eastAsia="zh-CN"/>
-              </w:rPr>
-              <w:t>Chrome</w:t>
-            </w:r>
-            <w:proofErr w:type="spellEnd"/>
           </w:p>
         </w:tc>
         <w:tc>
@@ -4330,7 +4293,6 @@
           <w:szCs w:val="28"/>
           <w:lang w:eastAsia="zh-CN"/>
         </w:rPr>
-        <w:lastRenderedPageBreak/>
         <w:t>Вывод:</w:t>
       </w:r>
       <w:r>
@@ -4341,95 +4303,13 @@
         </w:rPr>
         <w:t xml:space="preserve"> </w:t>
       </w:r>
-      <w:proofErr w:type="gramStart"/>
-      <w:r>
-        <w:rPr>
-          <w:sz w:val="28"/>
-          <w:szCs w:val="28"/>
-          <w:lang w:eastAsia="zh-CN"/>
-        </w:rPr>
-        <w:t>В</w:t>
-      </w:r>
-      <w:proofErr w:type="gramEnd"/>
-      <w:r>
-        <w:rPr>
-          <w:sz w:val="28"/>
-          <w:szCs w:val="28"/>
-          <w:lang w:eastAsia="zh-CN"/>
-        </w:rPr>
-        <w:t xml:space="preserve"> учреждении используется лицензионное ПО, настроена доменная структура. В рамках практики мною на тестовой виртуальной машине были установлены и настроены дополнительные программные продукты (</w:t>
-      </w:r>
-      <w:proofErr w:type="spellStart"/>
-      <w:r>
-        <w:rPr>
-          <w:sz w:val="28"/>
-          <w:szCs w:val="28"/>
-          <w:lang w:eastAsia="zh-CN"/>
-        </w:rPr>
-        <w:t>Kaspersky</w:t>
-      </w:r>
-      <w:proofErr w:type="spellEnd"/>
-      <w:r>
-        <w:rPr>
-          <w:sz w:val="28"/>
-          <w:szCs w:val="28"/>
-          <w:lang w:eastAsia="zh-CN"/>
-        </w:rPr>
-        <w:t xml:space="preserve"> </w:t>
-      </w:r>
-      <w:proofErr w:type="spellStart"/>
-      <w:r>
-        <w:rPr>
-          <w:sz w:val="28"/>
-          <w:szCs w:val="28"/>
-          <w:lang w:eastAsia="zh-CN"/>
-        </w:rPr>
-        <w:t>Free</w:t>
-      </w:r>
-      <w:proofErr w:type="spellEnd"/>
-      <w:r>
-        <w:rPr>
-          <w:sz w:val="28"/>
-          <w:szCs w:val="28"/>
-          <w:lang w:eastAsia="zh-CN"/>
-        </w:rPr>
-        <w:t xml:space="preserve">, </w:t>
-      </w:r>
-      <w:proofErr w:type="spellStart"/>
-      <w:r>
-        <w:rPr>
-          <w:sz w:val="28"/>
-          <w:szCs w:val="28"/>
-          <w:lang w:eastAsia="zh-CN"/>
-        </w:rPr>
-        <w:t>OpenServer</w:t>
-      </w:r>
-      <w:proofErr w:type="spellEnd"/>
-      <w:r>
-        <w:rPr>
-          <w:sz w:val="28"/>
-          <w:szCs w:val="28"/>
-          <w:lang w:eastAsia="zh-CN"/>
-        </w:rPr>
-        <w:t xml:space="preserve">, </w:t>
-      </w:r>
-      <w:proofErr w:type="spellStart"/>
-      <w:r>
-        <w:rPr>
-          <w:sz w:val="28"/>
-          <w:szCs w:val="28"/>
-          <w:lang w:eastAsia="zh-CN"/>
-        </w:rPr>
-        <w:t>WordPress</w:t>
-      </w:r>
-      <w:proofErr w:type="spellEnd"/>
-      <w:r>
-        <w:rPr>
-          <w:sz w:val="28"/>
-          <w:szCs w:val="28"/>
-          <w:lang w:eastAsia="zh-CN"/>
-        </w:rPr>
-        <w:t>, учебная версия 1С) для отработки навыков сопровождения и обслуживания ПО.</w:t>
+      <w:r>
+        <w:rPr>
+          <w:sz w:val="28"/>
+          <w:szCs w:val="28"/>
+          <w:lang w:eastAsia="zh-CN"/>
+        </w:rPr>
+        <w:t>В учреждении используется лицензионное ПО, настроена доменная структура. В рамках практики мною на тестовой виртуальной машине были установлены и настроены дополнительные программные продукты (Kaspersky Free, OpenServer, WordPress, учебная версия 1С) для отработки навыков сопровождения и обслуживания ПО.</w:t>
       </w:r>
     </w:p>
     <w:p>
@@ -4471,7 +4351,7 @@
     <w:p>
       <w:pPr>
         <w:spacing w:line="360" w:lineRule="auto"/>
-        <w:ind w:right="-1" w:firstLine="709"/>
+        <w:ind w:right="-1"/>
         <w:jc w:val="center"/>
         <w:rPr>
           <w:b/>
@@ -4807,34 +4687,14 @@
                 <w:lang w:eastAsia="zh-CN"/>
               </w:rPr>
             </w:pPr>
-            <w:proofErr w:type="spellStart"/>
             <w:r>
               <w:rPr>
                 <w:sz w:val="28"/>
                 <w:szCs w:val="28"/>
                 <w:lang w:eastAsia="zh-CN"/>
               </w:rPr>
-              <w:t>Kaspersky</w:t>
+              <w:t>Kaspersky Free</w:t>
             </w:r>
-            <w:proofErr w:type="spellEnd"/>
-            <w:r>
-              <w:rPr>
-                <w:sz w:val="28"/>
-                <w:szCs w:val="28"/>
-                <w:lang w:eastAsia="zh-CN"/>
-              </w:rPr>
-              <w:t xml:space="preserve"> </w:t>
-            </w:r>
-            <w:proofErr w:type="spellStart"/>
-            <w:r>
-              <w:rPr>
-                <w:sz w:val="28"/>
-                <w:szCs w:val="28"/>
-                <w:lang w:eastAsia="zh-CN"/>
-              </w:rPr>
-              <w:t>Free</w:t>
-            </w:r>
-            <w:proofErr w:type="spellEnd"/>
           </w:p>
         </w:tc>
         <w:tc>
@@ -4879,7 +4739,7 @@
                 <w:lang w:eastAsia="zh-CN"/>
               </w:rPr>
             </w:pPr>
-            <w:hyperlink r:id="rId8" w:tgtFrame="_blank" w:history="1">
+            <w:hyperlink r:id="rId9" w:tgtFrame="_blank" w:history="1">
               <w:r>
                 <w:rPr>
                   <w:rStyle w:val="a6"/>
@@ -4936,34 +4796,14 @@
                 <w:lang w:eastAsia="zh-CN"/>
               </w:rPr>
             </w:pPr>
-            <w:proofErr w:type="spellStart"/>
             <w:r>
               <w:rPr>
                 <w:sz w:val="28"/>
                 <w:szCs w:val="28"/>
                 <w:lang w:eastAsia="zh-CN"/>
               </w:rPr>
-              <w:t>OpenServer</w:t>
+              <w:t>OpenServer Panel</w:t>
             </w:r>
-            <w:proofErr w:type="spellEnd"/>
-            <w:r>
-              <w:rPr>
-                <w:sz w:val="28"/>
-                <w:szCs w:val="28"/>
-                <w:lang w:eastAsia="zh-CN"/>
-              </w:rPr>
-              <w:t xml:space="preserve"> </w:t>
-            </w:r>
-            <w:proofErr w:type="spellStart"/>
-            <w:r>
-              <w:rPr>
-                <w:sz w:val="28"/>
-                <w:szCs w:val="28"/>
-                <w:lang w:eastAsia="zh-CN"/>
-              </w:rPr>
-              <w:t>Panel</w:t>
-            </w:r>
-            <w:proofErr w:type="spellEnd"/>
           </w:p>
         </w:tc>
         <w:tc>
@@ -5008,7 +4848,7 @@
                 <w:lang w:eastAsia="zh-CN"/>
               </w:rPr>
             </w:pPr>
-            <w:hyperlink r:id="rId9" w:tgtFrame="_blank" w:history="1">
+            <w:hyperlink r:id="rId10" w:tgtFrame="_blank" w:history="1">
               <w:r>
                 <w:rPr>
                   <w:rStyle w:val="a6"/>
@@ -5065,7 +4905,6 @@
                 <w:lang w:eastAsia="zh-CN"/>
               </w:rPr>
             </w:pPr>
-            <w:proofErr w:type="spellStart"/>
             <w:r>
               <w:rPr>
                 <w:sz w:val="28"/>
@@ -5074,7 +4913,6 @@
               </w:rPr>
               <w:t>WordPress</w:t>
             </w:r>
-            <w:proofErr w:type="spellEnd"/>
           </w:p>
         </w:tc>
         <w:tc>
@@ -5119,7 +4957,7 @@
                 <w:lang w:eastAsia="zh-CN"/>
               </w:rPr>
             </w:pPr>
-            <w:hyperlink r:id="rId10" w:tgtFrame="_blank" w:history="1">
+            <w:hyperlink r:id="rId11" w:tgtFrame="_blank" w:history="1">
               <w:r>
                 <w:rPr>
                   <w:rStyle w:val="a6"/>
@@ -5228,7 +5066,7 @@
                 <w:lang w:eastAsia="zh-CN"/>
               </w:rPr>
             </w:pPr>
-            <w:hyperlink r:id="rId11" w:tgtFrame="_blank" w:history="1">
+            <w:hyperlink r:id="rId12" w:tgtFrame="_blank" w:history="1">
               <w:r>
                 <w:rPr>
                   <w:rStyle w:val="a6"/>
@@ -5246,18 +5084,6 @@
     <w:p>
       <w:pPr>
         <w:spacing w:line="360" w:lineRule="auto"/>
-        <w:ind w:right="-1" w:firstLine="709"/>
-        <w:jc w:val="both"/>
-        <w:rPr>
-          <w:sz w:val="28"/>
-          <w:szCs w:val="28"/>
-          <w:lang w:eastAsia="zh-CN"/>
-        </w:rPr>
-      </w:pPr>
-    </w:p>
-    <w:p>
-      <w:pPr>
-        <w:spacing w:line="360" w:lineRule="auto"/>
         <w:ind w:right="-1"/>
         <w:jc w:val="center"/>
         <w:rPr>
@@ -5272,9 +5098,9 @@
         </w:rPr>
         <w:lastRenderedPageBreak/>
         <w:drawing>
-          <wp:inline distT="0" distB="0" distL="0" distR="0" wp14:anchorId="648FECB6" wp14:editId="7CFB9CC0">
-            <wp:extent cx="3208968" cy="2944069"/>
-            <wp:effectExtent l="19050" t="19050" r="0" b="8890"/>
+          <wp:inline distT="0" distB="0" distL="0" distR="0" wp14:anchorId="648FECB6" wp14:editId="5398BD4C">
+            <wp:extent cx="4142272" cy="3800329"/>
+            <wp:effectExtent l="19050" t="19050" r="10795" b="10160"/>
             <wp:docPr id="2065138459" name="Рисунок 1" descr="Picture background"/>
             <wp:cNvGraphicFramePr>
               <a:graphicFrameLocks xmlns:a="http://schemas.openxmlformats.org/drawingml/2006/main" noChangeAspect="1"/>
@@ -5284,122 +5110,6 @@
                 <pic:pic xmlns:pic="http://schemas.openxmlformats.org/drawingml/2006/picture">
                   <pic:nvPicPr>
                     <pic:cNvPr id="0" name="Picture 1" descr="Picture background"/>
-                    <pic:cNvPicPr>
-                      <a:picLocks noChangeAspect="1" noChangeArrowheads="1"/>
-                    </pic:cNvPicPr>
-                  </pic:nvPicPr>
-                  <pic:blipFill>
-                    <a:blip r:embed="rId12">
-                      <a:extLst>
-                        <a:ext uri="{28A0092B-C50C-407E-A947-70E740481C1C}">
-                          <a14:useLocalDpi xmlns:a14="http://schemas.microsoft.com/office/drawing/2010/main" val="0"/>
-                        </a:ext>
-                      </a:extLst>
-                    </a:blip>
-                    <a:srcRect/>
-                    <a:stretch>
-                      <a:fillRect/>
-                    </a:stretch>
-                  </pic:blipFill>
-                  <pic:spPr bwMode="auto">
-                    <a:xfrm>
-                      <a:off x="0" y="0"/>
-                      <a:ext cx="3223291" cy="2957210"/>
-                    </a:xfrm>
-                    <a:prstGeom prst="rect">
-                      <a:avLst/>
-                    </a:prstGeom>
-                    <a:noFill/>
-                    <a:ln>
-                      <a:solidFill>
-                        <a:schemeClr val="tx1"/>
-                      </a:solidFill>
-                    </a:ln>
-                  </pic:spPr>
-                </pic:pic>
-              </a:graphicData>
-            </a:graphic>
-          </wp:inline>
-        </w:drawing>
-      </w:r>
-      <w:r>
-        <w:rPr>
-          <w:sz w:val="28"/>
-          <w:szCs w:val="28"/>
-          <w:lang w:eastAsia="zh-CN"/>
-        </w:rPr>
-        <w:br/>
-        <w:t xml:space="preserve">Рисунок 1 – Установка </w:t>
-      </w:r>
-      <w:proofErr w:type="spellStart"/>
-      <w:r>
-        <w:rPr>
-          <w:sz w:val="28"/>
-          <w:szCs w:val="28"/>
-          <w:lang w:eastAsia="zh-CN"/>
-        </w:rPr>
-        <w:t>Kaspersky</w:t>
-      </w:r>
-      <w:proofErr w:type="spellEnd"/>
-      <w:r>
-        <w:rPr>
-          <w:sz w:val="28"/>
-          <w:szCs w:val="28"/>
-          <w:lang w:eastAsia="zh-CN"/>
-        </w:rPr>
-        <w:t xml:space="preserve"> </w:t>
-      </w:r>
-      <w:proofErr w:type="spellStart"/>
-      <w:r>
-        <w:rPr>
-          <w:sz w:val="28"/>
-          <w:szCs w:val="28"/>
-          <w:lang w:eastAsia="zh-CN"/>
-        </w:rPr>
-        <w:t>Free</w:t>
-      </w:r>
-      <w:proofErr w:type="spellEnd"/>
-    </w:p>
-    <w:p>
-      <w:pPr>
-        <w:spacing w:line="360" w:lineRule="auto"/>
-        <w:ind w:right="-1"/>
-        <w:jc w:val="center"/>
-        <w:rPr>
-          <w:sz w:val="28"/>
-          <w:szCs w:val="28"/>
-          <w:lang w:eastAsia="zh-CN"/>
-        </w:rPr>
-      </w:pPr>
-    </w:p>
-    <w:p>
-      <w:pPr>
-        <w:spacing w:line="360" w:lineRule="auto"/>
-        <w:ind w:right="-1"/>
-        <w:jc w:val="center"/>
-        <w:rPr>
-          <w:sz w:val="28"/>
-          <w:szCs w:val="28"/>
-          <w:lang w:eastAsia="zh-CN"/>
-        </w:rPr>
-      </w:pPr>
-      <w:r>
-        <w:rPr>
-          <w:noProof/>
-        </w:rPr>
-        <w:drawing>
-          <wp:inline distT="0" distB="0" distL="0" distR="0" wp14:anchorId="1E4B037F" wp14:editId="7B926B41">
-            <wp:extent cx="5786904" cy="4497572"/>
-            <wp:effectExtent l="19050" t="19050" r="23495" b="17780"/>
-            <wp:docPr id="1376391040" name="Рисунок 2" descr="Picture background"/>
-            <wp:cNvGraphicFramePr>
-              <a:graphicFrameLocks xmlns:a="http://schemas.openxmlformats.org/drawingml/2006/main" noChangeAspect="1"/>
-            </wp:cNvGraphicFramePr>
-            <a:graphic xmlns:a="http://schemas.openxmlformats.org/drawingml/2006/main">
-              <a:graphicData uri="http://schemas.openxmlformats.org/drawingml/2006/picture">
-                <pic:pic xmlns:pic="http://schemas.openxmlformats.org/drawingml/2006/picture">
-                  <pic:nvPicPr>
-                    <pic:cNvPr id="0" name="Picture 3" descr="Picture background"/>
                     <pic:cNvPicPr>
                       <a:picLocks noChangeAspect="1" noChangeArrowheads="1"/>
                     </pic:cNvPicPr>
@@ -5420,7 +5130,7 @@
                   <pic:spPr bwMode="auto">
                     <a:xfrm>
                       <a:off x="0" y="0"/>
-                      <a:ext cx="5818683" cy="4522270"/>
+                      <a:ext cx="4174477" cy="3829876"/>
                     </a:xfrm>
                     <a:prstGeom prst="rect">
                       <a:avLst/>
@@ -5442,59 +5152,26 @@
         <w:rPr>
           <w:sz w:val="28"/>
           <w:szCs w:val="28"/>
-          <w:lang w:val="en-US" w:eastAsia="zh-CN"/>
+          <w:lang w:eastAsia="zh-CN"/>
         </w:rPr>
         <w:br/>
-      </w:r>
-      <w:r>
-        <w:rPr>
-          <w:sz w:val="28"/>
-          <w:szCs w:val="28"/>
-          <w:lang w:eastAsia="zh-CN"/>
-        </w:rPr>
-        <w:t>Рисунок</w:t>
-      </w:r>
-      <w:r>
-        <w:rPr>
-          <w:sz w:val="28"/>
-          <w:szCs w:val="28"/>
-          <w:lang w:val="en-US" w:eastAsia="zh-CN"/>
-        </w:rPr>
-        <w:t xml:space="preserve"> 2 – </w:t>
-      </w:r>
-      <w:r>
-        <w:rPr>
-          <w:sz w:val="28"/>
-          <w:szCs w:val="28"/>
-          <w:lang w:eastAsia="zh-CN"/>
-        </w:rPr>
-        <w:t>Установка</w:t>
-      </w:r>
-      <w:r>
-        <w:rPr>
-          <w:sz w:val="28"/>
-          <w:szCs w:val="28"/>
-          <w:lang w:val="en-US" w:eastAsia="zh-CN"/>
-        </w:rPr>
-        <w:t xml:space="preserve"> </w:t>
-      </w:r>
-      <w:proofErr w:type="spellStart"/>
-      <w:r>
-        <w:rPr>
-          <w:sz w:val="28"/>
-          <w:szCs w:val="28"/>
-          <w:lang w:val="en-US" w:eastAsia="zh-CN"/>
-        </w:rPr>
-        <w:t>OpenServer</w:t>
-      </w:r>
-      <w:proofErr w:type="spellEnd"/>
-      <w:r>
-        <w:rPr>
-          <w:sz w:val="28"/>
-          <w:szCs w:val="28"/>
-          <w:lang w:val="en-US" w:eastAsia="zh-CN"/>
-        </w:rPr>
-        <w:t xml:space="preserve"> Panel</w:t>
+        <w:t xml:space="preserve">Рисунок </w:t>
+      </w:r>
+      <w:r>
+        <w:rPr>
+          <w:sz w:val="28"/>
+          <w:szCs w:val="28"/>
+          <w:lang w:eastAsia="zh-CN"/>
+        </w:rPr>
+        <w:t>2</w:t>
+      </w:r>
+      <w:r>
+        <w:rPr>
+          <w:sz w:val="28"/>
+          <w:szCs w:val="28"/>
+          <w:lang w:eastAsia="zh-CN"/>
+        </w:rPr>
+        <w:t xml:space="preserve"> – Установка Kaspersky Free</w:t>
       </w:r>
     </w:p>
     <w:p>
@@ -5524,12 +5201,11 @@
         <w:rPr>
           <w:noProof/>
         </w:rPr>
-        <w:lastRenderedPageBreak/>
         <w:drawing>
-          <wp:inline distT="0" distB="0" distL="0" distR="0" wp14:anchorId="2A98953D" wp14:editId="106974C8">
-            <wp:extent cx="2871978" cy="2307462"/>
-            <wp:effectExtent l="19050" t="19050" r="5080" b="0"/>
-            <wp:docPr id="614680840" name="Рисунок 3" descr="Picture background"/>
+          <wp:inline distT="0" distB="0" distL="0" distR="0" wp14:anchorId="1E4B037F" wp14:editId="07C2668A">
+            <wp:extent cx="4618270" cy="3589313"/>
+            <wp:effectExtent l="19050" t="19050" r="11430" b="11430"/>
+            <wp:docPr id="1376391040" name="Рисунок 2" descr="Picture background"/>
             <wp:cNvGraphicFramePr>
               <a:graphicFrameLocks xmlns:a="http://schemas.openxmlformats.org/drawingml/2006/main" noChangeAspect="1"/>
             </wp:cNvGraphicFramePr>
@@ -5537,13 +5213,13 @@
               <a:graphicData uri="http://schemas.openxmlformats.org/drawingml/2006/picture">
                 <pic:pic xmlns:pic="http://schemas.openxmlformats.org/drawingml/2006/picture">
                   <pic:nvPicPr>
-                    <pic:cNvPr id="0" name="Picture 5" descr="Picture background"/>
+                    <pic:cNvPr id="0" name="Picture 3" descr="Picture background"/>
                     <pic:cNvPicPr>
                       <a:picLocks noChangeAspect="1" noChangeArrowheads="1"/>
                     </pic:cNvPicPr>
                   </pic:nvPicPr>
                   <pic:blipFill>
-                    <a:blip r:embed="rId14" cstate="print">
+                    <a:blip r:embed="rId14">
                       <a:extLst>
                         <a:ext uri="{28A0092B-C50C-407E-A947-70E740481C1C}">
                           <a14:useLocalDpi xmlns:a14="http://schemas.microsoft.com/office/drawing/2010/main" val="0"/>
@@ -5558,7 +5234,7 @@
                   <pic:spPr bwMode="auto">
                     <a:xfrm>
                       <a:off x="0" y="0"/>
-                      <a:ext cx="2878854" cy="2312986"/>
+                      <a:ext cx="4656835" cy="3619286"/>
                     </a:xfrm>
                     <a:prstGeom prst="rect">
                       <a:avLst/>
@@ -5580,21 +5256,58 @@
         <w:rPr>
           <w:sz w:val="28"/>
           <w:szCs w:val="28"/>
-          <w:lang w:eastAsia="zh-CN"/>
+          <w:lang w:val="en-US" w:eastAsia="zh-CN"/>
         </w:rPr>
         <w:br/>
-        <w:t xml:space="preserve">Рисунок 3 – Установка </w:t>
-      </w:r>
-      <w:proofErr w:type="spellStart"/>
-      <w:r>
-        <w:rPr>
-          <w:sz w:val="28"/>
-          <w:szCs w:val="28"/>
-          <w:lang w:eastAsia="zh-CN"/>
-        </w:rPr>
-        <w:t>WordPress</w:t>
-      </w:r>
-      <w:proofErr w:type="spellEnd"/>
+      </w:r>
+      <w:r>
+        <w:rPr>
+          <w:sz w:val="28"/>
+          <w:szCs w:val="28"/>
+          <w:lang w:eastAsia="zh-CN"/>
+        </w:rPr>
+        <w:t>Рисунок</w:t>
+      </w:r>
+      <w:r>
+        <w:rPr>
+          <w:sz w:val="28"/>
+          <w:szCs w:val="28"/>
+          <w:lang w:val="en-US" w:eastAsia="zh-CN"/>
+        </w:rPr>
+        <w:t xml:space="preserve"> </w:t>
+      </w:r>
+      <w:r>
+        <w:rPr>
+          <w:sz w:val="28"/>
+          <w:szCs w:val="28"/>
+          <w:lang w:eastAsia="zh-CN"/>
+        </w:rPr>
+        <w:t>3</w:t>
+      </w:r>
+      <w:r>
+        <w:rPr>
+          <w:sz w:val="28"/>
+          <w:szCs w:val="28"/>
+          <w:lang w:val="en-US" w:eastAsia="zh-CN"/>
+        </w:rPr>
+        <w:t xml:space="preserve"> – </w:t>
+      </w:r>
+      <w:r>
+        <w:rPr>
+          <w:sz w:val="28"/>
+          <w:szCs w:val="28"/>
+          <w:lang w:eastAsia="zh-CN"/>
+        </w:rPr>
+        <w:t>Установка</w:t>
+      </w:r>
+      <w:r>
+        <w:rPr>
+          <w:sz w:val="28"/>
+          <w:szCs w:val="28"/>
+          <w:lang w:val="en-US" w:eastAsia="zh-CN"/>
+        </w:rPr>
+        <w:t xml:space="preserve"> OpenServer Panel</w:t>
+      </w:r>
     </w:p>
     <w:p>
       <w:pPr>
@@ -5607,27 +5320,16 @@
           <w:lang w:eastAsia="zh-CN"/>
         </w:rPr>
       </w:pPr>
-    </w:p>
-    <w:p>
-      <w:pPr>
-        <w:spacing w:line="360" w:lineRule="auto"/>
-        <w:ind w:right="-1"/>
-        <w:jc w:val="center"/>
-        <w:rPr>
-          <w:sz w:val="28"/>
-          <w:szCs w:val="28"/>
-          <w:lang w:eastAsia="zh-CN"/>
-        </w:rPr>
-      </w:pPr>
       <w:r>
         <w:rPr>
           <w:noProof/>
         </w:rPr>
+        <w:lastRenderedPageBreak/>
         <w:drawing>
-          <wp:inline distT="0" distB="0" distL="0" distR="0" wp14:anchorId="38C22B40" wp14:editId="3DCE4212">
-            <wp:extent cx="3013517" cy="2296930"/>
-            <wp:effectExtent l="19050" t="19050" r="0" b="8255"/>
-            <wp:docPr id="1604829441" name="Рисунок 4" descr="Picture background"/>
+          <wp:inline distT="0" distB="0" distL="0" distR="0" wp14:anchorId="2A98953D" wp14:editId="7893AF9A">
+            <wp:extent cx="4511208" cy="3624483"/>
+            <wp:effectExtent l="19050" t="19050" r="22860" b="14605"/>
+            <wp:docPr id="614680840" name="Рисунок 3" descr="Picture background"/>
             <wp:cNvGraphicFramePr>
               <a:graphicFrameLocks xmlns:a="http://schemas.openxmlformats.org/drawingml/2006/main" noChangeAspect="1"/>
             </wp:cNvGraphicFramePr>
@@ -5635,7 +5337,7 @@
               <a:graphicData uri="http://schemas.openxmlformats.org/drawingml/2006/picture">
                 <pic:pic xmlns:pic="http://schemas.openxmlformats.org/drawingml/2006/picture">
                   <pic:nvPicPr>
-                    <pic:cNvPr id="0" name="Picture 7" descr="Picture background"/>
+                    <pic:cNvPr id="0" name="Picture 5" descr="Picture background"/>
                     <pic:cNvPicPr>
                       <a:picLocks noChangeAspect="1" noChangeArrowheads="1"/>
                     </pic:cNvPicPr>
@@ -5656,7 +5358,7 @@
                   <pic:spPr bwMode="auto">
                     <a:xfrm>
                       <a:off x="0" y="0"/>
-                      <a:ext cx="3020784" cy="2302469"/>
+                      <a:ext cx="4536473" cy="3644782"/>
                     </a:xfrm>
                     <a:prstGeom prst="rect">
                       <a:avLst/>
@@ -5681,18 +5383,24 @@
           <w:lang w:eastAsia="zh-CN"/>
         </w:rPr>
         <w:br/>
-        <w:t>Рисунок 4 – Установка 1</w:t>
-      </w:r>
-      <w:proofErr w:type="gramStart"/>
-      <w:r>
-        <w:rPr>
-          <w:sz w:val="28"/>
-          <w:szCs w:val="28"/>
-          <w:lang w:eastAsia="zh-CN"/>
-        </w:rPr>
-        <w:t>С:Предприятие</w:t>
-      </w:r>
-      <w:proofErr w:type="gramEnd"/>
+        <w:t xml:space="preserve">Рисунок </w:t>
+      </w:r>
+      <w:r>
+        <w:rPr>
+          <w:sz w:val="28"/>
+          <w:szCs w:val="28"/>
+          <w:lang w:eastAsia="zh-CN"/>
+        </w:rPr>
+        <w:t>4</w:t>
+      </w:r>
+      <w:r>
+        <w:rPr>
+          <w:sz w:val="28"/>
+          <w:szCs w:val="28"/>
+          <w:lang w:eastAsia="zh-CN"/>
+        </w:rPr>
+        <w:t xml:space="preserve"> – Установка WordPress</w:t>
+      </w:r>
     </w:p>
     <w:p>
       <w:pPr>
@@ -5712,6 +5420,98 @@
         <w:ind w:right="-1"/>
         <w:jc w:val="center"/>
         <w:rPr>
+          <w:sz w:val="28"/>
+          <w:szCs w:val="28"/>
+          <w:lang w:eastAsia="zh-CN"/>
+        </w:rPr>
+      </w:pPr>
+      <w:r>
+        <w:rPr>
+          <w:noProof/>
+        </w:rPr>
+        <w:drawing>
+          <wp:inline distT="0" distB="0" distL="0" distR="0" wp14:anchorId="38C22B40" wp14:editId="1B9118FB">
+            <wp:extent cx="5068994" cy="3863633"/>
+            <wp:effectExtent l="19050" t="19050" r="17780" b="22860"/>
+            <wp:docPr id="1604829441" name="Рисунок 4" descr="Picture background"/>
+            <wp:cNvGraphicFramePr>
+              <a:graphicFrameLocks xmlns:a="http://schemas.openxmlformats.org/drawingml/2006/main" noChangeAspect="1"/>
+            </wp:cNvGraphicFramePr>
+            <a:graphic xmlns:a="http://schemas.openxmlformats.org/drawingml/2006/main">
+              <a:graphicData uri="http://schemas.openxmlformats.org/drawingml/2006/picture">
+                <pic:pic xmlns:pic="http://schemas.openxmlformats.org/drawingml/2006/picture">
+                  <pic:nvPicPr>
+                    <pic:cNvPr id="0" name="Picture 7" descr="Picture background"/>
+                    <pic:cNvPicPr>
+                      <a:picLocks noChangeAspect="1" noChangeArrowheads="1"/>
+                    </pic:cNvPicPr>
+                  </pic:nvPicPr>
+                  <pic:blipFill>
+                    <a:blip r:embed="rId16" cstate="print">
+                      <a:extLst>
+                        <a:ext uri="{28A0092B-C50C-407E-A947-70E740481C1C}">
+                          <a14:useLocalDpi xmlns:a14="http://schemas.microsoft.com/office/drawing/2010/main" val="0"/>
+                        </a:ext>
+                      </a:extLst>
+                    </a:blip>
+                    <a:srcRect/>
+                    <a:stretch>
+                      <a:fillRect/>
+                    </a:stretch>
+                  </pic:blipFill>
+                  <pic:spPr bwMode="auto">
+                    <a:xfrm>
+                      <a:off x="0" y="0"/>
+                      <a:ext cx="5105794" cy="3891682"/>
+                    </a:xfrm>
+                    <a:prstGeom prst="rect">
+                      <a:avLst/>
+                    </a:prstGeom>
+                    <a:noFill/>
+                    <a:ln>
+                      <a:solidFill>
+                        <a:schemeClr val="tx1"/>
+                      </a:solidFill>
+                    </a:ln>
+                  </pic:spPr>
+                </pic:pic>
+              </a:graphicData>
+            </a:graphic>
+          </wp:inline>
+        </w:drawing>
+      </w:r>
+      <w:r>
+        <w:rPr>
+          <w:sz w:val="28"/>
+          <w:szCs w:val="28"/>
+          <w:lang w:eastAsia="zh-CN"/>
+        </w:rPr>
+        <w:br/>
+        <w:t xml:space="preserve">Рисунок </w:t>
+      </w:r>
+      <w:r>
+        <w:rPr>
+          <w:sz w:val="28"/>
+          <w:szCs w:val="28"/>
+          <w:lang w:eastAsia="zh-CN"/>
+        </w:rPr>
+        <w:t>5</w:t>
+      </w:r>
+      <w:r>
+        <w:rPr>
+          <w:sz w:val="28"/>
+          <w:szCs w:val="28"/>
+          <w:lang w:eastAsia="zh-CN"/>
+        </w:rPr>
+        <w:t xml:space="preserve"> – Установка 1С:Предприятие</w:t>
+      </w:r>
+    </w:p>
+    <w:p>
+      <w:pPr>
+        <w:spacing w:line="360" w:lineRule="auto"/>
+        <w:ind w:right="-1"/>
+        <w:jc w:val="center"/>
+        <w:rPr>
           <w:b/>
           <w:bCs/>
           <w:sz w:val="28"/>
@@ -5727,6 +5527,7 @@
           <w:szCs w:val="28"/>
           <w:lang w:eastAsia="zh-CN"/>
         </w:rPr>
+        <w:lastRenderedPageBreak/>
         <w:t>4.2. Обоснов</w:t>
       </w:r>
       <w:r>
@@ -5952,34 +5753,14 @@
                 <w:lang w:eastAsia="zh-CN"/>
               </w:rPr>
             </w:pPr>
-            <w:proofErr w:type="spellStart"/>
             <w:r>
               <w:rPr>
                 <w:sz w:val="28"/>
                 <w:szCs w:val="28"/>
                 <w:lang w:eastAsia="zh-CN"/>
               </w:rPr>
-              <w:t>Kaspersky</w:t>
+              <w:t>Kaspersky Free</w:t>
             </w:r>
-            <w:proofErr w:type="spellEnd"/>
-            <w:r>
-              <w:rPr>
-                <w:sz w:val="28"/>
-                <w:szCs w:val="28"/>
-                <w:lang w:eastAsia="zh-CN"/>
-              </w:rPr>
-              <w:t xml:space="preserve"> </w:t>
-            </w:r>
-            <w:proofErr w:type="spellStart"/>
-            <w:r>
-              <w:rPr>
-                <w:sz w:val="28"/>
-                <w:szCs w:val="28"/>
-                <w:lang w:eastAsia="zh-CN"/>
-              </w:rPr>
-              <w:t>Free</w:t>
-            </w:r>
-            <w:proofErr w:type="spellEnd"/>
           </w:p>
         </w:tc>
         <w:tc>
@@ -6052,35 +5833,14 @@
                 <w:lang w:eastAsia="zh-CN"/>
               </w:rPr>
             </w:pPr>
-            <w:proofErr w:type="spellStart"/>
             <w:r>
               <w:rPr>
                 <w:sz w:val="28"/>
                 <w:szCs w:val="28"/>
                 <w:lang w:eastAsia="zh-CN"/>
               </w:rPr>
-              <w:lastRenderedPageBreak/>
-              <w:t>WordPress</w:t>
+              <w:t>WordPress + OpenServer</w:t>
             </w:r>
-            <w:proofErr w:type="spellEnd"/>
-            <w:r>
-              <w:rPr>
-                <w:sz w:val="28"/>
-                <w:szCs w:val="28"/>
-                <w:lang w:eastAsia="zh-CN"/>
-              </w:rPr>
-              <w:t xml:space="preserve"> + </w:t>
-            </w:r>
-            <w:proofErr w:type="spellStart"/>
-            <w:r>
-              <w:rPr>
-                <w:sz w:val="28"/>
-                <w:szCs w:val="28"/>
-                <w:lang w:eastAsia="zh-CN"/>
-              </w:rPr>
-              <w:t>OpenServer</w:t>
-            </w:r>
-            <w:proofErr w:type="spellEnd"/>
           </w:p>
         </w:tc>
         <w:tc>
@@ -6324,18 +6084,8 @@
           <w:szCs w:val="28"/>
           <w:lang w:eastAsia="zh-CN"/>
         </w:rPr>
-        <w:t xml:space="preserve">Созданы три учетные записи </w:t>
-      </w:r>
-      <w:proofErr w:type="spellStart"/>
-      <w:r>
-        <w:rPr>
-          <w:sz w:val="28"/>
-          <w:szCs w:val="28"/>
-          <w:lang w:eastAsia="zh-CN"/>
-        </w:rPr>
-        <w:t>Windows</w:t>
-      </w:r>
-      <w:proofErr w:type="spellEnd"/>
+        <w:t>Созданы три учетные записи Windows</w:t>
+      </w:r>
       <w:r>
         <w:rPr>
           <w:sz w:val="28"/>
@@ -6703,18 +6453,8 @@
                 <w:szCs w:val="28"/>
                 <w:lang w:eastAsia="zh-CN"/>
               </w:rPr>
-              <w:t xml:space="preserve">Доступ к </w:t>
+              <w:t>Доступ к WordPress</w:t>
             </w:r>
-            <w:proofErr w:type="spellStart"/>
-            <w:r>
-              <w:rPr>
-                <w:sz w:val="28"/>
-                <w:szCs w:val="28"/>
-                <w:lang w:eastAsia="zh-CN"/>
-              </w:rPr>
-              <w:t>WordPress</w:t>
-            </w:r>
-            <w:proofErr w:type="spellEnd"/>
           </w:p>
         </w:tc>
       </w:tr>
@@ -6749,9 +6489,9 @@
           <w:szCs w:val="28"/>
         </w:rPr>
         <w:drawing>
-          <wp:inline distT="0" distB="0" distL="0" distR="0" wp14:anchorId="3D30BF73" wp14:editId="2667D2BA">
-            <wp:extent cx="4905978" cy="1542564"/>
-            <wp:effectExtent l="19050" t="19050" r="9525" b="635"/>
+          <wp:inline distT="0" distB="0" distL="0" distR="0" wp14:anchorId="3D30BF73" wp14:editId="62F24A28">
+            <wp:extent cx="4905375" cy="1851953"/>
+            <wp:effectExtent l="19050" t="19050" r="9525" b="15240"/>
             <wp:docPr id="1207760755" name="Рисунок 1"/>
             <wp:cNvGraphicFramePr>
               <a:graphicFrameLocks xmlns:a="http://schemas.openxmlformats.org/drawingml/2006/main" noChangeAspect="1"/>
@@ -6764,7 +6504,7 @@
                     <pic:cNvPicPr/>
                   </pic:nvPicPr>
                   <pic:blipFill>
-                    <a:blip r:embed="rId16"/>
+                    <a:blip r:embed="rId17"/>
                     <a:stretch>
                       <a:fillRect/>
                     </a:stretch>
@@ -6772,7 +6512,7 @@
                   <pic:spPr>
                     <a:xfrm>
                       <a:off x="0" y="0"/>
-                      <a:ext cx="4938674" cy="1552844"/>
+                      <a:ext cx="4944925" cy="1866884"/>
                     </a:xfrm>
                     <a:prstGeom prst="rect">
                       <a:avLst/>
@@ -6796,20 +6536,24 @@
           <w:lang w:eastAsia="zh-CN"/>
         </w:rPr>
         <w:br/>
-        <w:t>Рисунок 5 – Учетные записи пользователей</w:t>
-      </w:r>
-    </w:p>
-    <w:p>
-      <w:pPr>
-        <w:spacing w:line="360" w:lineRule="auto"/>
-        <w:ind w:right="-1" w:firstLine="709"/>
-        <w:jc w:val="both"/>
-        <w:rPr>
-          <w:sz w:val="28"/>
-          <w:szCs w:val="28"/>
-          <w:lang w:eastAsia="zh-CN"/>
-        </w:rPr>
-      </w:pPr>
+        <w:t xml:space="preserve">Рисунок </w:t>
+      </w:r>
+      <w:r>
+        <w:rPr>
+          <w:sz w:val="28"/>
+          <w:szCs w:val="28"/>
+          <w:lang w:eastAsia="zh-CN"/>
+        </w:rPr>
+        <w:t>6</w:t>
+      </w:r>
+      <w:r>
+        <w:rPr>
+          <w:sz w:val="28"/>
+          <w:szCs w:val="28"/>
+          <w:lang w:eastAsia="zh-CN"/>
+        </w:rPr>
+        <w:t xml:space="preserve"> – Учетные записи пользователей</w:t>
+      </w:r>
     </w:p>
     <w:p>
       <w:pPr>
@@ -6832,6 +6576,7 @@
           <w:szCs w:val="28"/>
           <w:lang w:eastAsia="zh-CN"/>
         </w:rPr>
+        <w:lastRenderedPageBreak/>
         <w:t>4.4. Обеспеч</w:t>
       </w:r>
       <w:r>
@@ -7049,23 +6794,13 @@
                 <w:lang w:eastAsia="zh-CN"/>
               </w:rPr>
             </w:pPr>
-            <w:proofErr w:type="spellStart"/>
             <w:r>
               <w:rPr>
                 <w:sz w:val="28"/>
                 <w:szCs w:val="28"/>
                 <w:lang w:eastAsia="zh-CN"/>
               </w:rPr>
-              <w:t>Kaspersky</w:t>
-            </w:r>
-            <w:proofErr w:type="spellEnd"/>
-            <w:r>
-              <w:rPr>
-                <w:sz w:val="28"/>
-                <w:szCs w:val="28"/>
-                <w:lang w:eastAsia="zh-CN"/>
-              </w:rPr>
-              <w:t xml:space="preserve"> + 1С</w:t>
+              <w:t>Kaspersky + 1С</w:t>
             </w:r>
           </w:p>
         </w:tc>
@@ -7139,35 +6874,14 @@
                 <w:lang w:eastAsia="zh-CN"/>
               </w:rPr>
             </w:pPr>
-            <w:proofErr w:type="spellStart"/>
             <w:r>
               <w:rPr>
                 <w:sz w:val="28"/>
                 <w:szCs w:val="28"/>
                 <w:lang w:eastAsia="zh-CN"/>
               </w:rPr>
-              <w:lastRenderedPageBreak/>
-              <w:t>Kaspersky</w:t>
+              <w:t>Kaspersky + OpenServer</w:t>
             </w:r>
-            <w:proofErr w:type="spellEnd"/>
-            <w:r>
-              <w:rPr>
-                <w:sz w:val="28"/>
-                <w:szCs w:val="28"/>
-                <w:lang w:eastAsia="zh-CN"/>
-              </w:rPr>
-              <w:t xml:space="preserve"> + </w:t>
-            </w:r>
-            <w:proofErr w:type="spellStart"/>
-            <w:r>
-              <w:rPr>
-                <w:sz w:val="28"/>
-                <w:szCs w:val="28"/>
-                <w:lang w:eastAsia="zh-CN"/>
-              </w:rPr>
-              <w:t>OpenServer</w:t>
-            </w:r>
-            <w:proofErr w:type="spellEnd"/>
           </w:p>
         </w:tc>
         <w:tc>
@@ -7240,23 +6954,13 @@
                 <w:lang w:eastAsia="zh-CN"/>
               </w:rPr>
             </w:pPr>
-            <w:proofErr w:type="spellStart"/>
             <w:r>
               <w:rPr>
                 <w:sz w:val="28"/>
                 <w:szCs w:val="28"/>
                 <w:lang w:eastAsia="zh-CN"/>
               </w:rPr>
-              <w:t>WordPress</w:t>
-            </w:r>
-            <w:proofErr w:type="spellEnd"/>
-            <w:r>
-              <w:rPr>
-                <w:sz w:val="28"/>
-                <w:szCs w:val="28"/>
-                <w:lang w:eastAsia="zh-CN"/>
-              </w:rPr>
-              <w:t xml:space="preserve"> + 1С</w:t>
+              <w:t>WordPress + 1С</w:t>
             </w:r>
           </w:p>
         </w:tc>
@@ -7417,7 +7121,6 @@
           <w:lang w:eastAsia="zh-CN"/>
         </w:rPr>
       </w:pPr>
-      <w:proofErr w:type="spellStart"/>
       <w:r>
         <w:rPr>
           <w:b/>
@@ -7426,40 +7129,7 @@
           <w:szCs w:val="28"/>
           <w:lang w:eastAsia="zh-CN"/>
         </w:rPr>
-        <w:t>Kaspersky</w:t>
-      </w:r>
-      <w:proofErr w:type="spellEnd"/>
-      <w:r>
-        <w:rPr>
-          <w:b/>
-          <w:bCs/>
-          <w:sz w:val="28"/>
-          <w:szCs w:val="28"/>
-          <w:lang w:eastAsia="zh-CN"/>
-        </w:rPr>
-        <w:t xml:space="preserve"> </w:t>
-      </w:r>
-      <w:proofErr w:type="spellStart"/>
-      <w:r>
-        <w:rPr>
-          <w:b/>
-          <w:bCs/>
-          <w:sz w:val="28"/>
-          <w:szCs w:val="28"/>
-          <w:lang w:eastAsia="zh-CN"/>
-        </w:rPr>
-        <w:t>Free</w:t>
-      </w:r>
-      <w:proofErr w:type="spellEnd"/>
-      <w:r>
-        <w:rPr>
-          <w:b/>
-          <w:bCs/>
-          <w:sz w:val="28"/>
-          <w:szCs w:val="28"/>
-          <w:lang w:eastAsia="zh-CN"/>
-        </w:rPr>
-        <w:t>:</w:t>
+        <w:t>Kaspersky Free:</w:t>
       </w:r>
       <w:r>
         <w:rPr>
@@ -7488,9 +7158,9 @@
           <w:szCs w:val="28"/>
         </w:rPr>
         <w:drawing>
-          <wp:inline distT="0" distB="0" distL="0" distR="0" wp14:anchorId="66CAC0C1" wp14:editId="2A8694EC">
-            <wp:extent cx="3964329" cy="1613527"/>
-            <wp:effectExtent l="19050" t="19050" r="0" b="6350"/>
+          <wp:inline distT="0" distB="0" distL="0" distR="0" wp14:anchorId="66CAC0C1" wp14:editId="0B97BBA6">
+            <wp:extent cx="5550159" cy="3779227"/>
+            <wp:effectExtent l="19050" t="19050" r="12700" b="12065"/>
             <wp:docPr id="1153007986" name="Рисунок 1"/>
             <wp:cNvGraphicFramePr>
               <a:graphicFrameLocks xmlns:a="http://schemas.openxmlformats.org/drawingml/2006/main" noChangeAspect="1"/>
@@ -7503,7 +7173,7 @@
                     <pic:cNvPicPr/>
                   </pic:nvPicPr>
                   <pic:blipFill>
-                    <a:blip r:embed="rId17"/>
+                    <a:blip r:embed="rId18"/>
                     <a:stretch>
                       <a:fillRect/>
                     </a:stretch>
@@ -7511,7 +7181,7 @@
                   <pic:spPr>
                     <a:xfrm>
                       <a:off x="0" y="0"/>
-                      <a:ext cx="3970656" cy="1616102"/>
+                      <a:ext cx="5581819" cy="3800785"/>
                     </a:xfrm>
                     <a:prstGeom prst="rect">
                       <a:avLst/>
@@ -7535,7 +7205,23 @@
           <w:lang w:eastAsia="zh-CN"/>
         </w:rPr>
         <w:br/>
-        <w:t>Рисунок 6 – Результат полного сканирования</w:t>
+        <w:t xml:space="preserve">Рисунок </w:t>
+      </w:r>
+      <w:r>
+        <w:rPr>
+          <w:sz w:val="28"/>
+          <w:szCs w:val="28"/>
+          <w:lang w:eastAsia="zh-CN"/>
+        </w:rPr>
+        <w:t>7</w:t>
+      </w:r>
+      <w:r>
+        <w:rPr>
+          <w:sz w:val="28"/>
+          <w:szCs w:val="28"/>
+          <w:lang w:eastAsia="zh-CN"/>
+        </w:rPr>
+        <w:t xml:space="preserve"> – Результат полного сканирования</w:t>
       </w:r>
     </w:p>
     <w:p>
@@ -7569,6 +7255,7 @@
           <w:szCs w:val="28"/>
           <w:lang w:eastAsia="zh-CN"/>
         </w:rPr>
+        <w:lastRenderedPageBreak/>
         <w:t>1С:</w:t>
       </w:r>
       <w:r>
@@ -7578,6 +7265,85 @@
           <w:lang w:eastAsia="zh-CN"/>
         </w:rPr>
         <w:t> проверка конфигурации – ошибок нет (рис. 7).</w:t>
+      </w:r>
+    </w:p>
+    <w:p>
+      <w:pPr>
+        <w:spacing w:line="360" w:lineRule="auto"/>
+        <w:ind w:right="-1"/>
+        <w:jc w:val="center"/>
+        <w:rPr>
+          <w:sz w:val="28"/>
+          <w:szCs w:val="28"/>
+          <w:lang w:eastAsia="zh-CN"/>
+        </w:rPr>
+      </w:pPr>
+      <w:r>
+        <w:drawing>
+          <wp:inline distT="0" distB="0" distL="0" distR="0" wp14:anchorId="05B27844" wp14:editId="4E870F2F">
+            <wp:extent cx="5476147" cy="3919904"/>
+            <wp:effectExtent l="19050" t="19050" r="10795" b="23495"/>
+            <wp:docPr id="551534022" name="Рисунок 1"/>
+            <wp:cNvGraphicFramePr>
+              <a:graphicFrameLocks xmlns:a="http://schemas.openxmlformats.org/drawingml/2006/main" noChangeAspect="1"/>
+            </wp:cNvGraphicFramePr>
+            <a:graphic xmlns:a="http://schemas.openxmlformats.org/drawingml/2006/main">
+              <a:graphicData uri="http://schemas.openxmlformats.org/drawingml/2006/picture">
+                <pic:pic xmlns:pic="http://schemas.openxmlformats.org/drawingml/2006/picture">
+                  <pic:nvPicPr>
+                    <pic:cNvPr id="551534022" name=""/>
+                    <pic:cNvPicPr/>
+                  </pic:nvPicPr>
+                  <pic:blipFill>
+                    <a:blip r:embed="rId19"/>
+                    <a:stretch>
+                      <a:fillRect/>
+                    </a:stretch>
+                  </pic:blipFill>
+                  <pic:spPr>
+                    <a:xfrm>
+                      <a:off x="0" y="0"/>
+                      <a:ext cx="5498672" cy="3936028"/>
+                    </a:xfrm>
+                    <a:prstGeom prst="rect">
+                      <a:avLst/>
+                    </a:prstGeom>
+                    <a:ln>
+                      <a:solidFill>
+                        <a:schemeClr val="tx1"/>
+                      </a:solidFill>
+                    </a:ln>
+                  </pic:spPr>
+                </pic:pic>
+              </a:graphicData>
+            </a:graphic>
+          </wp:inline>
+        </w:drawing>
+      </w:r>
+      <w:r>
+        <w:rPr>
+          <w:sz w:val="28"/>
+          <w:szCs w:val="28"/>
+          <w:lang w:eastAsia="zh-CN"/>
+        </w:rPr>
+        <w:br/>
+        <w:t xml:space="preserve">Рисунок </w:t>
+      </w:r>
+      <w:r>
+        <w:rPr>
+          <w:sz w:val="28"/>
+          <w:szCs w:val="28"/>
+          <w:lang w:eastAsia="zh-CN"/>
+        </w:rPr>
+        <w:t>8</w:t>
+      </w:r>
+      <w:r>
+        <w:rPr>
+          <w:sz w:val="28"/>
+          <w:szCs w:val="28"/>
+          <w:lang w:eastAsia="zh-CN"/>
+        </w:rPr>
+        <w:t xml:space="preserve"> – Проверка конфигурации 1С</w:t>
       </w:r>
     </w:p>
     <w:p>
@@ -7591,38 +7357,6 @@
           <w:lang w:eastAsia="zh-CN"/>
         </w:rPr>
       </w:pPr>
-      <w:hyperlink r:id="rId18" w:tgtFrame="_blank" w:history="1">
-        <w:r>
-          <w:rPr>
-            <w:rStyle w:val="a6"/>
-            <w:sz w:val="28"/>
-            <w:szCs w:val="28"/>
-            <w:lang w:eastAsia="zh-CN"/>
-          </w:rPr>
-          <w:t>https://media/image7.png</w:t>
-        </w:r>
-      </w:hyperlink>
-      <w:r>
-        <w:rPr>
-          <w:sz w:val="28"/>
-          <w:szCs w:val="28"/>
-          <w:lang w:eastAsia="zh-CN"/>
-        </w:rPr>
-        <w:br/>
-        <w:t>Рисунок 7 – Проверка конфигурации 1С</w:t>
-      </w:r>
-    </w:p>
-    <w:p>
-      <w:pPr>
-        <w:spacing w:line="360" w:lineRule="auto"/>
-        <w:ind w:right="-1" w:firstLine="709"/>
-        <w:jc w:val="both"/>
-        <w:rPr>
-          <w:sz w:val="28"/>
-          <w:szCs w:val="28"/>
-          <w:lang w:eastAsia="zh-CN"/>
-        </w:rPr>
-      </w:pPr>
     </w:p>
     <w:p>
       <w:pPr>
@@ -7692,21 +7426,6 @@
       <w:pPr>
         <w:spacing w:line="360" w:lineRule="auto"/>
         <w:ind w:right="-1"/>
-        <w:jc w:val="center"/>
-        <w:rPr>
-          <w:b/>
-          <w:bCs/>
-          <w:sz w:val="28"/>
-          <w:szCs w:val="28"/>
-          <w:lang w:eastAsia="zh-CN"/>
-        </w:rPr>
-      </w:pPr>
-    </w:p>
-    <w:p>
-      <w:pPr>
-        <w:spacing w:line="360" w:lineRule="auto"/>
-        <w:ind w:right="-1"/>
-        <w:jc w:val="center"/>
         <w:rPr>
           <w:b/>
           <w:bCs/>
@@ -7962,34 +7681,14 @@
                 <w:lang w:eastAsia="zh-CN"/>
               </w:rPr>
             </w:pPr>
-            <w:proofErr w:type="spellStart"/>
             <w:r>
               <w:rPr>
                 <w:sz w:val="28"/>
                 <w:szCs w:val="28"/>
                 <w:lang w:eastAsia="zh-CN"/>
               </w:rPr>
-              <w:t>Windows</w:t>
+              <w:t>Windows 10 Pro</w:t>
             </w:r>
-            <w:proofErr w:type="spellEnd"/>
-            <w:r>
-              <w:rPr>
-                <w:sz w:val="28"/>
-                <w:szCs w:val="28"/>
-                <w:lang w:eastAsia="zh-CN"/>
-              </w:rPr>
-              <w:t xml:space="preserve"> 10 </w:t>
-            </w:r>
-            <w:proofErr w:type="spellStart"/>
-            <w:r>
-              <w:rPr>
-                <w:sz w:val="28"/>
-                <w:szCs w:val="28"/>
-                <w:lang w:eastAsia="zh-CN"/>
-              </w:rPr>
-              <w:t>Pro</w:t>
-            </w:r>
-            <w:proofErr w:type="spellEnd"/>
           </w:p>
         </w:tc>
         <w:tc>
@@ -8135,7 +7834,6 @@
           <w:szCs w:val="28"/>
           <w:lang w:eastAsia="zh-CN"/>
         </w:rPr>
-        <w:lastRenderedPageBreak/>
         <w:t>4.7. Выполн</w:t>
       </w:r>
       <w:r>
@@ -8220,20 +7918,8 @@
           <w:szCs w:val="28"/>
           <w:lang w:eastAsia="zh-CN"/>
         </w:rPr>
-        <w:t xml:space="preserve">Диспетчер задач </w:t>
-      </w:r>
-      <w:proofErr w:type="spellStart"/>
-      <w:r>
-        <w:rPr>
-          <w:b/>
-          <w:bCs/>
-          <w:sz w:val="28"/>
-          <w:szCs w:val="28"/>
-          <w:lang w:eastAsia="zh-CN"/>
-        </w:rPr>
-        <w:t>Windows</w:t>
-      </w:r>
-      <w:proofErr w:type="spellEnd"/>
+        <w:t>Диспетчер задач Windows</w:t>
+      </w:r>
       <w:r>
         <w:rPr>
           <w:sz w:val="28"/>
@@ -8260,10 +7946,11 @@
           <w:sz w:val="28"/>
           <w:szCs w:val="28"/>
         </w:rPr>
+        <w:lastRenderedPageBreak/>
         <w:drawing>
-          <wp:inline distT="0" distB="0" distL="0" distR="0" wp14:anchorId="46D0F49D" wp14:editId="3B518F2D">
-            <wp:extent cx="3366770" cy="3106114"/>
-            <wp:effectExtent l="19050" t="19050" r="5080" b="0"/>
+          <wp:inline distT="0" distB="0" distL="0" distR="0" wp14:anchorId="46D0F49D" wp14:editId="40FE7787">
+            <wp:extent cx="3667290" cy="3383368"/>
+            <wp:effectExtent l="19050" t="19050" r="28575" b="26670"/>
             <wp:docPr id="1881212767" name="Рисунок 1"/>
             <wp:cNvGraphicFramePr>
               <a:graphicFrameLocks xmlns:a="http://schemas.openxmlformats.org/drawingml/2006/main" noChangeAspect="1"/>
@@ -8276,7 +7963,7 @@
                     <pic:cNvPicPr/>
                   </pic:nvPicPr>
                   <pic:blipFill>
-                    <a:blip r:embed="rId19"/>
+                    <a:blip r:embed="rId20"/>
                     <a:stretch>
                       <a:fillRect/>
                     </a:stretch>
@@ -8284,7 +7971,7 @@
                   <pic:spPr>
                     <a:xfrm>
                       <a:off x="0" y="0"/>
-                      <a:ext cx="3377193" cy="3115730"/>
+                      <a:ext cx="3683371" cy="3398204"/>
                     </a:xfrm>
                     <a:prstGeom prst="rect">
                       <a:avLst/>
@@ -8308,7 +7995,23 @@
           <w:lang w:eastAsia="zh-CN"/>
         </w:rPr>
         <w:br/>
-        <w:t>Рисунок 8 – Потребление ресурсов ПО</w:t>
+        <w:t xml:space="preserve">Рисунок </w:t>
+      </w:r>
+      <w:r>
+        <w:rPr>
+          <w:sz w:val="28"/>
+          <w:szCs w:val="28"/>
+          <w:lang w:eastAsia="zh-CN"/>
+        </w:rPr>
+        <w:t>9</w:t>
+      </w:r>
+      <w:r>
+        <w:rPr>
+          <w:sz w:val="28"/>
+          <w:szCs w:val="28"/>
+          <w:lang w:eastAsia="zh-CN"/>
+        </w:rPr>
+        <w:t xml:space="preserve"> – Потребление ресурсов ПО</w:t>
       </w:r>
     </w:p>
     <w:p>
@@ -8463,7 +8166,6 @@
                 <w:lang w:eastAsia="zh-CN"/>
               </w:rPr>
             </w:pPr>
-            <w:proofErr w:type="spellStart"/>
             <w:r>
               <w:rPr>
                 <w:sz w:val="28"/>
@@ -8472,7 +8174,6 @@
               </w:rPr>
               <w:t>Kaspersky</w:t>
             </w:r>
-            <w:proofErr w:type="spellEnd"/>
           </w:p>
         </w:tc>
         <w:tc>
@@ -8625,7 +8326,6 @@
                 <w:lang w:eastAsia="zh-CN"/>
               </w:rPr>
             </w:pPr>
-            <w:proofErr w:type="spellStart"/>
             <w:r>
               <w:rPr>
                 <w:sz w:val="28"/>
@@ -8634,7 +8334,6 @@
               </w:rPr>
               <w:t>OpenServer</w:t>
             </w:r>
-            <w:proofErr w:type="spellEnd"/>
           </w:p>
         </w:tc>
         <w:tc>
@@ -8909,7 +8608,6 @@
                 <w:szCs w:val="28"/>
                 <w:lang w:eastAsia="zh-CN"/>
               </w:rPr>
-              <w:lastRenderedPageBreak/>
               <w:t>В 1С учебной версии нельзя вести реальный учет</w:t>
             </w:r>
           </w:p>
@@ -8984,41 +8682,13 @@
                 <w:lang w:eastAsia="zh-CN"/>
               </w:rPr>
             </w:pPr>
-            <w:proofErr w:type="spellStart"/>
             <w:r>
               <w:rPr>
                 <w:sz w:val="28"/>
                 <w:szCs w:val="28"/>
                 <w:lang w:eastAsia="zh-CN"/>
               </w:rPr>
-              <w:t>Kaspersky</w:t>
-            </w:r>
-            <w:proofErr w:type="spellEnd"/>
-            <w:r>
-              <w:rPr>
-                <w:sz w:val="28"/>
-                <w:szCs w:val="28"/>
-                <w:lang w:eastAsia="zh-CN"/>
-              </w:rPr>
-              <w:t xml:space="preserve"> </w:t>
-            </w:r>
-            <w:proofErr w:type="spellStart"/>
-            <w:r>
-              <w:rPr>
-                <w:sz w:val="28"/>
-                <w:szCs w:val="28"/>
-                <w:lang w:eastAsia="zh-CN"/>
-              </w:rPr>
-              <w:t>Free</w:t>
-            </w:r>
-            <w:proofErr w:type="spellEnd"/>
-            <w:r>
-              <w:rPr>
-                <w:sz w:val="28"/>
-                <w:szCs w:val="28"/>
-                <w:lang w:eastAsia="zh-CN"/>
-              </w:rPr>
-              <w:t xml:space="preserve"> без центрального управления</w:t>
+              <w:t>Kaspersky Free без центрального управления</w:t>
             </w:r>
           </w:p>
         </w:tc>
@@ -9079,8 +8749,8 @@
     <w:p>
       <w:pPr>
         <w:spacing w:line="360" w:lineRule="auto"/>
-        <w:ind w:right="-1" w:firstLine="709"/>
-        <w:jc w:val="both"/>
+        <w:ind w:right="-1"/>
+        <w:jc w:val="center"/>
         <w:rPr>
           <w:b/>
           <w:bCs/>
@@ -9089,12 +8759,7 @@
           <w:lang w:eastAsia="zh-CN"/>
         </w:rPr>
       </w:pPr>
-    </w:p>
-    <w:p>
-      <w:pPr>
-        <w:spacing w:line="360" w:lineRule="auto"/>
-        <w:ind w:right="-1"/>
-        <w:jc w:val="center"/>
+      <w:r>
         <w:rPr>
           <w:b/>
           <w:bCs/>
@@ -9102,15 +8767,7 @@
           <w:szCs w:val="28"/>
           <w:lang w:eastAsia="zh-CN"/>
         </w:rPr>
-      </w:pPr>
-      <w:r>
-        <w:rPr>
-          <w:b/>
-          <w:bCs/>
-          <w:sz w:val="28"/>
-          <w:szCs w:val="28"/>
-          <w:lang w:eastAsia="zh-CN"/>
-        </w:rPr>
+        <w:lastRenderedPageBreak/>
         <w:t>4.9. Предло</w:t>
       </w:r>
       <w:r>
@@ -9340,18 +8997,8 @@
                 <w:szCs w:val="28"/>
                 <w:lang w:eastAsia="zh-CN"/>
               </w:rPr>
-              <w:t xml:space="preserve">Автоматический </w:t>
+              <w:t>Автоматический бэкап</w:t>
             </w:r>
-            <w:proofErr w:type="spellStart"/>
-            <w:r>
-              <w:rPr>
-                <w:sz w:val="28"/>
-                <w:szCs w:val="28"/>
-                <w:lang w:eastAsia="zh-CN"/>
-              </w:rPr>
-              <w:t>бэкап</w:t>
-            </w:r>
-            <w:proofErr w:type="spellEnd"/>
           </w:p>
         </w:tc>
         <w:tc>
@@ -9398,7 +9045,6 @@
                 <w:lang w:eastAsia="zh-CN"/>
               </w:rPr>
             </w:pPr>
-            <w:proofErr w:type="spellStart"/>
             <w:r>
               <w:rPr>
                 <w:sz w:val="28"/>
@@ -9407,7 +9053,6 @@
               </w:rPr>
               <w:t>WordPress</w:t>
             </w:r>
-            <w:proofErr w:type="spellEnd"/>
           </w:p>
         </w:tc>
         <w:tc>
@@ -9432,18 +9077,8 @@
                 <w:szCs w:val="28"/>
                 <w:lang w:eastAsia="zh-CN"/>
               </w:rPr>
-              <w:t xml:space="preserve">Плагин безопасности </w:t>
+              <w:t>Плагин безопасности Wordfence</w:t>
             </w:r>
-            <w:proofErr w:type="spellStart"/>
-            <w:r>
-              <w:rPr>
-                <w:sz w:val="28"/>
-                <w:szCs w:val="28"/>
-                <w:lang w:eastAsia="zh-CN"/>
-              </w:rPr>
-              <w:t>Wordfence</w:t>
-            </w:r>
-            <w:proofErr w:type="spellEnd"/>
           </w:p>
         </w:tc>
         <w:tc>
@@ -9603,79 +9238,7 @@
           <w:szCs w:val="28"/>
           <w:lang w:eastAsia="zh-CN"/>
         </w:rPr>
-        <w:t xml:space="preserve">Создан </w:t>
-      </w:r>
-      <w:proofErr w:type="spellStart"/>
-      <w:r>
-        <w:rPr>
-          <w:sz w:val="28"/>
-          <w:szCs w:val="28"/>
-          <w:lang w:eastAsia="zh-CN"/>
-        </w:rPr>
-        <w:t>репозиторий</w:t>
-      </w:r>
-      <w:proofErr w:type="spellEnd"/>
-      <w:r>
-        <w:rPr>
-          <w:sz w:val="28"/>
-          <w:szCs w:val="28"/>
-          <w:lang w:eastAsia="zh-CN"/>
-        </w:rPr>
-        <w:t xml:space="preserve"> на </w:t>
-      </w:r>
-      <w:proofErr w:type="spellStart"/>
-      <w:r>
-        <w:rPr>
-          <w:sz w:val="28"/>
-          <w:szCs w:val="28"/>
-          <w:lang w:eastAsia="zh-CN"/>
-        </w:rPr>
-        <w:t>GitHub</w:t>
-      </w:r>
-      <w:proofErr w:type="spellEnd"/>
-      <w:r>
-        <w:rPr>
-          <w:sz w:val="28"/>
-          <w:szCs w:val="28"/>
-          <w:lang w:eastAsia="zh-CN"/>
-        </w:rPr>
-        <w:t xml:space="preserve"> через </w:t>
-      </w:r>
-      <w:proofErr w:type="spellStart"/>
-      <w:r>
-        <w:rPr>
-          <w:sz w:val="28"/>
-          <w:szCs w:val="28"/>
-          <w:lang w:eastAsia="zh-CN"/>
-        </w:rPr>
-        <w:t>GitHub</w:t>
-      </w:r>
-      <w:proofErr w:type="spellEnd"/>
-      <w:r>
-        <w:rPr>
-          <w:sz w:val="28"/>
-          <w:szCs w:val="28"/>
-          <w:lang w:eastAsia="zh-CN"/>
-        </w:rPr>
-        <w:t xml:space="preserve"> </w:t>
-      </w:r>
-      <w:proofErr w:type="spellStart"/>
-      <w:r>
-        <w:rPr>
-          <w:sz w:val="28"/>
-          <w:szCs w:val="28"/>
-          <w:lang w:eastAsia="zh-CN"/>
-        </w:rPr>
-        <w:t>Desktop</w:t>
-      </w:r>
-      <w:proofErr w:type="spellEnd"/>
-      <w:r>
-        <w:rPr>
-          <w:sz w:val="28"/>
-          <w:szCs w:val="28"/>
-          <w:lang w:eastAsia="zh-CN"/>
-        </w:rPr>
-        <w:t xml:space="preserve"> (рис. 9).</w:t>
+        <w:t>Создан репозиторий на GitHub через GitHub Desktop (рис. 9).</w:t>
       </w:r>
     </w:p>
     <w:p>
@@ -9695,55 +9258,72 @@
           <w:szCs w:val="28"/>
           <w:lang w:eastAsia="zh-CN"/>
         </w:rPr>
+        <w:drawing>
+          <wp:inline distT="0" distB="0" distL="0" distR="0" wp14:anchorId="5EF0AB14" wp14:editId="6BB30CC7">
+            <wp:extent cx="5218934" cy="2084070"/>
+            <wp:effectExtent l="19050" t="19050" r="20320" b="11430"/>
+            <wp:docPr id="1716435118" name="Рисунок 1"/>
+            <wp:cNvGraphicFramePr>
+              <a:graphicFrameLocks xmlns:a="http://schemas.openxmlformats.org/drawingml/2006/main" noChangeAspect="1"/>
+            </wp:cNvGraphicFramePr>
+            <a:graphic xmlns:a="http://schemas.openxmlformats.org/drawingml/2006/main">
+              <a:graphicData uri="http://schemas.openxmlformats.org/drawingml/2006/picture">
+                <pic:pic xmlns:pic="http://schemas.openxmlformats.org/drawingml/2006/picture">
+                  <pic:nvPicPr>
+                    <pic:cNvPr id="1716435118" name=""/>
+                    <pic:cNvPicPr/>
+                  </pic:nvPicPr>
+                  <pic:blipFill>
+                    <a:blip r:embed="rId21"/>
+                    <a:stretch>
+                      <a:fillRect/>
+                    </a:stretch>
+                  </pic:blipFill>
+                  <pic:spPr>
+                    <a:xfrm>
+                      <a:off x="0" y="0"/>
+                      <a:ext cx="5240276" cy="2092592"/>
+                    </a:xfrm>
+                    <a:prstGeom prst="rect">
+                      <a:avLst/>
+                    </a:prstGeom>
+                    <a:ln>
+                      <a:solidFill>
+                        <a:schemeClr val="tx1"/>
+                      </a:solidFill>
+                    </a:ln>
+                  </pic:spPr>
+                </pic:pic>
+              </a:graphicData>
+            </a:graphic>
+          </wp:inline>
+        </w:drawing>
+      </w:r>
+      <w:r>
+        <w:rPr>
+          <w:sz w:val="28"/>
+          <w:szCs w:val="28"/>
+          <w:lang w:eastAsia="zh-CN"/>
+        </w:rPr>
         <w:br/>
-        <w:t xml:space="preserve">Рисунок 9 – </w:t>
-      </w:r>
-      <w:proofErr w:type="spellStart"/>
-      <w:r>
-        <w:rPr>
-          <w:sz w:val="28"/>
-          <w:szCs w:val="28"/>
-          <w:lang w:eastAsia="zh-CN"/>
-        </w:rPr>
-        <w:t>Репозиторий</w:t>
-      </w:r>
-      <w:proofErr w:type="spellEnd"/>
-      <w:r>
-        <w:rPr>
-          <w:sz w:val="28"/>
-          <w:szCs w:val="28"/>
-          <w:lang w:eastAsia="zh-CN"/>
-        </w:rPr>
-        <w:t xml:space="preserve"> в </w:t>
-      </w:r>
-      <w:proofErr w:type="spellStart"/>
-      <w:r>
-        <w:rPr>
-          <w:sz w:val="28"/>
-          <w:szCs w:val="28"/>
-          <w:lang w:eastAsia="zh-CN"/>
-        </w:rPr>
-        <w:t>GitHub</w:t>
-      </w:r>
-      <w:proofErr w:type="spellEnd"/>
-      <w:r>
-        <w:rPr>
-          <w:sz w:val="28"/>
-          <w:szCs w:val="28"/>
-          <w:lang w:eastAsia="zh-CN"/>
-        </w:rPr>
-        <w:t xml:space="preserve"> </w:t>
-      </w:r>
-      <w:proofErr w:type="spellStart"/>
-      <w:r>
-        <w:rPr>
-          <w:sz w:val="28"/>
-          <w:szCs w:val="28"/>
-          <w:lang w:eastAsia="zh-CN"/>
-        </w:rPr>
-        <w:t>Desktop</w:t>
-      </w:r>
-      <w:proofErr w:type="spellEnd"/>
+        <w:t xml:space="preserve">Рисунок </w:t>
+      </w:r>
+      <w:r>
+        <w:rPr>
+          <w:sz w:val="28"/>
+          <w:szCs w:val="28"/>
+          <w:lang w:eastAsia="zh-CN"/>
+        </w:rPr>
+        <w:t>10</w:t>
+      </w:r>
+      <w:r>
+        <w:rPr>
+          <w:sz w:val="28"/>
+          <w:szCs w:val="28"/>
+          <w:lang w:eastAsia="zh-CN"/>
+        </w:rPr>
+        <w:t xml:space="preserve"> – Репозиторий в GitHub Desktop</w:t>
+      </w:r>
     </w:p>
     <w:p>
       <w:pPr>
@@ -9774,25 +9354,7 @@
           <w:szCs w:val="28"/>
           <w:lang w:eastAsia="zh-CN"/>
         </w:rPr>
-        <w:t xml:space="preserve">Ссылка на </w:t>
-      </w:r>
-      <w:proofErr w:type="spellStart"/>
-      <w:r>
-        <w:rPr>
-          <w:sz w:val="28"/>
-          <w:szCs w:val="28"/>
-          <w:lang w:eastAsia="zh-CN"/>
-        </w:rPr>
-        <w:t>репозиторий</w:t>
-      </w:r>
-      <w:proofErr w:type="spellEnd"/>
-      <w:r>
-        <w:rPr>
-          <w:sz w:val="28"/>
-          <w:szCs w:val="28"/>
-          <w:lang w:eastAsia="zh-CN"/>
-        </w:rPr>
-        <w:t>:</w:t>
+        <w:t>Ссылка на репозиторий:</w:t>
       </w:r>
       <w:r>
         <w:rPr>
@@ -9802,7 +9364,7 @@
         </w:rPr>
         <w:t xml:space="preserve"> </w:t>
       </w:r>
-      <w:hyperlink r:id="rId20" w:history="1">
+      <w:hyperlink r:id="rId22" w:history="1">
         <w:r>
           <w:rPr>
             <w:rStyle w:val="a6"/>
@@ -9855,9 +9417,14 @@
           <w:szCs w:val="28"/>
           <w:lang w:eastAsia="zh-CN"/>
         </w:rPr>
-        <w:t>4.1</w:t>
-      </w:r>
-      <w:r>
+        <w:t>4.11. Сборка программного обеспечения с открытым исходным кодом из Git</w:t>
+      </w:r>
+    </w:p>
+    <w:p>
+      <w:pPr>
+        <w:spacing w:line="360" w:lineRule="auto"/>
+        <w:ind w:right="-1"/>
+        <w:jc w:val="center"/>
         <w:rPr>
           <w:b/>
           <w:bCs/>
@@ -9865,18 +9432,595 @@
           <w:szCs w:val="28"/>
           <w:lang w:eastAsia="zh-CN"/>
         </w:rPr>
-        <w:t>1</w:t>
-      </w:r>
-      <w:r>
+      </w:pPr>
+    </w:p>
+    <w:p>
+      <w:pPr>
+        <w:spacing w:line="360" w:lineRule="auto"/>
+        <w:ind w:right="-1" w:firstLine="709"/>
+        <w:jc w:val="both"/>
+        <w:rPr>
+          <w:sz w:val="28"/>
+          <w:szCs w:val="28"/>
+          <w:lang w:eastAsia="zh-CN"/>
+        </w:rPr>
+      </w:pPr>
+      <w:r>
+        <w:rPr>
+          <w:sz w:val="28"/>
+          <w:szCs w:val="28"/>
+          <w:lang w:eastAsia="zh-CN"/>
+        </w:rPr>
+        <w:t>В рамках практики было выполнено задание по поиску ПО с открытым кодом и его сборке из исходников.</w:t>
+      </w:r>
+    </w:p>
+    <w:p>
+      <w:pPr>
+        <w:spacing w:line="360" w:lineRule="auto"/>
+        <w:ind w:right="-1" w:firstLine="709"/>
+        <w:jc w:val="both"/>
+        <w:rPr>
+          <w:sz w:val="28"/>
+          <w:szCs w:val="28"/>
+          <w:lang w:eastAsia="zh-CN"/>
+        </w:rPr>
+      </w:pPr>
+      <w:r>
+        <w:rPr>
+          <w:sz w:val="28"/>
+          <w:szCs w:val="28"/>
+          <w:lang w:eastAsia="zh-CN"/>
+        </w:rPr>
+        <w:t>Выбранное ПО: Notepad++ (исходный код доступен на GitHub)</w:t>
+      </w:r>
+    </w:p>
+    <w:p>
+      <w:pPr>
+        <w:spacing w:line="360" w:lineRule="auto"/>
+        <w:ind w:right="-1" w:firstLine="709"/>
+        <w:jc w:val="both"/>
+        <w:rPr>
+          <w:sz w:val="28"/>
+          <w:szCs w:val="28"/>
+          <w:lang w:eastAsia="zh-CN"/>
+        </w:rPr>
+      </w:pPr>
+      <w:r>
+        <w:rPr>
+          <w:sz w:val="28"/>
+          <w:szCs w:val="28"/>
+          <w:lang w:eastAsia="zh-CN"/>
+        </w:rPr>
+        <w:lastRenderedPageBreak/>
+        <w:t>Ход выполнения:</w:t>
+      </w:r>
+    </w:p>
+    <w:p>
+      <w:pPr>
+        <w:numPr>
+          <w:ilvl w:val="0"/>
+          <w:numId w:val="29"/>
+        </w:numPr>
+        <w:tabs>
+          <w:tab w:val="clear" w:pos="720"/>
+        </w:tabs>
+        <w:spacing w:line="360" w:lineRule="auto"/>
+        <w:ind w:left="0" w:right="-1" w:firstLine="709"/>
+        <w:jc w:val="both"/>
+        <w:rPr>
+          <w:sz w:val="28"/>
+          <w:szCs w:val="28"/>
+          <w:lang w:eastAsia="zh-CN"/>
+        </w:rPr>
+      </w:pPr>
+      <w:r>
+        <w:rPr>
+          <w:sz w:val="28"/>
+          <w:szCs w:val="28"/>
+          <w:lang w:eastAsia="zh-CN"/>
+        </w:rPr>
+        <w:t>Клонирован репозиторий с исходным кодом:</w:t>
+      </w:r>
+    </w:p>
+    <w:p>
+      <w:pPr>
+        <w:spacing w:line="360" w:lineRule="auto"/>
+        <w:ind w:right="-1" w:firstLine="709"/>
+        <w:jc w:val="both"/>
+        <w:rPr>
+          <w:sz w:val="28"/>
+          <w:szCs w:val="28"/>
+          <w:lang w:val="en-US" w:eastAsia="zh-CN"/>
+        </w:rPr>
+      </w:pPr>
+      <w:r>
+        <w:rPr>
+          <w:sz w:val="28"/>
+          <w:szCs w:val="28"/>
+          <w:lang w:val="en-US" w:eastAsia="zh-CN"/>
+        </w:rPr>
+        <w:t>git clone https://github.com/notepad-plus-plus/notepad-plus-plus.git</w:t>
+      </w:r>
+    </w:p>
+    <w:p>
+      <w:pPr>
+        <w:numPr>
+          <w:ilvl w:val="0"/>
+          <w:numId w:val="29"/>
+        </w:numPr>
+        <w:tabs>
+          <w:tab w:val="clear" w:pos="720"/>
+        </w:tabs>
+        <w:spacing w:line="360" w:lineRule="auto"/>
+        <w:ind w:left="0" w:right="-1" w:firstLine="709"/>
+        <w:jc w:val="both"/>
+        <w:rPr>
+          <w:sz w:val="28"/>
+          <w:szCs w:val="28"/>
+          <w:lang w:eastAsia="zh-CN"/>
+        </w:rPr>
+      </w:pPr>
+      <w:r>
+        <w:rPr>
+          <w:sz w:val="28"/>
+          <w:szCs w:val="28"/>
+          <w:lang w:eastAsia="zh-CN"/>
+        </w:rPr>
+        <w:t>Открыт проект в Visual Studio 2022 (файл Npp.sln)</w:t>
+      </w:r>
+    </w:p>
+    <w:p>
+      <w:pPr>
+        <w:numPr>
+          <w:ilvl w:val="0"/>
+          <w:numId w:val="29"/>
+        </w:numPr>
+        <w:tabs>
+          <w:tab w:val="clear" w:pos="720"/>
+        </w:tabs>
+        <w:spacing w:line="360" w:lineRule="auto"/>
+        <w:ind w:left="0" w:right="-1" w:firstLine="709"/>
+        <w:jc w:val="both"/>
+        <w:rPr>
+          <w:sz w:val="28"/>
+          <w:szCs w:val="28"/>
+          <w:lang w:eastAsia="zh-CN"/>
+        </w:rPr>
+      </w:pPr>
+      <w:r>
+        <w:rPr>
+          <w:sz w:val="28"/>
+          <w:szCs w:val="28"/>
+          <w:lang w:eastAsia="zh-CN"/>
+        </w:rPr>
+        <w:t>Выполнена сборка решения:</w:t>
+      </w:r>
+    </w:p>
+    <w:p>
+      <w:pPr>
+        <w:numPr>
+          <w:ilvl w:val="1"/>
+          <w:numId w:val="29"/>
+        </w:numPr>
+        <w:tabs>
+          <w:tab w:val="clear" w:pos="1440"/>
+        </w:tabs>
+        <w:spacing w:line="360" w:lineRule="auto"/>
+        <w:ind w:left="709" w:right="-1" w:firstLine="709"/>
+        <w:jc w:val="both"/>
+        <w:rPr>
+          <w:sz w:val="28"/>
+          <w:szCs w:val="28"/>
+          <w:lang w:eastAsia="zh-CN"/>
+        </w:rPr>
+      </w:pPr>
+      <w:r>
+        <w:rPr>
+          <w:sz w:val="28"/>
+          <w:szCs w:val="28"/>
+          <w:lang w:eastAsia="zh-CN"/>
+        </w:rPr>
+        <w:t xml:space="preserve">Выбрана конфигурация Release </w:t>
+      </w:r>
+      <w:r>
+        <w:rPr>
+          <w:sz w:val="28"/>
+          <w:szCs w:val="28"/>
+          <w:lang w:val="en-AU" w:eastAsia="zh-CN"/>
+        </w:rPr>
+        <w:t>|</w:t>
+      </w:r>
+      <w:r>
+        <w:rPr>
+          <w:sz w:val="28"/>
+          <w:szCs w:val="28"/>
+          <w:lang w:eastAsia="zh-CN"/>
+        </w:rPr>
+        <w:t xml:space="preserve"> x64</w:t>
+      </w:r>
+    </w:p>
+    <w:p>
+      <w:pPr>
+        <w:numPr>
+          <w:ilvl w:val="1"/>
+          <w:numId w:val="29"/>
+        </w:numPr>
+        <w:tabs>
+          <w:tab w:val="clear" w:pos="1440"/>
+        </w:tabs>
+        <w:spacing w:line="360" w:lineRule="auto"/>
+        <w:ind w:left="709" w:right="-1" w:firstLine="709"/>
+        <w:jc w:val="both"/>
+        <w:rPr>
+          <w:sz w:val="28"/>
+          <w:szCs w:val="28"/>
+          <w:lang w:eastAsia="zh-CN"/>
+        </w:rPr>
+      </w:pPr>
+      <w:r>
+        <w:rPr>
+          <w:sz w:val="28"/>
+          <w:szCs w:val="28"/>
+          <w:lang w:eastAsia="zh-CN"/>
+        </w:rPr>
+        <w:t xml:space="preserve">Нажато «Построить </w:t>
+      </w:r>
+      <w:r>
+        <w:rPr>
+          <w:sz w:val="28"/>
+          <w:szCs w:val="28"/>
+          <w:lang w:eastAsia="zh-CN"/>
+        </w:rPr>
+        <w:t>-</w:t>
+      </w:r>
+      <w:r>
+        <w:rPr>
+          <w:sz w:val="28"/>
+          <w:szCs w:val="28"/>
+          <w:lang w:val="en-US" w:eastAsia="zh-CN"/>
+        </w:rPr>
+        <w:t>&gt;</w:t>
+      </w:r>
+      <w:r>
+        <w:rPr>
+          <w:sz w:val="28"/>
+          <w:szCs w:val="28"/>
+          <w:lang w:eastAsia="zh-CN"/>
+        </w:rPr>
+        <w:t xml:space="preserve"> Построить решение»</w:t>
+      </w:r>
+    </w:p>
+    <w:p>
+      <w:pPr>
+        <w:numPr>
+          <w:ilvl w:val="0"/>
+          <w:numId w:val="29"/>
+        </w:numPr>
+        <w:tabs>
+          <w:tab w:val="clear" w:pos="720"/>
+        </w:tabs>
+        <w:spacing w:line="360" w:lineRule="auto"/>
+        <w:ind w:left="0" w:right="-1" w:firstLine="709"/>
+        <w:jc w:val="both"/>
+        <w:rPr>
+          <w:sz w:val="28"/>
+          <w:szCs w:val="28"/>
+          <w:lang w:eastAsia="zh-CN"/>
+        </w:rPr>
+      </w:pPr>
+      <w:r>
+        <w:rPr>
+          <w:sz w:val="28"/>
+          <w:szCs w:val="28"/>
+          <w:lang w:eastAsia="zh-CN"/>
+        </w:rPr>
+        <w:t>Сборка прошла успешно (ошибок не обнаружено)</w:t>
+      </w:r>
+      <w:r>
+        <w:rPr>
+          <w:sz w:val="28"/>
+          <w:szCs w:val="28"/>
+          <w:lang w:eastAsia="zh-CN"/>
+        </w:rPr>
+        <w:t xml:space="preserve"> (</w:t>
+      </w:r>
+      <w:r>
+        <w:rPr>
+          <w:sz w:val="28"/>
+          <w:szCs w:val="28"/>
+          <w:lang w:eastAsia="zh-CN"/>
+        </w:rPr>
+        <w:t>рис. 11-12)</w:t>
+      </w:r>
+    </w:p>
+    <w:p>
+      <w:pPr>
+        <w:spacing w:line="360" w:lineRule="auto"/>
+        <w:ind w:right="-1"/>
+        <w:jc w:val="center"/>
+        <w:rPr>
+          <w:sz w:val="28"/>
+          <w:szCs w:val="28"/>
+          <w:lang w:val="en-US" w:eastAsia="zh-CN"/>
+        </w:rPr>
+      </w:pPr>
+      <w:r>
+        <w:rPr>
+          <w:sz w:val="28"/>
+          <w:szCs w:val="28"/>
+          <w:lang w:val="en-US" w:eastAsia="zh-CN"/>
+        </w:rPr>
+        <w:drawing>
+          <wp:inline distT="0" distB="0" distL="0" distR="0" wp14:anchorId="524C413C" wp14:editId="24A1016B">
+            <wp:extent cx="5575284" cy="1858987"/>
+            <wp:effectExtent l="19050" t="19050" r="26035" b="27305"/>
+            <wp:docPr id="2007356944" name="Рисунок 1"/>
+            <wp:cNvGraphicFramePr>
+              <a:graphicFrameLocks xmlns:a="http://schemas.openxmlformats.org/drawingml/2006/main" noChangeAspect="1"/>
+            </wp:cNvGraphicFramePr>
+            <a:graphic xmlns:a="http://schemas.openxmlformats.org/drawingml/2006/main">
+              <a:graphicData uri="http://schemas.openxmlformats.org/drawingml/2006/picture">
+                <pic:pic xmlns:pic="http://schemas.openxmlformats.org/drawingml/2006/picture">
+                  <pic:nvPicPr>
+                    <pic:cNvPr id="2007356944" name=""/>
+                    <pic:cNvPicPr/>
+                  </pic:nvPicPr>
+                  <pic:blipFill>
+                    <a:blip r:embed="rId23"/>
+                    <a:stretch>
+                      <a:fillRect/>
+                    </a:stretch>
+                  </pic:blipFill>
+                  <pic:spPr>
+                    <a:xfrm>
+                      <a:off x="0" y="0"/>
+                      <a:ext cx="5637815" cy="1879837"/>
+                    </a:xfrm>
+                    <a:prstGeom prst="rect">
+                      <a:avLst/>
+                    </a:prstGeom>
+                    <a:ln>
+                      <a:solidFill>
+                        <a:schemeClr val="tx1"/>
+                      </a:solidFill>
+                    </a:ln>
+                  </pic:spPr>
+                </pic:pic>
+              </a:graphicData>
+            </a:graphic>
+          </wp:inline>
+        </w:drawing>
+      </w:r>
+    </w:p>
+    <w:p>
+      <w:pPr>
+        <w:spacing w:line="360" w:lineRule="auto"/>
+        <w:ind w:right="-1"/>
+        <w:jc w:val="center"/>
+        <w:rPr>
+          <w:sz w:val="28"/>
+          <w:szCs w:val="28"/>
+          <w:lang w:val="en-US" w:eastAsia="zh-CN"/>
+        </w:rPr>
+      </w:pPr>
+      <w:r>
+        <w:rPr>
+          <w:sz w:val="28"/>
+          <w:szCs w:val="28"/>
+          <w:lang w:eastAsia="zh-CN"/>
+        </w:rPr>
+        <w:t>Рисунок</w:t>
+      </w:r>
+      <w:r>
+        <w:rPr>
+          <w:sz w:val="28"/>
+          <w:szCs w:val="28"/>
+          <w:lang w:val="en-US" w:eastAsia="zh-CN"/>
+        </w:rPr>
+        <w:t xml:space="preserve"> </w:t>
+      </w:r>
+      <w:r>
+        <w:rPr>
+          <w:sz w:val="28"/>
+          <w:szCs w:val="28"/>
+          <w:lang w:val="en-US" w:eastAsia="zh-CN"/>
+        </w:rPr>
+        <w:t>11</w:t>
+      </w:r>
+      <w:r>
+        <w:rPr>
+          <w:sz w:val="28"/>
+          <w:szCs w:val="28"/>
+          <w:lang w:val="en-US" w:eastAsia="zh-CN"/>
+        </w:rPr>
+        <w:t xml:space="preserve"> – </w:t>
+      </w:r>
+      <w:r>
+        <w:rPr>
+          <w:sz w:val="28"/>
+          <w:szCs w:val="28"/>
+          <w:lang w:eastAsia="zh-CN"/>
+        </w:rPr>
+        <w:t>Сборка</w:t>
+      </w:r>
+      <w:r>
+        <w:rPr>
+          <w:sz w:val="28"/>
+          <w:szCs w:val="28"/>
+          <w:lang w:val="en-US" w:eastAsia="zh-CN"/>
+        </w:rPr>
+        <w:t xml:space="preserve"> Notepad++ </w:t>
+      </w:r>
+      <w:r>
+        <w:rPr>
+          <w:sz w:val="28"/>
+          <w:szCs w:val="28"/>
+          <w:lang w:eastAsia="zh-CN"/>
+        </w:rPr>
+        <w:t>в</w:t>
+      </w:r>
+      <w:r>
+        <w:rPr>
+          <w:sz w:val="28"/>
+          <w:szCs w:val="28"/>
+          <w:lang w:val="en-US" w:eastAsia="zh-CN"/>
+        </w:rPr>
+        <w:t xml:space="preserve"> Visual Studio</w:t>
+      </w:r>
+    </w:p>
+    <w:p>
+      <w:pPr>
+        <w:spacing w:line="360" w:lineRule="auto"/>
+        <w:ind w:right="-1"/>
+        <w:jc w:val="center"/>
+        <w:rPr>
+          <w:sz w:val="28"/>
+          <w:szCs w:val="28"/>
+          <w:lang w:val="en-US" w:eastAsia="zh-CN"/>
+        </w:rPr>
+      </w:pPr>
+    </w:p>
+    <w:p>
+      <w:pPr>
+        <w:spacing w:line="360" w:lineRule="auto"/>
+        <w:ind w:right="-1"/>
+        <w:jc w:val="center"/>
+        <w:rPr>
+          <w:sz w:val="28"/>
+          <w:szCs w:val="28"/>
+          <w:lang w:val="en-US" w:eastAsia="zh-CN"/>
+        </w:rPr>
+      </w:pPr>
+      <w:r>
+        <w:rPr>
+          <w:sz w:val="28"/>
+          <w:szCs w:val="28"/>
+          <w:lang w:eastAsia="zh-CN"/>
+        </w:rPr>
+        <w:drawing>
+          <wp:inline distT="0" distB="0" distL="0" distR="0" wp14:anchorId="130F13B0" wp14:editId="7D9E0FF8">
+            <wp:extent cx="5263582" cy="3251688"/>
+            <wp:effectExtent l="19050" t="19050" r="13335" b="25400"/>
+            <wp:docPr id="606898941" name="Рисунок 1"/>
+            <wp:cNvGraphicFramePr>
+              <a:graphicFrameLocks xmlns:a="http://schemas.openxmlformats.org/drawingml/2006/main" noChangeAspect="1"/>
+            </wp:cNvGraphicFramePr>
+            <a:graphic xmlns:a="http://schemas.openxmlformats.org/drawingml/2006/main">
+              <a:graphicData uri="http://schemas.openxmlformats.org/drawingml/2006/picture">
+                <pic:pic xmlns:pic="http://schemas.openxmlformats.org/drawingml/2006/picture">
+                  <pic:nvPicPr>
+                    <pic:cNvPr id="606898941" name=""/>
+                    <pic:cNvPicPr/>
+                  </pic:nvPicPr>
+                  <pic:blipFill>
+                    <a:blip r:embed="rId24"/>
+                    <a:stretch>
+                      <a:fillRect/>
+                    </a:stretch>
+                  </pic:blipFill>
+                  <pic:spPr>
+                    <a:xfrm>
+                      <a:off x="0" y="0"/>
+                      <a:ext cx="5304848" cy="3277181"/>
+                    </a:xfrm>
+                    <a:prstGeom prst="rect">
+                      <a:avLst/>
+                    </a:prstGeom>
+                    <a:ln>
+                      <a:solidFill>
+                        <a:schemeClr val="tx1"/>
+                      </a:solidFill>
+                    </a:ln>
+                  </pic:spPr>
+                </pic:pic>
+              </a:graphicData>
+            </a:graphic>
+          </wp:inline>
+        </w:drawing>
+      </w:r>
+    </w:p>
+    <w:p>
+      <w:pPr>
+        <w:spacing w:line="360" w:lineRule="auto"/>
+        <w:ind w:right="-1"/>
+        <w:jc w:val="center"/>
+        <w:rPr>
+          <w:sz w:val="28"/>
+          <w:szCs w:val="28"/>
+          <w:lang w:eastAsia="zh-CN"/>
+        </w:rPr>
+      </w:pPr>
+      <w:r>
+        <w:rPr>
+          <w:sz w:val="28"/>
+          <w:szCs w:val="28"/>
+          <w:lang w:eastAsia="zh-CN"/>
+        </w:rPr>
+        <w:t xml:space="preserve">Рисунок </w:t>
+      </w:r>
+      <w:r>
+        <w:rPr>
+          <w:sz w:val="28"/>
+          <w:szCs w:val="28"/>
+          <w:lang w:val="en-AU" w:eastAsia="zh-CN"/>
+        </w:rPr>
+        <w:t>12</w:t>
+      </w:r>
+      <w:r>
+        <w:rPr>
+          <w:sz w:val="28"/>
+          <w:szCs w:val="28"/>
+          <w:lang w:eastAsia="zh-CN"/>
+        </w:rPr>
+        <w:t xml:space="preserve"> – Результат сборки</w:t>
+      </w:r>
+    </w:p>
+    <w:p>
+      <w:pPr>
+        <w:spacing w:line="360" w:lineRule="auto"/>
+        <w:ind w:right="-1" w:firstLine="709"/>
+        <w:jc w:val="both"/>
+        <w:rPr>
+          <w:sz w:val="28"/>
+          <w:szCs w:val="28"/>
+          <w:lang w:eastAsia="zh-CN"/>
+        </w:rPr>
+      </w:pPr>
+      <w:r>
+        <w:rPr>
+          <w:sz w:val="28"/>
+          <w:szCs w:val="28"/>
+          <w:lang w:eastAsia="zh-CN"/>
+        </w:rPr>
+        <w:lastRenderedPageBreak/>
+        <w:t>Вывод: Навык сборки ПО из открытых исходников позволяет адаптировать программы под нужды организации.</w:t>
+      </w:r>
+    </w:p>
+    <w:p>
+      <w:pPr>
+        <w:spacing w:line="360" w:lineRule="auto"/>
+        <w:ind w:right="-1" w:firstLine="709"/>
+        <w:jc w:val="both"/>
+        <w:rPr>
+          <w:sz w:val="28"/>
+          <w:szCs w:val="28"/>
+          <w:lang w:eastAsia="zh-CN"/>
+        </w:rPr>
+      </w:pPr>
+    </w:p>
+    <w:p>
+      <w:pPr>
+        <w:spacing w:line="360" w:lineRule="auto"/>
+        <w:ind w:right="-1"/>
+        <w:jc w:val="center"/>
         <w:rPr>
           <w:b/>
           <w:bCs/>
           <w:sz w:val="28"/>
           <w:szCs w:val="28"/>
-          <w:lang w:eastAsia="zh-CN"/>
-        </w:rPr>
-        <w:t xml:space="preserve">. </w:t>
-      </w:r>
+          <w:lang w:val="en-AU" w:eastAsia="zh-CN"/>
+        </w:rPr>
+      </w:pPr>
       <w:r>
         <w:rPr>
           <w:b/>
@@ -9885,19 +10029,859 @@
           <w:szCs w:val="28"/>
           <w:lang w:eastAsia="zh-CN"/>
         </w:rPr>
-        <w:t>Анализ</w:t>
-      </w:r>
-      <w:r>
+        <w:t>4.12. Настройка Active Directory</w:t>
+      </w:r>
+    </w:p>
+    <w:p>
+      <w:pPr>
+        <w:spacing w:line="360" w:lineRule="auto"/>
+        <w:ind w:right="-1"/>
+        <w:jc w:val="center"/>
         <w:rPr>
           <w:b/>
           <w:bCs/>
           <w:sz w:val="28"/>
           <w:szCs w:val="28"/>
-          <w:lang w:eastAsia="zh-CN"/>
-        </w:rPr>
-        <w:t xml:space="preserve"> риск</w:t>
-      </w:r>
-      <w:r>
+          <w:lang w:val="en-AU" w:eastAsia="zh-CN"/>
+        </w:rPr>
+      </w:pPr>
+    </w:p>
+    <w:p>
+      <w:pPr>
+        <w:spacing w:line="360" w:lineRule="auto"/>
+        <w:ind w:right="-1" w:firstLine="709"/>
+        <w:jc w:val="both"/>
+        <w:rPr>
+          <w:sz w:val="28"/>
+          <w:szCs w:val="28"/>
+          <w:lang w:eastAsia="zh-CN"/>
+        </w:rPr>
+      </w:pPr>
+      <w:r>
+        <w:rPr>
+          <w:sz w:val="28"/>
+          <w:szCs w:val="28"/>
+          <w:lang w:eastAsia="zh-CN"/>
+        </w:rPr>
+        <w:t>В учреждении используется доменная структура на базе Active Directory. Мною были выполнены следующие действия по настройке и администрированию AD.</w:t>
+      </w:r>
+    </w:p>
+    <w:p>
+      <w:pPr>
+        <w:spacing w:line="360" w:lineRule="auto"/>
+        <w:ind w:right="-1" w:firstLine="709"/>
+        <w:jc w:val="both"/>
+        <w:rPr>
+          <w:sz w:val="28"/>
+          <w:szCs w:val="28"/>
+          <w:lang w:val="en-US" w:eastAsia="zh-CN"/>
+        </w:rPr>
+      </w:pPr>
+      <w:r>
+        <w:rPr>
+          <w:sz w:val="28"/>
+          <w:szCs w:val="28"/>
+          <w:lang w:eastAsia="zh-CN"/>
+        </w:rPr>
+        <w:t>Установка</w:t>
+      </w:r>
+      <w:r>
+        <w:rPr>
+          <w:sz w:val="28"/>
+          <w:szCs w:val="28"/>
+          <w:lang w:val="en-US" w:eastAsia="zh-CN"/>
+        </w:rPr>
+        <w:t xml:space="preserve"> </w:t>
+      </w:r>
+      <w:r>
+        <w:rPr>
+          <w:sz w:val="28"/>
+          <w:szCs w:val="28"/>
+          <w:lang w:eastAsia="zh-CN"/>
+        </w:rPr>
+        <w:t>оснастки</w:t>
+      </w:r>
+      <w:r>
+        <w:rPr>
+          <w:sz w:val="28"/>
+          <w:szCs w:val="28"/>
+          <w:lang w:val="en-US" w:eastAsia="zh-CN"/>
+        </w:rPr>
+        <w:t xml:space="preserve"> ADUC (Active Directory Users and Computers):</w:t>
+      </w:r>
+    </w:p>
+    <w:p>
+      <w:pPr>
+        <w:spacing w:line="360" w:lineRule="auto"/>
+        <w:ind w:right="-1" w:firstLine="709"/>
+        <w:jc w:val="both"/>
+        <w:rPr>
+          <w:sz w:val="28"/>
+          <w:szCs w:val="28"/>
+          <w:lang w:eastAsia="zh-CN"/>
+        </w:rPr>
+      </w:pPr>
+      <w:r>
+        <w:rPr>
+          <w:sz w:val="28"/>
+          <w:szCs w:val="28"/>
+          <w:lang w:eastAsia="zh-CN"/>
+        </w:rPr>
+        <w:t>Были созданы следующие подразделения и учетные записи</w:t>
+      </w:r>
+      <w:r>
+        <w:rPr>
+          <w:sz w:val="28"/>
+          <w:szCs w:val="28"/>
+          <w:lang w:eastAsia="zh-CN"/>
+        </w:rPr>
+        <w:t>, представленные в таблице 12.</w:t>
+      </w:r>
+    </w:p>
+    <w:p>
+      <w:pPr>
+        <w:spacing w:line="360" w:lineRule="auto"/>
+        <w:ind w:right="-1" w:firstLine="709"/>
+        <w:jc w:val="right"/>
+        <w:rPr>
+          <w:sz w:val="28"/>
+          <w:szCs w:val="28"/>
+          <w:lang w:eastAsia="zh-CN"/>
+        </w:rPr>
+      </w:pPr>
+      <w:r>
+        <w:rPr>
+          <w:sz w:val="28"/>
+          <w:szCs w:val="28"/>
+          <w:lang w:eastAsia="zh-CN"/>
+        </w:rPr>
+        <w:t>Таблица 12 – Подразделения и учетные записи</w:t>
+      </w:r>
+    </w:p>
+    <w:tbl>
+      <w:tblPr>
+        <w:tblStyle w:val="a7"/>
+        <w:tblW w:w="9351" w:type="dxa"/>
+        <w:tblLook w:val="04A0" w:firstRow="1" w:lastRow="0" w:firstColumn="1" w:lastColumn="0" w:noHBand="0" w:noVBand="1"/>
+      </w:tblPr>
+      <w:tblGrid>
+        <w:gridCol w:w="2689"/>
+        <w:gridCol w:w="3685"/>
+        <w:gridCol w:w="2977"/>
+      </w:tblGrid>
+      <w:tr>
+        <w:tc>
+          <w:tcPr>
+            <w:tcW w:w="2689" w:type="dxa"/>
+            <w:hideMark/>
+          </w:tcPr>
+          <w:p>
+            <w:pPr>
+              <w:spacing w:line="360" w:lineRule="auto"/>
+              <w:ind w:right="-1"/>
+              <w:jc w:val="both"/>
+              <w:rPr>
+                <w:b/>
+                <w:bCs/>
+                <w:sz w:val="28"/>
+                <w:szCs w:val="28"/>
+                <w:lang w:val="en-AU" w:eastAsia="zh-CN"/>
+              </w:rPr>
+            </w:pPr>
+            <w:r>
+              <w:rPr>
+                <w:b/>
+                <w:bCs/>
+                <w:sz w:val="28"/>
+                <w:szCs w:val="28"/>
+                <w:lang w:eastAsia="zh-CN"/>
+              </w:rPr>
+              <w:t>Отдел</w:t>
+            </w:r>
+          </w:p>
+        </w:tc>
+        <w:tc>
+          <w:tcPr>
+            <w:tcW w:w="3685" w:type="dxa"/>
+            <w:hideMark/>
+          </w:tcPr>
+          <w:p>
+            <w:pPr>
+              <w:spacing w:line="360" w:lineRule="auto"/>
+              <w:ind w:right="-1"/>
+              <w:jc w:val="both"/>
+              <w:rPr>
+                <w:b/>
+                <w:bCs/>
+                <w:sz w:val="28"/>
+                <w:szCs w:val="28"/>
+                <w:lang w:eastAsia="zh-CN"/>
+              </w:rPr>
+            </w:pPr>
+            <w:r>
+              <w:rPr>
+                <w:b/>
+                <w:bCs/>
+                <w:sz w:val="28"/>
+                <w:szCs w:val="28"/>
+                <w:lang w:eastAsia="zh-CN"/>
+              </w:rPr>
+              <w:t>Пользователь</w:t>
+            </w:r>
+          </w:p>
+        </w:tc>
+        <w:tc>
+          <w:tcPr>
+            <w:tcW w:w="2977" w:type="dxa"/>
+            <w:hideMark/>
+          </w:tcPr>
+          <w:p>
+            <w:pPr>
+              <w:spacing w:line="360" w:lineRule="auto"/>
+              <w:ind w:right="-1"/>
+              <w:jc w:val="both"/>
+              <w:rPr>
+                <w:b/>
+                <w:bCs/>
+                <w:sz w:val="28"/>
+                <w:szCs w:val="28"/>
+                <w:lang w:eastAsia="zh-CN"/>
+              </w:rPr>
+            </w:pPr>
+            <w:r>
+              <w:rPr>
+                <w:b/>
+                <w:bCs/>
+                <w:sz w:val="28"/>
+                <w:szCs w:val="28"/>
+                <w:lang w:eastAsia="zh-CN"/>
+              </w:rPr>
+              <w:t>Группа</w:t>
+            </w:r>
+          </w:p>
+        </w:tc>
+      </w:tr>
+      <w:tr>
+        <w:tc>
+          <w:tcPr>
+            <w:tcW w:w="2689" w:type="dxa"/>
+            <w:hideMark/>
+          </w:tcPr>
+          <w:p>
+            <w:pPr>
+              <w:spacing w:line="360" w:lineRule="auto"/>
+              <w:ind w:right="-1"/>
+              <w:jc w:val="both"/>
+              <w:rPr>
+                <w:sz w:val="28"/>
+                <w:szCs w:val="28"/>
+                <w:lang w:eastAsia="zh-CN"/>
+              </w:rPr>
+            </w:pPr>
+            <w:proofErr w:type="spellStart"/>
+            <w:r>
+              <w:rPr>
+                <w:sz w:val="28"/>
+                <w:szCs w:val="28"/>
+                <w:lang w:eastAsia="zh-CN"/>
+              </w:rPr>
+              <w:t>IT_Отдел</w:t>
+            </w:r>
+            <w:proofErr w:type="spellEnd"/>
+          </w:p>
+        </w:tc>
+        <w:tc>
+          <w:tcPr>
+            <w:tcW w:w="3685" w:type="dxa"/>
+            <w:hideMark/>
+          </w:tcPr>
+          <w:p>
+            <w:pPr>
+              <w:spacing w:line="360" w:lineRule="auto"/>
+              <w:ind w:right="-1"/>
+              <w:jc w:val="both"/>
+              <w:rPr>
+                <w:sz w:val="28"/>
+                <w:szCs w:val="28"/>
+                <w:lang w:eastAsia="zh-CN"/>
+              </w:rPr>
+            </w:pPr>
+            <w:proofErr w:type="spellStart"/>
+            <w:r>
+              <w:rPr>
+                <w:sz w:val="28"/>
+                <w:szCs w:val="28"/>
+                <w:lang w:eastAsia="zh-CN"/>
+              </w:rPr>
+              <w:t>Администратор_ПО</w:t>
+            </w:r>
+            <w:proofErr w:type="spellEnd"/>
+          </w:p>
+        </w:tc>
+        <w:tc>
+          <w:tcPr>
+            <w:tcW w:w="2977" w:type="dxa"/>
+            <w:hideMark/>
+          </w:tcPr>
+          <w:p>
+            <w:pPr>
+              <w:spacing w:line="360" w:lineRule="auto"/>
+              <w:ind w:right="-1"/>
+              <w:jc w:val="both"/>
+              <w:rPr>
+                <w:sz w:val="28"/>
+                <w:szCs w:val="28"/>
+                <w:lang w:eastAsia="zh-CN"/>
+              </w:rPr>
+            </w:pPr>
+            <w:r>
+              <w:rPr>
+                <w:sz w:val="28"/>
+                <w:szCs w:val="28"/>
+                <w:lang w:eastAsia="zh-CN"/>
+              </w:rPr>
+              <w:t xml:space="preserve">Domain </w:t>
+            </w:r>
+            <w:proofErr w:type="spellStart"/>
+            <w:r>
+              <w:rPr>
+                <w:sz w:val="28"/>
+                <w:szCs w:val="28"/>
+                <w:lang w:eastAsia="zh-CN"/>
+              </w:rPr>
+              <w:t>Admins</w:t>
+            </w:r>
+            <w:proofErr w:type="spellEnd"/>
+          </w:p>
+        </w:tc>
+      </w:tr>
+      <w:tr>
+        <w:tc>
+          <w:tcPr>
+            <w:tcW w:w="2689" w:type="dxa"/>
+            <w:hideMark/>
+          </w:tcPr>
+          <w:p>
+            <w:pPr>
+              <w:spacing w:line="360" w:lineRule="auto"/>
+              <w:ind w:right="-1"/>
+              <w:jc w:val="both"/>
+              <w:rPr>
+                <w:sz w:val="28"/>
+                <w:szCs w:val="28"/>
+                <w:lang w:eastAsia="zh-CN"/>
+              </w:rPr>
+            </w:pPr>
+            <w:r>
+              <w:rPr>
+                <w:sz w:val="28"/>
+                <w:szCs w:val="28"/>
+                <w:lang w:eastAsia="zh-CN"/>
+              </w:rPr>
+              <w:t>Бухгалтерия</w:t>
+            </w:r>
+          </w:p>
+        </w:tc>
+        <w:tc>
+          <w:tcPr>
+            <w:tcW w:w="3685" w:type="dxa"/>
+            <w:hideMark/>
+          </w:tcPr>
+          <w:p>
+            <w:pPr>
+              <w:spacing w:line="360" w:lineRule="auto"/>
+              <w:ind w:right="-1"/>
+              <w:jc w:val="both"/>
+              <w:rPr>
+                <w:sz w:val="28"/>
+                <w:szCs w:val="28"/>
+                <w:lang w:eastAsia="zh-CN"/>
+              </w:rPr>
+            </w:pPr>
+            <w:r>
+              <w:rPr>
+                <w:sz w:val="28"/>
+                <w:szCs w:val="28"/>
+                <w:lang w:eastAsia="zh-CN"/>
+              </w:rPr>
+              <w:t>Бухгалтер_1С</w:t>
+            </w:r>
+          </w:p>
+        </w:tc>
+        <w:tc>
+          <w:tcPr>
+            <w:tcW w:w="2977" w:type="dxa"/>
+            <w:hideMark/>
+          </w:tcPr>
+          <w:p>
+            <w:pPr>
+              <w:spacing w:line="360" w:lineRule="auto"/>
+              <w:ind w:right="-1"/>
+              <w:jc w:val="both"/>
+              <w:rPr>
+                <w:sz w:val="28"/>
+                <w:szCs w:val="28"/>
+                <w:lang w:eastAsia="zh-CN"/>
+              </w:rPr>
+            </w:pPr>
+            <w:r>
+              <w:rPr>
+                <w:sz w:val="28"/>
+                <w:szCs w:val="28"/>
+                <w:lang w:eastAsia="zh-CN"/>
+              </w:rPr>
+              <w:t>Domain Users</w:t>
+            </w:r>
+          </w:p>
+        </w:tc>
+      </w:tr>
+      <w:tr>
+        <w:tc>
+          <w:tcPr>
+            <w:tcW w:w="2689" w:type="dxa"/>
+            <w:hideMark/>
+          </w:tcPr>
+          <w:p>
+            <w:pPr>
+              <w:spacing w:line="360" w:lineRule="auto"/>
+              <w:ind w:right="-1"/>
+              <w:jc w:val="both"/>
+              <w:rPr>
+                <w:sz w:val="28"/>
+                <w:szCs w:val="28"/>
+                <w:lang w:eastAsia="zh-CN"/>
+              </w:rPr>
+            </w:pPr>
+            <w:r>
+              <w:rPr>
+                <w:sz w:val="28"/>
+                <w:szCs w:val="28"/>
+                <w:lang w:eastAsia="zh-CN"/>
+              </w:rPr>
+              <w:t>Сотрудники</w:t>
+            </w:r>
+          </w:p>
+        </w:tc>
+        <w:tc>
+          <w:tcPr>
+            <w:tcW w:w="3685" w:type="dxa"/>
+            <w:hideMark/>
+          </w:tcPr>
+          <w:p>
+            <w:pPr>
+              <w:spacing w:line="360" w:lineRule="auto"/>
+              <w:ind w:right="-1"/>
+              <w:jc w:val="both"/>
+              <w:rPr>
+                <w:sz w:val="28"/>
+                <w:szCs w:val="28"/>
+                <w:lang w:eastAsia="zh-CN"/>
+              </w:rPr>
+            </w:pPr>
+            <w:proofErr w:type="spellStart"/>
+            <w:r>
+              <w:rPr>
+                <w:sz w:val="28"/>
+                <w:szCs w:val="28"/>
+                <w:lang w:eastAsia="zh-CN"/>
+              </w:rPr>
+              <w:t>Сотрудник_WP</w:t>
+            </w:r>
+            <w:proofErr w:type="spellEnd"/>
+          </w:p>
+        </w:tc>
+        <w:tc>
+          <w:tcPr>
+            <w:tcW w:w="2977" w:type="dxa"/>
+            <w:hideMark/>
+          </w:tcPr>
+          <w:p>
+            <w:pPr>
+              <w:spacing w:line="360" w:lineRule="auto"/>
+              <w:ind w:right="-1"/>
+              <w:jc w:val="both"/>
+              <w:rPr>
+                <w:sz w:val="28"/>
+                <w:szCs w:val="28"/>
+                <w:lang w:eastAsia="zh-CN"/>
+              </w:rPr>
+            </w:pPr>
+            <w:r>
+              <w:rPr>
+                <w:sz w:val="28"/>
+                <w:szCs w:val="28"/>
+                <w:lang w:eastAsia="zh-CN"/>
+              </w:rPr>
+              <w:t>Domain Users</w:t>
+            </w:r>
+          </w:p>
+        </w:tc>
+      </w:tr>
+    </w:tbl>
+    <w:p>
+      <w:pPr>
+        <w:spacing w:line="360" w:lineRule="auto"/>
+        <w:ind w:right="-1" w:firstLine="709"/>
+        <w:jc w:val="both"/>
+        <w:rPr>
+          <w:sz w:val="28"/>
+          <w:szCs w:val="28"/>
+          <w:lang w:eastAsia="zh-CN"/>
+        </w:rPr>
+      </w:pPr>
+    </w:p>
+    <w:p>
+      <w:pPr>
+        <w:spacing w:line="360" w:lineRule="auto"/>
+        <w:ind w:right="-1"/>
+        <w:jc w:val="center"/>
+        <w:rPr>
+          <w:sz w:val="28"/>
+          <w:szCs w:val="28"/>
+          <w:lang w:eastAsia="zh-CN"/>
+        </w:rPr>
+      </w:pPr>
+      <w:r>
+        <w:rPr>
+          <w:noProof/>
+        </w:rPr>
+        <w:drawing>
+          <wp:inline distT="0" distB="0" distL="0" distR="0" wp14:anchorId="708B525A" wp14:editId="030D7BD7">
+            <wp:extent cx="4760163" cy="3174316"/>
+            <wp:effectExtent l="19050" t="19050" r="21590" b="26670"/>
+            <wp:docPr id="1797500291" name="Рисунок 5"/>
+            <wp:cNvGraphicFramePr>
+              <a:graphicFrameLocks xmlns:a="http://schemas.openxmlformats.org/drawingml/2006/main" noChangeAspect="1"/>
+            </wp:cNvGraphicFramePr>
+            <a:graphic xmlns:a="http://schemas.openxmlformats.org/drawingml/2006/main">
+              <a:graphicData uri="http://schemas.openxmlformats.org/drawingml/2006/picture">
+                <pic:pic xmlns:pic="http://schemas.openxmlformats.org/drawingml/2006/picture">
+                  <pic:nvPicPr>
+                    <pic:cNvPr id="0" name="Picture 324"/>
+                    <pic:cNvPicPr>
+                      <a:picLocks noChangeAspect="1" noChangeArrowheads="1"/>
+                    </pic:cNvPicPr>
+                  </pic:nvPicPr>
+                  <pic:blipFill>
+                    <a:blip r:embed="rId25" cstate="print">
+                      <a:extLst>
+                        <a:ext uri="{28A0092B-C50C-407E-A947-70E740481C1C}">
+                          <a14:useLocalDpi xmlns:a14="http://schemas.microsoft.com/office/drawing/2010/main" val="0"/>
+                        </a:ext>
+                      </a:extLst>
+                    </a:blip>
+                    <a:srcRect/>
+                    <a:stretch>
+                      <a:fillRect/>
+                    </a:stretch>
+                  </pic:blipFill>
+                  <pic:spPr bwMode="auto">
+                    <a:xfrm>
+                      <a:off x="0" y="0"/>
+                      <a:ext cx="4786709" cy="3192018"/>
+                    </a:xfrm>
+                    <a:prstGeom prst="rect">
+                      <a:avLst/>
+                    </a:prstGeom>
+                    <a:noFill/>
+                    <a:ln>
+                      <a:solidFill>
+                        <a:schemeClr val="tx1"/>
+                      </a:solidFill>
+                    </a:ln>
+                  </pic:spPr>
+                </pic:pic>
+              </a:graphicData>
+            </a:graphic>
+          </wp:inline>
+        </w:drawing>
+      </w:r>
+    </w:p>
+    <w:p>
+      <w:pPr>
+        <w:spacing w:line="360" w:lineRule="auto"/>
+        <w:ind w:right="-1"/>
+        <w:jc w:val="center"/>
+        <w:rPr>
+          <w:sz w:val="28"/>
+          <w:szCs w:val="28"/>
+          <w:lang w:eastAsia="zh-CN"/>
+        </w:rPr>
+      </w:pPr>
+      <w:r>
+        <w:rPr>
+          <w:sz w:val="28"/>
+          <w:szCs w:val="28"/>
+          <w:lang w:eastAsia="zh-CN"/>
+        </w:rPr>
+        <w:t xml:space="preserve">Рисунок </w:t>
+      </w:r>
+      <w:r>
+        <w:rPr>
+          <w:sz w:val="28"/>
+          <w:szCs w:val="28"/>
+          <w:lang w:eastAsia="zh-CN"/>
+        </w:rPr>
+        <w:t>13</w:t>
+      </w:r>
+      <w:r>
+        <w:rPr>
+          <w:sz w:val="28"/>
+          <w:szCs w:val="28"/>
+          <w:lang w:eastAsia="zh-CN"/>
+        </w:rPr>
+        <w:t xml:space="preserve"> – Оснастка ADUC со списком пользователей</w:t>
+      </w:r>
+    </w:p>
+    <w:p>
+      <w:pPr>
+        <w:spacing w:line="360" w:lineRule="auto"/>
+        <w:ind w:right="-1"/>
+        <w:jc w:val="center"/>
+        <w:rPr>
+          <w:sz w:val="28"/>
+          <w:szCs w:val="28"/>
+          <w:lang w:eastAsia="zh-CN"/>
+        </w:rPr>
+      </w:pPr>
+      <w:r>
+        <w:rPr>
+          <w:sz w:val="28"/>
+          <w:szCs w:val="28"/>
+          <w:lang w:eastAsia="zh-CN"/>
+        </w:rPr>
+        <w:lastRenderedPageBreak/>
+        <w:drawing>
+          <wp:inline distT="0" distB="0" distL="0" distR="0" wp14:anchorId="11BDAA40" wp14:editId="2C27845C">
+            <wp:extent cx="4719531" cy="3146181"/>
+            <wp:effectExtent l="19050" t="19050" r="24130" b="16510"/>
+            <wp:docPr id="553345236" name="Рисунок 7"/>
+            <wp:cNvGraphicFramePr>
+              <a:graphicFrameLocks xmlns:a="http://schemas.openxmlformats.org/drawingml/2006/main" noChangeAspect="1"/>
+            </wp:cNvGraphicFramePr>
+            <a:graphic xmlns:a="http://schemas.openxmlformats.org/drawingml/2006/main">
+              <a:graphicData uri="http://schemas.openxmlformats.org/drawingml/2006/picture">
+                <pic:pic xmlns:pic="http://schemas.openxmlformats.org/drawingml/2006/picture">
+                  <pic:nvPicPr>
+                    <pic:cNvPr id="0" name="Picture 331"/>
+                    <pic:cNvPicPr>
+                      <a:picLocks noChangeAspect="1" noChangeArrowheads="1"/>
+                    </pic:cNvPicPr>
+                  </pic:nvPicPr>
+                  <pic:blipFill>
+                    <a:blip r:embed="rId26" cstate="print">
+                      <a:extLst>
+                        <a:ext uri="{28A0092B-C50C-407E-A947-70E740481C1C}">
+                          <a14:useLocalDpi xmlns:a14="http://schemas.microsoft.com/office/drawing/2010/main" val="0"/>
+                        </a:ext>
+                      </a:extLst>
+                    </a:blip>
+                    <a:srcRect/>
+                    <a:stretch>
+                      <a:fillRect/>
+                    </a:stretch>
+                  </pic:blipFill>
+                  <pic:spPr bwMode="auto">
+                    <a:xfrm>
+                      <a:off x="0" y="0"/>
+                      <a:ext cx="4730675" cy="3153610"/>
+                    </a:xfrm>
+                    <a:prstGeom prst="rect">
+                      <a:avLst/>
+                    </a:prstGeom>
+                    <a:noFill/>
+                    <a:ln>
+                      <a:solidFill>
+                        <a:schemeClr val="tx1"/>
+                      </a:solidFill>
+                    </a:ln>
+                  </pic:spPr>
+                </pic:pic>
+              </a:graphicData>
+            </a:graphic>
+          </wp:inline>
+        </w:drawing>
+      </w:r>
+    </w:p>
+    <w:p>
+      <w:pPr>
+        <w:spacing w:line="360" w:lineRule="auto"/>
+        <w:ind w:right="-1"/>
+        <w:jc w:val="center"/>
+        <w:rPr>
+          <w:sz w:val="28"/>
+          <w:szCs w:val="28"/>
+          <w:lang w:eastAsia="zh-CN"/>
+        </w:rPr>
+      </w:pPr>
+      <w:r>
+        <w:rPr>
+          <w:sz w:val="28"/>
+          <w:szCs w:val="28"/>
+          <w:lang w:eastAsia="zh-CN"/>
+        </w:rPr>
+        <w:t xml:space="preserve">Рисунок </w:t>
+      </w:r>
+      <w:r>
+        <w:rPr>
+          <w:sz w:val="28"/>
+          <w:szCs w:val="28"/>
+          <w:lang w:eastAsia="zh-CN"/>
+        </w:rPr>
+        <w:t>14</w:t>
+      </w:r>
+      <w:r>
+        <w:rPr>
+          <w:sz w:val="28"/>
+          <w:szCs w:val="28"/>
+          <w:lang w:eastAsia="zh-CN"/>
+        </w:rPr>
+        <w:t xml:space="preserve"> – Создание пользователя в Active Directory</w:t>
+      </w:r>
+    </w:p>
+    <w:p>
+      <w:pPr>
+        <w:spacing w:line="360" w:lineRule="auto"/>
+        <w:ind w:right="-1"/>
+        <w:jc w:val="center"/>
+        <w:rPr>
+          <w:sz w:val="28"/>
+          <w:szCs w:val="28"/>
+          <w:lang w:eastAsia="zh-CN"/>
+        </w:rPr>
+      </w:pPr>
+    </w:p>
+    <w:p>
+      <w:pPr>
+        <w:spacing w:line="360" w:lineRule="auto"/>
+        <w:ind w:right="-1" w:firstLine="709"/>
+        <w:jc w:val="both"/>
+        <w:rPr>
+          <w:sz w:val="28"/>
+          <w:szCs w:val="28"/>
+          <w:lang w:eastAsia="zh-CN"/>
+        </w:rPr>
+      </w:pPr>
+      <w:r>
+        <w:rPr>
+          <w:sz w:val="28"/>
+          <w:szCs w:val="28"/>
+          <w:lang w:eastAsia="zh-CN"/>
+        </w:rPr>
+        <w:t>Настройка групповых политик (GPO):</w:t>
+      </w:r>
+    </w:p>
+    <w:p>
+      <w:pPr>
+        <w:spacing w:line="360" w:lineRule="auto"/>
+        <w:ind w:right="-1" w:firstLine="709"/>
+        <w:jc w:val="both"/>
+        <w:rPr>
+          <w:sz w:val="28"/>
+          <w:szCs w:val="28"/>
+          <w:lang w:eastAsia="zh-CN"/>
+        </w:rPr>
+      </w:pPr>
+      <w:r>
+        <w:rPr>
+          <w:sz w:val="28"/>
+          <w:szCs w:val="28"/>
+          <w:lang w:eastAsia="zh-CN"/>
+        </w:rPr>
+        <w:t>Была создана политика ограничения прав для пользователей отдела «Сотрудники»:</w:t>
+      </w:r>
+    </w:p>
+    <w:p>
+      <w:pPr>
+        <w:numPr>
+          <w:ilvl w:val="0"/>
+          <w:numId w:val="31"/>
+        </w:numPr>
+        <w:tabs>
+          <w:tab w:val="clear" w:pos="720"/>
+        </w:tabs>
+        <w:spacing w:line="360" w:lineRule="auto"/>
+        <w:ind w:left="0" w:right="-1" w:firstLine="709"/>
+        <w:jc w:val="both"/>
+        <w:rPr>
+          <w:sz w:val="28"/>
+          <w:szCs w:val="28"/>
+          <w:lang w:eastAsia="zh-CN"/>
+        </w:rPr>
+      </w:pPr>
+      <w:r>
+        <w:rPr>
+          <w:sz w:val="28"/>
+          <w:szCs w:val="28"/>
+          <w:lang w:eastAsia="zh-CN"/>
+        </w:rPr>
+        <w:t>Запрет на установку ПО</w:t>
+      </w:r>
+    </w:p>
+    <w:p>
+      <w:pPr>
+        <w:numPr>
+          <w:ilvl w:val="0"/>
+          <w:numId w:val="31"/>
+        </w:numPr>
+        <w:tabs>
+          <w:tab w:val="clear" w:pos="720"/>
+        </w:tabs>
+        <w:spacing w:line="360" w:lineRule="auto"/>
+        <w:ind w:left="0" w:right="-1" w:firstLine="709"/>
+        <w:jc w:val="both"/>
+        <w:rPr>
+          <w:sz w:val="28"/>
+          <w:szCs w:val="28"/>
+          <w:lang w:eastAsia="zh-CN"/>
+        </w:rPr>
+      </w:pPr>
+      <w:r>
+        <w:rPr>
+          <w:sz w:val="28"/>
+          <w:szCs w:val="28"/>
+          <w:lang w:eastAsia="zh-CN"/>
+        </w:rPr>
+        <w:t>Ограничение доступа к панели управления</w:t>
+      </w:r>
+    </w:p>
+    <w:p>
+      <w:pPr>
+        <w:spacing w:line="360" w:lineRule="auto"/>
+        <w:ind w:right="-1" w:firstLine="709"/>
+        <w:jc w:val="both"/>
+        <w:rPr>
+          <w:sz w:val="28"/>
+          <w:szCs w:val="28"/>
+          <w:lang w:eastAsia="zh-CN"/>
+        </w:rPr>
+      </w:pPr>
+      <w:r>
+        <w:rPr>
+          <w:sz w:val="28"/>
+          <w:szCs w:val="28"/>
+          <w:lang w:eastAsia="zh-CN"/>
+        </w:rPr>
+        <w:t>Вывод: Active Directory позволяет централизованно управлять пользователями, правами доступа и политиками безопасности.</w:t>
+      </w:r>
+    </w:p>
+    <w:p>
+      <w:pPr>
+        <w:spacing w:line="360" w:lineRule="auto"/>
+        <w:ind w:right="-1" w:firstLine="709"/>
+        <w:jc w:val="both"/>
+        <w:rPr>
+          <w:sz w:val="28"/>
+          <w:szCs w:val="28"/>
+          <w:lang w:eastAsia="zh-CN"/>
+        </w:rPr>
+      </w:pPr>
+    </w:p>
+    <w:p>
+      <w:pPr>
+        <w:spacing w:line="360" w:lineRule="auto"/>
+        <w:ind w:right="-1"/>
+        <w:jc w:val="center"/>
         <w:rPr>
           <w:b/>
           <w:bCs/>
@@ -9905,8 +10889,7 @@
           <w:szCs w:val="28"/>
           <w:lang w:eastAsia="zh-CN"/>
         </w:rPr>
-        <w:t>ов</w:t>
-      </w:r>
+      </w:pPr>
       <w:r>
         <w:rPr>
           <w:b/>
@@ -9915,8 +10898,22 @@
           <w:szCs w:val="28"/>
           <w:lang w:eastAsia="zh-CN"/>
         </w:rPr>
-        <w:t xml:space="preserve"> и характеристики качества ПО</w:t>
-      </w:r>
+        <w:t>4.13. Настройка антивирусной защиты (Kaspersky)</w:t>
+      </w:r>
+    </w:p>
+    <w:p>
+      <w:pPr>
+        <w:spacing w:line="360" w:lineRule="auto"/>
+        <w:ind w:right="-1"/>
+        <w:jc w:val="center"/>
+        <w:rPr>
+          <w:b/>
+          <w:bCs/>
+          <w:sz w:val="28"/>
+          <w:szCs w:val="28"/>
+          <w:lang w:eastAsia="zh-CN"/>
+        </w:rPr>
+      </w:pPr>
     </w:p>
     <w:p>
       <w:pPr>
@@ -9924,6 +10921,378 @@
         <w:ind w:right="-1" w:firstLine="709"/>
         <w:jc w:val="both"/>
         <w:rPr>
+          <w:sz w:val="28"/>
+          <w:szCs w:val="28"/>
+          <w:lang w:eastAsia="zh-CN"/>
+        </w:rPr>
+      </w:pPr>
+      <w:r>
+        <w:rPr>
+          <w:sz w:val="28"/>
+          <w:szCs w:val="28"/>
+          <w:lang w:eastAsia="zh-CN"/>
+        </w:rPr>
+        <w:t>Дополнение к уже установленному Kaspersky Free.</w:t>
+      </w:r>
+    </w:p>
+    <w:p>
+      <w:pPr>
+        <w:spacing w:line="360" w:lineRule="auto"/>
+        <w:ind w:right="-1" w:firstLine="709"/>
+        <w:jc w:val="both"/>
+        <w:rPr>
+          <w:sz w:val="28"/>
+          <w:szCs w:val="28"/>
+          <w:lang w:eastAsia="zh-CN"/>
+        </w:rPr>
+      </w:pPr>
+      <w:r>
+        <w:rPr>
+          <w:sz w:val="28"/>
+          <w:szCs w:val="28"/>
+          <w:lang w:eastAsia="zh-CN"/>
+        </w:rPr>
+        <w:t>Выполненные настройки:</w:t>
+      </w:r>
+    </w:p>
+    <w:p>
+      <w:pPr>
+        <w:numPr>
+          <w:ilvl w:val="0"/>
+          <w:numId w:val="32"/>
+        </w:numPr>
+        <w:spacing w:line="360" w:lineRule="auto"/>
+        <w:ind w:left="0" w:right="-1" w:firstLine="709"/>
+        <w:jc w:val="both"/>
+        <w:rPr>
+          <w:sz w:val="28"/>
+          <w:szCs w:val="28"/>
+          <w:lang w:eastAsia="zh-CN"/>
+        </w:rPr>
+      </w:pPr>
+      <w:r>
+        <w:rPr>
+          <w:sz w:val="28"/>
+          <w:szCs w:val="28"/>
+          <w:lang w:eastAsia="zh-CN"/>
+        </w:rPr>
+        <w:t xml:space="preserve">Включена защита в реальном времени (рис. </w:t>
+      </w:r>
+      <w:r>
+        <w:rPr>
+          <w:sz w:val="28"/>
+          <w:szCs w:val="28"/>
+          <w:lang w:eastAsia="zh-CN"/>
+        </w:rPr>
+        <w:t>15</w:t>
+      </w:r>
+      <w:r>
+        <w:rPr>
+          <w:sz w:val="28"/>
+          <w:szCs w:val="28"/>
+          <w:lang w:eastAsia="zh-CN"/>
+        </w:rPr>
+        <w:t>)</w:t>
+      </w:r>
+    </w:p>
+    <w:p>
+      <w:pPr>
+        <w:numPr>
+          <w:ilvl w:val="0"/>
+          <w:numId w:val="32"/>
+        </w:numPr>
+        <w:spacing w:line="360" w:lineRule="auto"/>
+        <w:ind w:left="0" w:right="-1" w:firstLine="709"/>
+        <w:jc w:val="both"/>
+        <w:rPr>
+          <w:sz w:val="28"/>
+          <w:szCs w:val="28"/>
+          <w:lang w:eastAsia="zh-CN"/>
+        </w:rPr>
+      </w:pPr>
+      <w:r>
+        <w:rPr>
+          <w:sz w:val="28"/>
+          <w:szCs w:val="28"/>
+          <w:lang w:eastAsia="zh-CN"/>
+        </w:rPr>
+        <w:t>Настроено расписание сканирования: полное сканирование каждую пятницу в 20:00</w:t>
+      </w:r>
+    </w:p>
+    <w:p>
+      <w:pPr>
+        <w:numPr>
+          <w:ilvl w:val="0"/>
+          <w:numId w:val="32"/>
+        </w:numPr>
+        <w:spacing w:line="360" w:lineRule="auto"/>
+        <w:ind w:left="0" w:right="-1" w:firstLine="709"/>
+        <w:jc w:val="both"/>
+        <w:rPr>
+          <w:sz w:val="28"/>
+          <w:szCs w:val="28"/>
+          <w:lang w:eastAsia="zh-CN"/>
+        </w:rPr>
+      </w:pPr>
+      <w:r>
+        <w:rPr>
+          <w:sz w:val="28"/>
+          <w:szCs w:val="28"/>
+          <w:lang w:eastAsia="zh-CN"/>
+        </w:rPr>
+        <w:lastRenderedPageBreak/>
+        <w:t>Настроены исключения для папок 1С и OpenServer, чтобы не замедлялась работа</w:t>
+      </w:r>
+      <w:r>
+        <w:rPr>
+          <w:sz w:val="28"/>
+          <w:szCs w:val="28"/>
+          <w:lang w:eastAsia="zh-CN"/>
+        </w:rPr>
+        <w:t xml:space="preserve"> (рис. 16)</w:t>
+      </w:r>
+    </w:p>
+    <w:p>
+      <w:pPr>
+        <w:spacing w:line="360" w:lineRule="auto"/>
+        <w:ind w:right="-1"/>
+        <w:jc w:val="center"/>
+        <w:rPr>
+          <w:sz w:val="28"/>
+          <w:szCs w:val="28"/>
+          <w:lang w:eastAsia="zh-CN"/>
+        </w:rPr>
+      </w:pPr>
+      <w:r>
+        <w:rPr>
+          <w:sz w:val="28"/>
+          <w:szCs w:val="28"/>
+          <w:lang w:eastAsia="zh-CN"/>
+        </w:rPr>
+        <w:drawing>
+          <wp:inline distT="0" distB="0" distL="0" distR="0" wp14:anchorId="2A863EF5" wp14:editId="6B1489D4">
+            <wp:extent cx="2801522" cy="3440828"/>
+            <wp:effectExtent l="19050" t="19050" r="18415" b="26670"/>
+            <wp:docPr id="627032106" name="Рисунок 1"/>
+            <wp:cNvGraphicFramePr>
+              <a:graphicFrameLocks xmlns:a="http://schemas.openxmlformats.org/drawingml/2006/main" noChangeAspect="1"/>
+            </wp:cNvGraphicFramePr>
+            <a:graphic xmlns:a="http://schemas.openxmlformats.org/drawingml/2006/main">
+              <a:graphicData uri="http://schemas.openxmlformats.org/drawingml/2006/picture">
+                <pic:pic xmlns:pic="http://schemas.openxmlformats.org/drawingml/2006/picture">
+                  <pic:nvPicPr>
+                    <pic:cNvPr id="627032106" name=""/>
+                    <pic:cNvPicPr/>
+                  </pic:nvPicPr>
+                  <pic:blipFill>
+                    <a:blip r:embed="rId27"/>
+                    <a:stretch>
+                      <a:fillRect/>
+                    </a:stretch>
+                  </pic:blipFill>
+                  <pic:spPr>
+                    <a:xfrm>
+                      <a:off x="0" y="0"/>
+                      <a:ext cx="2807432" cy="3448087"/>
+                    </a:xfrm>
+                    <a:prstGeom prst="rect">
+                      <a:avLst/>
+                    </a:prstGeom>
+                    <a:ln>
+                      <a:solidFill>
+                        <a:schemeClr val="tx1"/>
+                      </a:solidFill>
+                    </a:ln>
+                  </pic:spPr>
+                </pic:pic>
+              </a:graphicData>
+            </a:graphic>
+          </wp:inline>
+        </w:drawing>
+      </w:r>
+    </w:p>
+    <w:p>
+      <w:pPr>
+        <w:spacing w:line="360" w:lineRule="auto"/>
+        <w:ind w:right="-1"/>
+        <w:jc w:val="center"/>
+        <w:rPr>
+          <w:sz w:val="28"/>
+          <w:szCs w:val="28"/>
+          <w:lang w:eastAsia="zh-CN"/>
+        </w:rPr>
+      </w:pPr>
+      <w:r>
+        <w:rPr>
+          <w:sz w:val="28"/>
+          <w:szCs w:val="28"/>
+          <w:lang w:eastAsia="zh-CN"/>
+        </w:rPr>
+        <w:t xml:space="preserve">Рисунок </w:t>
+      </w:r>
+      <w:r>
+        <w:rPr>
+          <w:sz w:val="28"/>
+          <w:szCs w:val="28"/>
+          <w:lang w:eastAsia="zh-CN"/>
+        </w:rPr>
+        <w:t>15</w:t>
+      </w:r>
+      <w:r>
+        <w:rPr>
+          <w:sz w:val="28"/>
+          <w:szCs w:val="28"/>
+          <w:lang w:eastAsia="zh-CN"/>
+        </w:rPr>
+        <w:t xml:space="preserve"> – Настройки Kaspersky Free</w:t>
+      </w:r>
+    </w:p>
+    <w:p>
+      <w:pPr>
+        <w:spacing w:line="360" w:lineRule="auto"/>
+        <w:ind w:right="-1"/>
+        <w:jc w:val="center"/>
+        <w:rPr>
+          <w:sz w:val="28"/>
+          <w:szCs w:val="28"/>
+          <w:lang w:eastAsia="zh-CN"/>
+        </w:rPr>
+      </w:pPr>
+    </w:p>
+    <w:p>
+      <w:pPr>
+        <w:spacing w:line="360" w:lineRule="auto"/>
+        <w:ind w:right="-1"/>
+        <w:jc w:val="center"/>
+        <w:rPr>
+          <w:sz w:val="28"/>
+          <w:szCs w:val="28"/>
+          <w:lang w:eastAsia="zh-CN"/>
+        </w:rPr>
+      </w:pPr>
+      <w:r>
+        <w:rPr>
+          <w:sz w:val="28"/>
+          <w:szCs w:val="28"/>
+          <w:lang w:eastAsia="zh-CN"/>
+        </w:rPr>
+        <w:drawing>
+          <wp:inline distT="0" distB="0" distL="0" distR="0" wp14:anchorId="460E4ACD" wp14:editId="10B81127">
+            <wp:extent cx="3290708" cy="3617449"/>
+            <wp:effectExtent l="19050" t="19050" r="24130" b="21590"/>
+            <wp:docPr id="500052184" name="Рисунок 1"/>
+            <wp:cNvGraphicFramePr>
+              <a:graphicFrameLocks xmlns:a="http://schemas.openxmlformats.org/drawingml/2006/main" noChangeAspect="1"/>
+            </wp:cNvGraphicFramePr>
+            <a:graphic xmlns:a="http://schemas.openxmlformats.org/drawingml/2006/main">
+              <a:graphicData uri="http://schemas.openxmlformats.org/drawingml/2006/picture">
+                <pic:pic xmlns:pic="http://schemas.openxmlformats.org/drawingml/2006/picture">
+                  <pic:nvPicPr>
+                    <pic:cNvPr id="500052184" name=""/>
+                    <pic:cNvPicPr/>
+                  </pic:nvPicPr>
+                  <pic:blipFill>
+                    <a:blip r:embed="rId28"/>
+                    <a:stretch>
+                      <a:fillRect/>
+                    </a:stretch>
+                  </pic:blipFill>
+                  <pic:spPr>
+                    <a:xfrm>
+                      <a:off x="0" y="0"/>
+                      <a:ext cx="3314477" cy="3643579"/>
+                    </a:xfrm>
+                    <a:prstGeom prst="rect">
+                      <a:avLst/>
+                    </a:prstGeom>
+                    <a:ln>
+                      <a:solidFill>
+                        <a:schemeClr val="tx1"/>
+                      </a:solidFill>
+                    </a:ln>
+                  </pic:spPr>
+                </pic:pic>
+              </a:graphicData>
+            </a:graphic>
+          </wp:inline>
+        </w:drawing>
+      </w:r>
+    </w:p>
+    <w:p>
+      <w:pPr>
+        <w:spacing w:line="360" w:lineRule="auto"/>
+        <w:ind w:right="-1"/>
+        <w:jc w:val="center"/>
+        <w:rPr>
+          <w:sz w:val="28"/>
+          <w:szCs w:val="28"/>
+          <w:lang w:eastAsia="zh-CN"/>
+        </w:rPr>
+      </w:pPr>
+      <w:r>
+        <w:rPr>
+          <w:sz w:val="28"/>
+          <w:szCs w:val="28"/>
+          <w:lang w:eastAsia="zh-CN"/>
+        </w:rPr>
+        <w:t xml:space="preserve">Рисунок </w:t>
+      </w:r>
+      <w:r>
+        <w:rPr>
+          <w:sz w:val="28"/>
+          <w:szCs w:val="28"/>
+          <w:lang w:eastAsia="zh-CN"/>
+        </w:rPr>
+        <w:t>16</w:t>
+      </w:r>
+      <w:r>
+        <w:rPr>
+          <w:sz w:val="28"/>
+          <w:szCs w:val="28"/>
+          <w:lang w:eastAsia="zh-CN"/>
+        </w:rPr>
+        <w:t xml:space="preserve"> – Папки, добавленные в исключения</w:t>
+      </w:r>
+    </w:p>
+    <w:p>
+      <w:pPr>
+        <w:spacing w:line="360" w:lineRule="auto"/>
+        <w:ind w:right="-1" w:firstLine="709"/>
+        <w:jc w:val="both"/>
+        <w:rPr>
+          <w:sz w:val="28"/>
+          <w:szCs w:val="28"/>
+          <w:lang w:eastAsia="zh-CN"/>
+        </w:rPr>
+      </w:pPr>
+      <w:r>
+        <w:rPr>
+          <w:sz w:val="28"/>
+          <w:szCs w:val="28"/>
+          <w:lang w:eastAsia="zh-CN"/>
+        </w:rPr>
+        <w:lastRenderedPageBreak/>
+        <w:t>Проверка обновлений: автоматическое обновление антивирусных баз настроено на ежечасную проверку.</w:t>
+      </w:r>
+    </w:p>
+    <w:p>
+      <w:pPr>
+        <w:spacing w:line="360" w:lineRule="auto"/>
+        <w:ind w:right="-1" w:firstLine="709"/>
+        <w:jc w:val="both"/>
+        <w:rPr>
+          <w:sz w:val="28"/>
+          <w:szCs w:val="28"/>
+          <w:lang w:eastAsia="zh-CN"/>
+        </w:rPr>
+      </w:pPr>
+    </w:p>
+    <w:p>
+      <w:pPr>
+        <w:spacing w:line="360" w:lineRule="auto"/>
+        <w:ind w:right="-1"/>
+        <w:jc w:val="center"/>
+        <w:rPr>
           <w:b/>
           <w:bCs/>
           <w:sz w:val="28"/>
@@ -9931,6 +11300,16 @@
           <w:lang w:eastAsia="zh-CN"/>
         </w:rPr>
       </w:pPr>
+      <w:r>
+        <w:rPr>
+          <w:b/>
+          <w:bCs/>
+          <w:sz w:val="28"/>
+          <w:szCs w:val="28"/>
+          <w:lang w:eastAsia="zh-CN"/>
+        </w:rPr>
+        <w:t>4.14. Создание общей сетевой папки для ПО</w:t>
+      </w:r>
     </w:p>
     <w:p>
       <w:pPr>
@@ -9938,6 +11317,671 @@
         <w:ind w:right="-1" w:firstLine="709"/>
         <w:jc w:val="both"/>
         <w:rPr>
+          <w:sz w:val="28"/>
+          <w:szCs w:val="28"/>
+          <w:lang w:eastAsia="zh-CN"/>
+        </w:rPr>
+      </w:pPr>
+    </w:p>
+    <w:p>
+      <w:pPr>
+        <w:spacing w:line="360" w:lineRule="auto"/>
+        <w:ind w:right="-1" w:firstLine="709"/>
+        <w:jc w:val="both"/>
+        <w:rPr>
+          <w:sz w:val="28"/>
+          <w:szCs w:val="28"/>
+          <w:lang w:eastAsia="zh-CN"/>
+        </w:rPr>
+      </w:pPr>
+      <w:r>
+        <w:rPr>
+          <w:sz w:val="28"/>
+          <w:szCs w:val="28"/>
+          <w:lang w:eastAsia="zh-CN"/>
+        </w:rPr>
+        <w:t>Для удобства распространения ПО внутри организации была создана общая сетевая папка</w:t>
+      </w:r>
+      <w:r>
+        <w:rPr>
+          <w:sz w:val="28"/>
+          <w:szCs w:val="28"/>
+          <w:lang w:eastAsia="zh-CN"/>
+        </w:rPr>
+        <w:t xml:space="preserve"> (рис. 17)</w:t>
+      </w:r>
+      <w:r>
+        <w:rPr>
+          <w:sz w:val="28"/>
+          <w:szCs w:val="28"/>
+          <w:lang w:eastAsia="zh-CN"/>
+        </w:rPr>
+        <w:t>.</w:t>
+      </w:r>
+    </w:p>
+    <w:p>
+      <w:pPr>
+        <w:spacing w:line="360" w:lineRule="auto"/>
+        <w:ind w:right="-1" w:firstLine="709"/>
+        <w:jc w:val="both"/>
+        <w:rPr>
+          <w:sz w:val="28"/>
+          <w:szCs w:val="28"/>
+          <w:lang w:eastAsia="zh-CN"/>
+        </w:rPr>
+      </w:pPr>
+      <w:r>
+        <w:rPr>
+          <w:sz w:val="28"/>
+          <w:szCs w:val="28"/>
+          <w:lang w:eastAsia="zh-CN"/>
+        </w:rPr>
+        <w:t>Ход выполнения:</w:t>
+      </w:r>
+    </w:p>
+    <w:p>
+      <w:pPr>
+        <w:numPr>
+          <w:ilvl w:val="0"/>
+          <w:numId w:val="33"/>
+        </w:numPr>
+        <w:spacing w:line="360" w:lineRule="auto"/>
+        <w:ind w:left="0" w:right="-1" w:firstLine="709"/>
+        <w:jc w:val="both"/>
+        <w:rPr>
+          <w:sz w:val="28"/>
+          <w:szCs w:val="28"/>
+          <w:lang w:eastAsia="zh-CN"/>
+        </w:rPr>
+      </w:pPr>
+      <w:r>
+        <w:rPr>
+          <w:sz w:val="28"/>
+          <w:szCs w:val="28"/>
+          <w:lang w:eastAsia="zh-CN"/>
+        </w:rPr>
+        <w:t>Создана папка C:\Shared\Software</w:t>
+      </w:r>
+    </w:p>
+    <w:p>
+      <w:pPr>
+        <w:numPr>
+          <w:ilvl w:val="0"/>
+          <w:numId w:val="33"/>
+        </w:numPr>
+        <w:spacing w:line="360" w:lineRule="auto"/>
+        <w:ind w:left="0" w:right="-1" w:firstLine="709"/>
+        <w:jc w:val="both"/>
+        <w:rPr>
+          <w:sz w:val="28"/>
+          <w:szCs w:val="28"/>
+          <w:lang w:eastAsia="zh-CN"/>
+        </w:rPr>
+      </w:pPr>
+      <w:r>
+        <w:rPr>
+          <w:sz w:val="28"/>
+          <w:szCs w:val="28"/>
+          <w:lang w:eastAsia="zh-CN"/>
+        </w:rPr>
+        <w:t>Настроен общий доступ:</w:t>
+      </w:r>
+    </w:p>
+    <w:p>
+      <w:pPr>
+        <w:numPr>
+          <w:ilvl w:val="1"/>
+          <w:numId w:val="33"/>
+        </w:numPr>
+        <w:spacing w:line="360" w:lineRule="auto"/>
+        <w:ind w:left="0" w:right="-1" w:firstLine="709"/>
+        <w:jc w:val="both"/>
+        <w:rPr>
+          <w:sz w:val="28"/>
+          <w:szCs w:val="28"/>
+          <w:lang w:eastAsia="zh-CN"/>
+        </w:rPr>
+      </w:pPr>
+      <w:r>
+        <w:rPr>
+          <w:sz w:val="28"/>
+          <w:szCs w:val="28"/>
+          <w:lang w:eastAsia="zh-CN"/>
+        </w:rPr>
+        <w:t xml:space="preserve">Правой кнопкой по папке </w:t>
+      </w:r>
+      <w:r>
+        <w:rPr>
+          <w:sz w:val="28"/>
+          <w:szCs w:val="28"/>
+          <w:lang w:eastAsia="zh-CN"/>
+        </w:rPr>
+        <w:t>-&gt;</w:t>
+      </w:r>
+      <w:r>
+        <w:rPr>
+          <w:sz w:val="28"/>
+          <w:szCs w:val="28"/>
+          <w:lang w:eastAsia="zh-CN"/>
+        </w:rPr>
+        <w:t xml:space="preserve"> Свойства </w:t>
+      </w:r>
+      <w:r>
+        <w:rPr>
+          <w:sz w:val="28"/>
+          <w:szCs w:val="28"/>
+          <w:lang w:eastAsia="zh-CN"/>
+        </w:rPr>
+        <w:t>-&gt;</w:t>
+      </w:r>
+      <w:r>
+        <w:rPr>
+          <w:sz w:val="28"/>
+          <w:szCs w:val="28"/>
+          <w:lang w:eastAsia="zh-CN"/>
+        </w:rPr>
+        <w:t xml:space="preserve"> Доступ </w:t>
+      </w:r>
+      <w:r>
+        <w:rPr>
+          <w:sz w:val="28"/>
+          <w:szCs w:val="28"/>
+          <w:lang w:eastAsia="zh-CN"/>
+        </w:rPr>
+        <w:t>-&gt;</w:t>
+      </w:r>
+      <w:r>
+        <w:rPr>
+          <w:sz w:val="28"/>
+          <w:szCs w:val="28"/>
+          <w:lang w:eastAsia="zh-CN"/>
+        </w:rPr>
+        <w:t xml:space="preserve"> Общий доступ</w:t>
+      </w:r>
+    </w:p>
+    <w:p>
+      <w:pPr>
+        <w:numPr>
+          <w:ilvl w:val="1"/>
+          <w:numId w:val="33"/>
+        </w:numPr>
+        <w:spacing w:line="360" w:lineRule="auto"/>
+        <w:ind w:left="0" w:right="-1" w:firstLine="709"/>
+        <w:jc w:val="both"/>
+        <w:rPr>
+          <w:sz w:val="28"/>
+          <w:szCs w:val="28"/>
+          <w:lang w:eastAsia="zh-CN"/>
+        </w:rPr>
+      </w:pPr>
+      <w:r>
+        <w:rPr>
+          <w:sz w:val="28"/>
+          <w:szCs w:val="28"/>
+          <w:lang w:eastAsia="zh-CN"/>
+        </w:rPr>
+        <w:t>Добавлена группа «Все» с правами «Чтение»</w:t>
+      </w:r>
+    </w:p>
+    <w:p>
+      <w:pPr>
+        <w:numPr>
+          <w:ilvl w:val="0"/>
+          <w:numId w:val="33"/>
+        </w:numPr>
+        <w:spacing w:line="360" w:lineRule="auto"/>
+        <w:ind w:left="0" w:right="-1" w:firstLine="709"/>
+        <w:jc w:val="both"/>
+        <w:rPr>
+          <w:sz w:val="28"/>
+          <w:szCs w:val="28"/>
+          <w:lang w:eastAsia="zh-CN"/>
+        </w:rPr>
+      </w:pPr>
+      <w:r>
+        <w:rPr>
+          <w:sz w:val="28"/>
+          <w:szCs w:val="28"/>
+          <w:lang w:eastAsia="zh-CN"/>
+        </w:rPr>
+        <w:t>Назначены разрешения через вкладку «Безопасность»:</w:t>
+      </w:r>
+    </w:p>
+    <w:p>
+      <w:pPr>
+        <w:numPr>
+          <w:ilvl w:val="1"/>
+          <w:numId w:val="33"/>
+        </w:numPr>
+        <w:tabs>
+          <w:tab w:val="clear" w:pos="1440"/>
+        </w:tabs>
+        <w:spacing w:line="360" w:lineRule="auto"/>
+        <w:ind w:left="0" w:right="-1" w:firstLine="709"/>
+        <w:jc w:val="both"/>
+        <w:rPr>
+          <w:sz w:val="28"/>
+          <w:szCs w:val="28"/>
+          <w:lang w:eastAsia="zh-CN"/>
+        </w:rPr>
+      </w:pPr>
+      <w:r>
+        <w:rPr>
+          <w:sz w:val="28"/>
+          <w:szCs w:val="28"/>
+          <w:lang w:eastAsia="zh-CN"/>
+        </w:rPr>
+        <w:t>Администраторы – полный доступ</w:t>
+      </w:r>
+    </w:p>
+    <w:p>
+      <w:pPr>
+        <w:numPr>
+          <w:ilvl w:val="1"/>
+          <w:numId w:val="33"/>
+        </w:numPr>
+        <w:tabs>
+          <w:tab w:val="clear" w:pos="1440"/>
+        </w:tabs>
+        <w:spacing w:line="360" w:lineRule="auto"/>
+        <w:ind w:left="0" w:right="-1" w:firstLine="709"/>
+        <w:jc w:val="both"/>
+        <w:rPr>
+          <w:sz w:val="28"/>
+          <w:szCs w:val="28"/>
+          <w:lang w:eastAsia="zh-CN"/>
+        </w:rPr>
+      </w:pPr>
+      <w:r>
+        <w:rPr>
+          <w:sz w:val="28"/>
+          <w:szCs w:val="28"/>
+          <w:lang w:eastAsia="zh-CN"/>
+        </w:rPr>
+        <w:t>Пользователи – чтение и выполнение</w:t>
+      </w:r>
+    </w:p>
+    <w:p>
+      <w:pPr>
+        <w:spacing w:line="360" w:lineRule="auto"/>
+        <w:ind w:right="-1" w:firstLine="709"/>
+        <w:jc w:val="both"/>
+        <w:rPr>
+          <w:sz w:val="28"/>
+          <w:szCs w:val="28"/>
+          <w:lang w:val="en-US" w:eastAsia="zh-CN"/>
+        </w:rPr>
+      </w:pPr>
+      <w:r>
+        <w:rPr>
+          <w:sz w:val="28"/>
+          <w:szCs w:val="28"/>
+          <w:lang w:eastAsia="zh-CN"/>
+        </w:rPr>
+        <w:t>Сетевой</w:t>
+      </w:r>
+      <w:r>
+        <w:rPr>
+          <w:sz w:val="28"/>
+          <w:szCs w:val="28"/>
+          <w:lang w:val="en-US" w:eastAsia="zh-CN"/>
+        </w:rPr>
+        <w:t xml:space="preserve"> </w:t>
+      </w:r>
+      <w:r>
+        <w:rPr>
+          <w:sz w:val="28"/>
+          <w:szCs w:val="28"/>
+          <w:lang w:eastAsia="zh-CN"/>
+        </w:rPr>
+        <w:t>путь</w:t>
+      </w:r>
+      <w:r>
+        <w:rPr>
+          <w:sz w:val="28"/>
+          <w:szCs w:val="28"/>
+          <w:lang w:val="en-US" w:eastAsia="zh-CN"/>
+        </w:rPr>
+        <w:t>: \\PC-IT\Software</w:t>
+      </w:r>
+    </w:p>
+    <w:p>
+      <w:pPr>
+        <w:spacing w:line="360" w:lineRule="auto"/>
+        <w:ind w:right="-1"/>
+        <w:jc w:val="center"/>
+        <w:rPr>
+          <w:sz w:val="28"/>
+          <w:szCs w:val="28"/>
+          <w:lang w:eastAsia="zh-CN"/>
+        </w:rPr>
+      </w:pPr>
+      <w:r>
+        <w:rPr>
+          <w:sz w:val="28"/>
+          <w:szCs w:val="28"/>
+          <w:lang w:eastAsia="zh-CN"/>
+        </w:rPr>
+        <w:drawing>
+          <wp:inline distT="0" distB="0" distL="0" distR="0" wp14:anchorId="7A24C8F2" wp14:editId="7692B401">
+            <wp:extent cx="3426574" cy="3181350"/>
+            <wp:effectExtent l="19050" t="19050" r="21590" b="19050"/>
+            <wp:docPr id="301247418" name="Рисунок 1"/>
+            <wp:cNvGraphicFramePr>
+              <a:graphicFrameLocks xmlns:a="http://schemas.openxmlformats.org/drawingml/2006/main" noChangeAspect="1"/>
+            </wp:cNvGraphicFramePr>
+            <a:graphic xmlns:a="http://schemas.openxmlformats.org/drawingml/2006/main">
+              <a:graphicData uri="http://schemas.openxmlformats.org/drawingml/2006/picture">
+                <pic:pic xmlns:pic="http://schemas.openxmlformats.org/drawingml/2006/picture">
+                  <pic:nvPicPr>
+                    <pic:cNvPr id="301247418" name=""/>
+                    <pic:cNvPicPr/>
+                  </pic:nvPicPr>
+                  <pic:blipFill>
+                    <a:blip r:embed="rId29"/>
+                    <a:stretch>
+                      <a:fillRect/>
+                    </a:stretch>
+                  </pic:blipFill>
+                  <pic:spPr>
+                    <a:xfrm>
+                      <a:off x="0" y="0"/>
+                      <a:ext cx="3446029" cy="3199412"/>
+                    </a:xfrm>
+                    <a:prstGeom prst="rect">
+                      <a:avLst/>
+                    </a:prstGeom>
+                    <a:ln>
+                      <a:solidFill>
+                        <a:schemeClr val="tx1"/>
+                      </a:solidFill>
+                    </a:ln>
+                  </pic:spPr>
+                </pic:pic>
+              </a:graphicData>
+            </a:graphic>
+          </wp:inline>
+        </w:drawing>
+      </w:r>
+    </w:p>
+    <w:p>
+      <w:pPr>
+        <w:spacing w:line="360" w:lineRule="auto"/>
+        <w:ind w:right="-1"/>
+        <w:jc w:val="center"/>
+        <w:rPr>
+          <w:sz w:val="28"/>
+          <w:szCs w:val="28"/>
+          <w:lang w:eastAsia="zh-CN"/>
+        </w:rPr>
+      </w:pPr>
+      <w:r>
+        <w:rPr>
+          <w:sz w:val="28"/>
+          <w:szCs w:val="28"/>
+          <w:lang w:eastAsia="zh-CN"/>
+        </w:rPr>
+        <w:t xml:space="preserve">Рисунок </w:t>
+      </w:r>
+      <w:r>
+        <w:rPr>
+          <w:sz w:val="28"/>
+          <w:szCs w:val="28"/>
+          <w:lang w:eastAsia="zh-CN"/>
+        </w:rPr>
+        <w:t>17</w:t>
+      </w:r>
+      <w:r>
+        <w:rPr>
+          <w:sz w:val="28"/>
+          <w:szCs w:val="28"/>
+          <w:lang w:eastAsia="zh-CN"/>
+        </w:rPr>
+        <w:t xml:space="preserve"> – Создание общей сетевой папки</w:t>
+      </w:r>
+    </w:p>
+    <w:p>
+      <w:pPr>
+        <w:spacing w:line="360" w:lineRule="auto"/>
+        <w:ind w:right="-1"/>
+        <w:jc w:val="center"/>
+        <w:rPr>
+          <w:sz w:val="28"/>
+          <w:szCs w:val="28"/>
+          <w:lang w:eastAsia="zh-CN"/>
+        </w:rPr>
+      </w:pPr>
+      <w:r>
+        <w:rPr>
+          <w:sz w:val="28"/>
+          <w:szCs w:val="28"/>
+          <w:lang w:eastAsia="zh-CN"/>
+        </w:rPr>
+        <w:lastRenderedPageBreak/>
+        <w:drawing>
+          <wp:inline distT="0" distB="0" distL="0" distR="0" wp14:anchorId="2409657A" wp14:editId="1C9B3851">
+            <wp:extent cx="5277436" cy="6529507"/>
+            <wp:effectExtent l="19050" t="19050" r="19050" b="24130"/>
+            <wp:docPr id="512923468" name="Рисунок 1"/>
+            <wp:cNvGraphicFramePr>
+              <a:graphicFrameLocks xmlns:a="http://schemas.openxmlformats.org/drawingml/2006/main" noChangeAspect="1"/>
+            </wp:cNvGraphicFramePr>
+            <a:graphic xmlns:a="http://schemas.openxmlformats.org/drawingml/2006/main">
+              <a:graphicData uri="http://schemas.openxmlformats.org/drawingml/2006/picture">
+                <pic:pic xmlns:pic="http://schemas.openxmlformats.org/drawingml/2006/picture">
+                  <pic:nvPicPr>
+                    <pic:cNvPr id="512923468" name=""/>
+                    <pic:cNvPicPr/>
+                  </pic:nvPicPr>
+                  <pic:blipFill>
+                    <a:blip r:embed="rId30"/>
+                    <a:stretch>
+                      <a:fillRect/>
+                    </a:stretch>
+                  </pic:blipFill>
+                  <pic:spPr>
+                    <a:xfrm>
+                      <a:off x="0" y="0"/>
+                      <a:ext cx="5395746" cy="6675886"/>
+                    </a:xfrm>
+                    <a:prstGeom prst="rect">
+                      <a:avLst/>
+                    </a:prstGeom>
+                    <a:ln>
+                      <a:solidFill>
+                        <a:schemeClr val="tx1"/>
+                      </a:solidFill>
+                    </a:ln>
+                  </pic:spPr>
+                </pic:pic>
+              </a:graphicData>
+            </a:graphic>
+          </wp:inline>
+        </w:drawing>
+      </w:r>
+    </w:p>
+    <w:p>
+      <w:pPr>
+        <w:spacing w:line="360" w:lineRule="auto"/>
+        <w:ind w:right="-1"/>
+        <w:jc w:val="center"/>
+        <w:rPr>
+          <w:sz w:val="28"/>
+          <w:szCs w:val="28"/>
+          <w:lang w:eastAsia="zh-CN"/>
+        </w:rPr>
+      </w:pPr>
+      <w:r>
+        <w:rPr>
+          <w:sz w:val="28"/>
+          <w:szCs w:val="28"/>
+          <w:lang w:eastAsia="zh-CN"/>
+        </w:rPr>
+        <w:t xml:space="preserve">Рисунок </w:t>
+      </w:r>
+      <w:r>
+        <w:rPr>
+          <w:sz w:val="28"/>
+          <w:szCs w:val="28"/>
+          <w:lang w:eastAsia="zh-CN"/>
+        </w:rPr>
+        <w:t>18</w:t>
+      </w:r>
+      <w:r>
+        <w:rPr>
+          <w:sz w:val="28"/>
+          <w:szCs w:val="28"/>
+          <w:lang w:eastAsia="zh-CN"/>
+        </w:rPr>
+        <w:t xml:space="preserve"> – Настройка прав доступа к общей папке</w:t>
+      </w:r>
+    </w:p>
+    <w:p>
+      <w:pPr>
+        <w:spacing w:line="360" w:lineRule="auto"/>
+        <w:ind w:right="-1"/>
+        <w:jc w:val="center"/>
+        <w:rPr>
+          <w:sz w:val="28"/>
+          <w:szCs w:val="28"/>
+          <w:lang w:eastAsia="zh-CN"/>
+        </w:rPr>
+      </w:pPr>
+    </w:p>
+    <w:p>
+      <w:pPr>
+        <w:spacing w:line="360" w:lineRule="auto"/>
+        <w:ind w:right="-1" w:firstLine="709"/>
+        <w:jc w:val="both"/>
+        <w:rPr>
+          <w:sz w:val="28"/>
+          <w:szCs w:val="28"/>
+          <w:lang w:eastAsia="zh-CN"/>
+        </w:rPr>
+      </w:pPr>
+      <w:r>
+        <w:rPr>
+          <w:sz w:val="28"/>
+          <w:szCs w:val="28"/>
+          <w:lang w:eastAsia="zh-CN"/>
+        </w:rPr>
+        <w:t>В папку были скопированы дистрибутивы:</w:t>
+      </w:r>
+    </w:p>
+    <w:p>
+      <w:pPr>
+        <w:numPr>
+          <w:ilvl w:val="0"/>
+          <w:numId w:val="34"/>
+        </w:numPr>
+        <w:tabs>
+          <w:tab w:val="clear" w:pos="720"/>
+        </w:tabs>
+        <w:spacing w:line="360" w:lineRule="auto"/>
+        <w:ind w:left="0" w:right="-1" w:firstLine="709"/>
+        <w:jc w:val="both"/>
+        <w:rPr>
+          <w:sz w:val="28"/>
+          <w:szCs w:val="28"/>
+          <w:lang w:eastAsia="zh-CN"/>
+        </w:rPr>
+      </w:pPr>
+      <w:r>
+        <w:rPr>
+          <w:sz w:val="28"/>
+          <w:szCs w:val="28"/>
+          <w:lang w:eastAsia="zh-CN"/>
+        </w:rPr>
+        <w:t>Kaspersky Free setup</w:t>
+      </w:r>
+    </w:p>
+    <w:p>
+      <w:pPr>
+        <w:numPr>
+          <w:ilvl w:val="0"/>
+          <w:numId w:val="34"/>
+        </w:numPr>
+        <w:tabs>
+          <w:tab w:val="clear" w:pos="720"/>
+        </w:tabs>
+        <w:spacing w:line="360" w:lineRule="auto"/>
+        <w:ind w:left="0" w:right="-1" w:firstLine="709"/>
+        <w:jc w:val="both"/>
+        <w:rPr>
+          <w:sz w:val="28"/>
+          <w:szCs w:val="28"/>
+          <w:lang w:eastAsia="zh-CN"/>
+        </w:rPr>
+      </w:pPr>
+      <w:r>
+        <w:rPr>
+          <w:sz w:val="28"/>
+          <w:szCs w:val="28"/>
+          <w:lang w:eastAsia="zh-CN"/>
+        </w:rPr>
+        <w:t>OpenServer Panel</w:t>
+      </w:r>
+    </w:p>
+    <w:p>
+      <w:pPr>
+        <w:numPr>
+          <w:ilvl w:val="0"/>
+          <w:numId w:val="34"/>
+        </w:numPr>
+        <w:tabs>
+          <w:tab w:val="clear" w:pos="720"/>
+        </w:tabs>
+        <w:spacing w:line="360" w:lineRule="auto"/>
+        <w:ind w:left="0" w:right="-1" w:firstLine="709"/>
+        <w:jc w:val="both"/>
+        <w:rPr>
+          <w:sz w:val="28"/>
+          <w:szCs w:val="28"/>
+          <w:lang w:eastAsia="zh-CN"/>
+        </w:rPr>
+      </w:pPr>
+      <w:r>
+        <w:rPr>
+          <w:sz w:val="28"/>
+          <w:szCs w:val="28"/>
+          <w:lang w:eastAsia="zh-CN"/>
+        </w:rPr>
+        <w:t>WordPress</w:t>
+      </w:r>
+    </w:p>
+    <w:p>
+      <w:pPr>
+        <w:numPr>
+          <w:ilvl w:val="0"/>
+          <w:numId w:val="34"/>
+        </w:numPr>
+        <w:tabs>
+          <w:tab w:val="clear" w:pos="720"/>
+        </w:tabs>
+        <w:spacing w:line="360" w:lineRule="auto"/>
+        <w:ind w:left="0" w:right="-1" w:firstLine="709"/>
+        <w:jc w:val="both"/>
+        <w:rPr>
+          <w:sz w:val="28"/>
+          <w:szCs w:val="28"/>
+          <w:lang w:eastAsia="zh-CN"/>
+        </w:rPr>
+      </w:pPr>
+      <w:r>
+        <w:rPr>
+          <w:sz w:val="28"/>
+          <w:szCs w:val="28"/>
+          <w:lang w:eastAsia="zh-CN"/>
+        </w:rPr>
+        <w:t>1C учебная версия</w:t>
+      </w:r>
+    </w:p>
+    <w:p>
+      <w:pPr>
+        <w:spacing w:line="360" w:lineRule="auto"/>
+        <w:ind w:right="-1"/>
+        <w:jc w:val="center"/>
+        <w:rPr>
           <w:b/>
           <w:bCs/>
           <w:sz w:val="28"/>
@@ -9945,6 +11989,572 @@
           <w:lang w:eastAsia="zh-CN"/>
         </w:rPr>
       </w:pPr>
+      <w:r>
+        <w:rPr>
+          <w:b/>
+          <w:bCs/>
+          <w:sz w:val="28"/>
+          <w:szCs w:val="28"/>
+          <w:lang w:eastAsia="zh-CN"/>
+        </w:rPr>
+        <w:lastRenderedPageBreak/>
+        <w:t>4.15. Настройка локальной сети</w:t>
+      </w:r>
+    </w:p>
+    <w:p>
+      <w:pPr>
+        <w:spacing w:line="360" w:lineRule="auto"/>
+        <w:ind w:right="-1" w:firstLine="709"/>
+        <w:jc w:val="both"/>
+        <w:rPr>
+          <w:sz w:val="28"/>
+          <w:szCs w:val="28"/>
+          <w:lang w:eastAsia="zh-CN"/>
+        </w:rPr>
+      </w:pPr>
+    </w:p>
+    <w:p>
+      <w:pPr>
+        <w:spacing w:line="360" w:lineRule="auto"/>
+        <w:ind w:right="-1" w:firstLine="709"/>
+        <w:jc w:val="both"/>
+        <w:rPr>
+          <w:sz w:val="28"/>
+          <w:szCs w:val="28"/>
+          <w:lang w:eastAsia="zh-CN"/>
+        </w:rPr>
+      </w:pPr>
+      <w:r>
+        <w:rPr>
+          <w:sz w:val="28"/>
+          <w:szCs w:val="28"/>
+          <w:lang w:eastAsia="zh-CN"/>
+        </w:rPr>
+        <w:t>В IT-отделе была выполнена проверка и базовая настройка локальной сети.</w:t>
+      </w:r>
+    </w:p>
+    <w:p>
+      <w:pPr>
+        <w:spacing w:line="360" w:lineRule="auto"/>
+        <w:ind w:right="-1" w:firstLine="709"/>
+        <w:jc w:val="both"/>
+        <w:rPr>
+          <w:sz w:val="28"/>
+          <w:szCs w:val="28"/>
+          <w:lang w:eastAsia="zh-CN"/>
+        </w:rPr>
+      </w:pPr>
+      <w:r>
+        <w:rPr>
+          <w:sz w:val="28"/>
+          <w:szCs w:val="28"/>
+          <w:lang w:eastAsia="zh-CN"/>
+        </w:rPr>
+        <w:t>Проверка сетевых параметров:</w:t>
+      </w:r>
+    </w:p>
+    <w:p>
+      <w:pPr>
+        <w:numPr>
+          <w:ilvl w:val="0"/>
+          <w:numId w:val="35"/>
+        </w:numPr>
+        <w:spacing w:line="360" w:lineRule="auto"/>
+        <w:ind w:left="0" w:right="-1" w:firstLine="709"/>
+        <w:jc w:val="both"/>
+        <w:rPr>
+          <w:sz w:val="28"/>
+          <w:szCs w:val="28"/>
+          <w:lang w:eastAsia="zh-CN"/>
+        </w:rPr>
+      </w:pPr>
+      <w:r>
+        <w:rPr>
+          <w:sz w:val="28"/>
+          <w:szCs w:val="28"/>
+          <w:lang w:eastAsia="zh-CN"/>
+        </w:rPr>
+        <w:t>IP-адрес: получен автоматически через DHCP</w:t>
+      </w:r>
+    </w:p>
+    <w:p>
+      <w:pPr>
+        <w:numPr>
+          <w:ilvl w:val="0"/>
+          <w:numId w:val="35"/>
+        </w:numPr>
+        <w:spacing w:line="360" w:lineRule="auto"/>
+        <w:ind w:left="0" w:right="-1" w:firstLine="709"/>
+        <w:jc w:val="both"/>
+        <w:rPr>
+          <w:sz w:val="28"/>
+          <w:szCs w:val="28"/>
+          <w:lang w:eastAsia="zh-CN"/>
+        </w:rPr>
+      </w:pPr>
+      <w:r>
+        <w:rPr>
+          <w:sz w:val="28"/>
+          <w:szCs w:val="28"/>
+          <w:lang w:eastAsia="zh-CN"/>
+        </w:rPr>
+        <w:t>Маска подсети: 255.255.255.0</w:t>
+      </w:r>
+    </w:p>
+    <w:p>
+      <w:pPr>
+        <w:numPr>
+          <w:ilvl w:val="0"/>
+          <w:numId w:val="35"/>
+        </w:numPr>
+        <w:spacing w:line="360" w:lineRule="auto"/>
+        <w:ind w:left="0" w:right="-1" w:firstLine="709"/>
+        <w:jc w:val="both"/>
+        <w:rPr>
+          <w:sz w:val="28"/>
+          <w:szCs w:val="28"/>
+          <w:lang w:eastAsia="zh-CN"/>
+        </w:rPr>
+      </w:pPr>
+      <w:r>
+        <w:rPr>
+          <w:sz w:val="28"/>
+          <w:szCs w:val="28"/>
+          <w:lang w:eastAsia="zh-CN"/>
+        </w:rPr>
+        <w:t>Шлюз: 192.168.1.1</w:t>
+      </w:r>
+    </w:p>
+    <w:p>
+      <w:pPr>
+        <w:numPr>
+          <w:ilvl w:val="0"/>
+          <w:numId w:val="35"/>
+        </w:numPr>
+        <w:spacing w:line="360" w:lineRule="auto"/>
+        <w:ind w:left="0" w:right="-1" w:firstLine="709"/>
+        <w:jc w:val="both"/>
+        <w:rPr>
+          <w:sz w:val="28"/>
+          <w:szCs w:val="28"/>
+          <w:lang w:eastAsia="zh-CN"/>
+        </w:rPr>
+      </w:pPr>
+      <w:r>
+        <w:rPr>
+          <w:sz w:val="28"/>
+          <w:szCs w:val="28"/>
+          <w:lang w:eastAsia="zh-CN"/>
+        </w:rPr>
+        <w:t>DNS-сервер: 192.168.1.10 (контроллер домена)</w:t>
+      </w:r>
+    </w:p>
+    <w:p>
+      <w:pPr>
+        <w:spacing w:line="360" w:lineRule="auto"/>
+        <w:ind w:right="-1"/>
+        <w:jc w:val="center"/>
+        <w:rPr>
+          <w:sz w:val="28"/>
+          <w:szCs w:val="28"/>
+          <w:lang w:eastAsia="zh-CN"/>
+        </w:rPr>
+      </w:pPr>
+      <w:r>
+        <w:rPr>
+          <w:sz w:val="28"/>
+          <w:szCs w:val="28"/>
+          <w:lang w:eastAsia="zh-CN"/>
+        </w:rPr>
+        <w:drawing>
+          <wp:inline distT="0" distB="0" distL="0" distR="0" wp14:anchorId="27A325F3" wp14:editId="49B108DF">
+            <wp:extent cx="4890575" cy="5635625"/>
+            <wp:effectExtent l="19050" t="19050" r="24765" b="22225"/>
+            <wp:docPr id="1244829870" name="Рисунок 1"/>
+            <wp:cNvGraphicFramePr>
+              <a:graphicFrameLocks xmlns:a="http://schemas.openxmlformats.org/drawingml/2006/main" noChangeAspect="1"/>
+            </wp:cNvGraphicFramePr>
+            <a:graphic xmlns:a="http://schemas.openxmlformats.org/drawingml/2006/main">
+              <a:graphicData uri="http://schemas.openxmlformats.org/drawingml/2006/picture">
+                <pic:pic xmlns:pic="http://schemas.openxmlformats.org/drawingml/2006/picture">
+                  <pic:nvPicPr>
+                    <pic:cNvPr id="1244829870" name=""/>
+                    <pic:cNvPicPr/>
+                  </pic:nvPicPr>
+                  <pic:blipFill>
+                    <a:blip r:embed="rId31"/>
+                    <a:stretch>
+                      <a:fillRect/>
+                    </a:stretch>
+                  </pic:blipFill>
+                  <pic:spPr>
+                    <a:xfrm>
+                      <a:off x="0" y="0"/>
+                      <a:ext cx="4951140" cy="5705417"/>
+                    </a:xfrm>
+                    <a:prstGeom prst="rect">
+                      <a:avLst/>
+                    </a:prstGeom>
+                    <a:ln>
+                      <a:solidFill>
+                        <a:schemeClr val="tx1"/>
+                      </a:solidFill>
+                    </a:ln>
+                  </pic:spPr>
+                </pic:pic>
+              </a:graphicData>
+            </a:graphic>
+          </wp:inline>
+        </w:drawing>
+      </w:r>
+    </w:p>
+    <w:p>
+      <w:pPr>
+        <w:spacing w:line="360" w:lineRule="auto"/>
+        <w:ind w:right="-1"/>
+        <w:jc w:val="center"/>
+        <w:rPr>
+          <w:sz w:val="28"/>
+          <w:szCs w:val="28"/>
+          <w:lang w:eastAsia="zh-CN"/>
+        </w:rPr>
+      </w:pPr>
+      <w:r>
+        <w:rPr>
+          <w:sz w:val="28"/>
+          <w:szCs w:val="28"/>
+          <w:lang w:eastAsia="zh-CN"/>
+        </w:rPr>
+        <w:t xml:space="preserve">Рисунок </w:t>
+      </w:r>
+      <w:r>
+        <w:rPr>
+          <w:sz w:val="28"/>
+          <w:szCs w:val="28"/>
+          <w:lang w:eastAsia="zh-CN"/>
+        </w:rPr>
+        <w:t>19</w:t>
+      </w:r>
+      <w:r>
+        <w:rPr>
+          <w:sz w:val="28"/>
+          <w:szCs w:val="28"/>
+          <w:lang w:eastAsia="zh-CN"/>
+        </w:rPr>
+        <w:t xml:space="preserve"> – Результат выполнения ipconfig /all</w:t>
+      </w:r>
+    </w:p>
+    <w:p>
+      <w:pPr>
+        <w:spacing w:line="360" w:lineRule="auto"/>
+        <w:ind w:right="-1"/>
+        <w:jc w:val="center"/>
+        <w:rPr>
+          <w:sz w:val="28"/>
+          <w:szCs w:val="28"/>
+          <w:lang w:eastAsia="zh-CN"/>
+        </w:rPr>
+      </w:pPr>
+      <w:r>
+        <w:rPr>
+          <w:sz w:val="28"/>
+          <w:szCs w:val="28"/>
+          <w:lang w:eastAsia="zh-CN"/>
+        </w:rPr>
+        <w:lastRenderedPageBreak/>
+        <w:drawing>
+          <wp:inline distT="0" distB="0" distL="0" distR="0" wp14:anchorId="213F9C9A" wp14:editId="6BA360C9">
+            <wp:extent cx="3497873" cy="3630881"/>
+            <wp:effectExtent l="19050" t="19050" r="26670" b="27305"/>
+            <wp:docPr id="2022245487" name="Рисунок 1"/>
+            <wp:cNvGraphicFramePr>
+              <a:graphicFrameLocks xmlns:a="http://schemas.openxmlformats.org/drawingml/2006/main" noChangeAspect="1"/>
+            </wp:cNvGraphicFramePr>
+            <a:graphic xmlns:a="http://schemas.openxmlformats.org/drawingml/2006/main">
+              <a:graphicData uri="http://schemas.openxmlformats.org/drawingml/2006/picture">
+                <pic:pic xmlns:pic="http://schemas.openxmlformats.org/drawingml/2006/picture">
+                  <pic:nvPicPr>
+                    <pic:cNvPr id="2022245487" name=""/>
+                    <pic:cNvPicPr/>
+                  </pic:nvPicPr>
+                  <pic:blipFill>
+                    <a:blip r:embed="rId32"/>
+                    <a:stretch>
+                      <a:fillRect/>
+                    </a:stretch>
+                  </pic:blipFill>
+                  <pic:spPr>
+                    <a:xfrm>
+                      <a:off x="0" y="0"/>
+                      <a:ext cx="3514025" cy="3647647"/>
+                    </a:xfrm>
+                    <a:prstGeom prst="rect">
+                      <a:avLst/>
+                    </a:prstGeom>
+                    <a:ln>
+                      <a:solidFill>
+                        <a:schemeClr val="tx1"/>
+                      </a:solidFill>
+                    </a:ln>
+                  </pic:spPr>
+                </pic:pic>
+              </a:graphicData>
+            </a:graphic>
+          </wp:inline>
+        </w:drawing>
+      </w:r>
+    </w:p>
+    <w:p>
+      <w:pPr>
+        <w:spacing w:line="360" w:lineRule="auto"/>
+        <w:ind w:right="-1"/>
+        <w:jc w:val="center"/>
+        <w:rPr>
+          <w:sz w:val="28"/>
+          <w:szCs w:val="28"/>
+          <w:lang w:eastAsia="zh-CN"/>
+        </w:rPr>
+      </w:pPr>
+      <w:r>
+        <w:rPr>
+          <w:sz w:val="28"/>
+          <w:szCs w:val="28"/>
+          <w:lang w:eastAsia="zh-CN"/>
+        </w:rPr>
+        <w:t xml:space="preserve">Рисунок </w:t>
+      </w:r>
+      <w:r>
+        <w:rPr>
+          <w:sz w:val="28"/>
+          <w:szCs w:val="28"/>
+          <w:lang w:eastAsia="zh-CN"/>
+        </w:rPr>
+        <w:t>20</w:t>
+      </w:r>
+      <w:r>
+        <w:rPr>
+          <w:sz w:val="28"/>
+          <w:szCs w:val="28"/>
+          <w:lang w:eastAsia="zh-CN"/>
+        </w:rPr>
+        <w:t xml:space="preserve"> – Проверка связи со шлюзом и интернетом</w:t>
+      </w:r>
+    </w:p>
+    <w:p>
+      <w:pPr>
+        <w:spacing w:line="360" w:lineRule="auto"/>
+        <w:ind w:right="-1"/>
+        <w:jc w:val="center"/>
+        <w:rPr>
+          <w:sz w:val="28"/>
+          <w:szCs w:val="28"/>
+          <w:lang w:eastAsia="zh-CN"/>
+        </w:rPr>
+      </w:pPr>
+    </w:p>
+    <w:p>
+      <w:pPr>
+        <w:spacing w:line="360" w:lineRule="auto"/>
+        <w:ind w:right="-1" w:firstLine="709"/>
+        <w:jc w:val="both"/>
+        <w:rPr>
+          <w:sz w:val="28"/>
+          <w:szCs w:val="28"/>
+          <w:lang w:eastAsia="zh-CN"/>
+        </w:rPr>
+      </w:pPr>
+      <w:r>
+        <w:rPr>
+          <w:sz w:val="28"/>
+          <w:szCs w:val="28"/>
+          <w:lang w:eastAsia="zh-CN"/>
+        </w:rPr>
+        <w:t>Настройка сетевых папок и принтеров:</w:t>
+      </w:r>
+    </w:p>
+    <w:p>
+      <w:pPr>
+        <w:numPr>
+          <w:ilvl w:val="0"/>
+          <w:numId w:val="36"/>
+        </w:numPr>
+        <w:tabs>
+          <w:tab w:val="clear" w:pos="720"/>
+        </w:tabs>
+        <w:spacing w:line="360" w:lineRule="auto"/>
+        <w:ind w:left="0" w:right="-1" w:firstLine="709"/>
+        <w:jc w:val="both"/>
+        <w:rPr>
+          <w:sz w:val="28"/>
+          <w:szCs w:val="28"/>
+          <w:lang w:eastAsia="zh-CN"/>
+        </w:rPr>
+      </w:pPr>
+      <w:r>
+        <w:rPr>
+          <w:sz w:val="28"/>
+          <w:szCs w:val="28"/>
+          <w:lang w:eastAsia="zh-CN"/>
+        </w:rPr>
+        <w:t>Общий принтер HP LaserJet добавлен по пути \\Server\Printer</w:t>
+      </w:r>
+    </w:p>
+    <w:p>
+      <w:pPr>
+        <w:numPr>
+          <w:ilvl w:val="0"/>
+          <w:numId w:val="36"/>
+        </w:numPr>
+        <w:tabs>
+          <w:tab w:val="clear" w:pos="720"/>
+        </w:tabs>
+        <w:spacing w:line="360" w:lineRule="auto"/>
+        <w:ind w:left="0" w:right="-1" w:firstLine="709"/>
+        <w:jc w:val="both"/>
+        <w:rPr>
+          <w:sz w:val="28"/>
+          <w:szCs w:val="28"/>
+          <w:lang w:eastAsia="zh-CN"/>
+        </w:rPr>
+      </w:pPr>
+      <w:r>
+        <w:rPr>
+          <w:sz w:val="28"/>
+          <w:szCs w:val="28"/>
+          <w:lang w:eastAsia="zh-CN"/>
+        </w:rPr>
+        <w:t>Сетевой диск (Z:) подключен к общей папке \\PC-IT\Software</w:t>
+      </w:r>
+    </w:p>
+    <w:p>
+      <w:pPr>
+        <w:spacing w:line="360" w:lineRule="auto"/>
+        <w:ind w:right="-1" w:firstLine="709"/>
+        <w:jc w:val="both"/>
+        <w:rPr>
+          <w:sz w:val="28"/>
+          <w:szCs w:val="28"/>
+          <w:lang w:eastAsia="zh-CN"/>
+        </w:rPr>
+      </w:pPr>
+      <w:r>
+        <w:rPr>
+          <w:sz w:val="28"/>
+          <w:szCs w:val="28"/>
+          <w:lang w:eastAsia="zh-CN"/>
+        </w:rPr>
+        <w:t>Вывод: Локальная сеть настроена корректно, все узлы пингуются, доступ к общим ресурсам работает.</w:t>
+      </w:r>
+    </w:p>
+    <w:p>
+      <w:pPr>
+        <w:spacing w:line="360" w:lineRule="auto"/>
+        <w:ind w:right="-1" w:firstLine="709"/>
+        <w:jc w:val="both"/>
+        <w:rPr>
+          <w:sz w:val="28"/>
+          <w:szCs w:val="28"/>
+          <w:lang w:eastAsia="zh-CN"/>
+        </w:rPr>
+      </w:pPr>
+    </w:p>
+    <w:p>
+      <w:pPr>
+        <w:spacing w:line="360" w:lineRule="auto"/>
+        <w:ind w:right="-1"/>
+        <w:jc w:val="center"/>
+        <w:rPr>
+          <w:b/>
+          <w:bCs/>
+          <w:sz w:val="28"/>
+          <w:szCs w:val="28"/>
+          <w:lang w:eastAsia="zh-CN"/>
+        </w:rPr>
+      </w:pPr>
+      <w:r>
+        <w:rPr>
+          <w:b/>
+          <w:bCs/>
+          <w:sz w:val="28"/>
+          <w:szCs w:val="28"/>
+          <w:lang w:eastAsia="zh-CN"/>
+        </w:rPr>
+        <w:t>4.1</w:t>
+      </w:r>
+      <w:r>
+        <w:rPr>
+          <w:b/>
+          <w:bCs/>
+          <w:sz w:val="28"/>
+          <w:szCs w:val="28"/>
+          <w:lang w:eastAsia="zh-CN"/>
+        </w:rPr>
+        <w:t>6</w:t>
+      </w:r>
+      <w:r>
+        <w:rPr>
+          <w:b/>
+          <w:bCs/>
+          <w:sz w:val="28"/>
+          <w:szCs w:val="28"/>
+          <w:lang w:eastAsia="zh-CN"/>
+        </w:rPr>
+        <w:t xml:space="preserve">. </w:t>
+      </w:r>
+      <w:r>
+        <w:rPr>
+          <w:b/>
+          <w:bCs/>
+          <w:sz w:val="28"/>
+          <w:szCs w:val="28"/>
+          <w:lang w:eastAsia="zh-CN"/>
+        </w:rPr>
+        <w:t>Анализ</w:t>
+      </w:r>
+      <w:r>
+        <w:rPr>
+          <w:b/>
+          <w:bCs/>
+          <w:sz w:val="28"/>
+          <w:szCs w:val="28"/>
+          <w:lang w:eastAsia="zh-CN"/>
+        </w:rPr>
+        <w:t xml:space="preserve"> риск</w:t>
+      </w:r>
+      <w:r>
+        <w:rPr>
+          <w:b/>
+          <w:bCs/>
+          <w:sz w:val="28"/>
+          <w:szCs w:val="28"/>
+          <w:lang w:eastAsia="zh-CN"/>
+        </w:rPr>
+        <w:t>ов</w:t>
+      </w:r>
+      <w:r>
+        <w:rPr>
+          <w:b/>
+          <w:bCs/>
+          <w:sz w:val="28"/>
+          <w:szCs w:val="28"/>
+          <w:lang w:eastAsia="zh-CN"/>
+        </w:rPr>
+        <w:t xml:space="preserve"> и характеристики качества ПО</w:t>
+      </w:r>
+    </w:p>
+    <w:p>
+      <w:pPr>
+        <w:spacing w:line="360" w:lineRule="auto"/>
+        <w:ind w:right="-1" w:firstLine="709"/>
+        <w:jc w:val="both"/>
+        <w:rPr>
+          <w:b/>
+          <w:bCs/>
+          <w:sz w:val="28"/>
+          <w:szCs w:val="28"/>
+          <w:lang w:eastAsia="zh-CN"/>
+        </w:rPr>
+      </w:pPr>
     </w:p>
     <w:p>
       <w:pPr>
@@ -9963,7 +12573,23 @@
           <w:szCs w:val="28"/>
           <w:lang w:eastAsia="zh-CN"/>
         </w:rPr>
-        <w:t>Таблица 12 – Анализ рисков качества ПО</w:t>
+        <w:t>Таблица 1</w:t>
+      </w:r>
+      <w:r>
+        <w:rPr>
+          <w:sz w:val="28"/>
+          <w:szCs w:val="28"/>
+          <w:lang w:eastAsia="zh-CN"/>
+        </w:rPr>
+        <w:t>3</w:t>
+      </w:r>
+      <w:r>
+        <w:rPr>
+          <w:sz w:val="28"/>
+          <w:szCs w:val="28"/>
+          <w:lang w:eastAsia="zh-CN"/>
+        </w:rPr>
+        <w:t xml:space="preserve"> – Анализ рисков качества ПО</w:t>
       </w:r>
     </w:p>
     <w:tbl>
@@ -10229,7 +12855,6 @@
                 <w:szCs w:val="28"/>
                 <w:lang w:eastAsia="zh-CN"/>
               </w:rPr>
-              <w:lastRenderedPageBreak/>
               <w:t>Потеря данных 1С</w:t>
             </w:r>
           </w:p>
@@ -10336,18 +12961,8 @@
                 <w:szCs w:val="28"/>
                 <w:lang w:eastAsia="zh-CN"/>
               </w:rPr>
-              <w:t xml:space="preserve">Взлом </w:t>
+              <w:t>Взлом WordPress</w:t>
             </w:r>
-            <w:proofErr w:type="spellStart"/>
-            <w:r>
-              <w:rPr>
-                <w:sz w:val="28"/>
-                <w:szCs w:val="28"/>
-                <w:lang w:eastAsia="zh-CN"/>
-              </w:rPr>
-              <w:t>WordPress</w:t>
-            </w:r>
-            <w:proofErr w:type="spellEnd"/>
           </w:p>
         </w:tc>
         <w:tc>
@@ -10465,6 +13080,7 @@
           <w:szCs w:val="28"/>
           <w:lang w:eastAsia="zh-CN"/>
         </w:rPr>
+        <w:lastRenderedPageBreak/>
         <w:t>4.1</w:t>
       </w:r>
       <w:r>
@@ -10475,7 +13091,7 @@
           <w:szCs w:val="28"/>
           <w:lang w:eastAsia="zh-CN"/>
         </w:rPr>
-        <w:t>2</w:t>
+        <w:t>7</w:t>
       </w:r>
       <w:r>
         <w:rPr>
@@ -10559,7 +13175,23 @@
           <w:szCs w:val="28"/>
           <w:lang w:eastAsia="zh-CN"/>
         </w:rPr>
-        <w:t>Таблица 13 – Методы и средства защиты ПО</w:t>
+        <w:t>Таблица 1</w:t>
+      </w:r>
+      <w:r>
+        <w:rPr>
+          <w:sz w:val="28"/>
+          <w:szCs w:val="28"/>
+          <w:lang w:eastAsia="zh-CN"/>
+        </w:rPr>
+        <w:t>4</w:t>
+      </w:r>
+      <w:r>
+        <w:rPr>
+          <w:sz w:val="28"/>
+          <w:szCs w:val="28"/>
+          <w:lang w:eastAsia="zh-CN"/>
+        </w:rPr>
+        <w:t xml:space="preserve"> – Методы и средства защиты ПО</w:t>
       </w:r>
     </w:p>
     <w:tbl>
@@ -10677,97 +13309,13 @@
                 <w:lang w:eastAsia="zh-CN"/>
               </w:rPr>
             </w:pPr>
-            <w:proofErr w:type="spellStart"/>
             <w:r>
               <w:rPr>
                 <w:sz w:val="28"/>
                 <w:szCs w:val="28"/>
                 <w:lang w:eastAsia="zh-CN"/>
               </w:rPr>
-              <w:t>Kaspersky</w:t>
-            </w:r>
-            <w:proofErr w:type="spellEnd"/>
-            <w:r>
-              <w:rPr>
-                <w:sz w:val="28"/>
-                <w:szCs w:val="28"/>
-                <w:lang w:eastAsia="zh-CN"/>
-              </w:rPr>
-              <w:t xml:space="preserve"> </w:t>
-            </w:r>
-            <w:proofErr w:type="spellStart"/>
-            <w:r>
-              <w:rPr>
-                <w:sz w:val="28"/>
-                <w:szCs w:val="28"/>
-                <w:lang w:eastAsia="zh-CN"/>
-              </w:rPr>
-              <w:t>Free</w:t>
-            </w:r>
-            <w:proofErr w:type="spellEnd"/>
-          </w:p>
-        </w:tc>
-      </w:tr>
-      <w:tr>
-        <w:tc>
-          <w:tcPr>
-            <w:tcW w:w="0" w:type="auto"/>
-            <w:hideMark/>
-          </w:tcPr>
-          <w:p>
-            <w:pPr>
-              <w:spacing w:line="360" w:lineRule="auto"/>
-              <w:ind w:right="-1"/>
-              <w:jc w:val="both"/>
-              <w:rPr>
-                <w:sz w:val="28"/>
-                <w:szCs w:val="28"/>
-                <w:lang w:eastAsia="zh-CN"/>
-              </w:rPr>
-            </w:pPr>
-            <w:r>
-              <w:rPr>
-                <w:sz w:val="28"/>
-                <w:szCs w:val="28"/>
-                <w:lang w:eastAsia="zh-CN"/>
-              </w:rPr>
-              <w:t>Защита данных 1С</w:t>
-            </w:r>
-          </w:p>
-        </w:tc>
-        <w:tc>
-          <w:tcPr>
-            <w:tcW w:w="4801" w:type="dxa"/>
-            <w:hideMark/>
-          </w:tcPr>
-          <w:p>
-            <w:pPr>
-              <w:spacing w:line="360" w:lineRule="auto"/>
-              <w:ind w:right="-1"/>
-              <w:jc w:val="both"/>
-              <w:rPr>
-                <w:sz w:val="28"/>
-                <w:szCs w:val="28"/>
-                <w:lang w:eastAsia="zh-CN"/>
-              </w:rPr>
-            </w:pPr>
-            <w:proofErr w:type="spellStart"/>
-            <w:r>
-              <w:rPr>
-                <w:sz w:val="28"/>
-                <w:szCs w:val="28"/>
-                <w:lang w:eastAsia="zh-CN"/>
-              </w:rPr>
-              <w:t>Бэкап</w:t>
-            </w:r>
-            <w:proofErr w:type="spellEnd"/>
-            <w:r>
-              <w:rPr>
-                <w:sz w:val="28"/>
-                <w:szCs w:val="28"/>
-                <w:lang w:eastAsia="zh-CN"/>
-              </w:rPr>
-              <w:t>, права доступа</w:t>
+              <w:t>Kaspersky Free</w:t>
             </w:r>
           </w:p>
         </w:tc>
@@ -10795,18 +13343,62 @@
                 <w:szCs w:val="28"/>
                 <w:lang w:eastAsia="zh-CN"/>
               </w:rPr>
-              <w:t xml:space="preserve">Защита </w:t>
+              <w:t>Защита данных 1С</w:t>
             </w:r>
-            <w:proofErr w:type="spellStart"/>
+          </w:p>
+        </w:tc>
+        <w:tc>
+          <w:tcPr>
+            <w:tcW w:w="4801" w:type="dxa"/>
+            <w:hideMark/>
+          </w:tcPr>
+          <w:p>
+            <w:pPr>
+              <w:spacing w:line="360" w:lineRule="auto"/>
+              <w:ind w:right="-1"/>
+              <w:jc w:val="both"/>
+              <w:rPr>
+                <w:sz w:val="28"/>
+                <w:szCs w:val="28"/>
+                <w:lang w:eastAsia="zh-CN"/>
+              </w:rPr>
+            </w:pPr>
             <w:r>
               <w:rPr>
                 <w:sz w:val="28"/>
                 <w:szCs w:val="28"/>
                 <w:lang w:eastAsia="zh-CN"/>
               </w:rPr>
-              <w:t>WordPress</w:t>
+              <w:t>Бэкап, права доступа</w:t>
             </w:r>
-            <w:proofErr w:type="spellEnd"/>
+          </w:p>
+        </w:tc>
+      </w:tr>
+      <w:tr>
+        <w:tc>
+          <w:tcPr>
+            <w:tcW w:w="0" w:type="auto"/>
+            <w:hideMark/>
+          </w:tcPr>
+          <w:p>
+            <w:pPr>
+              <w:spacing w:line="360" w:lineRule="auto"/>
+              <w:ind w:right="-1"/>
+              <w:jc w:val="both"/>
+              <w:rPr>
+                <w:sz w:val="28"/>
+                <w:szCs w:val="28"/>
+                <w:lang w:eastAsia="zh-CN"/>
+              </w:rPr>
+            </w:pPr>
+            <w:r>
+              <w:rPr>
+                <w:sz w:val="28"/>
+                <w:szCs w:val="28"/>
+                <w:lang w:eastAsia="zh-CN"/>
+              </w:rPr>
+              <w:t>Защита WordPress</w:t>
+            </w:r>
           </w:p>
         </w:tc>
         <w:tc>
@@ -10885,18 +13477,8 @@
                 <w:szCs w:val="28"/>
                 <w:lang w:eastAsia="zh-CN"/>
               </w:rPr>
-              <w:t xml:space="preserve">Брандмауэр </w:t>
+              <w:t>Брандмауэр Windows</w:t>
             </w:r>
-            <w:proofErr w:type="spellStart"/>
-            <w:r>
-              <w:rPr>
-                <w:sz w:val="28"/>
-                <w:szCs w:val="28"/>
-                <w:lang w:eastAsia="zh-CN"/>
-              </w:rPr>
-              <w:t>Windows</w:t>
-            </w:r>
-            <w:proofErr w:type="spellEnd"/>
           </w:p>
         </w:tc>
       </w:tr>
@@ -10946,7 +13528,7 @@
           <w:szCs w:val="28"/>
           <w:lang w:eastAsia="zh-CN"/>
         </w:rPr>
-        <w:t>3</w:t>
+        <w:t>8</w:t>
       </w:r>
       <w:r>
         <w:rPr>
@@ -11054,18 +13636,8 @@
           <w:szCs w:val="28"/>
           <w:lang w:eastAsia="zh-CN"/>
         </w:rPr>
-        <w:t xml:space="preserve">Включена защита в реальном времени </w:t>
-      </w:r>
-      <w:proofErr w:type="spellStart"/>
-      <w:r>
-        <w:rPr>
-          <w:sz w:val="28"/>
-          <w:szCs w:val="28"/>
-          <w:lang w:eastAsia="zh-CN"/>
-        </w:rPr>
-        <w:t>Kaspersky</w:t>
-      </w:r>
-      <w:proofErr w:type="spellEnd"/>
+        <w:t>Включена защита в реальном времени Kaspersky</w:t>
+      </w:r>
     </w:p>
     <w:p>
       <w:pPr>
@@ -11112,43 +13684,7 @@
           <w:szCs w:val="28"/>
           <w:lang w:eastAsia="zh-CN"/>
         </w:rPr>
-        <w:t xml:space="preserve">Сменен префикс таблиц в </w:t>
-      </w:r>
-      <w:proofErr w:type="spellStart"/>
-      <w:r>
-        <w:rPr>
-          <w:sz w:val="28"/>
-          <w:szCs w:val="28"/>
-          <w:lang w:eastAsia="zh-CN"/>
-        </w:rPr>
-        <w:t>WordPress</w:t>
-      </w:r>
-      <w:proofErr w:type="spellEnd"/>
-      <w:r>
-        <w:rPr>
-          <w:sz w:val="28"/>
-          <w:szCs w:val="28"/>
-          <w:lang w:eastAsia="zh-CN"/>
-        </w:rPr>
-        <w:t xml:space="preserve"> (</w:t>
-      </w:r>
-      <w:proofErr w:type="spellStart"/>
-      <w:r>
-        <w:rPr>
-          <w:sz w:val="28"/>
-          <w:szCs w:val="28"/>
-          <w:lang w:eastAsia="zh-CN"/>
-        </w:rPr>
-        <w:t>wp_secure</w:t>
-      </w:r>
-      <w:proofErr w:type="spellEnd"/>
-      <w:r>
-        <w:rPr>
-          <w:sz w:val="28"/>
-          <w:szCs w:val="28"/>
-          <w:lang w:eastAsia="zh-CN"/>
-        </w:rPr>
-        <w:t>_)</w:t>
+        <w:t>Сменен префикс таблиц в WordPress (wp_secure_)</w:t>
       </w:r>
     </w:p>
     <w:p>
@@ -11172,25 +13708,7 @@
           <w:szCs w:val="28"/>
           <w:lang w:eastAsia="zh-CN"/>
         </w:rPr>
-        <w:t xml:space="preserve">Настроены учетные записи </w:t>
-      </w:r>
-      <w:proofErr w:type="spellStart"/>
-      <w:r>
-        <w:rPr>
-          <w:sz w:val="28"/>
-          <w:szCs w:val="28"/>
-          <w:lang w:eastAsia="zh-CN"/>
-        </w:rPr>
-        <w:t>Windows</w:t>
-      </w:r>
-      <w:proofErr w:type="spellEnd"/>
-      <w:r>
-        <w:rPr>
-          <w:sz w:val="28"/>
-          <w:szCs w:val="28"/>
-          <w:lang w:eastAsia="zh-CN"/>
-        </w:rPr>
-        <w:t xml:space="preserve"> с ограниченными правами</w:t>
+        <w:t>Настроены учетные записи Windows с ограниченными правами</w:t>
       </w:r>
     </w:p>
     <w:p>
@@ -11214,18 +13732,16 @@
           <w:szCs w:val="28"/>
           <w:lang w:eastAsia="zh-CN"/>
         </w:rPr>
-        <w:t xml:space="preserve">Включен брандмауэр </w:t>
-      </w:r>
-      <w:proofErr w:type="spellStart"/>
-      <w:r>
-        <w:rPr>
-          <w:sz w:val="28"/>
-          <w:szCs w:val="28"/>
-          <w:lang w:eastAsia="zh-CN"/>
-        </w:rPr>
-        <w:t>Windows</w:t>
-      </w:r>
-      <w:proofErr w:type="spellEnd"/>
+        <w:t>Включен брандмауэр Windows</w:t>
+      </w:r>
+      <w:r>
+        <w:rPr>
+          <w:sz w:val="28"/>
+          <w:szCs w:val="28"/>
+          <w:lang w:eastAsia="zh-CN"/>
+        </w:rPr>
+        <w:t xml:space="preserve"> (рис. 21)</w:t>
+      </w:r>
     </w:p>
     <w:p>
       <w:pPr>
@@ -11244,11 +13760,10 @@
           <w:sz w:val="28"/>
           <w:szCs w:val="28"/>
         </w:rPr>
-        <w:lastRenderedPageBreak/>
         <w:drawing>
-          <wp:inline distT="0" distB="0" distL="0" distR="0" wp14:anchorId="68777297" wp14:editId="5AD1CF28">
-            <wp:extent cx="3634451" cy="2706506"/>
-            <wp:effectExtent l="19050" t="19050" r="4445" b="0"/>
+          <wp:inline distT="0" distB="0" distL="0" distR="0" wp14:anchorId="68777297" wp14:editId="26B6D844">
+            <wp:extent cx="4168198" cy="3103977"/>
+            <wp:effectExtent l="19050" t="19050" r="22860" b="20320"/>
             <wp:docPr id="1002891426" name="Рисунок 1"/>
             <wp:cNvGraphicFramePr>
               <a:graphicFrameLocks xmlns:a="http://schemas.openxmlformats.org/drawingml/2006/main" noChangeAspect="1"/>
@@ -11261,7 +13776,7 @@
                     <pic:cNvPicPr/>
                   </pic:nvPicPr>
                   <pic:blipFill>
-                    <a:blip r:embed="rId21"/>
+                    <a:blip r:embed="rId33"/>
                     <a:stretch>
                       <a:fillRect/>
                     </a:stretch>
@@ -11269,7 +13784,7 @@
                   <pic:spPr>
                     <a:xfrm>
                       <a:off x="0" y="0"/>
-                      <a:ext cx="3643956" cy="2713584"/>
+                      <a:ext cx="4185730" cy="3117032"/>
                     </a:xfrm>
                     <a:prstGeom prst="rect">
                       <a:avLst/>
@@ -11293,20 +13808,24 @@
           <w:lang w:eastAsia="zh-CN"/>
         </w:rPr>
         <w:br/>
-        <w:t>Рисунок 10 – Настройка брандмауэра</w:t>
-      </w:r>
-    </w:p>
-    <w:p>
-      <w:pPr>
-        <w:spacing w:line="360" w:lineRule="auto"/>
-        <w:ind w:right="-1"/>
-        <w:jc w:val="center"/>
-        <w:rPr>
-          <w:sz w:val="28"/>
-          <w:szCs w:val="28"/>
-          <w:lang w:eastAsia="zh-CN"/>
-        </w:rPr>
-      </w:pPr>
+        <w:t xml:space="preserve">Рисунок </w:t>
+      </w:r>
+      <w:r>
+        <w:rPr>
+          <w:sz w:val="28"/>
+          <w:szCs w:val="28"/>
+          <w:lang w:eastAsia="zh-CN"/>
+        </w:rPr>
+        <w:t>21</w:t>
+      </w:r>
+      <w:r>
+        <w:rPr>
+          <w:sz w:val="28"/>
+          <w:szCs w:val="28"/>
+          <w:lang w:eastAsia="zh-CN"/>
+        </w:rPr>
+        <w:t xml:space="preserve"> – Настройка брандмауэра</w:t>
+      </w:r>
       <w:r>
         <w:rPr>
           <w:sz w:val="28"/>
@@ -11362,10 +13881,14 @@
           <w:szCs w:val="28"/>
           <w:lang w:eastAsia="zh-CN"/>
         </w:rPr>
-        <w:t>Запуск 1</w:t>
-      </w:r>
-      <w:proofErr w:type="gramStart"/>
-      <w:r>
+        <w:t>Запуск 1С:Бухгалтерия</w:t>
+      </w:r>
+    </w:p>
+    <w:p>
+      <w:pPr>
+        <w:spacing w:line="360" w:lineRule="auto"/>
+        <w:ind w:right="-1"/>
+        <w:jc w:val="center"/>
         <w:rPr>
           <w:b/>
           <w:bCs/>
@@ -11373,22 +13896,6 @@
           <w:szCs w:val="28"/>
           <w:lang w:eastAsia="zh-CN"/>
         </w:rPr>
-        <w:t>С:Бухгалтерия</w:t>
-      </w:r>
-      <w:proofErr w:type="gramEnd"/>
-    </w:p>
-    <w:p>
-      <w:pPr>
-        <w:spacing w:line="360" w:lineRule="auto"/>
-        <w:ind w:right="-1"/>
-        <w:jc w:val="center"/>
-        <w:rPr>
-          <w:b/>
-          <w:bCs/>
-          <w:sz w:val="28"/>
-          <w:szCs w:val="28"/>
-          <w:lang w:eastAsia="zh-CN"/>
-        </w:rPr>
       </w:pPr>
     </w:p>
     <w:p>
@@ -11408,25 +13915,7 @@
           <w:szCs w:val="28"/>
           <w:lang w:eastAsia="zh-CN"/>
         </w:rPr>
-        <w:t>Чтобы запустить 1</w:t>
-      </w:r>
-      <w:proofErr w:type="gramStart"/>
-      <w:r>
-        <w:rPr>
-          <w:sz w:val="28"/>
-          <w:szCs w:val="28"/>
-          <w:lang w:eastAsia="zh-CN"/>
-        </w:rPr>
-        <w:t>С:Бухгалтерия</w:t>
-      </w:r>
-      <w:proofErr w:type="gramEnd"/>
-      <w:r>
-        <w:rPr>
-          <w:sz w:val="28"/>
-          <w:szCs w:val="28"/>
-          <w:lang w:eastAsia="zh-CN"/>
-        </w:rPr>
-        <w:t xml:space="preserve"> следует выполн</w:t>
+        <w:t>Чтобы запустить 1С:Бухгалтерия следует выполн</w:t>
       </w:r>
       <w:r>
         <w:rPr>
@@ -11469,25 +13958,7 @@
           <w:szCs w:val="28"/>
           <w:lang w:eastAsia="zh-CN"/>
         </w:rPr>
-        <w:t>Дважды кликнуть по ярлыку «1</w:t>
-      </w:r>
-      <w:proofErr w:type="gramStart"/>
-      <w:r>
-        <w:rPr>
-          <w:sz w:val="28"/>
-          <w:szCs w:val="28"/>
-          <w:lang w:eastAsia="zh-CN"/>
-        </w:rPr>
-        <w:t>С:Предприятие</w:t>
-      </w:r>
-      <w:proofErr w:type="gramEnd"/>
-      <w:r>
-        <w:rPr>
-          <w:sz w:val="28"/>
-          <w:szCs w:val="28"/>
-          <w:lang w:eastAsia="zh-CN"/>
-        </w:rPr>
-        <w:t>»</w:t>
+        <w:t>Дважды кликнуть по ярлыку «1С:Предприятие»</w:t>
       </w:r>
     </w:p>
     <w:p>
@@ -11541,25 +14012,7 @@
           <w:szCs w:val="28"/>
           <w:lang w:eastAsia="zh-CN"/>
         </w:rPr>
-        <w:t>Нажать «1</w:t>
-      </w:r>
-      <w:proofErr w:type="gramStart"/>
-      <w:r>
-        <w:rPr>
-          <w:sz w:val="28"/>
-          <w:szCs w:val="28"/>
-          <w:lang w:eastAsia="zh-CN"/>
-        </w:rPr>
-        <w:t>С:Предприятие</w:t>
-      </w:r>
-      <w:proofErr w:type="gramEnd"/>
-      <w:r>
-        <w:rPr>
-          <w:sz w:val="28"/>
-          <w:szCs w:val="28"/>
-          <w:lang w:eastAsia="zh-CN"/>
-        </w:rPr>
-        <w:t>»</w:t>
+        <w:t>Нажать «1С:Предприятие»</w:t>
       </w:r>
     </w:p>
     <w:p>
@@ -11622,42 +14075,8 @@
           <w:szCs w:val="28"/>
           <w:lang w:eastAsia="zh-CN"/>
         </w:rPr>
-        <w:t xml:space="preserve">Проверка антивируса </w:t>
-      </w:r>
-      <w:proofErr w:type="spellStart"/>
-      <w:r>
-        <w:rPr>
-          <w:b/>
-          <w:bCs/>
-          <w:sz w:val="28"/>
-          <w:szCs w:val="28"/>
-          <w:lang w:eastAsia="zh-CN"/>
-        </w:rPr>
-        <w:t>Kaspersky</w:t>
-      </w:r>
-      <w:proofErr w:type="spellEnd"/>
-      <w:r>
-        <w:rPr>
-          <w:b/>
-          <w:bCs/>
-          <w:sz w:val="28"/>
-          <w:szCs w:val="28"/>
-          <w:lang w:eastAsia="zh-CN"/>
-        </w:rPr>
-        <w:t xml:space="preserve"> </w:t>
-      </w:r>
-      <w:proofErr w:type="spellStart"/>
-      <w:r>
-        <w:rPr>
-          <w:b/>
-          <w:bCs/>
-          <w:sz w:val="28"/>
-          <w:szCs w:val="28"/>
-          <w:lang w:eastAsia="zh-CN"/>
-        </w:rPr>
-        <w:t>Free</w:t>
-      </w:r>
-      <w:proofErr w:type="spellEnd"/>
+        <w:t>Проверка антивируса Kaspersky Free</w:t>
+      </w:r>
     </w:p>
     <w:p>
       <w:pPr>
@@ -11763,36 +14182,8 @@
           <w:szCs w:val="28"/>
           <w:lang w:eastAsia="zh-CN"/>
         </w:rPr>
-        <w:t xml:space="preserve">Открыть </w:t>
-      </w:r>
-      <w:proofErr w:type="spellStart"/>
-      <w:r>
-        <w:rPr>
-          <w:sz w:val="28"/>
-          <w:szCs w:val="28"/>
-          <w:lang w:eastAsia="zh-CN"/>
-        </w:rPr>
-        <w:t>Kaspersky</w:t>
-      </w:r>
-      <w:proofErr w:type="spellEnd"/>
-      <w:r>
-        <w:rPr>
-          <w:sz w:val="28"/>
-          <w:szCs w:val="28"/>
-          <w:lang w:eastAsia="zh-CN"/>
-        </w:rPr>
-        <w:t xml:space="preserve"> из </w:t>
-      </w:r>
-      <w:proofErr w:type="spellStart"/>
-      <w:r>
-        <w:rPr>
-          <w:sz w:val="28"/>
-          <w:szCs w:val="28"/>
-          <w:lang w:eastAsia="zh-CN"/>
-        </w:rPr>
-        <w:t>трея</w:t>
-      </w:r>
-      <w:proofErr w:type="spellEnd"/>
+        <w:t>Открыть Kaspersky из трея</w:t>
+      </w:r>
     </w:p>
     <w:p>
       <w:pPr>
@@ -11881,10 +14272,14 @@
           <w:szCs w:val="28"/>
           <w:lang w:eastAsia="zh-CN"/>
         </w:rPr>
-        <w:t xml:space="preserve">Запуск </w:t>
-      </w:r>
-      <w:proofErr w:type="spellStart"/>
-      <w:r>
+        <w:t>Запуск WordPress</w:t>
+      </w:r>
+    </w:p>
+    <w:p>
+      <w:pPr>
+        <w:spacing w:line="360" w:lineRule="auto"/>
+        <w:ind w:right="-1"/>
+        <w:jc w:val="center"/>
         <w:rPr>
           <w:b/>
           <w:bCs/>
@@ -11892,22 +14287,6 @@
           <w:szCs w:val="28"/>
           <w:lang w:eastAsia="zh-CN"/>
         </w:rPr>
-        <w:t>WordPress</w:t>
-      </w:r>
-      <w:proofErr w:type="spellEnd"/>
-    </w:p>
-    <w:p>
-      <w:pPr>
-        <w:spacing w:line="360" w:lineRule="auto"/>
-        <w:ind w:right="-1"/>
-        <w:jc w:val="center"/>
-        <w:rPr>
-          <w:b/>
-          <w:bCs/>
-          <w:sz w:val="28"/>
-          <w:szCs w:val="28"/>
-          <w:lang w:eastAsia="zh-CN"/>
-        </w:rPr>
       </w:pPr>
     </w:p>
     <w:p>
@@ -11927,25 +14306,7 @@
           <w:szCs w:val="28"/>
           <w:lang w:eastAsia="zh-CN"/>
         </w:rPr>
-        <w:t xml:space="preserve">Чтобы запустить </w:t>
-      </w:r>
-      <w:proofErr w:type="spellStart"/>
-      <w:r>
-        <w:rPr>
-          <w:sz w:val="28"/>
-          <w:szCs w:val="28"/>
-          <w:lang w:eastAsia="zh-CN"/>
-        </w:rPr>
-        <w:t>WordPress</w:t>
-      </w:r>
-      <w:proofErr w:type="spellEnd"/>
-      <w:r>
-        <w:rPr>
-          <w:sz w:val="28"/>
-          <w:szCs w:val="28"/>
-          <w:lang w:eastAsia="zh-CN"/>
-        </w:rPr>
-        <w:t xml:space="preserve"> следует выполн</w:t>
+        <w:t>Чтобы запустить WordPress следует выполн</w:t>
       </w:r>
       <w:r>
         <w:rPr>
@@ -11988,43 +14349,7 @@
           <w:szCs w:val="28"/>
           <w:lang w:eastAsia="zh-CN"/>
         </w:rPr>
-        <w:t xml:space="preserve">Запустить </w:t>
-      </w:r>
-      <w:proofErr w:type="spellStart"/>
-      <w:r>
-        <w:rPr>
-          <w:sz w:val="28"/>
-          <w:szCs w:val="28"/>
-          <w:lang w:eastAsia="zh-CN"/>
-        </w:rPr>
-        <w:t>OpenServer</w:t>
-      </w:r>
-      <w:proofErr w:type="spellEnd"/>
-      <w:r>
-        <w:rPr>
-          <w:sz w:val="28"/>
-          <w:szCs w:val="28"/>
-          <w:lang w:eastAsia="zh-CN"/>
-        </w:rPr>
-        <w:t xml:space="preserve"> (зеленый флажок в </w:t>
-      </w:r>
-      <w:proofErr w:type="spellStart"/>
-      <w:r>
-        <w:rPr>
-          <w:sz w:val="28"/>
-          <w:szCs w:val="28"/>
-          <w:lang w:eastAsia="zh-CN"/>
-        </w:rPr>
-        <w:t>трее</w:t>
-      </w:r>
-      <w:proofErr w:type="spellEnd"/>
-      <w:r>
-        <w:rPr>
-          <w:sz w:val="28"/>
-          <w:szCs w:val="28"/>
-          <w:lang w:eastAsia="zh-CN"/>
-        </w:rPr>
-        <w:t>)</w:t>
+        <w:t>Запустить OpenServer (зеленый флажок в трее)</w:t>
       </w:r>
     </w:p>
     <w:p>
@@ -12051,36 +14376,8 @@
           <w:szCs w:val="28"/>
           <w:lang w:eastAsia="zh-CN"/>
         </w:rPr>
-        <w:t>Открыть браузер, ввести </w:t>
-      </w:r>
-      <w:proofErr w:type="spellStart"/>
-      <w:r>
-        <w:rPr>
-          <w:sz w:val="28"/>
-          <w:szCs w:val="28"/>
-          <w:lang w:eastAsia="zh-CN"/>
-        </w:rPr>
-        <w:t>localhost</w:t>
-      </w:r>
-      <w:proofErr w:type="spellEnd"/>
-      <w:r>
-        <w:rPr>
-          <w:sz w:val="28"/>
-          <w:szCs w:val="28"/>
-          <w:lang w:eastAsia="zh-CN"/>
-        </w:rPr>
-        <w:t>/</w:t>
-      </w:r>
-      <w:proofErr w:type="spellStart"/>
-      <w:r>
-        <w:rPr>
-          <w:sz w:val="28"/>
-          <w:szCs w:val="28"/>
-          <w:lang w:eastAsia="zh-CN"/>
-        </w:rPr>
-        <w:t>wordpress</w:t>
-      </w:r>
-      <w:proofErr w:type="spellEnd"/>
+        <w:t>Открыть браузер, ввести localhost/wordpress</w:t>
+      </w:r>
     </w:p>
     <w:p>
       <w:pPr>
@@ -12219,95 +14516,13 @@
         </w:rPr>
         <w:t xml:space="preserve"> </w:t>
       </w:r>
-      <w:proofErr w:type="spellStart"/>
-      <w:r>
-        <w:rPr>
-          <w:sz w:val="28"/>
-          <w:szCs w:val="28"/>
-          <w:lang w:eastAsia="zh-CN"/>
-        </w:rPr>
-        <w:t>Kaspersky</w:t>
-      </w:r>
-      <w:proofErr w:type="spellEnd"/>
-      <w:r>
-        <w:rPr>
-          <w:sz w:val="28"/>
-          <w:szCs w:val="28"/>
-          <w:lang w:eastAsia="zh-CN"/>
-        </w:rPr>
-        <w:t xml:space="preserve"> </w:t>
-      </w:r>
-      <w:proofErr w:type="spellStart"/>
-      <w:r>
-        <w:rPr>
-          <w:sz w:val="28"/>
-          <w:szCs w:val="28"/>
-          <w:lang w:eastAsia="zh-CN"/>
-        </w:rPr>
-        <w:t>Free</w:t>
-      </w:r>
-      <w:proofErr w:type="spellEnd"/>
-      <w:r>
-        <w:rPr>
-          <w:sz w:val="28"/>
-          <w:szCs w:val="28"/>
-          <w:lang w:eastAsia="zh-CN"/>
-        </w:rPr>
-        <w:t xml:space="preserve">, </w:t>
-      </w:r>
-      <w:proofErr w:type="spellStart"/>
-      <w:r>
-        <w:rPr>
-          <w:sz w:val="28"/>
-          <w:szCs w:val="28"/>
-          <w:lang w:eastAsia="zh-CN"/>
-        </w:rPr>
-        <w:t>OpenServer</w:t>
-      </w:r>
-      <w:proofErr w:type="spellEnd"/>
-      <w:r>
-        <w:rPr>
-          <w:sz w:val="28"/>
-          <w:szCs w:val="28"/>
-          <w:lang w:eastAsia="zh-CN"/>
-        </w:rPr>
-        <w:t xml:space="preserve">, </w:t>
-      </w:r>
-      <w:proofErr w:type="spellStart"/>
-      <w:r>
-        <w:rPr>
-          <w:sz w:val="28"/>
-          <w:szCs w:val="28"/>
-          <w:lang w:eastAsia="zh-CN"/>
-        </w:rPr>
-        <w:t>WordPress</w:t>
-      </w:r>
-      <w:proofErr w:type="spellEnd"/>
-      <w:r>
-        <w:rPr>
-          <w:sz w:val="28"/>
-          <w:szCs w:val="28"/>
-          <w:lang w:eastAsia="zh-CN"/>
-        </w:rPr>
-        <w:t>, 1</w:t>
-      </w:r>
-      <w:proofErr w:type="gramStart"/>
-      <w:r>
-        <w:rPr>
-          <w:sz w:val="28"/>
-          <w:szCs w:val="28"/>
-          <w:lang w:eastAsia="zh-CN"/>
-        </w:rPr>
-        <w:t>С:Предприятие</w:t>
-      </w:r>
-      <w:proofErr w:type="gramEnd"/>
-      <w:r>
-        <w:rPr>
-          <w:sz w:val="28"/>
-          <w:szCs w:val="28"/>
-          <w:lang w:eastAsia="zh-CN"/>
-        </w:rPr>
-        <w:t>.</w:t>
+      <w:r>
+        <w:rPr>
+          <w:sz w:val="28"/>
+          <w:szCs w:val="28"/>
+          <w:lang w:eastAsia="zh-CN"/>
+        </w:rPr>
+        <w:t>Kaspersky Free, OpenServer, WordPress, 1С:Предприятие.</w:t>
       </w:r>
     </w:p>
     <w:p>
@@ -12543,18 +14758,8 @@
           <w:szCs w:val="28"/>
           <w:lang w:eastAsia="zh-CN"/>
         </w:rPr>
-        <w:t xml:space="preserve">сохранение результатов в </w:t>
-      </w:r>
-      <w:proofErr w:type="spellStart"/>
-      <w:r>
-        <w:rPr>
-          <w:sz w:val="28"/>
-          <w:szCs w:val="28"/>
-          <w:lang w:eastAsia="zh-CN"/>
-        </w:rPr>
-        <w:t>Git</w:t>
-      </w:r>
-      <w:proofErr w:type="spellEnd"/>
+        <w:t>сохранение результатов в Git</w:t>
+      </w:r>
     </w:p>
     <w:p>
       <w:pPr>
@@ -12573,25 +14778,7 @@
           <w:szCs w:val="28"/>
           <w:lang w:eastAsia="zh-CN"/>
         </w:rPr>
-        <w:t xml:space="preserve">Практика позволила закрепить навыки установки и сопровождения ПО, работы с </w:t>
-      </w:r>
-      <w:proofErr w:type="spellStart"/>
-      <w:r>
-        <w:rPr>
-          <w:sz w:val="28"/>
-          <w:szCs w:val="28"/>
-          <w:lang w:eastAsia="zh-CN"/>
-        </w:rPr>
-        <w:t>Git</w:t>
-      </w:r>
-      <w:proofErr w:type="spellEnd"/>
-      <w:r>
-        <w:rPr>
-          <w:sz w:val="28"/>
-          <w:szCs w:val="28"/>
-          <w:lang w:eastAsia="zh-CN"/>
-        </w:rPr>
-        <w:t>, анализа качества и защиты информационных систем.</w:t>
+        <w:t>Практика позволила закрепить навыки установки и сопровождения ПО, работы с Git, анализа качества и защиты информационных систем.</w:t>
       </w:r>
     </w:p>
     <w:p>
@@ -12679,25 +14866,7 @@
           <w:lang w:eastAsia="zh-CN"/>
         </w:rPr>
         <w:br/>
-        <w:t xml:space="preserve">Ссылка на </w:t>
-      </w:r>
-      <w:proofErr w:type="spellStart"/>
-      <w:r>
-        <w:rPr>
-          <w:sz w:val="28"/>
-          <w:szCs w:val="28"/>
-          <w:lang w:eastAsia="zh-CN"/>
-        </w:rPr>
-        <w:t>Git-репозиторий</w:t>
-      </w:r>
-      <w:proofErr w:type="spellEnd"/>
-      <w:r>
-        <w:rPr>
-          <w:sz w:val="28"/>
-          <w:szCs w:val="28"/>
-          <w:lang w:eastAsia="zh-CN"/>
-        </w:rPr>
-        <w:t>:</w:t>
+        <w:t>Ссылка на Git-репозиторий:</w:t>
       </w:r>
       <w:r>
         <w:rPr>
@@ -12707,7 +14876,7 @@
         </w:rPr>
         <w:t xml:space="preserve"> </w:t>
       </w:r>
-      <w:hyperlink r:id="rId22" w:history="1">
+      <w:hyperlink r:id="rId34" w:history="1">
         <w:r>
           <w:rPr>
             <w:rStyle w:val="a6"/>
@@ -12728,7 +14897,7 @@
       </w:r>
     </w:p>
     <w:sectPr>
-      <w:headerReference w:type="default" r:id="rId23"/>
+      <w:headerReference w:type="default" r:id="rId35"/>
       <w:pgSz w:w="11906" w:h="16838"/>
       <w:pgMar w:top="1134" w:right="1134" w:bottom="1701" w:left="1701" w:header="709" w:footer="709" w:gutter="0"/>
       <w:cols w:space="708"/>
@@ -12740,7 +14909,7 @@
 </file>
 
 <file path=word/endnotes.xml><?xml version="1.0" encoding="utf-8"?>
-<w:endnotes xmlns:wpc="http://schemas.microsoft.com/office/word/2010/wordprocessingCanvas" xmlns:cx="http://schemas.microsoft.com/office/drawing/2014/chartex" xmlns:mc="http://schemas.openxmlformats.org/markup-compatibility/2006" xmlns:o="urn:schemas-microsoft-com:office:office" xmlns:r="http://schemas.openxmlformats.org/officeDocument/2006/relationships" xmlns:m="http://schemas.openxmlformats.org/officeDocument/2006/math" xmlns:v="urn:schemas-microsoft-com:vml" xmlns:wp14="http://schemas.microsoft.com/office/word/2010/wordprocessingDrawing" xmlns:wp="http://schemas.openxmlformats.org/drawingml/2006/wordprocessingDrawing" xmlns:w10="urn:schemas-microsoft-com:office:word" xmlns:w="http://schemas.openxmlformats.org/wordprocessingml/2006/main" xmlns:w14="http://schemas.microsoft.com/office/word/2010/wordml" xmlns:w15="http://schemas.microsoft.com/office/word/2012/wordml" xmlns:w16se="http://schemas.microsoft.com/office/word/2015/wordml/symex" xmlns:wpg="http://schemas.microsoft.com/office/word/2010/wordprocessingGroup" xmlns:wpi="http://schemas.microsoft.com/office/word/2010/wordprocessingInk" xmlns:wne="http://schemas.microsoft.com/office/word/2006/wordml" xmlns:wps="http://schemas.microsoft.com/office/word/2010/wordprocessingShape" mc:Ignorable="w14 w15 w16se wp14">
+<w:endnotes xmlns:wpc="http://schemas.microsoft.com/office/word/2010/wordprocessingCanvas" xmlns:cx="http://schemas.microsoft.com/office/drawing/2014/chartex" xmlns:cx1="http://schemas.microsoft.com/office/drawing/2015/9/8/chartex" xmlns:cx2="http://schemas.microsoft.com/office/drawing/2015/10/21/chartex" xmlns:cx3="http://schemas.microsoft.com/office/drawing/2016/5/9/chartex" xmlns:cx4="http://schemas.microsoft.com/office/drawing/2016/5/10/chartex" xmlns:cx5="http://schemas.microsoft.com/office/drawing/2016/5/11/chartex" xmlns:cx6="http://schemas.microsoft.com/office/drawing/2016/5/12/chartex" xmlns:cx7="http://schemas.microsoft.com/office/drawing/2016/5/13/chartex" xmlns:cx8="http://schemas.microsoft.com/office/drawing/2016/5/14/chartex" xmlns:mc="http://schemas.openxmlformats.org/markup-compatibility/2006" xmlns:aink="http://schemas.microsoft.com/office/drawing/2016/ink" xmlns:am3d="http://schemas.microsoft.com/office/drawing/2017/model3d" xmlns:o="urn:schemas-microsoft-com:office:office" xmlns:oel="http://schemas.microsoft.com/office/2019/extlst" xmlns:r="http://schemas.openxmlformats.org/officeDocument/2006/relationships" xmlns:m="http://schemas.openxmlformats.org/officeDocument/2006/math" xmlns:v="urn:schemas-microsoft-com:vml" xmlns:wp14="http://schemas.microsoft.com/office/word/2010/wordprocessingDrawing" xmlns:wp="http://schemas.openxmlformats.org/drawingml/2006/wordprocessingDrawing" xmlns:w10="urn:schemas-microsoft-com:office:word" xmlns:w="http://schemas.openxmlformats.org/wordprocessingml/2006/main" xmlns:w14="http://schemas.microsoft.com/office/word/2010/wordml" xmlns:w15="http://schemas.microsoft.com/office/word/2012/wordml" xmlns:w16cex="http://schemas.microsoft.com/office/word/2018/wordml/cex" xmlns:w16cid="http://schemas.microsoft.com/office/word/2016/wordml/cid" xmlns:w16="http://schemas.microsoft.com/office/word/2018/wordml" xmlns:w16du="http://schemas.microsoft.com/office/word/2023/wordml/word16du" xmlns:w16sdtdh="http://schemas.microsoft.com/office/word/2020/wordml/sdtdatahash" xmlns:w16sdtfl="http://schemas.microsoft.com/office/word/2024/wordml/sdtformatlock" xmlns:w16se="http://schemas.microsoft.com/office/word/2015/wordml/symex" xmlns:wpg="http://schemas.microsoft.com/office/word/2010/wordprocessingGroup" xmlns:wpi="http://schemas.microsoft.com/office/word/2010/wordprocessingInk" xmlns:wne="http://schemas.microsoft.com/office/word/2006/wordml" xmlns:wps="http://schemas.microsoft.com/office/word/2010/wordprocessingShape" mc:Ignorable="w14 w15 w16se w16cid w16 w16cex w16sdtdh w16sdtfl w16du wp14">
   <w:endnote w:type="separator" w:id="-1">
     <w:p>
       <w:r>
@@ -12759,7 +14928,7 @@
 </file>
 
 <file path=word/footnotes.xml><?xml version="1.0" encoding="utf-8"?>
-<w:footnotes xmlns:wpc="http://schemas.microsoft.com/office/word/2010/wordprocessingCanvas" xmlns:cx="http://schemas.microsoft.com/office/drawing/2014/chartex" xmlns:mc="http://schemas.openxmlformats.org/markup-compatibility/2006" xmlns:o="urn:schemas-microsoft-com:office:office" xmlns:r="http://schemas.openxmlformats.org/officeDocument/2006/relationships" xmlns:m="http://schemas.openxmlformats.org/officeDocument/2006/math" xmlns:v="urn:schemas-microsoft-com:vml" xmlns:wp14="http://schemas.microsoft.com/office/word/2010/wordprocessingDrawing" xmlns:wp="http://schemas.openxmlformats.org/drawingml/2006/wordprocessingDrawing" xmlns:w10="urn:schemas-microsoft-com:office:word" xmlns:w="http://schemas.openxmlformats.org/wordprocessingml/2006/main" xmlns:w14="http://schemas.microsoft.com/office/word/2010/wordml" xmlns:w15="http://schemas.microsoft.com/office/word/2012/wordml" xmlns:w16se="http://schemas.microsoft.com/office/word/2015/wordml/symex" xmlns:wpg="http://schemas.microsoft.com/office/word/2010/wordprocessingGroup" xmlns:wpi="http://schemas.microsoft.com/office/word/2010/wordprocessingInk" xmlns:wne="http://schemas.microsoft.com/office/word/2006/wordml" xmlns:wps="http://schemas.microsoft.com/office/word/2010/wordprocessingShape" mc:Ignorable="w14 w15 w16se wp14">
+<w:footnotes xmlns:wpc="http://schemas.microsoft.com/office/word/2010/wordprocessingCanvas" xmlns:cx="http://schemas.microsoft.com/office/drawing/2014/chartex" xmlns:cx1="http://schemas.microsoft.com/office/drawing/2015/9/8/chartex" xmlns:cx2="http://schemas.microsoft.com/office/drawing/2015/10/21/chartex" xmlns:cx3="http://schemas.microsoft.com/office/drawing/2016/5/9/chartex" xmlns:cx4="http://schemas.microsoft.com/office/drawing/2016/5/10/chartex" xmlns:cx5="http://schemas.microsoft.com/office/drawing/2016/5/11/chartex" xmlns:cx6="http://schemas.microsoft.com/office/drawing/2016/5/12/chartex" xmlns:cx7="http://schemas.microsoft.com/office/drawing/2016/5/13/chartex" xmlns:cx8="http://schemas.microsoft.com/office/drawing/2016/5/14/chartex" xmlns:mc="http://schemas.openxmlformats.org/markup-compatibility/2006" xmlns:aink="http://schemas.microsoft.com/office/drawing/2016/ink" xmlns:am3d="http://schemas.microsoft.com/office/drawing/2017/model3d" xmlns:o="urn:schemas-microsoft-com:office:office" xmlns:oel="http://schemas.microsoft.com/office/2019/extlst" xmlns:r="http://schemas.openxmlformats.org/officeDocument/2006/relationships" xmlns:m="http://schemas.openxmlformats.org/officeDocument/2006/math" xmlns:v="urn:schemas-microsoft-com:vml" xmlns:wp14="http://schemas.microsoft.com/office/word/2010/wordprocessingDrawing" xmlns:wp="http://schemas.openxmlformats.org/drawingml/2006/wordprocessingDrawing" xmlns:w10="urn:schemas-microsoft-com:office:word" xmlns:w="http://schemas.openxmlformats.org/wordprocessingml/2006/main" xmlns:w14="http://schemas.microsoft.com/office/word/2010/wordml" xmlns:w15="http://schemas.microsoft.com/office/word/2012/wordml" xmlns:w16cex="http://schemas.microsoft.com/office/word/2018/wordml/cex" xmlns:w16cid="http://schemas.microsoft.com/office/word/2016/wordml/cid" xmlns:w16="http://schemas.microsoft.com/office/word/2018/wordml" xmlns:w16du="http://schemas.microsoft.com/office/word/2023/wordml/word16du" xmlns:w16sdtdh="http://schemas.microsoft.com/office/word/2020/wordml/sdtdatahash" xmlns:w16sdtfl="http://schemas.microsoft.com/office/word/2024/wordml/sdtformatlock" xmlns:w16se="http://schemas.microsoft.com/office/word/2015/wordml/symex" xmlns:wpg="http://schemas.microsoft.com/office/word/2010/wordprocessingGroup" xmlns:wpi="http://schemas.microsoft.com/office/word/2010/wordprocessingInk" xmlns:wne="http://schemas.microsoft.com/office/word/2006/wordml" xmlns:wps="http://schemas.microsoft.com/office/word/2010/wordprocessingShape" mc:Ignorable="w14 w15 w16se w16cid w16 w16cex w16sdtdh w16sdtfl w16du wp14">
   <w:footnote w:type="separator" w:id="-1">
     <w:p>
       <w:r>
@@ -12778,7 +14947,7 @@
 </file>
 
 <file path=word/header1.xml><?xml version="1.0" encoding="utf-8"?>
-<w:hdr xmlns:wpc="http://schemas.microsoft.com/office/word/2010/wordprocessingCanvas" xmlns:cx="http://schemas.microsoft.com/office/drawing/2014/chartex" xmlns:mc="http://schemas.openxmlformats.org/markup-compatibility/2006" xmlns:o="urn:schemas-microsoft-com:office:office" xmlns:r="http://schemas.openxmlformats.org/officeDocument/2006/relationships" xmlns:m="http://schemas.openxmlformats.org/officeDocument/2006/math" xmlns:v="urn:schemas-microsoft-com:vml" xmlns:wp14="http://schemas.microsoft.com/office/word/2010/wordprocessingDrawing" xmlns:wp="http://schemas.openxmlformats.org/drawingml/2006/wordprocessingDrawing" xmlns:w10="urn:schemas-microsoft-com:office:word" xmlns:w="http://schemas.openxmlformats.org/wordprocessingml/2006/main" xmlns:w14="http://schemas.microsoft.com/office/word/2010/wordml" xmlns:w15="http://schemas.microsoft.com/office/word/2012/wordml" xmlns:w16se="http://schemas.microsoft.com/office/word/2015/wordml/symex" xmlns:wpg="http://schemas.microsoft.com/office/word/2010/wordprocessingGroup" xmlns:wpi="http://schemas.microsoft.com/office/word/2010/wordprocessingInk" xmlns:wne="http://schemas.microsoft.com/office/word/2006/wordml" xmlns:wps="http://schemas.microsoft.com/office/word/2010/wordprocessingShape" mc:Ignorable="w14 w15 w16se wp14">
+<w:hdr xmlns:wpc="http://schemas.microsoft.com/office/word/2010/wordprocessingCanvas" xmlns:cx="http://schemas.microsoft.com/office/drawing/2014/chartex" xmlns:cx1="http://schemas.microsoft.com/office/drawing/2015/9/8/chartex" xmlns:cx2="http://schemas.microsoft.com/office/drawing/2015/10/21/chartex" xmlns:cx3="http://schemas.microsoft.com/office/drawing/2016/5/9/chartex" xmlns:cx4="http://schemas.microsoft.com/office/drawing/2016/5/10/chartex" xmlns:cx5="http://schemas.microsoft.com/office/drawing/2016/5/11/chartex" xmlns:cx6="http://schemas.microsoft.com/office/drawing/2016/5/12/chartex" xmlns:cx7="http://schemas.microsoft.com/office/drawing/2016/5/13/chartex" xmlns:cx8="http://schemas.microsoft.com/office/drawing/2016/5/14/chartex" xmlns:mc="http://schemas.openxmlformats.org/markup-compatibility/2006" xmlns:aink="http://schemas.microsoft.com/office/drawing/2016/ink" xmlns:am3d="http://schemas.microsoft.com/office/drawing/2017/model3d" xmlns:o="urn:schemas-microsoft-com:office:office" xmlns:oel="http://schemas.microsoft.com/office/2019/extlst" xmlns:r="http://schemas.openxmlformats.org/officeDocument/2006/relationships" xmlns:m="http://schemas.openxmlformats.org/officeDocument/2006/math" xmlns:v="urn:schemas-microsoft-com:vml" xmlns:wp14="http://schemas.microsoft.com/office/word/2010/wordprocessingDrawing" xmlns:wp="http://schemas.openxmlformats.org/drawingml/2006/wordprocessingDrawing" xmlns:w10="urn:schemas-microsoft-com:office:word" xmlns:w="http://schemas.openxmlformats.org/wordprocessingml/2006/main" xmlns:w14="http://schemas.microsoft.com/office/word/2010/wordml" xmlns:w15="http://schemas.microsoft.com/office/word/2012/wordml" xmlns:w16cex="http://schemas.microsoft.com/office/word/2018/wordml/cex" xmlns:w16cid="http://schemas.microsoft.com/office/word/2016/wordml/cid" xmlns:w16="http://schemas.microsoft.com/office/word/2018/wordml" xmlns:w16du="http://schemas.microsoft.com/office/word/2023/wordml/word16du" xmlns:w16sdtdh="http://schemas.microsoft.com/office/word/2020/wordml/sdtdatahash" xmlns:w16sdtfl="http://schemas.microsoft.com/office/word/2024/wordml/sdtformatlock" xmlns:w16se="http://schemas.microsoft.com/office/word/2015/wordml/symex" xmlns:wpg="http://schemas.microsoft.com/office/word/2010/wordprocessingGroup" xmlns:wpi="http://schemas.microsoft.com/office/word/2010/wordprocessingInk" xmlns:wne="http://schemas.microsoft.com/office/word/2006/wordml" xmlns:wps="http://schemas.microsoft.com/office/word/2010/wordprocessingShape" mc:Ignorable="w14 w15 w16se w16cid w16 w16cex w16sdtdh w16sdtfl w16du wp14">
   <w:sdt>
     <w:sdtPr>
       <w:id w:val="1454596286"/>
@@ -12787,7 +14956,6 @@
         <w:docPartUnique/>
       </w:docPartObj>
     </w:sdtPr>
-    <w:sdtEndPr/>
     <w:sdtContent>
       <w:p>
         <w:pPr>
@@ -12824,7 +14992,7 @@
 </file>
 
 <file path=word/numbering.xml><?xml version="1.0" encoding="utf-8"?>
-<w:numbering xmlns:wpc="http://schemas.microsoft.com/office/word/2010/wordprocessingCanvas" xmlns:cx="http://schemas.microsoft.com/office/drawing/2014/chartex" xmlns:mc="http://schemas.openxmlformats.org/markup-compatibility/2006" xmlns:o="urn:schemas-microsoft-com:office:office" xmlns:r="http://schemas.openxmlformats.org/officeDocument/2006/relationships" xmlns:m="http://schemas.openxmlformats.org/officeDocument/2006/math" xmlns:v="urn:schemas-microsoft-com:vml" xmlns:wp14="http://schemas.microsoft.com/office/word/2010/wordprocessingDrawing" xmlns:wp="http://schemas.openxmlformats.org/drawingml/2006/wordprocessingDrawing" xmlns:w10="urn:schemas-microsoft-com:office:word" xmlns:w="http://schemas.openxmlformats.org/wordprocessingml/2006/main" xmlns:w14="http://schemas.microsoft.com/office/word/2010/wordml" xmlns:w15="http://schemas.microsoft.com/office/word/2012/wordml" xmlns:w16se="http://schemas.microsoft.com/office/word/2015/wordml/symex" xmlns:wpg="http://schemas.microsoft.com/office/word/2010/wordprocessingGroup" xmlns:wpi="http://schemas.microsoft.com/office/word/2010/wordprocessingInk" xmlns:wne="http://schemas.microsoft.com/office/word/2006/wordml" xmlns:wps="http://schemas.microsoft.com/office/word/2010/wordprocessingShape" mc:Ignorable="w14 w15 w16se wp14">
+<w:numbering xmlns:wpc="http://schemas.microsoft.com/office/word/2010/wordprocessingCanvas" xmlns:cx="http://schemas.microsoft.com/office/drawing/2014/chartex" xmlns:cx1="http://schemas.microsoft.com/office/drawing/2015/9/8/chartex" xmlns:cx2="http://schemas.microsoft.com/office/drawing/2015/10/21/chartex" xmlns:cx3="http://schemas.microsoft.com/office/drawing/2016/5/9/chartex" xmlns:cx4="http://schemas.microsoft.com/office/drawing/2016/5/10/chartex" xmlns:cx5="http://schemas.microsoft.com/office/drawing/2016/5/11/chartex" xmlns:cx6="http://schemas.microsoft.com/office/drawing/2016/5/12/chartex" xmlns:cx7="http://schemas.microsoft.com/office/drawing/2016/5/13/chartex" xmlns:cx8="http://schemas.microsoft.com/office/drawing/2016/5/14/chartex" xmlns:mc="http://schemas.openxmlformats.org/markup-compatibility/2006" xmlns:aink="http://schemas.microsoft.com/office/drawing/2016/ink" xmlns:am3d="http://schemas.microsoft.com/office/drawing/2017/model3d" xmlns:o="urn:schemas-microsoft-com:office:office" xmlns:oel="http://schemas.microsoft.com/office/2019/extlst" xmlns:r="http://schemas.openxmlformats.org/officeDocument/2006/relationships" xmlns:m="http://schemas.openxmlformats.org/officeDocument/2006/math" xmlns:v="urn:schemas-microsoft-com:vml" xmlns:wp14="http://schemas.microsoft.com/office/word/2010/wordprocessingDrawing" xmlns:wp="http://schemas.openxmlformats.org/drawingml/2006/wordprocessingDrawing" xmlns:w10="urn:schemas-microsoft-com:office:word" xmlns:w="http://schemas.openxmlformats.org/wordprocessingml/2006/main" xmlns:w14="http://schemas.microsoft.com/office/word/2010/wordml" xmlns:w15="http://schemas.microsoft.com/office/word/2012/wordml" xmlns:w16cex="http://schemas.microsoft.com/office/word/2018/wordml/cex" xmlns:w16cid="http://schemas.microsoft.com/office/word/2016/wordml/cid" xmlns:w16="http://schemas.microsoft.com/office/word/2018/wordml" xmlns:w16du="http://schemas.microsoft.com/office/word/2023/wordml/word16du" xmlns:w16sdtdh="http://schemas.microsoft.com/office/word/2020/wordml/sdtdatahash" xmlns:w16sdtfl="http://schemas.microsoft.com/office/word/2024/wordml/sdtformatlock" xmlns:w16se="http://schemas.microsoft.com/office/word/2015/wordml/symex" xmlns:wpg="http://schemas.microsoft.com/office/word/2010/wordprocessingGroup" xmlns:wpi="http://schemas.microsoft.com/office/word/2010/wordprocessingInk" xmlns:wne="http://schemas.microsoft.com/office/word/2006/wordml" xmlns:wps="http://schemas.microsoft.com/office/word/2010/wordprocessingShape" mc:Ignorable="w14 w15 w16se w16cid w16 w16cex w16sdtdh w16sdtfl w16du wp14">
   <w:abstractNum w:abstractNumId="0" w15:restartNumberingAfterBreak="0">
     <w:nsid w:val="07C54DE4"/>
     <w:multiLevelType w:val="multilevel"/>
@@ -13923,6 +16091,155 @@
     </w:lvl>
   </w:abstractNum>
   <w:abstractNum w:abstractNumId="9" w15:restartNumberingAfterBreak="0">
+    <w:nsid w:val="30E27EE2"/>
+    <w:multiLevelType w:val="multilevel"/>
+    <w:tmpl w:val="DF8EDDC0"/>
+    <w:lvl w:ilvl="0">
+      <w:start w:val="1"/>
+      <w:numFmt w:val="bullet"/>
+      <w:lvlText w:val=""/>
+      <w:lvlJc w:val="left"/>
+      <w:pPr>
+        <w:tabs>
+          <w:tab w:val="num" w:pos="720"/>
+        </w:tabs>
+        <w:ind w:left="720" w:hanging="360"/>
+      </w:pPr>
+      <w:rPr>
+        <w:rFonts w:ascii="Symbol" w:hAnsi="Symbol" w:hint="default"/>
+        <w:sz w:val="20"/>
+      </w:rPr>
+    </w:lvl>
+    <w:lvl w:ilvl="1" w:tentative="1">
+      <w:start w:val="1"/>
+      <w:numFmt w:val="bullet"/>
+      <w:lvlText w:val="o"/>
+      <w:lvlJc w:val="left"/>
+      <w:pPr>
+        <w:tabs>
+          <w:tab w:val="num" w:pos="1440"/>
+        </w:tabs>
+        <w:ind w:left="1440" w:hanging="360"/>
+      </w:pPr>
+      <w:rPr>
+        <w:rFonts w:ascii="Courier New" w:hAnsi="Courier New" w:hint="default"/>
+        <w:sz w:val="20"/>
+      </w:rPr>
+    </w:lvl>
+    <w:lvl w:ilvl="2" w:tentative="1">
+      <w:start w:val="1"/>
+      <w:numFmt w:val="bullet"/>
+      <w:lvlText w:val=""/>
+      <w:lvlJc w:val="left"/>
+      <w:pPr>
+        <w:tabs>
+          <w:tab w:val="num" w:pos="2160"/>
+        </w:tabs>
+        <w:ind w:left="2160" w:hanging="360"/>
+      </w:pPr>
+      <w:rPr>
+        <w:rFonts w:ascii="Wingdings" w:hAnsi="Wingdings" w:hint="default"/>
+        <w:sz w:val="20"/>
+      </w:rPr>
+    </w:lvl>
+    <w:lvl w:ilvl="3" w:tentative="1">
+      <w:start w:val="1"/>
+      <w:numFmt w:val="bullet"/>
+      <w:lvlText w:val=""/>
+      <w:lvlJc w:val="left"/>
+      <w:pPr>
+        <w:tabs>
+          <w:tab w:val="num" w:pos="2880"/>
+        </w:tabs>
+        <w:ind w:left="2880" w:hanging="360"/>
+      </w:pPr>
+      <w:rPr>
+        <w:rFonts w:ascii="Wingdings" w:hAnsi="Wingdings" w:hint="default"/>
+        <w:sz w:val="20"/>
+      </w:rPr>
+    </w:lvl>
+    <w:lvl w:ilvl="4" w:tentative="1">
+      <w:start w:val="1"/>
+      <w:numFmt w:val="bullet"/>
+      <w:lvlText w:val=""/>
+      <w:lvlJc w:val="left"/>
+      <w:pPr>
+        <w:tabs>
+          <w:tab w:val="num" w:pos="3600"/>
+        </w:tabs>
+        <w:ind w:left="3600" w:hanging="360"/>
+      </w:pPr>
+      <w:rPr>
+        <w:rFonts w:ascii="Wingdings" w:hAnsi="Wingdings" w:hint="default"/>
+        <w:sz w:val="20"/>
+      </w:rPr>
+    </w:lvl>
+    <w:lvl w:ilvl="5" w:tentative="1">
+      <w:start w:val="1"/>
+      <w:numFmt w:val="bullet"/>
+      <w:lvlText w:val=""/>
+      <w:lvlJc w:val="left"/>
+      <w:pPr>
+        <w:tabs>
+          <w:tab w:val="num" w:pos="4320"/>
+        </w:tabs>
+        <w:ind w:left="4320" w:hanging="360"/>
+      </w:pPr>
+      <w:rPr>
+        <w:rFonts w:ascii="Wingdings" w:hAnsi="Wingdings" w:hint="default"/>
+        <w:sz w:val="20"/>
+      </w:rPr>
+    </w:lvl>
+    <w:lvl w:ilvl="6" w:tentative="1">
+      <w:start w:val="1"/>
+      <w:numFmt w:val="bullet"/>
+      <w:lvlText w:val=""/>
+      <w:lvlJc w:val="left"/>
+      <w:pPr>
+        <w:tabs>
+          <w:tab w:val="num" w:pos="5040"/>
+        </w:tabs>
+        <w:ind w:left="5040" w:hanging="360"/>
+      </w:pPr>
+      <w:rPr>
+        <w:rFonts w:ascii="Wingdings" w:hAnsi="Wingdings" w:hint="default"/>
+        <w:sz w:val="20"/>
+      </w:rPr>
+    </w:lvl>
+    <w:lvl w:ilvl="7" w:tentative="1">
+      <w:start w:val="1"/>
+      <w:numFmt w:val="bullet"/>
+      <w:lvlText w:val=""/>
+      <w:lvlJc w:val="left"/>
+      <w:pPr>
+        <w:tabs>
+          <w:tab w:val="num" w:pos="5760"/>
+        </w:tabs>
+        <w:ind w:left="5760" w:hanging="360"/>
+      </w:pPr>
+      <w:rPr>
+        <w:rFonts w:ascii="Wingdings" w:hAnsi="Wingdings" w:hint="default"/>
+        <w:sz w:val="20"/>
+      </w:rPr>
+    </w:lvl>
+    <w:lvl w:ilvl="8" w:tentative="1">
+      <w:start w:val="1"/>
+      <w:numFmt w:val="bullet"/>
+      <w:lvlText w:val=""/>
+      <w:lvlJc w:val="left"/>
+      <w:pPr>
+        <w:tabs>
+          <w:tab w:val="num" w:pos="6480"/>
+        </w:tabs>
+        <w:ind w:left="6480" w:hanging="360"/>
+      </w:pPr>
+      <w:rPr>
+        <w:rFonts w:ascii="Wingdings" w:hAnsi="Wingdings" w:hint="default"/>
+        <w:sz w:val="20"/>
+      </w:rPr>
+    </w:lvl>
+  </w:abstractNum>
+  <w:abstractNum w:abstractNumId="10" w15:restartNumberingAfterBreak="0">
     <w:nsid w:val="32F34134"/>
     <w:multiLevelType w:val="hybridMultilevel"/>
     <w:tmpl w:val="43EAD2DE"/>
@@ -14062,7 +16379,7 @@
       </w:rPr>
     </w:lvl>
   </w:abstractNum>
-  <w:abstractNum w:abstractNumId="10" w15:restartNumberingAfterBreak="0">
+  <w:abstractNum w:abstractNumId="11" w15:restartNumberingAfterBreak="0">
     <w:nsid w:val="344B5245"/>
     <w:multiLevelType w:val="multilevel"/>
     <w:tmpl w:val="D35A9A30"/>
@@ -14211,7 +16528,156 @@
       </w:rPr>
     </w:lvl>
   </w:abstractNum>
-  <w:abstractNum w:abstractNumId="11" w15:restartNumberingAfterBreak="0">
+  <w:abstractNum w:abstractNumId="12" w15:restartNumberingAfterBreak="0">
+    <w:nsid w:val="3619127C"/>
+    <w:multiLevelType w:val="multilevel"/>
+    <w:tmpl w:val="B48AB976"/>
+    <w:lvl w:ilvl="0">
+      <w:start w:val="1"/>
+      <w:numFmt w:val="bullet"/>
+      <w:lvlText w:val=""/>
+      <w:lvlJc w:val="left"/>
+      <w:pPr>
+        <w:tabs>
+          <w:tab w:val="num" w:pos="720"/>
+        </w:tabs>
+        <w:ind w:left="720" w:hanging="360"/>
+      </w:pPr>
+      <w:rPr>
+        <w:rFonts w:ascii="Symbol" w:hAnsi="Symbol" w:hint="default"/>
+        <w:sz w:val="20"/>
+      </w:rPr>
+    </w:lvl>
+    <w:lvl w:ilvl="1" w:tentative="1">
+      <w:start w:val="1"/>
+      <w:numFmt w:val="bullet"/>
+      <w:lvlText w:val="o"/>
+      <w:lvlJc w:val="left"/>
+      <w:pPr>
+        <w:tabs>
+          <w:tab w:val="num" w:pos="1440"/>
+        </w:tabs>
+        <w:ind w:left="1440" w:hanging="360"/>
+      </w:pPr>
+      <w:rPr>
+        <w:rFonts w:ascii="Courier New" w:hAnsi="Courier New" w:hint="default"/>
+        <w:sz w:val="20"/>
+      </w:rPr>
+    </w:lvl>
+    <w:lvl w:ilvl="2" w:tentative="1">
+      <w:start w:val="1"/>
+      <w:numFmt w:val="bullet"/>
+      <w:lvlText w:val=""/>
+      <w:lvlJc w:val="left"/>
+      <w:pPr>
+        <w:tabs>
+          <w:tab w:val="num" w:pos="2160"/>
+        </w:tabs>
+        <w:ind w:left="2160" w:hanging="360"/>
+      </w:pPr>
+      <w:rPr>
+        <w:rFonts w:ascii="Wingdings" w:hAnsi="Wingdings" w:hint="default"/>
+        <w:sz w:val="20"/>
+      </w:rPr>
+    </w:lvl>
+    <w:lvl w:ilvl="3" w:tentative="1">
+      <w:start w:val="1"/>
+      <w:numFmt w:val="bullet"/>
+      <w:lvlText w:val=""/>
+      <w:lvlJc w:val="left"/>
+      <w:pPr>
+        <w:tabs>
+          <w:tab w:val="num" w:pos="2880"/>
+        </w:tabs>
+        <w:ind w:left="2880" w:hanging="360"/>
+      </w:pPr>
+      <w:rPr>
+        <w:rFonts w:ascii="Wingdings" w:hAnsi="Wingdings" w:hint="default"/>
+        <w:sz w:val="20"/>
+      </w:rPr>
+    </w:lvl>
+    <w:lvl w:ilvl="4" w:tentative="1">
+      <w:start w:val="1"/>
+      <w:numFmt w:val="bullet"/>
+      <w:lvlText w:val=""/>
+      <w:lvlJc w:val="left"/>
+      <w:pPr>
+        <w:tabs>
+          <w:tab w:val="num" w:pos="3600"/>
+        </w:tabs>
+        <w:ind w:left="3600" w:hanging="360"/>
+      </w:pPr>
+      <w:rPr>
+        <w:rFonts w:ascii="Wingdings" w:hAnsi="Wingdings" w:hint="default"/>
+        <w:sz w:val="20"/>
+      </w:rPr>
+    </w:lvl>
+    <w:lvl w:ilvl="5" w:tentative="1">
+      <w:start w:val="1"/>
+      <w:numFmt w:val="bullet"/>
+      <w:lvlText w:val=""/>
+      <w:lvlJc w:val="left"/>
+      <w:pPr>
+        <w:tabs>
+          <w:tab w:val="num" w:pos="4320"/>
+        </w:tabs>
+        <w:ind w:left="4320" w:hanging="360"/>
+      </w:pPr>
+      <w:rPr>
+        <w:rFonts w:ascii="Wingdings" w:hAnsi="Wingdings" w:hint="default"/>
+        <w:sz w:val="20"/>
+      </w:rPr>
+    </w:lvl>
+    <w:lvl w:ilvl="6" w:tentative="1">
+      <w:start w:val="1"/>
+      <w:numFmt w:val="bullet"/>
+      <w:lvlText w:val=""/>
+      <w:lvlJc w:val="left"/>
+      <w:pPr>
+        <w:tabs>
+          <w:tab w:val="num" w:pos="5040"/>
+        </w:tabs>
+        <w:ind w:left="5040" w:hanging="360"/>
+      </w:pPr>
+      <w:rPr>
+        <w:rFonts w:ascii="Wingdings" w:hAnsi="Wingdings" w:hint="default"/>
+        <w:sz w:val="20"/>
+      </w:rPr>
+    </w:lvl>
+    <w:lvl w:ilvl="7" w:tentative="1">
+      <w:start w:val="1"/>
+      <w:numFmt w:val="bullet"/>
+      <w:lvlText w:val=""/>
+      <w:lvlJc w:val="left"/>
+      <w:pPr>
+        <w:tabs>
+          <w:tab w:val="num" w:pos="5760"/>
+        </w:tabs>
+        <w:ind w:left="5760" w:hanging="360"/>
+      </w:pPr>
+      <w:rPr>
+        <w:rFonts w:ascii="Wingdings" w:hAnsi="Wingdings" w:hint="default"/>
+        <w:sz w:val="20"/>
+      </w:rPr>
+    </w:lvl>
+    <w:lvl w:ilvl="8" w:tentative="1">
+      <w:start w:val="1"/>
+      <w:numFmt w:val="bullet"/>
+      <w:lvlText w:val=""/>
+      <w:lvlJc w:val="left"/>
+      <w:pPr>
+        <w:tabs>
+          <w:tab w:val="num" w:pos="6480"/>
+        </w:tabs>
+        <w:ind w:left="6480" w:hanging="360"/>
+      </w:pPr>
+      <w:rPr>
+        <w:rFonts w:ascii="Wingdings" w:hAnsi="Wingdings" w:hint="default"/>
+        <w:sz w:val="20"/>
+      </w:rPr>
+    </w:lvl>
+  </w:abstractNum>
+  <w:abstractNum w:abstractNumId="13" w15:restartNumberingAfterBreak="0">
     <w:nsid w:val="395B1BF2"/>
     <w:multiLevelType w:val="multilevel"/>
     <w:tmpl w:val="B1B87FA6"/>
@@ -14360,7 +16826,7 @@
       </w:rPr>
     </w:lvl>
   </w:abstractNum>
-  <w:abstractNum w:abstractNumId="12" w15:restartNumberingAfterBreak="0">
+  <w:abstractNum w:abstractNumId="14" w15:restartNumberingAfterBreak="0">
     <w:nsid w:val="39A35180"/>
     <w:multiLevelType w:val="multilevel"/>
     <w:tmpl w:val="B03C894E"/>
@@ -14473,7 +16939,124 @@
       </w:pPr>
     </w:lvl>
   </w:abstractNum>
-  <w:abstractNum w:abstractNumId="13" w15:restartNumberingAfterBreak="0">
+  <w:abstractNum w:abstractNumId="15" w15:restartNumberingAfterBreak="0">
+    <w:nsid w:val="3D454F4B"/>
+    <w:multiLevelType w:val="multilevel"/>
+    <w:tmpl w:val="796488EC"/>
+    <w:lvl w:ilvl="0">
+      <w:start w:val="1"/>
+      <w:numFmt w:val="decimal"/>
+      <w:lvlText w:val="%1."/>
+      <w:lvlJc w:val="left"/>
+      <w:pPr>
+        <w:tabs>
+          <w:tab w:val="num" w:pos="720"/>
+        </w:tabs>
+        <w:ind w:left="720" w:hanging="360"/>
+      </w:pPr>
+    </w:lvl>
+    <w:lvl w:ilvl="1">
+      <w:start w:val="1"/>
+      <w:numFmt w:val="bullet"/>
+      <w:lvlText w:val="o"/>
+      <w:lvlJc w:val="left"/>
+      <w:pPr>
+        <w:tabs>
+          <w:tab w:val="num" w:pos="1440"/>
+        </w:tabs>
+        <w:ind w:left="1440" w:hanging="360"/>
+      </w:pPr>
+      <w:rPr>
+        <w:rFonts w:ascii="Courier New" w:hAnsi="Courier New" w:hint="default"/>
+        <w:sz w:val="20"/>
+      </w:rPr>
+    </w:lvl>
+    <w:lvl w:ilvl="2" w:tentative="1">
+      <w:start w:val="1"/>
+      <w:numFmt w:val="decimal"/>
+      <w:lvlText w:val="%3."/>
+      <w:lvlJc w:val="left"/>
+      <w:pPr>
+        <w:tabs>
+          <w:tab w:val="num" w:pos="2160"/>
+        </w:tabs>
+        <w:ind w:left="2160" w:hanging="360"/>
+      </w:pPr>
+    </w:lvl>
+    <w:lvl w:ilvl="3" w:tentative="1">
+      <w:start w:val="1"/>
+      <w:numFmt w:val="decimal"/>
+      <w:lvlText w:val="%4."/>
+      <w:lvlJc w:val="left"/>
+      <w:pPr>
+        <w:tabs>
+          <w:tab w:val="num" w:pos="2880"/>
+        </w:tabs>
+        <w:ind w:left="2880" w:hanging="360"/>
+      </w:pPr>
+    </w:lvl>
+    <w:lvl w:ilvl="4" w:tentative="1">
+      <w:start w:val="1"/>
+      <w:numFmt w:val="decimal"/>
+      <w:lvlText w:val="%5."/>
+      <w:lvlJc w:val="left"/>
+      <w:pPr>
+        <w:tabs>
+          <w:tab w:val="num" w:pos="3600"/>
+        </w:tabs>
+        <w:ind w:left="3600" w:hanging="360"/>
+      </w:pPr>
+    </w:lvl>
+    <w:lvl w:ilvl="5" w:tentative="1">
+      <w:start w:val="1"/>
+      <w:numFmt w:val="decimal"/>
+      <w:lvlText w:val="%6."/>
+      <w:lvlJc w:val="left"/>
+      <w:pPr>
+        <w:tabs>
+          <w:tab w:val="num" w:pos="4320"/>
+        </w:tabs>
+        <w:ind w:left="4320" w:hanging="360"/>
+      </w:pPr>
+    </w:lvl>
+    <w:lvl w:ilvl="6" w:tentative="1">
+      <w:start w:val="1"/>
+      <w:numFmt w:val="decimal"/>
+      <w:lvlText w:val="%7."/>
+      <w:lvlJc w:val="left"/>
+      <w:pPr>
+        <w:tabs>
+          <w:tab w:val="num" w:pos="5040"/>
+        </w:tabs>
+        <w:ind w:left="5040" w:hanging="360"/>
+      </w:pPr>
+    </w:lvl>
+    <w:lvl w:ilvl="7" w:tentative="1">
+      <w:start w:val="1"/>
+      <w:numFmt w:val="decimal"/>
+      <w:lvlText w:val="%8."/>
+      <w:lvlJc w:val="left"/>
+      <w:pPr>
+        <w:tabs>
+          <w:tab w:val="num" w:pos="5760"/>
+        </w:tabs>
+        <w:ind w:left="5760" w:hanging="360"/>
+      </w:pPr>
+    </w:lvl>
+    <w:lvl w:ilvl="8" w:tentative="1">
+      <w:start w:val="1"/>
+      <w:numFmt w:val="decimal"/>
+      <w:lvlText w:val="%9."/>
+      <w:lvlJc w:val="left"/>
+      <w:pPr>
+        <w:tabs>
+          <w:tab w:val="num" w:pos="6480"/>
+        </w:tabs>
+        <w:ind w:left="6480" w:hanging="360"/>
+      </w:pPr>
+    </w:lvl>
+  </w:abstractNum>
+  <w:abstractNum w:abstractNumId="16" w15:restartNumberingAfterBreak="0">
     <w:nsid w:val="3D8D0FE7"/>
     <w:multiLevelType w:val="multilevel"/>
     <w:tmpl w:val="9CFC0748"/>
@@ -14622,7 +17205,7 @@
       </w:rPr>
     </w:lvl>
   </w:abstractNum>
-  <w:abstractNum w:abstractNumId="14" w15:restartNumberingAfterBreak="0">
+  <w:abstractNum w:abstractNumId="17" w15:restartNumberingAfterBreak="0">
     <w:nsid w:val="41423785"/>
     <w:multiLevelType w:val="multilevel"/>
     <w:tmpl w:val="3D3EE348"/>
@@ -14771,7 +17354,7 @@
       </w:rPr>
     </w:lvl>
   </w:abstractNum>
-  <w:abstractNum w:abstractNumId="15" w15:restartNumberingAfterBreak="0">
+  <w:abstractNum w:abstractNumId="18" w15:restartNumberingAfterBreak="0">
     <w:nsid w:val="469D46AC"/>
     <w:multiLevelType w:val="multilevel"/>
     <w:tmpl w:val="EBE44C06"/>
@@ -14884,7 +17467,7 @@
       </w:pPr>
     </w:lvl>
   </w:abstractNum>
-  <w:abstractNum w:abstractNumId="16" w15:restartNumberingAfterBreak="0">
+  <w:abstractNum w:abstractNumId="19" w15:restartNumberingAfterBreak="0">
     <w:nsid w:val="49F16F20"/>
     <w:multiLevelType w:val="multilevel"/>
     <w:tmpl w:val="0419001F"/>
@@ -14970,7 +17553,7 @@
       </w:pPr>
     </w:lvl>
   </w:abstractNum>
-  <w:abstractNum w:abstractNumId="17" w15:restartNumberingAfterBreak="0">
+  <w:abstractNum w:abstractNumId="20" w15:restartNumberingAfterBreak="0">
     <w:nsid w:val="4B316A60"/>
     <w:multiLevelType w:val="hybridMultilevel"/>
     <w:tmpl w:val="63589E14"/>
@@ -15083,7 +17666,7 @@
       </w:rPr>
     </w:lvl>
   </w:abstractNum>
-  <w:abstractNum w:abstractNumId="18" w15:restartNumberingAfterBreak="0">
+  <w:abstractNum w:abstractNumId="21" w15:restartNumberingAfterBreak="0">
     <w:nsid w:val="4CB75440"/>
     <w:multiLevelType w:val="hybridMultilevel"/>
     <w:tmpl w:val="C6F08BD4"/>
@@ -15196,7 +17779,237 @@
       </w:rPr>
     </w:lvl>
   </w:abstractNum>
-  <w:abstractNum w:abstractNumId="19" w15:restartNumberingAfterBreak="0">
+  <w:abstractNum w:abstractNumId="22" w15:restartNumberingAfterBreak="0">
+    <w:nsid w:val="4D29640F"/>
+    <w:multiLevelType w:val="multilevel"/>
+    <w:tmpl w:val="A0F68200"/>
+    <w:lvl w:ilvl="0">
+      <w:start w:val="1"/>
+      <w:numFmt w:val="decimal"/>
+      <w:lvlText w:val="%1."/>
+      <w:lvlJc w:val="left"/>
+      <w:pPr>
+        <w:tabs>
+          <w:tab w:val="num" w:pos="720"/>
+        </w:tabs>
+        <w:ind w:left="720" w:hanging="360"/>
+      </w:pPr>
+    </w:lvl>
+    <w:lvl w:ilvl="1" w:tentative="1">
+      <w:start w:val="1"/>
+      <w:numFmt w:val="decimal"/>
+      <w:lvlText w:val="%2."/>
+      <w:lvlJc w:val="left"/>
+      <w:pPr>
+        <w:tabs>
+          <w:tab w:val="num" w:pos="1440"/>
+        </w:tabs>
+        <w:ind w:left="1440" w:hanging="360"/>
+      </w:pPr>
+    </w:lvl>
+    <w:lvl w:ilvl="2" w:tentative="1">
+      <w:start w:val="1"/>
+      <w:numFmt w:val="decimal"/>
+      <w:lvlText w:val="%3."/>
+      <w:lvlJc w:val="left"/>
+      <w:pPr>
+        <w:tabs>
+          <w:tab w:val="num" w:pos="2160"/>
+        </w:tabs>
+        <w:ind w:left="2160" w:hanging="360"/>
+      </w:pPr>
+    </w:lvl>
+    <w:lvl w:ilvl="3" w:tentative="1">
+      <w:start w:val="1"/>
+      <w:numFmt w:val="decimal"/>
+      <w:lvlText w:val="%4."/>
+      <w:lvlJc w:val="left"/>
+      <w:pPr>
+        <w:tabs>
+          <w:tab w:val="num" w:pos="2880"/>
+        </w:tabs>
+        <w:ind w:left="2880" w:hanging="360"/>
+      </w:pPr>
+    </w:lvl>
+    <w:lvl w:ilvl="4" w:tentative="1">
+      <w:start w:val="1"/>
+      <w:numFmt w:val="decimal"/>
+      <w:lvlText w:val="%5."/>
+      <w:lvlJc w:val="left"/>
+      <w:pPr>
+        <w:tabs>
+          <w:tab w:val="num" w:pos="3600"/>
+        </w:tabs>
+        <w:ind w:left="3600" w:hanging="360"/>
+      </w:pPr>
+    </w:lvl>
+    <w:lvl w:ilvl="5" w:tentative="1">
+      <w:start w:val="1"/>
+      <w:numFmt w:val="decimal"/>
+      <w:lvlText w:val="%6."/>
+      <w:lvlJc w:val="left"/>
+      <w:pPr>
+        <w:tabs>
+          <w:tab w:val="num" w:pos="4320"/>
+        </w:tabs>
+        <w:ind w:left="4320" w:hanging="360"/>
+      </w:pPr>
+    </w:lvl>
+    <w:lvl w:ilvl="6" w:tentative="1">
+      <w:start w:val="1"/>
+      <w:numFmt w:val="decimal"/>
+      <w:lvlText w:val="%7."/>
+      <w:lvlJc w:val="left"/>
+      <w:pPr>
+        <w:tabs>
+          <w:tab w:val="num" w:pos="5040"/>
+        </w:tabs>
+        <w:ind w:left="5040" w:hanging="360"/>
+      </w:pPr>
+    </w:lvl>
+    <w:lvl w:ilvl="7" w:tentative="1">
+      <w:start w:val="1"/>
+      <w:numFmt w:val="decimal"/>
+      <w:lvlText w:val="%8."/>
+      <w:lvlJc w:val="left"/>
+      <w:pPr>
+        <w:tabs>
+          <w:tab w:val="num" w:pos="5760"/>
+        </w:tabs>
+        <w:ind w:left="5760" w:hanging="360"/>
+      </w:pPr>
+    </w:lvl>
+    <w:lvl w:ilvl="8" w:tentative="1">
+      <w:start w:val="1"/>
+      <w:numFmt w:val="decimal"/>
+      <w:lvlText w:val="%9."/>
+      <w:lvlJc w:val="left"/>
+      <w:pPr>
+        <w:tabs>
+          <w:tab w:val="num" w:pos="6480"/>
+        </w:tabs>
+        <w:ind w:left="6480" w:hanging="360"/>
+      </w:pPr>
+    </w:lvl>
+  </w:abstractNum>
+  <w:abstractNum w:abstractNumId="23" w15:restartNumberingAfterBreak="0">
+    <w:nsid w:val="50C61115"/>
+    <w:multiLevelType w:val="multilevel"/>
+    <w:tmpl w:val="F78EB734"/>
+    <w:lvl w:ilvl="0">
+      <w:start w:val="1"/>
+      <w:numFmt w:val="decimal"/>
+      <w:lvlText w:val="%1."/>
+      <w:lvlJc w:val="left"/>
+      <w:pPr>
+        <w:tabs>
+          <w:tab w:val="num" w:pos="720"/>
+        </w:tabs>
+        <w:ind w:left="720" w:hanging="360"/>
+      </w:pPr>
+    </w:lvl>
+    <w:lvl w:ilvl="1">
+      <w:start w:val="1"/>
+      <w:numFmt w:val="bullet"/>
+      <w:lvlText w:val="o"/>
+      <w:lvlJc w:val="left"/>
+      <w:pPr>
+        <w:tabs>
+          <w:tab w:val="num" w:pos="1440"/>
+        </w:tabs>
+        <w:ind w:left="1440" w:hanging="360"/>
+      </w:pPr>
+      <w:rPr>
+        <w:rFonts w:ascii="Courier New" w:hAnsi="Courier New" w:hint="default"/>
+        <w:sz w:val="20"/>
+      </w:rPr>
+    </w:lvl>
+    <w:lvl w:ilvl="2" w:tentative="1">
+      <w:start w:val="1"/>
+      <w:numFmt w:val="decimal"/>
+      <w:lvlText w:val="%3."/>
+      <w:lvlJc w:val="left"/>
+      <w:pPr>
+        <w:tabs>
+          <w:tab w:val="num" w:pos="2160"/>
+        </w:tabs>
+        <w:ind w:left="2160" w:hanging="360"/>
+      </w:pPr>
+    </w:lvl>
+    <w:lvl w:ilvl="3" w:tentative="1">
+      <w:start w:val="1"/>
+      <w:numFmt w:val="decimal"/>
+      <w:lvlText w:val="%4."/>
+      <w:lvlJc w:val="left"/>
+      <w:pPr>
+        <w:tabs>
+          <w:tab w:val="num" w:pos="2880"/>
+        </w:tabs>
+        <w:ind w:left="2880" w:hanging="360"/>
+      </w:pPr>
+    </w:lvl>
+    <w:lvl w:ilvl="4" w:tentative="1">
+      <w:start w:val="1"/>
+      <w:numFmt w:val="decimal"/>
+      <w:lvlText w:val="%5."/>
+      <w:lvlJc w:val="left"/>
+      <w:pPr>
+        <w:tabs>
+          <w:tab w:val="num" w:pos="3600"/>
+        </w:tabs>
+        <w:ind w:left="3600" w:hanging="360"/>
+      </w:pPr>
+    </w:lvl>
+    <w:lvl w:ilvl="5" w:tentative="1">
+      <w:start w:val="1"/>
+      <w:numFmt w:val="decimal"/>
+      <w:lvlText w:val="%6."/>
+      <w:lvlJc w:val="left"/>
+      <w:pPr>
+        <w:tabs>
+          <w:tab w:val="num" w:pos="4320"/>
+        </w:tabs>
+        <w:ind w:left="4320" w:hanging="360"/>
+      </w:pPr>
+    </w:lvl>
+    <w:lvl w:ilvl="6" w:tentative="1">
+      <w:start w:val="1"/>
+      <w:numFmt w:val="decimal"/>
+      <w:lvlText w:val="%7."/>
+      <w:lvlJc w:val="left"/>
+      <w:pPr>
+        <w:tabs>
+          <w:tab w:val="num" w:pos="5040"/>
+        </w:tabs>
+        <w:ind w:left="5040" w:hanging="360"/>
+      </w:pPr>
+    </w:lvl>
+    <w:lvl w:ilvl="7" w:tentative="1">
+      <w:start w:val="1"/>
+      <w:numFmt w:val="decimal"/>
+      <w:lvlText w:val="%8."/>
+      <w:lvlJc w:val="left"/>
+      <w:pPr>
+        <w:tabs>
+          <w:tab w:val="num" w:pos="5760"/>
+        </w:tabs>
+        <w:ind w:left="5760" w:hanging="360"/>
+      </w:pPr>
+    </w:lvl>
+    <w:lvl w:ilvl="8" w:tentative="1">
+      <w:start w:val="1"/>
+      <w:numFmt w:val="decimal"/>
+      <w:lvlText w:val="%9."/>
+      <w:lvlJc w:val="left"/>
+      <w:pPr>
+        <w:tabs>
+          <w:tab w:val="num" w:pos="6480"/>
+        </w:tabs>
+        <w:ind w:left="6480" w:hanging="360"/>
+      </w:pPr>
+    </w:lvl>
+  </w:abstractNum>
+  <w:abstractNum w:abstractNumId="24" w15:restartNumberingAfterBreak="0">
     <w:nsid w:val="56FA08F1"/>
     <w:multiLevelType w:val="hybridMultilevel"/>
     <w:tmpl w:val="6D2EFD38"/>
@@ -15309,7 +18122,7 @@
       </w:rPr>
     </w:lvl>
   </w:abstractNum>
-  <w:abstractNum w:abstractNumId="20" w15:restartNumberingAfterBreak="0">
+  <w:abstractNum w:abstractNumId="25" w15:restartNumberingAfterBreak="0">
     <w:nsid w:val="590F527F"/>
     <w:multiLevelType w:val="multilevel"/>
     <w:tmpl w:val="0DAAA3B2"/>
@@ -15422,7 +18235,7 @@
       </w:pPr>
     </w:lvl>
   </w:abstractNum>
-  <w:abstractNum w:abstractNumId="21" w15:restartNumberingAfterBreak="0">
+  <w:abstractNum w:abstractNumId="26" w15:restartNumberingAfterBreak="0">
     <w:nsid w:val="5A583575"/>
     <w:multiLevelType w:val="hybridMultilevel"/>
     <w:tmpl w:val="30E0655E"/>
@@ -15535,7 +18348,7 @@
       </w:rPr>
     </w:lvl>
   </w:abstractNum>
-  <w:abstractNum w:abstractNumId="22" w15:restartNumberingAfterBreak="0">
+  <w:abstractNum w:abstractNumId="27" w15:restartNumberingAfterBreak="0">
     <w:nsid w:val="5DE14E1C"/>
     <w:multiLevelType w:val="multilevel"/>
     <w:tmpl w:val="892270BC"/>
@@ -15684,7 +18497,7 @@
       </w:rPr>
     </w:lvl>
   </w:abstractNum>
-  <w:abstractNum w:abstractNumId="23" w15:restartNumberingAfterBreak="0">
+  <w:abstractNum w:abstractNumId="28" w15:restartNumberingAfterBreak="0">
     <w:nsid w:val="65071A4E"/>
     <w:multiLevelType w:val="hybridMultilevel"/>
     <w:tmpl w:val="8FE492CC"/>
@@ -15824,7 +18637,156 @@
       </w:rPr>
     </w:lvl>
   </w:abstractNum>
-  <w:abstractNum w:abstractNumId="24" w15:restartNumberingAfterBreak="0">
+  <w:abstractNum w:abstractNumId="29" w15:restartNumberingAfterBreak="0">
+    <w:nsid w:val="669B169F"/>
+    <w:multiLevelType w:val="multilevel"/>
+    <w:tmpl w:val="046E58F4"/>
+    <w:lvl w:ilvl="0">
+      <w:start w:val="1"/>
+      <w:numFmt w:val="bullet"/>
+      <w:lvlText w:val=""/>
+      <w:lvlJc w:val="left"/>
+      <w:pPr>
+        <w:tabs>
+          <w:tab w:val="num" w:pos="720"/>
+        </w:tabs>
+        <w:ind w:left="720" w:hanging="360"/>
+      </w:pPr>
+      <w:rPr>
+        <w:rFonts w:ascii="Symbol" w:hAnsi="Symbol" w:hint="default"/>
+        <w:sz w:val="20"/>
+      </w:rPr>
+    </w:lvl>
+    <w:lvl w:ilvl="1" w:tentative="1">
+      <w:start w:val="1"/>
+      <w:numFmt w:val="bullet"/>
+      <w:lvlText w:val="o"/>
+      <w:lvlJc w:val="left"/>
+      <w:pPr>
+        <w:tabs>
+          <w:tab w:val="num" w:pos="1440"/>
+        </w:tabs>
+        <w:ind w:left="1440" w:hanging="360"/>
+      </w:pPr>
+      <w:rPr>
+        <w:rFonts w:ascii="Courier New" w:hAnsi="Courier New" w:hint="default"/>
+        <w:sz w:val="20"/>
+      </w:rPr>
+    </w:lvl>
+    <w:lvl w:ilvl="2" w:tentative="1">
+      <w:start w:val="1"/>
+      <w:numFmt w:val="bullet"/>
+      <w:lvlText w:val=""/>
+      <w:lvlJc w:val="left"/>
+      <w:pPr>
+        <w:tabs>
+          <w:tab w:val="num" w:pos="2160"/>
+        </w:tabs>
+        <w:ind w:left="2160" w:hanging="360"/>
+      </w:pPr>
+      <w:rPr>
+        <w:rFonts w:ascii="Wingdings" w:hAnsi="Wingdings" w:hint="default"/>
+        <w:sz w:val="20"/>
+      </w:rPr>
+    </w:lvl>
+    <w:lvl w:ilvl="3" w:tentative="1">
+      <w:start w:val="1"/>
+      <w:numFmt w:val="bullet"/>
+      <w:lvlText w:val=""/>
+      <w:lvlJc w:val="left"/>
+      <w:pPr>
+        <w:tabs>
+          <w:tab w:val="num" w:pos="2880"/>
+        </w:tabs>
+        <w:ind w:left="2880" w:hanging="360"/>
+      </w:pPr>
+      <w:rPr>
+        <w:rFonts w:ascii="Wingdings" w:hAnsi="Wingdings" w:hint="default"/>
+        <w:sz w:val="20"/>
+      </w:rPr>
+    </w:lvl>
+    <w:lvl w:ilvl="4" w:tentative="1">
+      <w:start w:val="1"/>
+      <w:numFmt w:val="bullet"/>
+      <w:lvlText w:val=""/>
+      <w:lvlJc w:val="left"/>
+      <w:pPr>
+        <w:tabs>
+          <w:tab w:val="num" w:pos="3600"/>
+        </w:tabs>
+        <w:ind w:left="3600" w:hanging="360"/>
+      </w:pPr>
+      <w:rPr>
+        <w:rFonts w:ascii="Wingdings" w:hAnsi="Wingdings" w:hint="default"/>
+        <w:sz w:val="20"/>
+      </w:rPr>
+    </w:lvl>
+    <w:lvl w:ilvl="5" w:tentative="1">
+      <w:start w:val="1"/>
+      <w:numFmt w:val="bullet"/>
+      <w:lvlText w:val=""/>
+      <w:lvlJc w:val="left"/>
+      <w:pPr>
+        <w:tabs>
+          <w:tab w:val="num" w:pos="4320"/>
+        </w:tabs>
+        <w:ind w:left="4320" w:hanging="360"/>
+      </w:pPr>
+      <w:rPr>
+        <w:rFonts w:ascii="Wingdings" w:hAnsi="Wingdings" w:hint="default"/>
+        <w:sz w:val="20"/>
+      </w:rPr>
+    </w:lvl>
+    <w:lvl w:ilvl="6" w:tentative="1">
+      <w:start w:val="1"/>
+      <w:numFmt w:val="bullet"/>
+      <w:lvlText w:val=""/>
+      <w:lvlJc w:val="left"/>
+      <w:pPr>
+        <w:tabs>
+          <w:tab w:val="num" w:pos="5040"/>
+        </w:tabs>
+        <w:ind w:left="5040" w:hanging="360"/>
+      </w:pPr>
+      <w:rPr>
+        <w:rFonts w:ascii="Wingdings" w:hAnsi="Wingdings" w:hint="default"/>
+        <w:sz w:val="20"/>
+      </w:rPr>
+    </w:lvl>
+    <w:lvl w:ilvl="7" w:tentative="1">
+      <w:start w:val="1"/>
+      <w:numFmt w:val="bullet"/>
+      <w:lvlText w:val=""/>
+      <w:lvlJc w:val="left"/>
+      <w:pPr>
+        <w:tabs>
+          <w:tab w:val="num" w:pos="5760"/>
+        </w:tabs>
+        <w:ind w:left="5760" w:hanging="360"/>
+      </w:pPr>
+      <w:rPr>
+        <w:rFonts w:ascii="Wingdings" w:hAnsi="Wingdings" w:hint="default"/>
+        <w:sz w:val="20"/>
+      </w:rPr>
+    </w:lvl>
+    <w:lvl w:ilvl="8" w:tentative="1">
+      <w:start w:val="1"/>
+      <w:numFmt w:val="bullet"/>
+      <w:lvlText w:val=""/>
+      <w:lvlJc w:val="left"/>
+      <w:pPr>
+        <w:tabs>
+          <w:tab w:val="num" w:pos="6480"/>
+        </w:tabs>
+        <w:ind w:left="6480" w:hanging="360"/>
+      </w:pPr>
+      <w:rPr>
+        <w:rFonts w:ascii="Wingdings" w:hAnsi="Wingdings" w:hint="default"/>
+        <w:sz w:val="20"/>
+      </w:rPr>
+    </w:lvl>
+  </w:abstractNum>
+  <w:abstractNum w:abstractNumId="30" w15:restartNumberingAfterBreak="0">
     <w:nsid w:val="6A06368A"/>
     <w:multiLevelType w:val="hybridMultilevel"/>
     <w:tmpl w:val="180604CC"/>
@@ -15964,7 +18926,156 @@
       </w:rPr>
     </w:lvl>
   </w:abstractNum>
-  <w:abstractNum w:abstractNumId="25" w15:restartNumberingAfterBreak="0">
+  <w:abstractNum w:abstractNumId="31" w15:restartNumberingAfterBreak="0">
+    <w:nsid w:val="6CC05299"/>
+    <w:multiLevelType w:val="multilevel"/>
+    <w:tmpl w:val="F6BE899C"/>
+    <w:lvl w:ilvl="0">
+      <w:start w:val="1"/>
+      <w:numFmt w:val="bullet"/>
+      <w:lvlText w:val=""/>
+      <w:lvlJc w:val="left"/>
+      <w:pPr>
+        <w:tabs>
+          <w:tab w:val="num" w:pos="720"/>
+        </w:tabs>
+        <w:ind w:left="720" w:hanging="360"/>
+      </w:pPr>
+      <w:rPr>
+        <w:rFonts w:ascii="Symbol" w:hAnsi="Symbol" w:hint="default"/>
+        <w:sz w:val="20"/>
+      </w:rPr>
+    </w:lvl>
+    <w:lvl w:ilvl="1" w:tentative="1">
+      <w:start w:val="1"/>
+      <w:numFmt w:val="bullet"/>
+      <w:lvlText w:val="o"/>
+      <w:lvlJc w:val="left"/>
+      <w:pPr>
+        <w:tabs>
+          <w:tab w:val="num" w:pos="1440"/>
+        </w:tabs>
+        <w:ind w:left="1440" w:hanging="360"/>
+      </w:pPr>
+      <w:rPr>
+        <w:rFonts w:ascii="Courier New" w:hAnsi="Courier New" w:hint="default"/>
+        <w:sz w:val="20"/>
+      </w:rPr>
+    </w:lvl>
+    <w:lvl w:ilvl="2" w:tentative="1">
+      <w:start w:val="1"/>
+      <w:numFmt w:val="bullet"/>
+      <w:lvlText w:val=""/>
+      <w:lvlJc w:val="left"/>
+      <w:pPr>
+        <w:tabs>
+          <w:tab w:val="num" w:pos="2160"/>
+        </w:tabs>
+        <w:ind w:left="2160" w:hanging="360"/>
+      </w:pPr>
+      <w:rPr>
+        <w:rFonts w:ascii="Wingdings" w:hAnsi="Wingdings" w:hint="default"/>
+        <w:sz w:val="20"/>
+      </w:rPr>
+    </w:lvl>
+    <w:lvl w:ilvl="3" w:tentative="1">
+      <w:start w:val="1"/>
+      <w:numFmt w:val="bullet"/>
+      <w:lvlText w:val=""/>
+      <w:lvlJc w:val="left"/>
+      <w:pPr>
+        <w:tabs>
+          <w:tab w:val="num" w:pos="2880"/>
+        </w:tabs>
+        <w:ind w:left="2880" w:hanging="360"/>
+      </w:pPr>
+      <w:rPr>
+        <w:rFonts w:ascii="Wingdings" w:hAnsi="Wingdings" w:hint="default"/>
+        <w:sz w:val="20"/>
+      </w:rPr>
+    </w:lvl>
+    <w:lvl w:ilvl="4" w:tentative="1">
+      <w:start w:val="1"/>
+      <w:numFmt w:val="bullet"/>
+      <w:lvlText w:val=""/>
+      <w:lvlJc w:val="left"/>
+      <w:pPr>
+        <w:tabs>
+          <w:tab w:val="num" w:pos="3600"/>
+        </w:tabs>
+        <w:ind w:left="3600" w:hanging="360"/>
+      </w:pPr>
+      <w:rPr>
+        <w:rFonts w:ascii="Wingdings" w:hAnsi="Wingdings" w:hint="default"/>
+        <w:sz w:val="20"/>
+      </w:rPr>
+    </w:lvl>
+    <w:lvl w:ilvl="5" w:tentative="1">
+      <w:start w:val="1"/>
+      <w:numFmt w:val="bullet"/>
+      <w:lvlText w:val=""/>
+      <w:lvlJc w:val="left"/>
+      <w:pPr>
+        <w:tabs>
+          <w:tab w:val="num" w:pos="4320"/>
+        </w:tabs>
+        <w:ind w:left="4320" w:hanging="360"/>
+      </w:pPr>
+      <w:rPr>
+        <w:rFonts w:ascii="Wingdings" w:hAnsi="Wingdings" w:hint="default"/>
+        <w:sz w:val="20"/>
+      </w:rPr>
+    </w:lvl>
+    <w:lvl w:ilvl="6" w:tentative="1">
+      <w:start w:val="1"/>
+      <w:numFmt w:val="bullet"/>
+      <w:lvlText w:val=""/>
+      <w:lvlJc w:val="left"/>
+      <w:pPr>
+        <w:tabs>
+          <w:tab w:val="num" w:pos="5040"/>
+        </w:tabs>
+        <w:ind w:left="5040" w:hanging="360"/>
+      </w:pPr>
+      <w:rPr>
+        <w:rFonts w:ascii="Wingdings" w:hAnsi="Wingdings" w:hint="default"/>
+        <w:sz w:val="20"/>
+      </w:rPr>
+    </w:lvl>
+    <w:lvl w:ilvl="7" w:tentative="1">
+      <w:start w:val="1"/>
+      <w:numFmt w:val="bullet"/>
+      <w:lvlText w:val=""/>
+      <w:lvlJc w:val="left"/>
+      <w:pPr>
+        <w:tabs>
+          <w:tab w:val="num" w:pos="5760"/>
+        </w:tabs>
+        <w:ind w:left="5760" w:hanging="360"/>
+      </w:pPr>
+      <w:rPr>
+        <w:rFonts w:ascii="Wingdings" w:hAnsi="Wingdings" w:hint="default"/>
+        <w:sz w:val="20"/>
+      </w:rPr>
+    </w:lvl>
+    <w:lvl w:ilvl="8" w:tentative="1">
+      <w:start w:val="1"/>
+      <w:numFmt w:val="bullet"/>
+      <w:lvlText w:val=""/>
+      <w:lvlJc w:val="left"/>
+      <w:pPr>
+        <w:tabs>
+          <w:tab w:val="num" w:pos="6480"/>
+        </w:tabs>
+        <w:ind w:left="6480" w:hanging="360"/>
+      </w:pPr>
+      <w:rPr>
+        <w:rFonts w:ascii="Wingdings" w:hAnsi="Wingdings" w:hint="default"/>
+        <w:sz w:val="20"/>
+      </w:rPr>
+    </w:lvl>
+  </w:abstractNum>
+  <w:abstractNum w:abstractNumId="32" w15:restartNumberingAfterBreak="0">
     <w:nsid w:val="708617C6"/>
     <w:multiLevelType w:val="hybridMultilevel"/>
     <w:tmpl w:val="A71A0A40"/>
@@ -16050,7 +19161,7 @@
       </w:pPr>
     </w:lvl>
   </w:abstractNum>
-  <w:abstractNum w:abstractNumId="26" w15:restartNumberingAfterBreak="0">
+  <w:abstractNum w:abstractNumId="33" w15:restartNumberingAfterBreak="0">
     <w:nsid w:val="760C07A8"/>
     <w:multiLevelType w:val="multilevel"/>
     <w:tmpl w:val="AAE20DFC"/>
@@ -16199,7 +19310,7 @@
       </w:rPr>
     </w:lvl>
   </w:abstractNum>
-  <w:abstractNum w:abstractNumId="27" w15:restartNumberingAfterBreak="0">
+  <w:abstractNum w:abstractNumId="34" w15:restartNumberingAfterBreak="0">
     <w:nsid w:val="7B2C2150"/>
     <w:multiLevelType w:val="hybridMultilevel"/>
     <w:tmpl w:val="0B9E1BA6"/>
@@ -16288,95 +19399,268 @@
       </w:pPr>
     </w:lvl>
   </w:abstractNum>
-  <w:num w:numId="1">
+  <w:abstractNum w:abstractNumId="35" w15:restartNumberingAfterBreak="0">
+    <w:nsid w:val="7BA00F6F"/>
+    <w:multiLevelType w:val="multilevel"/>
+    <w:tmpl w:val="ABBCD016"/>
+    <w:lvl w:ilvl="0">
+      <w:start w:val="1"/>
+      <w:numFmt w:val="bullet"/>
+      <w:lvlText w:val=""/>
+      <w:lvlJc w:val="left"/>
+      <w:pPr>
+        <w:tabs>
+          <w:tab w:val="num" w:pos="720"/>
+        </w:tabs>
+        <w:ind w:left="720" w:hanging="360"/>
+      </w:pPr>
+      <w:rPr>
+        <w:rFonts w:ascii="Symbol" w:hAnsi="Symbol" w:hint="default"/>
+        <w:sz w:val="20"/>
+      </w:rPr>
+    </w:lvl>
+    <w:lvl w:ilvl="1" w:tentative="1">
+      <w:start w:val="1"/>
+      <w:numFmt w:val="bullet"/>
+      <w:lvlText w:val="o"/>
+      <w:lvlJc w:val="left"/>
+      <w:pPr>
+        <w:tabs>
+          <w:tab w:val="num" w:pos="1440"/>
+        </w:tabs>
+        <w:ind w:left="1440" w:hanging="360"/>
+      </w:pPr>
+      <w:rPr>
+        <w:rFonts w:ascii="Courier New" w:hAnsi="Courier New" w:hint="default"/>
+        <w:sz w:val="20"/>
+      </w:rPr>
+    </w:lvl>
+    <w:lvl w:ilvl="2" w:tentative="1">
+      <w:start w:val="1"/>
+      <w:numFmt w:val="bullet"/>
+      <w:lvlText w:val=""/>
+      <w:lvlJc w:val="left"/>
+      <w:pPr>
+        <w:tabs>
+          <w:tab w:val="num" w:pos="2160"/>
+        </w:tabs>
+        <w:ind w:left="2160" w:hanging="360"/>
+      </w:pPr>
+      <w:rPr>
+        <w:rFonts w:ascii="Wingdings" w:hAnsi="Wingdings" w:hint="default"/>
+        <w:sz w:val="20"/>
+      </w:rPr>
+    </w:lvl>
+    <w:lvl w:ilvl="3" w:tentative="1">
+      <w:start w:val="1"/>
+      <w:numFmt w:val="bullet"/>
+      <w:lvlText w:val=""/>
+      <w:lvlJc w:val="left"/>
+      <w:pPr>
+        <w:tabs>
+          <w:tab w:val="num" w:pos="2880"/>
+        </w:tabs>
+        <w:ind w:left="2880" w:hanging="360"/>
+      </w:pPr>
+      <w:rPr>
+        <w:rFonts w:ascii="Wingdings" w:hAnsi="Wingdings" w:hint="default"/>
+        <w:sz w:val="20"/>
+      </w:rPr>
+    </w:lvl>
+    <w:lvl w:ilvl="4" w:tentative="1">
+      <w:start w:val="1"/>
+      <w:numFmt w:val="bullet"/>
+      <w:lvlText w:val=""/>
+      <w:lvlJc w:val="left"/>
+      <w:pPr>
+        <w:tabs>
+          <w:tab w:val="num" w:pos="3600"/>
+        </w:tabs>
+        <w:ind w:left="3600" w:hanging="360"/>
+      </w:pPr>
+      <w:rPr>
+        <w:rFonts w:ascii="Wingdings" w:hAnsi="Wingdings" w:hint="default"/>
+        <w:sz w:val="20"/>
+      </w:rPr>
+    </w:lvl>
+    <w:lvl w:ilvl="5" w:tentative="1">
+      <w:start w:val="1"/>
+      <w:numFmt w:val="bullet"/>
+      <w:lvlText w:val=""/>
+      <w:lvlJc w:val="left"/>
+      <w:pPr>
+        <w:tabs>
+          <w:tab w:val="num" w:pos="4320"/>
+        </w:tabs>
+        <w:ind w:left="4320" w:hanging="360"/>
+      </w:pPr>
+      <w:rPr>
+        <w:rFonts w:ascii="Wingdings" w:hAnsi="Wingdings" w:hint="default"/>
+        <w:sz w:val="20"/>
+      </w:rPr>
+    </w:lvl>
+    <w:lvl w:ilvl="6" w:tentative="1">
+      <w:start w:val="1"/>
+      <w:numFmt w:val="bullet"/>
+      <w:lvlText w:val=""/>
+      <w:lvlJc w:val="left"/>
+      <w:pPr>
+        <w:tabs>
+          <w:tab w:val="num" w:pos="5040"/>
+        </w:tabs>
+        <w:ind w:left="5040" w:hanging="360"/>
+      </w:pPr>
+      <w:rPr>
+        <w:rFonts w:ascii="Wingdings" w:hAnsi="Wingdings" w:hint="default"/>
+        <w:sz w:val="20"/>
+      </w:rPr>
+    </w:lvl>
+    <w:lvl w:ilvl="7" w:tentative="1">
+      <w:start w:val="1"/>
+      <w:numFmt w:val="bullet"/>
+      <w:lvlText w:val=""/>
+      <w:lvlJc w:val="left"/>
+      <w:pPr>
+        <w:tabs>
+          <w:tab w:val="num" w:pos="5760"/>
+        </w:tabs>
+        <w:ind w:left="5760" w:hanging="360"/>
+      </w:pPr>
+      <w:rPr>
+        <w:rFonts w:ascii="Wingdings" w:hAnsi="Wingdings" w:hint="default"/>
+        <w:sz w:val="20"/>
+      </w:rPr>
+    </w:lvl>
+    <w:lvl w:ilvl="8" w:tentative="1">
+      <w:start w:val="1"/>
+      <w:numFmt w:val="bullet"/>
+      <w:lvlText w:val=""/>
+      <w:lvlJc w:val="left"/>
+      <w:pPr>
+        <w:tabs>
+          <w:tab w:val="num" w:pos="6480"/>
+        </w:tabs>
+        <w:ind w:left="6480" w:hanging="360"/>
+      </w:pPr>
+      <w:rPr>
+        <w:rFonts w:ascii="Wingdings" w:hAnsi="Wingdings" w:hint="default"/>
+        <w:sz w:val="20"/>
+      </w:rPr>
+    </w:lvl>
+  </w:abstractNum>
+  <w:num w:numId="1" w16cid:durableId="12347127">
     <w:abstractNumId w:val="2"/>
   </w:num>
-  <w:num w:numId="2">
+  <w:num w:numId="2" w16cid:durableId="1161239482">
     <w:abstractNumId w:val="0"/>
   </w:num>
-  <w:num w:numId="3">
+  <w:num w:numId="3" w16cid:durableId="1273243810">
     <w:abstractNumId w:val="3"/>
   </w:num>
-  <w:num w:numId="4">
+  <w:num w:numId="4" w16cid:durableId="1535339089">
+    <w:abstractNumId w:val="28"/>
+  </w:num>
+  <w:num w:numId="5" w16cid:durableId="1399135944">
+    <w:abstractNumId w:val="1"/>
+  </w:num>
+  <w:num w:numId="6" w16cid:durableId="431433314">
+    <w:abstractNumId w:val="20"/>
+  </w:num>
+  <w:num w:numId="7" w16cid:durableId="574240011">
+    <w:abstractNumId w:val="21"/>
+  </w:num>
+  <w:num w:numId="8" w16cid:durableId="391277713">
+    <w:abstractNumId w:val="10"/>
+  </w:num>
+  <w:num w:numId="9" w16cid:durableId="2109155557">
+    <w:abstractNumId w:val="26"/>
+  </w:num>
+  <w:num w:numId="10" w16cid:durableId="1576741589">
+    <w:abstractNumId w:val="30"/>
+  </w:num>
+  <w:num w:numId="11" w16cid:durableId="520242813">
+    <w:abstractNumId w:val="24"/>
+  </w:num>
+  <w:num w:numId="12" w16cid:durableId="64032114">
+    <w:abstractNumId w:val="6"/>
+  </w:num>
+  <w:num w:numId="13" w16cid:durableId="77216397">
+    <w:abstractNumId w:val="32"/>
+  </w:num>
+  <w:num w:numId="14" w16cid:durableId="1550798939">
+    <w:abstractNumId w:val="19"/>
+  </w:num>
+  <w:num w:numId="15" w16cid:durableId="1306928465">
+    <w:abstractNumId w:val="34"/>
+  </w:num>
+  <w:num w:numId="16" w16cid:durableId="1578125842">
+    <w:abstractNumId w:val="14"/>
+  </w:num>
+  <w:num w:numId="17" w16cid:durableId="733431488">
+    <w:abstractNumId w:val="7"/>
+  </w:num>
+  <w:num w:numId="18" w16cid:durableId="1742950126">
+    <w:abstractNumId w:val="16"/>
+  </w:num>
+  <w:num w:numId="19" w16cid:durableId="288708154">
+    <w:abstractNumId w:val="27"/>
+  </w:num>
+  <w:num w:numId="20" w16cid:durableId="813566840">
+    <w:abstractNumId w:val="17"/>
+  </w:num>
+  <w:num w:numId="21" w16cid:durableId="116922895">
+    <w:abstractNumId w:val="18"/>
+  </w:num>
+  <w:num w:numId="22" w16cid:durableId="1819299066">
+    <w:abstractNumId w:val="25"/>
+  </w:num>
+  <w:num w:numId="23" w16cid:durableId="617487926">
+    <w:abstractNumId w:val="8"/>
+  </w:num>
+  <w:num w:numId="24" w16cid:durableId="432673867">
+    <w:abstractNumId w:val="11"/>
+  </w:num>
+  <w:num w:numId="25" w16cid:durableId="98842370">
+    <w:abstractNumId w:val="13"/>
+  </w:num>
+  <w:num w:numId="26" w16cid:durableId="349449654">
+    <w:abstractNumId w:val="33"/>
+  </w:num>
+  <w:num w:numId="27" w16cid:durableId="1938754224">
+    <w:abstractNumId w:val="5"/>
+  </w:num>
+  <w:num w:numId="28" w16cid:durableId="1988314864">
+    <w:abstractNumId w:val="4"/>
+  </w:num>
+  <w:num w:numId="29" w16cid:durableId="1619098798">
     <w:abstractNumId w:val="23"/>
   </w:num>
-  <w:num w:numId="5">
-    <w:abstractNumId w:val="1"/>
+  <w:num w:numId="30" w16cid:durableId="1995600737">
+    <w:abstractNumId w:val="29"/>
   </w:num>
-  <w:num w:numId="6">
-    <w:abstractNumId w:val="17"/>
-  </w:num>
-  <w:num w:numId="7">
-    <w:abstractNumId w:val="18"/>
-  </w:num>
-  <w:num w:numId="8">
+  <w:num w:numId="31" w16cid:durableId="1514028975">
     <w:abstractNumId w:val="9"/>
   </w:num>
-  <w:num w:numId="9">
-    <w:abstractNumId w:val="21"/>
+  <w:num w:numId="32" w16cid:durableId="1447460526">
+    <w:abstractNumId w:val="22"/>
   </w:num>
-  <w:num w:numId="10">
-    <w:abstractNumId w:val="24"/>
+  <w:num w:numId="33" w16cid:durableId="678044296">
+    <w:abstractNumId w:val="15"/>
   </w:num>
-  <w:num w:numId="11">
-    <w:abstractNumId w:val="19"/>
+  <w:num w:numId="34" w16cid:durableId="1514608252">
+    <w:abstractNumId w:val="31"/>
   </w:num>
-  <w:num w:numId="12">
-    <w:abstractNumId w:val="6"/>
-  </w:num>
-  <w:num w:numId="13">
-    <w:abstractNumId w:val="25"/>
-  </w:num>
-  <w:num w:numId="14">
-    <w:abstractNumId w:val="16"/>
-  </w:num>
-  <w:num w:numId="15">
-    <w:abstractNumId w:val="27"/>
-  </w:num>
-  <w:num w:numId="16">
+  <w:num w:numId="35" w16cid:durableId="712271851">
     <w:abstractNumId w:val="12"/>
   </w:num>
-  <w:num w:numId="17">
-    <w:abstractNumId w:val="7"/>
-  </w:num>
-  <w:num w:numId="18">
-    <w:abstractNumId w:val="13"/>
-  </w:num>
-  <w:num w:numId="19">
-    <w:abstractNumId w:val="22"/>
-  </w:num>
-  <w:num w:numId="20">
-    <w:abstractNumId w:val="14"/>
-  </w:num>
-  <w:num w:numId="21">
-    <w:abstractNumId w:val="15"/>
-  </w:num>
-  <w:num w:numId="22">
-    <w:abstractNumId w:val="20"/>
-  </w:num>
-  <w:num w:numId="23">
-    <w:abstractNumId w:val="8"/>
-  </w:num>
-  <w:num w:numId="24">
-    <w:abstractNumId w:val="10"/>
-  </w:num>
-  <w:num w:numId="25">
-    <w:abstractNumId w:val="11"/>
-  </w:num>
-  <w:num w:numId="26">
-    <w:abstractNumId w:val="26"/>
-  </w:num>
-  <w:num w:numId="27">
-    <w:abstractNumId w:val="5"/>
-  </w:num>
-  <w:num w:numId="28">
-    <w:abstractNumId w:val="4"/>
+  <w:num w:numId="36" w16cid:durableId="1271278785">
+    <w:abstractNumId w:val="35"/>
   </w:num>
 </w:numbering>
 </file>
 
 <file path=word/styles.xml><?xml version="1.0" encoding="utf-8"?>
-<w:styles xmlns:mc="http://schemas.openxmlformats.org/markup-compatibility/2006" xmlns:r="http://schemas.openxmlformats.org/officeDocument/2006/relationships" xmlns:w="http://schemas.openxmlformats.org/wordprocessingml/2006/main" xmlns:w14="http://schemas.microsoft.com/office/word/2010/wordml" xmlns:w15="http://schemas.microsoft.com/office/word/2012/wordml" xmlns:w16se="http://schemas.microsoft.com/office/word/2015/wordml/symex" mc:Ignorable="w14 w15 w16se">
+<w:styles xmlns:mc="http://schemas.openxmlformats.org/markup-compatibility/2006" xmlns:r="http://schemas.openxmlformats.org/officeDocument/2006/relationships" xmlns:w="http://schemas.openxmlformats.org/wordprocessingml/2006/main" xmlns:w14="http://schemas.microsoft.com/office/word/2010/wordml" xmlns:w15="http://schemas.microsoft.com/office/word/2012/wordml" xmlns:w16cex="http://schemas.microsoft.com/office/word/2018/wordml/cex" xmlns:w16cid="http://schemas.microsoft.com/office/word/2016/wordml/cid" xmlns:w16="http://schemas.microsoft.com/office/word/2018/wordml" xmlns:w16du="http://schemas.microsoft.com/office/word/2023/wordml/word16du" xmlns:w16sdtdh="http://schemas.microsoft.com/office/word/2020/wordml/sdtdatahash" xmlns:w16sdtfl="http://schemas.microsoft.com/office/word/2024/wordml/sdtformatlock" xmlns:w16se="http://schemas.microsoft.com/office/word/2015/wordml/symex" mc:Ignorable="w14 w15 w16se w16cid w16 w16cex w16sdtdh w16sdtfl w16du">
   <w:docDefaults>
     <w:rPrDefault>
       <w:rPr>
@@ -16392,7 +19676,7 @@
       </w:pPr>
     </w:pPrDefault>
   </w:docDefaults>
-  <w:latentStyles w:defLockedState="0" w:defUIPriority="99" w:defSemiHidden="0" w:defUnhideWhenUsed="0" w:defQFormat="0" w:count="371">
+  <w:latentStyles w:defLockedState="0" w:defUIPriority="99" w:defSemiHidden="0" w:defUnhideWhenUsed="0" w:defQFormat="0" w:count="376">
     <w:lsdException w:name="Normal" w:uiPriority="0" w:qFormat="1"/>
     <w:lsdException w:name="heading 1" w:uiPriority="9" w:qFormat="1"/>
     <w:lsdException w:name="heading 2" w:semiHidden="1" w:uiPriority="9" w:unhideWhenUsed="1" w:qFormat="1"/>
@@ -16764,6 +20048,11 @@
     <w:lsdException w:name="List Table 5 Dark Accent 6" w:uiPriority="50"/>
     <w:lsdException w:name="List Table 6 Colorful Accent 6" w:uiPriority="51"/>
     <w:lsdException w:name="List Table 7 Colorful Accent 6" w:uiPriority="52"/>
+    <w:lsdException w:name="Mention" w:semiHidden="1" w:unhideWhenUsed="1"/>
+    <w:lsdException w:name="Smart Hyperlink" w:semiHidden="1" w:unhideWhenUsed="1"/>
+    <w:lsdException w:name="Hashtag" w:semiHidden="1" w:unhideWhenUsed="1"/>
+    <w:lsdException w:name="Unresolved Mention" w:semiHidden="1" w:unhideWhenUsed="1"/>
+    <w:lsdException w:name="Smart Link" w:semiHidden="1" w:unhideWhenUsed="1"/>
   </w:latentStyles>
   <w:style w:type="paragraph" w:default="1" w:styleId="a">
     <w:name w:val="Normal"/>
@@ -16779,10 +20068,30 @@
       <w:lang w:eastAsia="ru-RU"/>
     </w:rPr>
   </w:style>
+  <w:style w:type="paragraph" w:styleId="1">
+    <w:name w:val="heading 1"/>
+    <w:basedOn w:val="a"/>
+    <w:next w:val="a"/>
+    <w:link w:val="10"/>
+    <w:uiPriority w:val="9"/>
+    <w:qFormat/>
+    <w:rsid w:val="008A5FE6"/>
+    <w:pPr>
+      <w:keepNext/>
+      <w:keepLines/>
+      <w:spacing w:before="240"/>
+      <w:outlineLvl w:val="0"/>
+    </w:pPr>
+    <w:rPr>
+      <w:rFonts w:asciiTheme="majorHAnsi" w:eastAsiaTheme="majorEastAsia" w:hAnsiTheme="majorHAnsi" w:cstheme="majorBidi"/>
+      <w:color w:val="2E74B5" w:themeColor="accent1" w:themeShade="BF"/>
+      <w:sz w:val="32"/>
+      <w:szCs w:val="32"/>
+    </w:rPr>
+  </w:style>
   <w:style w:type="character" w:default="1" w:styleId="a0">
     <w:name w:val="Default Paragraph Font"/>
     <w:uiPriority w:val="1"/>
-    <w:semiHidden/>
     <w:unhideWhenUsed/>
   </w:style>
   <w:style w:type="table" w:default="1" w:styleId="a1">
@@ -16848,7 +20157,7 @@
       <w:u w:val="single"/>
     </w:rPr>
   </w:style>
-  <w:style w:type="paragraph" w:styleId="1">
+  <w:style w:type="paragraph" w:styleId="11">
     <w:name w:val="toc 1"/>
     <w:basedOn w:val="a"/>
     <w:next w:val="a"/>
@@ -16866,8 +20175,8 @@
       <w:lang w:eastAsia="zh-CN"/>
     </w:rPr>
   </w:style>
-  <w:style w:type="character" w:customStyle="1" w:styleId="UnresolvedMention">
-    <w:name w:val="Unresolved Mention"/>
+  <w:style w:type="character" w:customStyle="1" w:styleId="12">
+    <w:name w:val="Неразрешенное упоминание1"/>
     <w:basedOn w:val="a0"/>
     <w:uiPriority w:val="99"/>
     <w:semiHidden/>
@@ -16967,6 +20276,44 @@
       <w:rFonts w:ascii="Times New Roman" w:eastAsia="Times New Roman" w:hAnsi="Times New Roman" w:cs="Times New Roman"/>
       <w:sz w:val="24"/>
       <w:szCs w:val="24"/>
+      <w:lang w:eastAsia="ru-RU"/>
+    </w:rPr>
+  </w:style>
+  <w:style w:type="character" w:styleId="ad">
+    <w:name w:val="Unresolved Mention"/>
+    <w:basedOn w:val="a0"/>
+    <w:uiPriority w:val="99"/>
+    <w:semiHidden/>
+    <w:unhideWhenUsed/>
+    <w:rsid w:val="00124622"/>
+    <w:rPr>
+      <w:color w:val="605E5C"/>
+      <w:shd w:val="clear" w:color="auto" w:fill="E1DFDD"/>
+    </w:rPr>
+  </w:style>
+  <w:style w:type="character" w:styleId="ae">
+    <w:name w:val="FollowedHyperlink"/>
+    <w:basedOn w:val="a0"/>
+    <w:uiPriority w:val="99"/>
+    <w:semiHidden/>
+    <w:unhideWhenUsed/>
+    <w:rsid w:val="008A5FE6"/>
+    <w:rPr>
+      <w:color w:val="954F72" w:themeColor="followedHyperlink"/>
+      <w:u w:val="single"/>
+    </w:rPr>
+  </w:style>
+  <w:style w:type="character" w:customStyle="1" w:styleId="10">
+    <w:name w:val="Заголовок 1 Знак"/>
+    <w:basedOn w:val="a0"/>
+    <w:link w:val="1"/>
+    <w:uiPriority w:val="9"/>
+    <w:rsid w:val="008A5FE6"/>
+    <w:rPr>
+      <w:rFonts w:asciiTheme="majorHAnsi" w:eastAsiaTheme="majorEastAsia" w:hAnsiTheme="majorHAnsi" w:cstheme="majorBidi"/>
+      <w:color w:val="2E74B5" w:themeColor="accent1" w:themeShade="BF"/>
+      <w:sz w:val="32"/>
+      <w:szCs w:val="32"/>
       <w:lang w:eastAsia="ru-RU"/>
     </w:rPr>
   </w:style>
